--- a/shared/task8/description.docx
+++ b/shared/task8/description.docx
@@ -244,7 +244,7 @@
         <mc:AlternateContent>
           <mc:Choice Requires="wps">
             <w:drawing>
-              <wp:anchor distT="0" distB="0" distL="114300" distR="114300" simplePos="0" relativeHeight="251660288" behindDoc="0" locked="0" layoutInCell="1" allowOverlap="1">
+              <wp:anchor distT="0" distB="0" distL="114300" distR="114300" simplePos="0" relativeHeight="251610112" behindDoc="0" locked="0" layoutInCell="1" allowOverlap="1">
                 <wp:simplePos x="0" y="0"/>
                 <wp:positionH relativeFrom="column">
                   <wp:posOffset>-121873</wp:posOffset>
@@ -318,7 +318,7 @@
         <mc:AlternateContent>
           <mc:Choice Requires="wps">
             <w:drawing>
-              <wp:anchor distT="0" distB="0" distL="114300" distR="114300" simplePos="0" relativeHeight="251661312" behindDoc="0" locked="0" layoutInCell="1" allowOverlap="1">
+              <wp:anchor distT="0" distB="0" distL="114300" distR="114300" simplePos="0" relativeHeight="251611136" behindDoc="0" locked="0" layoutInCell="1" allowOverlap="1">
                 <wp:simplePos x="0" y="0"/>
                 <wp:positionH relativeFrom="column">
                   <wp:posOffset>104898</wp:posOffset>
@@ -414,7 +414,7 @@
         <mc:AlternateContent>
           <mc:Choice Requires="wps">
             <w:drawing>
-              <wp:anchor distT="0" distB="0" distL="114300" distR="114300" simplePos="0" relativeHeight="251623424" behindDoc="0" locked="0" layoutInCell="1" allowOverlap="1" wp14:anchorId="17C6FE03" wp14:editId="480B8212">
+              <wp:anchor distT="0" distB="0" distL="114300" distR="114300" simplePos="0" relativeHeight="251608064" behindDoc="0" locked="0" layoutInCell="1" allowOverlap="1" wp14:anchorId="17C6FE03" wp14:editId="480B8212">
                 <wp:simplePos x="0" y="0"/>
                 <wp:positionH relativeFrom="column">
                   <wp:posOffset>2377215</wp:posOffset>
@@ -478,7 +478,7 @@
         <mc:AlternateContent>
           <mc:Choice Requires="wps">
             <w:drawing>
-              <wp:anchor distT="0" distB="0" distL="114300" distR="114300" simplePos="0" relativeHeight="251611136" behindDoc="0" locked="0" layoutInCell="1" allowOverlap="1">
+              <wp:anchor distT="0" distB="0" distL="114300" distR="114300" simplePos="0" relativeHeight="251607040" behindDoc="0" locked="0" layoutInCell="1" allowOverlap="1">
                 <wp:simplePos x="0" y="0"/>
                 <wp:positionH relativeFrom="column">
                   <wp:posOffset>2348288</wp:posOffset>
@@ -542,7 +542,7 @@
         <mc:AlternateContent>
           <mc:Choice Requires="wps">
             <w:drawing>
-              <wp:anchor distT="0" distB="0" distL="114300" distR="114300" simplePos="0" relativeHeight="251590656" behindDoc="0" locked="0" layoutInCell="1" allowOverlap="1">
+              <wp:anchor distT="0" distB="0" distL="114300" distR="114300" simplePos="0" relativeHeight="251606016" behindDoc="0" locked="0" layoutInCell="1" allowOverlap="1">
                 <wp:simplePos x="0" y="0"/>
                 <wp:positionH relativeFrom="column">
                   <wp:posOffset>93026</wp:posOffset>
@@ -634,7 +634,7 @@
         <mc:AlternateContent>
           <mc:Choice Requires="wps">
             <w:drawing>
-              <wp:anchor distT="0" distB="0" distL="114300" distR="114300" simplePos="0" relativeHeight="251686912" behindDoc="0" locked="0" layoutInCell="1" allowOverlap="1">
+              <wp:anchor distT="0" distB="0" distL="114300" distR="114300" simplePos="0" relativeHeight="251634688" behindDoc="0" locked="0" layoutInCell="1" allowOverlap="1">
                 <wp:simplePos x="0" y="0"/>
                 <wp:positionH relativeFrom="column">
                   <wp:posOffset>170976</wp:posOffset>
@@ -730,7 +730,7 @@
         <mc:AlternateContent>
           <mc:Choice Requires="wps">
             <w:drawing>
-              <wp:anchor distT="0" distB="0" distL="114300" distR="114300" simplePos="0" relativeHeight="251678720" behindDoc="0" locked="0" layoutInCell="1" allowOverlap="1">
+              <wp:anchor distT="0" distB="0" distL="114300" distR="114300" simplePos="0" relativeHeight="251627520" behindDoc="0" locked="0" layoutInCell="1" allowOverlap="1">
                 <wp:simplePos x="0" y="0"/>
                 <wp:positionH relativeFrom="column">
                   <wp:posOffset>1186180</wp:posOffset>
@@ -826,7 +826,7 @@
         <mc:AlternateContent>
           <mc:Choice Requires="wps">
             <w:drawing>
-              <wp:anchor distT="0" distB="0" distL="114300" distR="114300" simplePos="0" relativeHeight="251671552" behindDoc="0" locked="0" layoutInCell="1" allowOverlap="1">
+              <wp:anchor distT="0" distB="0" distL="114300" distR="114300" simplePos="0" relativeHeight="251621376" behindDoc="0" locked="0" layoutInCell="1" allowOverlap="1">
                 <wp:simplePos x="0" y="0"/>
                 <wp:positionH relativeFrom="column">
                   <wp:posOffset>1164590</wp:posOffset>
@@ -898,7 +898,7 @@
         <mc:AlternateContent>
           <mc:Choice Requires="wps">
             <w:drawing>
-              <wp:anchor distT="0" distB="0" distL="114300" distR="114300" simplePos="0" relativeHeight="251670528" behindDoc="0" locked="0" layoutInCell="1" allowOverlap="1">
+              <wp:anchor distT="0" distB="0" distL="114300" distR="114300" simplePos="0" relativeHeight="251620352" behindDoc="0" locked="0" layoutInCell="1" allowOverlap="1">
                 <wp:simplePos x="0" y="0"/>
                 <wp:positionH relativeFrom="column">
                   <wp:posOffset>403225</wp:posOffset>
@@ -1057,7 +1057,7 @@
                                     </pic:cNvPicPr>
                                   </pic:nvPicPr>
                                   <pic:blipFill>
-                                    <a:blip r:embed="rId4">
+                                    <a:blip r:embed="rId5">
                                       <a:extLst>
                                         <a:ext uri="{28A0092B-C50C-407E-A947-70E740481C1C}">
                                           <a14:useLocalDpi xmlns:a14="http://schemas.microsoft.com/office/drawing/2010/main" val="0"/>
@@ -1104,7 +1104,7 @@
         <mc:AlternateContent>
           <mc:Choice Requires="wps">
             <w:drawing>
-              <wp:anchor distT="0" distB="0" distL="114300" distR="114300" simplePos="0" relativeHeight="251667456" behindDoc="0" locked="0" layoutInCell="1" allowOverlap="1">
+              <wp:anchor distT="0" distB="0" distL="114300" distR="114300" simplePos="0" relativeHeight="251617280" behindDoc="0" locked="0" layoutInCell="1" allowOverlap="1">
                 <wp:simplePos x="0" y="0"/>
                 <wp:positionH relativeFrom="column">
                   <wp:posOffset>279400</wp:posOffset>
@@ -1295,7 +1295,7 @@
                                     </pic:cNvPicPr>
                                   </pic:nvPicPr>
                                   <pic:blipFill>
-                                    <a:blip r:embed="rId4">
+                                    <a:blip r:embed="rId5">
                                       <a:extLst>
                                         <a:ext uri="{28A0092B-C50C-407E-A947-70E740481C1C}">
                                           <a14:useLocalDpi xmlns:a14="http://schemas.microsoft.com/office/drawing/2010/main" val="0"/>
@@ -1342,7 +1342,7 @@
         <mc:AlternateContent>
           <mc:Choice Requires="wps">
             <w:drawing>
-              <wp:anchor distT="0" distB="0" distL="114300" distR="114300" simplePos="0" relativeHeight="251665408" behindDoc="0" locked="0" layoutInCell="1" allowOverlap="1">
+              <wp:anchor distT="0" distB="0" distL="114300" distR="114300" simplePos="0" relativeHeight="251615232" behindDoc="0" locked="0" layoutInCell="1" allowOverlap="1">
                 <wp:simplePos x="0" y="0"/>
                 <wp:positionH relativeFrom="column">
                   <wp:posOffset>279400</wp:posOffset>
@@ -1470,7 +1470,7 @@
         <mc:AlternateContent>
           <mc:Choice Requires="wps">
             <w:drawing>
-              <wp:anchor distT="0" distB="0" distL="114300" distR="114300" simplePos="0" relativeHeight="251664384" behindDoc="0" locked="0" layoutInCell="1" allowOverlap="1">
+              <wp:anchor distT="0" distB="0" distL="114300" distR="114300" simplePos="0" relativeHeight="251614208" behindDoc="0" locked="0" layoutInCell="1" allowOverlap="1">
                 <wp:simplePos x="0" y="0"/>
                 <wp:positionH relativeFrom="column">
                   <wp:posOffset>271780</wp:posOffset>
@@ -1566,7 +1566,7 @@
         <mc:AlternateContent>
           <mc:Choice Requires="wps">
             <w:drawing>
-              <wp:anchor distT="0" distB="0" distL="114300" distR="114300" simplePos="0" relativeHeight="251663360" behindDoc="0" locked="0" layoutInCell="1" allowOverlap="1">
+              <wp:anchor distT="0" distB="0" distL="114300" distR="114300" simplePos="0" relativeHeight="251613184" behindDoc="0" locked="0" layoutInCell="1" allowOverlap="1">
                 <wp:simplePos x="0" y="0"/>
                 <wp:positionH relativeFrom="column">
                   <wp:posOffset>301463</wp:posOffset>
@@ -1638,7 +1638,7 @@
         <mc:AlternateContent>
           <mc:Choice Requires="wps">
             <w:drawing>
-              <wp:anchor distT="0" distB="0" distL="114300" distR="114300" simplePos="0" relativeHeight="251662336" behindDoc="0" locked="0" layoutInCell="1" allowOverlap="1">
+              <wp:anchor distT="0" distB="0" distL="114300" distR="114300" simplePos="0" relativeHeight="251612160" behindDoc="0" locked="0" layoutInCell="1" allowOverlap="1">
                 <wp:simplePos x="0" y="0"/>
                 <wp:positionH relativeFrom="column">
                   <wp:posOffset>156105</wp:posOffset>
@@ -1710,7 +1710,7 @@
         <mc:AlternateContent>
           <mc:Choice Requires="wps">
             <w:drawing>
-              <wp:anchor distT="0" distB="0" distL="114300" distR="114300" simplePos="0" relativeHeight="251673600" behindDoc="0" locked="0" layoutInCell="1" allowOverlap="1">
+              <wp:anchor distT="0" distB="0" distL="114300" distR="114300" simplePos="0" relativeHeight="251622400" behindDoc="0" locked="0" layoutInCell="1" allowOverlap="1">
                 <wp:simplePos x="0" y="0"/>
                 <wp:positionH relativeFrom="column">
                   <wp:posOffset>2357980</wp:posOffset>
@@ -1802,7 +1802,7 @@
         <mc:AlternateContent>
           <mc:Choice Requires="wps">
             <w:drawing>
-              <wp:anchor distT="0" distB="0" distL="114300" distR="114300" simplePos="0" relativeHeight="251738112" behindDoc="0" locked="0" layoutInCell="1" allowOverlap="1">
+              <wp:anchor distT="0" distB="0" distL="114300" distR="114300" simplePos="0" relativeHeight="251676672" behindDoc="0" locked="0" layoutInCell="1" allowOverlap="1">
                 <wp:simplePos x="0" y="0"/>
                 <wp:positionH relativeFrom="column">
                   <wp:posOffset>2396138</wp:posOffset>
@@ -1873,7 +1873,7 @@
         <mc:AlternateContent>
           <mc:Choice Requires="wps">
             <w:drawing>
-              <wp:anchor distT="0" distB="0" distL="114300" distR="114300" simplePos="0" relativeHeight="251666432" behindDoc="0" locked="0" layoutInCell="1" allowOverlap="1">
+              <wp:anchor distT="0" distB="0" distL="114300" distR="114300" simplePos="0" relativeHeight="251616256" behindDoc="0" locked="0" layoutInCell="1" allowOverlap="1">
                 <wp:simplePos x="0" y="0"/>
                 <wp:positionH relativeFrom="column">
                   <wp:posOffset>279873</wp:posOffset>
@@ -1959,7 +1959,7 @@
                                           </pic:cNvPicPr>
                                         </pic:nvPicPr>
                                         <pic:blipFill>
-                                          <a:blip r:embed="rId4">
+                                          <a:blip r:embed="rId5">
                                             <a:extLst>
                                               <a:ext uri="{28A0092B-C50C-407E-A947-70E740481C1C}">
                                                 <a14:useLocalDpi xmlns:a14="http://schemas.microsoft.com/office/drawing/2010/main" val="0"/>
@@ -2064,7 +2064,7 @@
                                     </pic:cNvPicPr>
                                   </pic:nvPicPr>
                                   <pic:blipFill>
-                                    <a:blip r:embed="rId4">
+                                    <a:blip r:embed="rId5">
                                       <a:extLst>
                                         <a:ext uri="{28A0092B-C50C-407E-A947-70E740481C1C}">
                                           <a14:useLocalDpi xmlns:a14="http://schemas.microsoft.com/office/drawing/2010/main" val="0"/>
@@ -2111,7 +2111,7 @@
         <mc:AlternateContent>
           <mc:Choice Requires="wps">
             <w:drawing>
-              <wp:anchor distT="0" distB="0" distL="114300" distR="114300" simplePos="0" relativeHeight="251674624" behindDoc="0" locked="0" layoutInCell="1" allowOverlap="1">
+              <wp:anchor distT="0" distB="0" distL="114300" distR="114300" simplePos="0" relativeHeight="251623424" behindDoc="0" locked="0" layoutInCell="1" allowOverlap="1">
                 <wp:simplePos x="0" y="0"/>
                 <wp:positionH relativeFrom="column">
                   <wp:posOffset>2379926</wp:posOffset>
@@ -2183,7 +2183,7 @@
         <mc:AlternateContent>
           <mc:Choice Requires="wps">
             <w:drawing>
-              <wp:anchor distT="0" distB="0" distL="114300" distR="114300" simplePos="0" relativeHeight="251675648" behindDoc="0" locked="0" layoutInCell="1" allowOverlap="1">
+              <wp:anchor distT="0" distB="0" distL="114300" distR="114300" simplePos="0" relativeHeight="251624448" behindDoc="0" locked="0" layoutInCell="1" allowOverlap="1">
                 <wp:simplePos x="0" y="0"/>
                 <wp:positionH relativeFrom="column">
                   <wp:posOffset>2423817</wp:posOffset>
@@ -2300,7 +2300,7 @@
         <mc:AlternateContent>
           <mc:Choice Requires="wps">
             <w:drawing>
-              <wp:anchor distT="0" distB="0" distL="114300" distR="114300" simplePos="0" relativeHeight="251668480" behindDoc="0" locked="0" layoutInCell="1" allowOverlap="1">
+              <wp:anchor distT="0" distB="0" distL="114300" distR="114300" simplePos="0" relativeHeight="251618304" behindDoc="0" locked="0" layoutInCell="1" allowOverlap="1">
                 <wp:simplePos x="0" y="0"/>
                 <wp:positionH relativeFrom="column">
                   <wp:posOffset>286858</wp:posOffset>
@@ -2390,7 +2390,7 @@
                                           </pic:cNvPicPr>
                                         </pic:nvPicPr>
                                         <pic:blipFill>
-                                          <a:blip r:embed="rId4">
+                                          <a:blip r:embed="rId5">
                                             <a:extLst>
                                               <a:ext uri="{28A0092B-C50C-407E-A947-70E740481C1C}">
                                                 <a14:useLocalDpi xmlns:a14="http://schemas.microsoft.com/office/drawing/2010/main" val="0"/>
@@ -2499,7 +2499,7 @@
                                     </pic:cNvPicPr>
                                   </pic:nvPicPr>
                                   <pic:blipFill>
-                                    <a:blip r:embed="rId4">
+                                    <a:blip r:embed="rId5">
                                       <a:extLst>
                                         <a:ext uri="{28A0092B-C50C-407E-A947-70E740481C1C}">
                                           <a14:useLocalDpi xmlns:a14="http://schemas.microsoft.com/office/drawing/2010/main" val="0"/>
@@ -2546,7 +2546,7 @@
         <mc:AlternateContent>
           <mc:Choice Requires="wps">
             <w:drawing>
-              <wp:anchor distT="0" distB="0" distL="114300" distR="114300" simplePos="0" relativeHeight="251676672" behindDoc="0" locked="0" layoutInCell="1" allowOverlap="1">
+              <wp:anchor distT="0" distB="0" distL="114300" distR="114300" simplePos="0" relativeHeight="251625472" behindDoc="0" locked="0" layoutInCell="1" allowOverlap="1">
                 <wp:simplePos x="0" y="0"/>
                 <wp:positionH relativeFrom="column">
                   <wp:posOffset>2416502</wp:posOffset>
@@ -2674,7 +2674,7 @@
         <mc:AlternateContent>
           <mc:Choice Requires="wps">
             <w:drawing>
-              <wp:anchor distT="0" distB="0" distL="114300" distR="114300" simplePos="0" relativeHeight="251677696" behindDoc="0" locked="0" layoutInCell="1" allowOverlap="1">
+              <wp:anchor distT="0" distB="0" distL="114300" distR="114300" simplePos="0" relativeHeight="251626496" behindDoc="0" locked="0" layoutInCell="1" allowOverlap="1">
                 <wp:simplePos x="0" y="0"/>
                 <wp:positionH relativeFrom="column">
                   <wp:posOffset>2423817</wp:posOffset>
@@ -2805,7 +2805,7 @@
         <mc:AlternateContent>
           <mc:Choice Requires="wps">
             <w:drawing>
-              <wp:anchor distT="0" distB="0" distL="114300" distR="114300" simplePos="0" relativeHeight="251669504" behindDoc="0" locked="0" layoutInCell="1" allowOverlap="1">
+              <wp:anchor distT="0" distB="0" distL="114300" distR="114300" simplePos="0" relativeHeight="251619328" behindDoc="0" locked="0" layoutInCell="1" allowOverlap="1">
                 <wp:simplePos x="0" y="0"/>
                 <wp:positionH relativeFrom="column">
                   <wp:posOffset>396713</wp:posOffset>
@@ -2891,7 +2891,7 @@
         <mc:AlternateContent>
           <mc:Choice Requires="wps">
             <w:drawing>
-              <wp:anchor distT="0" distB="0" distL="114300" distR="114300" simplePos="0" relativeHeight="251679744" behindDoc="0" locked="0" layoutInCell="1" allowOverlap="1">
+              <wp:anchor distT="0" distB="0" distL="114300" distR="114300" simplePos="0" relativeHeight="251628544" behindDoc="0" locked="0" layoutInCell="1" allowOverlap="1">
                 <wp:simplePos x="0" y="0"/>
                 <wp:positionH relativeFrom="column">
                   <wp:posOffset>2350665</wp:posOffset>
@@ -2983,7 +2983,7 @@
         <mc:AlternateContent>
           <mc:Choice Requires="wps">
             <w:drawing>
-              <wp:anchor distT="0" distB="0" distL="114300" distR="114300" simplePos="0" relativeHeight="251739136" behindDoc="0" locked="0" layoutInCell="1" allowOverlap="1">
+              <wp:anchor distT="0" distB="0" distL="114300" distR="114300" simplePos="0" relativeHeight="251677696" behindDoc="0" locked="0" layoutInCell="1" allowOverlap="1">
                 <wp:simplePos x="0" y="0"/>
                 <wp:positionH relativeFrom="column">
                   <wp:posOffset>2443906</wp:posOffset>
@@ -3054,7 +3054,7 @@
         <mc:AlternateContent>
           <mc:Choice Requires="wps">
             <w:drawing>
-              <wp:anchor distT="0" distB="0" distL="114300" distR="114300" simplePos="0" relativeHeight="251680768" behindDoc="0" locked="0" layoutInCell="1" allowOverlap="1">
+              <wp:anchor distT="0" distB="0" distL="114300" distR="114300" simplePos="0" relativeHeight="251629568" behindDoc="0" locked="0" layoutInCell="1" allowOverlap="1">
                 <wp:simplePos x="0" y="0"/>
                 <wp:positionH relativeFrom="column">
                   <wp:posOffset>2387241</wp:posOffset>
@@ -3126,7 +3126,7 @@
         <mc:AlternateContent>
           <mc:Choice Requires="wps">
             <w:drawing>
-              <wp:anchor distT="0" distB="0" distL="114300" distR="114300" simplePos="0" relativeHeight="251681792" behindDoc="0" locked="0" layoutInCell="1" allowOverlap="1">
+              <wp:anchor distT="0" distB="0" distL="114300" distR="114300" simplePos="0" relativeHeight="251630592" behindDoc="0" locked="0" layoutInCell="1" allowOverlap="1">
                 <wp:simplePos x="0" y="0"/>
                 <wp:positionH relativeFrom="column">
                   <wp:posOffset>2423817</wp:posOffset>
@@ -3236,7 +3236,7 @@
         <mc:AlternateContent>
           <mc:Choice Requires="wps">
             <w:drawing>
-              <wp:anchor distT="0" distB="0" distL="114300" distR="114300" simplePos="0" relativeHeight="251682816" behindDoc="0" locked="0" layoutInCell="1" allowOverlap="1">
+              <wp:anchor distT="0" distB="0" distL="114300" distR="114300" simplePos="0" relativeHeight="251631616" behindDoc="0" locked="0" layoutInCell="1" allowOverlap="1">
                 <wp:simplePos x="0" y="0"/>
                 <wp:positionH relativeFrom="column">
                   <wp:posOffset>2423817</wp:posOffset>
@@ -3367,7 +3367,7 @@
         <mc:AlternateContent>
           <mc:Choice Requires="wps">
             <w:drawing>
-              <wp:anchor distT="0" distB="0" distL="114300" distR="114300" simplePos="0" relativeHeight="251683840" behindDoc="0" locked="0" layoutInCell="1" allowOverlap="1">
+              <wp:anchor distT="0" distB="0" distL="114300" distR="114300" simplePos="0" relativeHeight="251632640" behindDoc="0" locked="0" layoutInCell="1" allowOverlap="1">
                 <wp:simplePos x="0" y="0"/>
                 <wp:positionH relativeFrom="column">
                   <wp:posOffset>2423817</wp:posOffset>
@@ -3491,7 +3491,7 @@
         <mc:AlternateContent>
           <mc:Choice Requires="wps">
             <w:drawing>
-              <wp:anchor distT="0" distB="0" distL="114300" distR="114300" simplePos="0" relativeHeight="251684864" behindDoc="0" locked="0" layoutInCell="1" allowOverlap="1">
+              <wp:anchor distT="0" distB="0" distL="114300" distR="114300" simplePos="0" relativeHeight="251633664" behindDoc="0" locked="0" layoutInCell="1" allowOverlap="1">
                 <wp:simplePos x="0" y="0"/>
                 <wp:positionH relativeFrom="column">
                   <wp:posOffset>2423817</wp:posOffset>
@@ -3629,7 +3629,7 @@
         <mc:AlternateContent>
           <mc:Choice Requires="wps">
             <w:drawing>
-              <wp:anchor distT="0" distB="0" distL="114300" distR="114300" simplePos="0" relativeHeight="251687936" behindDoc="0" locked="0" layoutInCell="1" allowOverlap="1">
+              <wp:anchor distT="0" distB="0" distL="114300" distR="114300" simplePos="0" relativeHeight="251635712" behindDoc="0" locked="0" layoutInCell="1" allowOverlap="1">
                 <wp:simplePos x="0" y="0"/>
                 <wp:positionH relativeFrom="column">
                   <wp:posOffset>3052924</wp:posOffset>
@@ -3725,7 +3725,7 @@
         <mc:AlternateContent>
           <mc:Choice Requires="wps">
             <w:drawing>
-              <wp:anchor distT="0" distB="0" distL="114300" distR="114300" simplePos="0" relativeHeight="251688960" behindDoc="0" locked="0" layoutInCell="1" allowOverlap="1">
+              <wp:anchor distT="0" distB="0" distL="114300" distR="114300" simplePos="0" relativeHeight="251636736" behindDoc="0" locked="0" layoutInCell="1" allowOverlap="1">
                 <wp:simplePos x="0" y="0"/>
                 <wp:positionH relativeFrom="column">
                   <wp:posOffset>2870044</wp:posOffset>
@@ -3804,7 +3804,7 @@
         <mc:AlternateContent>
           <mc:Choice Requires="wps">
             <w:drawing>
-              <wp:anchor distT="0" distB="0" distL="114300" distR="114300" simplePos="0" relativeHeight="251689984" behindDoc="0" locked="0" layoutInCell="1" allowOverlap="1">
+              <wp:anchor distT="0" distB="0" distL="114300" distR="114300" simplePos="0" relativeHeight="251637760" behindDoc="0" locked="0" layoutInCell="1" allowOverlap="1">
                 <wp:simplePos x="0" y="0"/>
                 <wp:positionH relativeFrom="column">
                   <wp:posOffset>2365295</wp:posOffset>
@@ -3907,7 +3907,7 @@
         <mc:AlternateContent>
           <mc:Choice Requires="wps">
             <w:drawing>
-              <wp:anchor distT="0" distB="0" distL="114300" distR="114300" simplePos="0" relativeHeight="251691008" behindDoc="0" locked="0" layoutInCell="1" allowOverlap="1">
+              <wp:anchor distT="0" distB="0" distL="114300" distR="114300" simplePos="0" relativeHeight="251638784" behindDoc="0" locked="0" layoutInCell="1" allowOverlap="1">
                 <wp:simplePos x="0" y="0"/>
                 <wp:positionH relativeFrom="column">
                   <wp:posOffset>2416502</wp:posOffset>
@@ -4006,7 +4006,7 @@
         <mc:AlternateContent>
           <mc:Choice Requires="wps">
             <w:drawing>
-              <wp:anchor distT="0" distB="0" distL="114300" distR="114300" simplePos="0" relativeHeight="251692032" behindDoc="0" locked="0" layoutInCell="1" allowOverlap="1">
+              <wp:anchor distT="0" distB="0" distL="114300" distR="114300" simplePos="0" relativeHeight="251639808" behindDoc="0" locked="0" layoutInCell="1" allowOverlap="1">
                 <wp:simplePos x="0" y="0"/>
                 <wp:positionH relativeFrom="column">
                   <wp:posOffset>2409186</wp:posOffset>
@@ -4078,7 +4078,7 @@
         <mc:AlternateContent>
           <mc:Choice Requires="wps">
             <w:drawing>
-              <wp:anchor distT="0" distB="0" distL="114300" distR="114300" simplePos="0" relativeHeight="251693056" behindDoc="0" locked="0" layoutInCell="1" allowOverlap="1">
+              <wp:anchor distT="0" distB="0" distL="114300" distR="114300" simplePos="0" relativeHeight="251640832" behindDoc="0" locked="0" layoutInCell="1" allowOverlap="1">
                 <wp:simplePos x="0" y="0"/>
                 <wp:positionH relativeFrom="column">
                   <wp:posOffset>2431132</wp:posOffset>
@@ -4174,7 +4174,7 @@
         <mc:AlternateContent>
           <mc:Choice Requires="wps">
             <w:drawing>
-              <wp:anchor distT="0" distB="0" distL="114300" distR="114300" simplePos="0" relativeHeight="251741184" behindDoc="0" locked="0" layoutInCell="1" allowOverlap="1" wp14:anchorId="59E175E9" wp14:editId="3975445C">
+              <wp:anchor distT="0" distB="0" distL="114300" distR="114300" simplePos="0" relativeHeight="251678720" behindDoc="0" locked="0" layoutInCell="1" allowOverlap="1" wp14:anchorId="59E175E9" wp14:editId="3975445C">
                 <wp:simplePos x="0" y="0"/>
                 <wp:positionH relativeFrom="column">
                   <wp:posOffset>2432980</wp:posOffset>
@@ -4238,7 +4238,7 @@
         <mc:AlternateContent>
           <mc:Choice Requires="wps">
             <w:drawing>
-              <wp:anchor distT="0" distB="0" distL="114300" distR="114300" simplePos="0" relativeHeight="251645952" behindDoc="0" locked="0" layoutInCell="1" allowOverlap="1" wp14:anchorId="504BC3A8" wp14:editId="059DDCD3">
+              <wp:anchor distT="0" distB="0" distL="114300" distR="114300" simplePos="0" relativeHeight="251609088" behindDoc="0" locked="0" layoutInCell="1" allowOverlap="1" wp14:anchorId="504BC3A8" wp14:editId="059DDCD3">
                 <wp:simplePos x="0" y="0"/>
                 <wp:positionH relativeFrom="column">
                   <wp:posOffset>2376903</wp:posOffset>
@@ -4309,7 +4309,7 @@
         <mc:AlternateContent>
           <mc:Choice Requires="wps">
             <w:drawing>
-              <wp:anchor distT="0" distB="0" distL="114300" distR="114300" simplePos="0" relativeHeight="251694080" behindDoc="0" locked="0" layoutInCell="1" allowOverlap="1">
+              <wp:anchor distT="0" distB="0" distL="114300" distR="114300" simplePos="0" relativeHeight="251641856" behindDoc="0" locked="0" layoutInCell="1" allowOverlap="1">
                 <wp:simplePos x="0" y="0"/>
                 <wp:positionH relativeFrom="column">
                   <wp:posOffset>2423817</wp:posOffset>
@@ -4412,7 +4412,7 @@
         <mc:AlternateContent>
           <mc:Choice Requires="wps">
             <w:drawing>
-              <wp:anchor distT="0" distB="0" distL="114300" distR="114300" simplePos="0" relativeHeight="251694080" behindDoc="0" locked="0" layoutInCell="1" allowOverlap="1">
+              <wp:anchor distT="0" distB="0" distL="114300" distR="114300" simplePos="0" relativeHeight="251642880" behindDoc="0" locked="0" layoutInCell="1" allowOverlap="1">
                 <wp:simplePos x="0" y="0"/>
                 <wp:positionH relativeFrom="column">
                   <wp:posOffset>2431132</wp:posOffset>
@@ -4508,7 +4508,7 @@
         <mc:AlternateContent>
           <mc:Choice Requires="wps">
             <w:drawing>
-              <wp:anchor distT="0" distB="0" distL="114300" distR="114300" simplePos="0" relativeHeight="251694080" behindDoc="0" locked="0" layoutInCell="1" allowOverlap="1">
+              <wp:anchor distT="0" distB="0" distL="114300" distR="114300" simplePos="0" relativeHeight="251643904" behindDoc="0" locked="0" layoutInCell="1" allowOverlap="1">
                 <wp:simplePos x="0" y="0"/>
                 <wp:positionH relativeFrom="column">
                   <wp:posOffset>2431132</wp:posOffset>
@@ -4904,7 +4904,7 @@
         <mc:AlternateContent>
           <mc:Choice Requires="wps">
             <w:drawing>
-              <wp:anchor distT="0" distB="0" distL="114300" distR="114300" simplePos="0" relativeHeight="251726848" behindDoc="0" locked="0" layoutInCell="1" allowOverlap="1">
+              <wp:anchor distT="0" distB="0" distL="114300" distR="114300" simplePos="0" relativeHeight="251670528" behindDoc="0" locked="0" layoutInCell="1" allowOverlap="1">
                 <wp:simplePos x="0" y="0"/>
                 <wp:positionH relativeFrom="column">
                   <wp:posOffset>2368844</wp:posOffset>
@@ -4979,7 +4979,7 @@
         <mc:AlternateContent>
           <mc:Choice Requires="wps">
             <w:drawing>
-              <wp:anchor distT="0" distB="0" distL="114300" distR="114300" simplePos="0" relativeHeight="251730944" behindDoc="0" locked="0" layoutInCell="1" allowOverlap="1">
+              <wp:anchor distT="0" distB="0" distL="114300" distR="114300" simplePos="0" relativeHeight="251672576" behindDoc="0" locked="0" layoutInCell="1" allowOverlap="1">
                 <wp:simplePos x="0" y="0"/>
                 <wp:positionH relativeFrom="column">
                   <wp:posOffset>2392045</wp:posOffset>
@@ -5107,7 +5107,7 @@
         <mc:AlternateContent>
           <mc:Choice Requires="wps">
             <w:drawing>
-              <wp:anchor distT="0" distB="0" distL="114300" distR="114300" simplePos="0" relativeHeight="251729920" behindDoc="0" locked="0" layoutInCell="1" allowOverlap="1">
+              <wp:anchor distT="0" distB="0" distL="114300" distR="114300" simplePos="0" relativeHeight="251671552" behindDoc="0" locked="0" layoutInCell="1" allowOverlap="1">
                 <wp:simplePos x="0" y="0"/>
                 <wp:positionH relativeFrom="column">
                   <wp:posOffset>2392045</wp:posOffset>
@@ -5203,7 +5203,7 @@
         <mc:AlternateContent>
           <mc:Choice Requires="wps">
             <w:drawing>
-              <wp:anchor distT="0" distB="0" distL="114300" distR="114300" simplePos="0" relativeHeight="251752448" behindDoc="0" locked="0" layoutInCell="1" allowOverlap="1" wp14:anchorId="0662CBCA" wp14:editId="1730BCCE">
+              <wp:anchor distT="0" distB="0" distL="114300" distR="114300" simplePos="0" relativeHeight="251686912" behindDoc="0" locked="0" layoutInCell="1" allowOverlap="1" wp14:anchorId="0662CBCA" wp14:editId="1730BCCE">
                 <wp:simplePos x="0" y="0"/>
                 <wp:positionH relativeFrom="column">
                   <wp:posOffset>226145</wp:posOffset>
@@ -5247,21 +5247,7 @@
                                 <w:sz w:val="20"/>
                                 <w:lang w:val="en-US"/>
                               </w:rPr>
-                              <w:t>Outcome</w:t>
-                            </w:r>
-                            <w:r>
-                              <w:rPr>
-                                <w:sz w:val="20"/>
-                                <w:lang w:val="en-US"/>
-                              </w:rPr>
-                              <w:t xml:space="preserve">: </w:t>
-                            </w:r>
-                            <w:r>
-                              <w:rPr>
-                                <w:sz w:val="20"/>
-                                <w:lang w:val="en-US"/>
-                              </w:rPr>
-                              <w:t>outcome</w:t>
+                              <w:t>Outcome: outcome</w:t>
                             </w:r>
                           </w:p>
                         </w:txbxContent>
@@ -5330,7 +5316,7 @@
         <mc:AlternateContent>
           <mc:Choice Requires="wps">
             <w:drawing>
-              <wp:anchor distT="0" distB="0" distL="114300" distR="114300" simplePos="0" relativeHeight="251701248" behindDoc="0" locked="0" layoutInCell="1" allowOverlap="1">
+              <wp:anchor distT="0" distB="0" distL="114300" distR="114300" simplePos="0" relativeHeight="251649024" behindDoc="0" locked="0" layoutInCell="1" allowOverlap="1">
                 <wp:simplePos x="0" y="0"/>
                 <wp:positionH relativeFrom="column">
                   <wp:posOffset>247479</wp:posOffset>
@@ -5458,7 +5444,7 @@
         <mc:AlternateContent>
           <mc:Choice Requires="wps">
             <w:drawing>
-              <wp:anchor distT="0" distB="0" distL="114300" distR="114300" simplePos="0" relativeHeight="251702272" behindDoc="0" locked="0" layoutInCell="1" allowOverlap="1">
+              <wp:anchor distT="0" distB="0" distL="114300" distR="114300" simplePos="0" relativeHeight="251650048" behindDoc="0" locked="0" layoutInCell="1" allowOverlap="1">
                 <wp:simplePos x="0" y="0"/>
                 <wp:positionH relativeFrom="column">
                   <wp:posOffset>225899</wp:posOffset>
@@ -5557,7 +5543,7 @@
         <mc:AlternateContent>
           <mc:Choice Requires="wps">
             <w:drawing>
-              <wp:anchor distT="0" distB="0" distL="114300" distR="114300" simplePos="0" relativeHeight="251750400" behindDoc="0" locked="0" layoutInCell="1" allowOverlap="1" wp14:anchorId="051F311F" wp14:editId="18AC13C2">
+              <wp:anchor distT="0" distB="0" distL="114300" distR="114300" simplePos="0" relativeHeight="251685888" behindDoc="0" locked="0" layoutInCell="1" allowOverlap="1" wp14:anchorId="051F311F" wp14:editId="18AC13C2">
                 <wp:simplePos x="0" y="0"/>
                 <wp:positionH relativeFrom="column">
                   <wp:posOffset>228174</wp:posOffset>
@@ -5601,21 +5587,7 @@
                                 <w:sz w:val="20"/>
                                 <w:lang w:val="en-US"/>
                               </w:rPr>
-                              <w:t>Income</w:t>
-                            </w:r>
-                            <w:r>
-                              <w:rPr>
-                                <w:sz w:val="20"/>
-                                <w:lang w:val="en-US"/>
-                              </w:rPr>
-                              <w:t xml:space="preserve">: </w:t>
-                            </w:r>
-                            <w:r>
-                              <w:rPr>
-                                <w:sz w:val="20"/>
-                                <w:lang w:val="en-US"/>
-                              </w:rPr>
-                              <w:t>income</w:t>
+                              <w:t>Income: income</w:t>
                             </w:r>
                           </w:p>
                         </w:txbxContent>
@@ -5684,7 +5656,7 @@
         <mc:AlternateContent>
           <mc:Choice Requires="wps">
             <w:drawing>
-              <wp:anchor distT="0" distB="0" distL="114300" distR="114300" simplePos="0" relativeHeight="251744256" behindDoc="0" locked="0" layoutInCell="1" allowOverlap="1">
+              <wp:anchor distT="0" distB="0" distL="114300" distR="114300" simplePos="0" relativeHeight="251681792" behindDoc="0" locked="0" layoutInCell="1" allowOverlap="1">
                 <wp:simplePos x="0" y="0"/>
                 <wp:positionH relativeFrom="column">
                   <wp:posOffset>2382037</wp:posOffset>
@@ -5748,7 +5720,7 @@
         <mc:AlternateContent>
           <mc:Choice Requires="wps">
             <w:drawing>
-              <wp:anchor distT="0" distB="0" distL="114300" distR="114300" simplePos="0" relativeHeight="251725824" behindDoc="0" locked="0" layoutInCell="1" allowOverlap="1">
+              <wp:anchor distT="0" distB="0" distL="114300" distR="114300" simplePos="0" relativeHeight="251669504" behindDoc="0" locked="0" layoutInCell="1" allowOverlap="1">
                 <wp:simplePos x="0" y="0"/>
                 <wp:positionH relativeFrom="column">
                   <wp:posOffset>2377914</wp:posOffset>
@@ -5840,7 +5812,7 @@
         <mc:AlternateContent>
           <mc:Choice Requires="wps">
             <w:drawing>
-              <wp:anchor distT="0" distB="0" distL="114300" distR="114300" simplePos="0" relativeHeight="251748352" behindDoc="0" locked="0" layoutInCell="1" allowOverlap="1" wp14:anchorId="5DE7A867" wp14:editId="1B346737">
+              <wp:anchor distT="0" distB="0" distL="114300" distR="114300" simplePos="0" relativeHeight="251684864" behindDoc="0" locked="0" layoutInCell="1" allowOverlap="1" wp14:anchorId="5DE7A867" wp14:editId="1B346737">
                 <wp:simplePos x="0" y="0"/>
                 <wp:positionH relativeFrom="column">
                   <wp:posOffset>560004</wp:posOffset>
@@ -5939,7 +5911,7 @@
         <mc:AlternateContent>
           <mc:Choice Requires="wps">
             <w:drawing>
-              <wp:anchor distT="0" distB="0" distL="114300" distR="114300" simplePos="0" relativeHeight="251746304" behindDoc="0" locked="0" layoutInCell="1" allowOverlap="1">
+              <wp:anchor distT="0" distB="0" distL="114300" distR="114300" simplePos="0" relativeHeight="251683840" behindDoc="0" locked="0" layoutInCell="1" allowOverlap="1">
                 <wp:simplePos x="0" y="0"/>
                 <wp:positionH relativeFrom="column">
                   <wp:posOffset>294384</wp:posOffset>
@@ -6011,7 +5983,7 @@
         <mc:AlternateContent>
           <mc:Choice Requires="wps">
             <w:drawing>
-              <wp:anchor distT="0" distB="0" distL="114300" distR="114300" simplePos="0" relativeHeight="251745280" behindDoc="0" locked="0" layoutInCell="1" allowOverlap="1">
+              <wp:anchor distT="0" distB="0" distL="114300" distR="114300" simplePos="0" relativeHeight="251682816" behindDoc="0" locked="0" layoutInCell="1" allowOverlap="1">
                 <wp:simplePos x="0" y="0"/>
                 <wp:positionH relativeFrom="column">
                   <wp:posOffset>2041298</wp:posOffset>
@@ -6083,7 +6055,7 @@
         <mc:AlternateContent>
           <mc:Choice Requires="wps">
             <w:drawing>
-              <wp:anchor distT="0" distB="0" distL="114300" distR="114300" simplePos="0" relativeHeight="251724800" behindDoc="0" locked="0" layoutInCell="1" allowOverlap="1">
+              <wp:anchor distT="0" distB="0" distL="114300" distR="114300" simplePos="0" relativeHeight="251668480" behindDoc="0" locked="0" layoutInCell="1" allowOverlap="1">
                 <wp:simplePos x="0" y="0"/>
                 <wp:positionH relativeFrom="column">
                   <wp:posOffset>2319655</wp:posOffset>
@@ -6179,7 +6151,7 @@
         <mc:AlternateContent>
           <mc:Choice Requires="wps">
             <w:drawing>
-              <wp:anchor distT="0" distB="0" distL="114300" distR="114300" simplePos="0" relativeHeight="251716608" behindDoc="0" locked="0" layoutInCell="1" allowOverlap="1">
+              <wp:anchor distT="0" distB="0" distL="114300" distR="114300" simplePos="0" relativeHeight="251661312" behindDoc="0" locked="0" layoutInCell="1" allowOverlap="1">
                 <wp:simplePos x="0" y="0"/>
                 <wp:positionH relativeFrom="column">
                   <wp:posOffset>2341548</wp:posOffset>
@@ -6254,7 +6226,7 @@
         <mc:AlternateContent>
           <mc:Choice Requires="wps">
             <w:drawing>
-              <wp:anchor distT="0" distB="0" distL="114300" distR="114300" simplePos="0" relativeHeight="251721728" behindDoc="0" locked="0" layoutInCell="1" allowOverlap="1">
+              <wp:anchor distT="0" distB="0" distL="114300" distR="114300" simplePos="0" relativeHeight="251665408" behindDoc="0" locked="0" layoutInCell="1" allowOverlap="1">
                 <wp:simplePos x="0" y="0"/>
                 <wp:positionH relativeFrom="column">
                   <wp:posOffset>3007360</wp:posOffset>
@@ -6350,7 +6322,7 @@
         <mc:AlternateContent>
           <mc:Choice Requires="wps">
             <w:drawing>
-              <wp:anchor distT="0" distB="0" distL="114300" distR="114300" simplePos="0" relativeHeight="251722752" behindDoc="0" locked="0" layoutInCell="1" allowOverlap="1">
+              <wp:anchor distT="0" distB="0" distL="114300" distR="114300" simplePos="0" relativeHeight="251666432" behindDoc="0" locked="0" layoutInCell="1" allowOverlap="1">
                 <wp:simplePos x="0" y="0"/>
                 <wp:positionH relativeFrom="column">
                   <wp:posOffset>2828594</wp:posOffset>
@@ -6422,7 +6394,7 @@
         <mc:AlternateContent>
           <mc:Choice Requires="wps">
             <w:drawing>
-              <wp:anchor distT="0" distB="0" distL="114300" distR="114300" simplePos="0" relativeHeight="251719680" behindDoc="0" locked="0" layoutInCell="1" allowOverlap="1">
+              <wp:anchor distT="0" distB="0" distL="114300" distR="114300" simplePos="0" relativeHeight="251664384" behindDoc="0" locked="0" layoutInCell="1" allowOverlap="1">
                 <wp:simplePos x="0" y="0"/>
                 <wp:positionH relativeFrom="column">
                   <wp:posOffset>2375668</wp:posOffset>
@@ -6549,7 +6521,7 @@
         <mc:AlternateContent>
           <mc:Choice Requires="wps">
             <w:drawing>
-              <wp:anchor distT="0" distB="0" distL="114300" distR="114300" simplePos="0" relativeHeight="251715584" behindDoc="0" locked="0" layoutInCell="1" allowOverlap="1">
+              <wp:anchor distT="0" distB="0" distL="114300" distR="114300" simplePos="0" relativeHeight="251660288" behindDoc="0" locked="0" layoutInCell="1" allowOverlap="1">
                 <wp:simplePos x="0" y="0"/>
                 <wp:positionH relativeFrom="column">
                   <wp:posOffset>2307429</wp:posOffset>
@@ -6656,7 +6628,7 @@
         <mc:AlternateContent>
           <mc:Choice Requires="wps">
             <w:drawing>
-              <wp:anchor distT="0" distB="0" distL="114300" distR="114300" simplePos="0" relativeHeight="251743232" behindDoc="0" locked="0" layoutInCell="1" allowOverlap="1">
+              <wp:anchor distT="0" distB="0" distL="114300" distR="114300" simplePos="0" relativeHeight="251680768" behindDoc="0" locked="0" layoutInCell="1" allowOverlap="1">
                 <wp:simplePos x="0" y="0"/>
                 <wp:positionH relativeFrom="column">
                   <wp:posOffset>2334723</wp:posOffset>
@@ -6720,7 +6692,7 @@
         <mc:AlternateContent>
           <mc:Choice Requires="wps">
             <w:drawing>
-              <wp:anchor distT="0" distB="0" distL="114300" distR="114300" simplePos="0" relativeHeight="251742208" behindDoc="0" locked="0" layoutInCell="1" allowOverlap="1">
+              <wp:anchor distT="0" distB="0" distL="114300" distR="114300" simplePos="0" relativeHeight="251679744" behindDoc="0" locked="0" layoutInCell="1" allowOverlap="1">
                 <wp:simplePos x="0" y="0"/>
                 <wp:positionH relativeFrom="column">
                   <wp:posOffset>2334724</wp:posOffset>
@@ -6784,7 +6756,7 @@
         <mc:AlternateContent>
           <mc:Choice Requires="wps">
             <w:drawing>
-              <wp:anchor distT="0" distB="0" distL="114300" distR="114300" simplePos="0" relativeHeight="251723776" behindDoc="0" locked="0" layoutInCell="1" allowOverlap="1">
+              <wp:anchor distT="0" distB="0" distL="114300" distR="114300" simplePos="0" relativeHeight="251667456" behindDoc="0" locked="0" layoutInCell="1" allowOverlap="1">
                 <wp:simplePos x="0" y="0"/>
                 <wp:positionH relativeFrom="column">
                   <wp:posOffset>118433</wp:posOffset>
@@ -6880,7 +6852,7 @@
         <mc:AlternateContent>
           <mc:Choice Requires="wps">
             <w:drawing>
-              <wp:anchor distT="0" distB="0" distL="114300" distR="114300" simplePos="0" relativeHeight="251700224" behindDoc="0" locked="0" layoutInCell="1" allowOverlap="1">
+              <wp:anchor distT="0" distB="0" distL="114300" distR="114300" simplePos="0" relativeHeight="251648000" behindDoc="0" locked="0" layoutInCell="1" allowOverlap="1">
                 <wp:simplePos x="0" y="0"/>
                 <wp:positionH relativeFrom="column">
                   <wp:posOffset>242570</wp:posOffset>
@@ -6952,7 +6924,7 @@
         <mc:AlternateContent>
           <mc:Choice Requires="wps">
             <w:drawing>
-              <wp:anchor distT="0" distB="0" distL="114300" distR="114300" simplePos="0" relativeHeight="251706368" behindDoc="0" locked="0" layoutInCell="1" allowOverlap="1">
+              <wp:anchor distT="0" distB="0" distL="114300" distR="114300" simplePos="0" relativeHeight="251651072" behindDoc="0" locked="0" layoutInCell="1" allowOverlap="1">
                 <wp:simplePos x="0" y="0"/>
                 <wp:positionH relativeFrom="column">
                   <wp:posOffset>337820</wp:posOffset>
@@ -7024,7 +6996,7 @@
         <mc:AlternateContent>
           <mc:Choice Requires="wps">
             <w:drawing>
-              <wp:anchor distT="0" distB="0" distL="114300" distR="114300" simplePos="0" relativeHeight="251707392" behindDoc="0" locked="0" layoutInCell="1" allowOverlap="1">
+              <wp:anchor distT="0" distB="0" distL="114300" distR="114300" simplePos="0" relativeHeight="251652096" behindDoc="0" locked="0" layoutInCell="1" allowOverlap="1">
                 <wp:simplePos x="0" y="0"/>
                 <wp:positionH relativeFrom="column">
                   <wp:posOffset>344805</wp:posOffset>
@@ -7094,7 +7066,7 @@
                                           </pic:cNvPicPr>
                                         </pic:nvPicPr>
                                         <pic:blipFill>
-                                          <a:blip r:embed="rId4">
+                                          <a:blip r:embed="rId5">
                                             <a:extLst>
                                               <a:ext uri="{28A0092B-C50C-407E-A947-70E740481C1C}">
                                                 <a14:useLocalDpi xmlns:a14="http://schemas.microsoft.com/office/drawing/2010/main" val="0"/>
@@ -7183,7 +7155,7 @@
                                     </pic:cNvPicPr>
                                   </pic:nvPicPr>
                                   <pic:blipFill>
-                                    <a:blip r:embed="rId4">
+                                    <a:blip r:embed="rId5">
                                       <a:extLst>
                                         <a:ext uri="{28A0092B-C50C-407E-A947-70E740481C1C}">
                                           <a14:useLocalDpi xmlns:a14="http://schemas.microsoft.com/office/drawing/2010/main" val="0"/>
@@ -7230,7 +7202,7 @@
         <mc:AlternateContent>
           <mc:Choice Requires="wps">
             <w:drawing>
-              <wp:anchor distT="0" distB="0" distL="114300" distR="114300" simplePos="0" relativeHeight="251708416" behindDoc="0" locked="0" layoutInCell="1" allowOverlap="1">
+              <wp:anchor distT="0" distB="0" distL="114300" distR="114300" simplePos="0" relativeHeight="251653120" behindDoc="0" locked="0" layoutInCell="1" allowOverlap="1">
                 <wp:simplePos x="0" y="0"/>
                 <wp:positionH relativeFrom="column">
                   <wp:posOffset>1105535</wp:posOffset>
@@ -7302,7 +7274,7 @@
         <mc:AlternateContent>
           <mc:Choice Requires="wps">
             <w:drawing>
-              <wp:anchor distT="0" distB="0" distL="114300" distR="114300" simplePos="0" relativeHeight="251709440" behindDoc="0" locked="0" layoutInCell="1" allowOverlap="1">
+              <wp:anchor distT="0" distB="0" distL="114300" distR="114300" simplePos="0" relativeHeight="251654144" behindDoc="0" locked="0" layoutInCell="1" allowOverlap="1">
                 <wp:simplePos x="0" y="0"/>
                 <wp:positionH relativeFrom="column">
                   <wp:posOffset>1127921</wp:posOffset>
@@ -7398,7 +7370,7 @@
         <mc:AlternateContent>
           <mc:Choice Requires="wps">
             <w:drawing>
-              <wp:anchor distT="0" distB="0" distL="114300" distR="114300" simplePos="0" relativeHeight="251697152" behindDoc="0" locked="0" layoutInCell="1" allowOverlap="1">
+              <wp:anchor distT="0" distB="0" distL="114300" distR="114300" simplePos="0" relativeHeight="251644928" behindDoc="0" locked="0" layoutInCell="1" allowOverlap="1">
                 <wp:simplePos x="0" y="0"/>
                 <wp:positionH relativeFrom="column">
                   <wp:posOffset>-155992</wp:posOffset>
@@ -7472,7 +7444,7 @@
         <mc:AlternateContent>
           <mc:Choice Requires="wps">
             <w:drawing>
-              <wp:anchor distT="0" distB="0" distL="114300" distR="114300" simplePos="0" relativeHeight="251699200" behindDoc="0" locked="0" layoutInCell="1" allowOverlap="1">
+              <wp:anchor distT="0" distB="0" distL="114300" distR="114300" simplePos="0" relativeHeight="251646976" behindDoc="0" locked="0" layoutInCell="1" allowOverlap="1">
                 <wp:simplePos x="0" y="0"/>
                 <wp:positionH relativeFrom="column">
                   <wp:posOffset>110766</wp:posOffset>
@@ -7544,7 +7516,7 @@
         <mc:AlternateContent>
           <mc:Choice Requires="wps">
             <w:drawing>
-              <wp:anchor distT="0" distB="0" distL="114300" distR="114300" simplePos="0" relativeHeight="251710464" behindDoc="0" locked="0" layoutInCell="1" allowOverlap="1">
+              <wp:anchor distT="0" distB="0" distL="114300" distR="114300" simplePos="0" relativeHeight="251655168" behindDoc="0" locked="0" layoutInCell="1" allowOverlap="1">
                 <wp:simplePos x="0" y="0"/>
                 <wp:positionH relativeFrom="column">
                   <wp:posOffset>2305326</wp:posOffset>
@@ -7636,7 +7608,7 @@
         <mc:AlternateContent>
           <mc:Choice Requires="wps">
             <w:drawing>
-              <wp:anchor distT="0" distB="0" distL="114300" distR="114300" simplePos="0" relativeHeight="251711488" behindDoc="0" locked="0" layoutInCell="1" allowOverlap="1">
+              <wp:anchor distT="0" distB="0" distL="114300" distR="114300" simplePos="0" relativeHeight="251656192" behindDoc="0" locked="0" layoutInCell="1" allowOverlap="1">
                 <wp:simplePos x="0" y="0"/>
                 <wp:positionH relativeFrom="column">
                   <wp:posOffset>2334587</wp:posOffset>
@@ -7708,7 +7680,7 @@
         <mc:AlternateContent>
           <mc:Choice Requires="wps">
             <w:drawing>
-              <wp:anchor distT="0" distB="0" distL="114300" distR="114300" simplePos="0" relativeHeight="251712512" behindDoc="0" locked="0" layoutInCell="1" allowOverlap="1">
+              <wp:anchor distT="0" distB="0" distL="114300" distR="114300" simplePos="0" relativeHeight="251657216" behindDoc="0" locked="0" layoutInCell="1" allowOverlap="1">
                 <wp:simplePos x="0" y="0"/>
                 <wp:positionH relativeFrom="column">
                   <wp:posOffset>2378478</wp:posOffset>
@@ -7818,7 +7790,7 @@
         <mc:AlternateContent>
           <mc:Choice Requires="wps">
             <w:drawing>
-              <wp:anchor distT="0" distB="0" distL="114300" distR="114300" simplePos="0" relativeHeight="251713536" behindDoc="0" locked="0" layoutInCell="1" allowOverlap="1">
+              <wp:anchor distT="0" distB="0" distL="114300" distR="114300" simplePos="0" relativeHeight="251658240" behindDoc="0" locked="0" layoutInCell="1" allowOverlap="1">
                 <wp:simplePos x="0" y="0"/>
                 <wp:positionH relativeFrom="column">
                   <wp:posOffset>2378478</wp:posOffset>
@@ -7956,7 +7928,7 @@
         <mc:AlternateContent>
           <mc:Choice Requires="wps">
             <w:drawing>
-              <wp:anchor distT="0" distB="0" distL="114300" distR="114300" simplePos="0" relativeHeight="251714560" behindDoc="0" locked="0" layoutInCell="1" allowOverlap="1">
+              <wp:anchor distT="0" distB="0" distL="114300" distR="114300" simplePos="0" relativeHeight="251659264" behindDoc="0" locked="0" layoutInCell="1" allowOverlap="1">
                 <wp:simplePos x="0" y="0"/>
                 <wp:positionH relativeFrom="column">
                   <wp:posOffset>2385254</wp:posOffset>
@@ -8080,7 +8052,7 @@
         <mc:AlternateContent>
           <mc:Choice Requires="wps">
             <w:drawing>
-              <wp:anchor distT="0" distB="0" distL="114300" distR="114300" simplePos="0" relativeHeight="251717632" behindDoc="0" locked="0" layoutInCell="1" allowOverlap="1">
+              <wp:anchor distT="0" distB="0" distL="114300" distR="114300" simplePos="0" relativeHeight="251662336" behindDoc="0" locked="0" layoutInCell="1" allowOverlap="1">
                 <wp:simplePos x="0" y="0"/>
                 <wp:positionH relativeFrom="column">
                   <wp:posOffset>2378478</wp:posOffset>
@@ -8204,7 +8176,7 @@
         <mc:AlternateContent>
           <mc:Choice Requires="wps">
             <w:drawing>
-              <wp:anchor distT="0" distB="0" distL="114300" distR="114300" simplePos="0" relativeHeight="251718656" behindDoc="0" locked="0" layoutInCell="1" allowOverlap="1">
+              <wp:anchor distT="0" distB="0" distL="114300" distR="114300" simplePos="0" relativeHeight="251663360" behindDoc="0" locked="0" layoutInCell="1" allowOverlap="1">
                 <wp:simplePos x="0" y="0"/>
                 <wp:positionH relativeFrom="column">
                   <wp:posOffset>2378478</wp:posOffset>
@@ -8328,7 +8300,7 @@
         <mc:AlternateContent>
           <mc:Choice Requires="wps">
             <w:drawing>
-              <wp:anchor distT="0" distB="0" distL="114300" distR="114300" simplePos="0" relativeHeight="251732992" behindDoc="0" locked="0" layoutInCell="1" allowOverlap="1" wp14:anchorId="7709E39B" wp14:editId="516DAF6A">
+              <wp:anchor distT="0" distB="0" distL="114300" distR="114300" simplePos="0" relativeHeight="251673600" behindDoc="0" locked="0" layoutInCell="1" allowOverlap="1" wp14:anchorId="7709E39B" wp14:editId="516DAF6A">
                 <wp:simplePos x="0" y="0"/>
                 <wp:positionH relativeFrom="page">
                   <wp:posOffset>3289109</wp:posOffset>
@@ -8456,7 +8428,7 @@
         <mc:AlternateContent>
           <mc:Choice Requires="wps">
             <w:drawing>
-              <wp:anchor distT="0" distB="0" distL="114300" distR="114300" simplePos="0" relativeHeight="251737088" behindDoc="0" locked="0" layoutInCell="1" allowOverlap="1" wp14:anchorId="3FD8F0C5" wp14:editId="009992B5">
+              <wp:anchor distT="0" distB="0" distL="114300" distR="114300" simplePos="0" relativeHeight="251675648" behindDoc="0" locked="0" layoutInCell="1" allowOverlap="1" wp14:anchorId="3FD8F0C5" wp14:editId="009992B5">
                 <wp:simplePos x="0" y="0"/>
                 <wp:positionH relativeFrom="margin">
                   <wp:posOffset>2382013</wp:posOffset>
@@ -8581,7 +8553,7 @@
         <mc:AlternateContent>
           <mc:Choice Requires="wps">
             <w:drawing>
-              <wp:anchor distT="0" distB="0" distL="114300" distR="114300" simplePos="0" relativeHeight="251735040" behindDoc="0" locked="0" layoutInCell="1" allowOverlap="1" wp14:anchorId="5DE9B13C" wp14:editId="69413664">
+              <wp:anchor distT="0" distB="0" distL="114300" distR="114300" simplePos="0" relativeHeight="251674624" behindDoc="0" locked="0" layoutInCell="1" allowOverlap="1" wp14:anchorId="5DE9B13C" wp14:editId="69413664">
                 <wp:simplePos x="0" y="0"/>
                 <wp:positionH relativeFrom="margin">
                   <wp:posOffset>2387701</wp:posOffset>
@@ -8906,7 +8878,7 @@
         <mc:AlternateContent>
           <mc:Choice Requires="wps">
             <w:drawing>
-              <wp:anchor distT="0" distB="0" distL="114300" distR="114300" simplePos="0" relativeHeight="251698176" behindDoc="0" locked="0" layoutInCell="1" allowOverlap="1">
+              <wp:anchor distT="0" distB="0" distL="114300" distR="114300" simplePos="0" relativeHeight="251645952" behindDoc="0" locked="0" layoutInCell="1" allowOverlap="1">
                 <wp:simplePos x="0" y="0"/>
                 <wp:positionH relativeFrom="column">
                   <wp:posOffset>59484</wp:posOffset>
@@ -9447,7 +9419,7 @@
         <mc:AlternateContent>
           <mc:Choice Requires="wps">
             <w:drawing>
-              <wp:anchor distT="0" distB="0" distL="114300" distR="114300" simplePos="0" relativeHeight="251754496" behindDoc="0" locked="0" layoutInCell="1" allowOverlap="1" wp14:anchorId="3E159EB0" wp14:editId="5E759A28">
+              <wp:anchor distT="0" distB="0" distL="114300" distR="114300" simplePos="0" relativeHeight="251687936" behindDoc="0" locked="0" layoutInCell="1" allowOverlap="1" wp14:anchorId="3E159EB0" wp14:editId="5E759A28">
                 <wp:simplePos x="0" y="0"/>
                 <wp:positionH relativeFrom="page">
                   <wp:posOffset>695617</wp:posOffset>
@@ -9553,7 +9525,7 @@
         <mc:AlternateContent>
           <mc:Choice Requires="wps">
             <w:drawing>
-              <wp:anchor distT="0" distB="0" distL="114300" distR="114300" simplePos="0" relativeHeight="251794432" behindDoc="0" locked="0" layoutInCell="1" allowOverlap="1" wp14:anchorId="565FCFD4" wp14:editId="34B4CFAF">
+              <wp:anchor distT="0" distB="0" distL="114300" distR="114300" simplePos="0" relativeHeight="251709440" behindDoc="0" locked="0" layoutInCell="1" allowOverlap="1" wp14:anchorId="565FCFD4" wp14:editId="34B4CFAF">
                 <wp:simplePos x="0" y="0"/>
                 <wp:positionH relativeFrom="margin">
                   <wp:posOffset>126801</wp:posOffset>
@@ -9656,7 +9628,7 @@
         <mc:AlternateContent>
           <mc:Choice Requires="wps">
             <w:drawing>
-              <wp:anchor distT="0" distB="0" distL="114300" distR="114300" simplePos="0" relativeHeight="251784192" behindDoc="0" locked="0" layoutInCell="1" allowOverlap="1" wp14:anchorId="7EE5D2EE" wp14:editId="51D9FABB">
+              <wp:anchor distT="0" distB="0" distL="114300" distR="114300" simplePos="0" relativeHeight="251704320" behindDoc="0" locked="0" layoutInCell="1" allowOverlap="1" wp14:anchorId="7EE5D2EE" wp14:editId="51D9FABB">
                 <wp:simplePos x="0" y="0"/>
                 <wp:positionH relativeFrom="margin">
                   <wp:align>left</wp:align>
@@ -9721,7 +9693,7 @@
         <mc:AlternateContent>
           <mc:Choice Requires="wps">
             <w:drawing>
-              <wp:anchor distT="0" distB="0" distL="114300" distR="114300" simplePos="0" relativeHeight="251786240" behindDoc="0" locked="0" layoutInCell="1" allowOverlap="1" wp14:anchorId="61D73358" wp14:editId="17D99861">
+              <wp:anchor distT="0" distB="0" distL="114300" distR="114300" simplePos="0" relativeHeight="251705344" behindDoc="0" locked="0" layoutInCell="1" allowOverlap="1" wp14:anchorId="61D73358" wp14:editId="17D99861">
                 <wp:simplePos x="0" y="0"/>
                 <wp:positionH relativeFrom="column">
                   <wp:posOffset>3175</wp:posOffset>
@@ -9793,7 +9765,7 @@
         <mc:AlternateContent>
           <mc:Choice Requires="wps">
             <w:drawing>
-              <wp:anchor distT="0" distB="0" distL="114300" distR="114300" simplePos="0" relativeHeight="251788288" behindDoc="0" locked="0" layoutInCell="1" allowOverlap="1" wp14:anchorId="22476C20" wp14:editId="290BC8F7">
+              <wp:anchor distT="0" distB="0" distL="114300" distR="114300" simplePos="0" relativeHeight="251706368" behindDoc="0" locked="0" layoutInCell="1" allowOverlap="1" wp14:anchorId="22476C20" wp14:editId="290BC8F7">
                 <wp:simplePos x="0" y="0"/>
                 <wp:positionH relativeFrom="margin">
                   <wp:posOffset>125730</wp:posOffset>
@@ -9892,7 +9864,7 @@
         <mc:AlternateContent>
           <mc:Choice Requires="wps">
             <w:drawing>
-              <wp:anchor distT="0" distB="0" distL="114300" distR="114300" simplePos="0" relativeHeight="251790336" behindDoc="0" locked="0" layoutInCell="1" allowOverlap="1" wp14:anchorId="147E4A5D" wp14:editId="4BF78350">
+              <wp:anchor distT="0" distB="0" distL="114300" distR="114300" simplePos="0" relativeHeight="251707392" behindDoc="0" locked="0" layoutInCell="1" allowOverlap="1" wp14:anchorId="147E4A5D" wp14:editId="4BF78350">
                 <wp:simplePos x="0" y="0"/>
                 <wp:positionH relativeFrom="column">
                   <wp:posOffset>8890</wp:posOffset>
@@ -9964,7 +9936,7 @@
         <mc:AlternateContent>
           <mc:Choice Requires="wps">
             <w:drawing>
-              <wp:anchor distT="0" distB="0" distL="114300" distR="114300" simplePos="0" relativeHeight="251792384" behindDoc="0" locked="0" layoutInCell="1" allowOverlap="1" wp14:anchorId="569808B6" wp14:editId="21930FAD">
+              <wp:anchor distT="0" distB="0" distL="114300" distR="114300" simplePos="0" relativeHeight="251708416" behindDoc="0" locked="0" layoutInCell="1" allowOverlap="1" wp14:anchorId="569808B6" wp14:editId="21930FAD">
                 <wp:simplePos x="0" y="0"/>
                 <wp:positionH relativeFrom="margin">
                   <wp:posOffset>160966</wp:posOffset>
@@ -10063,7 +10035,7 @@
         <mc:AlternateContent>
           <mc:Choice Requires="wps">
             <w:drawing>
-              <wp:anchor distT="0" distB="0" distL="114300" distR="114300" simplePos="0" relativeHeight="251782144" behindDoc="0" locked="0" layoutInCell="1" allowOverlap="1" wp14:anchorId="79C92740" wp14:editId="34F3C2C1">
+              <wp:anchor distT="0" distB="0" distL="114300" distR="114300" simplePos="0" relativeHeight="251703296" behindDoc="0" locked="0" layoutInCell="1" allowOverlap="1" wp14:anchorId="79C92740" wp14:editId="34F3C2C1">
                 <wp:simplePos x="0" y="0"/>
                 <wp:positionH relativeFrom="margin">
                   <wp:posOffset>777571</wp:posOffset>
@@ -10162,7 +10134,7 @@
         <mc:AlternateContent>
           <mc:Choice Requires="wps">
             <w:drawing>
-              <wp:anchor distT="0" distB="0" distL="114300" distR="114300" simplePos="0" relativeHeight="251780096" behindDoc="0" locked="0" layoutInCell="1" allowOverlap="1">
+              <wp:anchor distT="0" distB="0" distL="114300" distR="114300" simplePos="0" relativeHeight="251702272" behindDoc="0" locked="0" layoutInCell="1" allowOverlap="1">
                 <wp:simplePos x="0" y="0"/>
                 <wp:positionH relativeFrom="column">
                   <wp:posOffset>227778</wp:posOffset>
@@ -10234,7 +10206,7 @@
         <mc:AlternateContent>
           <mc:Choice Requires="wps">
             <w:drawing>
-              <wp:anchor distT="0" distB="0" distL="114300" distR="114300" simplePos="0" relativeHeight="251772928" behindDoc="0" locked="0" layoutInCell="1" allowOverlap="1" wp14:anchorId="6459AB23" wp14:editId="5F074231">
+              <wp:anchor distT="0" distB="0" distL="114300" distR="114300" simplePos="0" relativeHeight="251698176" behindDoc="0" locked="0" layoutInCell="1" allowOverlap="1" wp14:anchorId="6459AB23" wp14:editId="5F074231">
                 <wp:simplePos x="0" y="0"/>
                 <wp:positionH relativeFrom="margin">
                   <wp:align>left</wp:align>
@@ -10313,7 +10285,7 @@
         <mc:AlternateContent>
           <mc:Choice Requires="wps">
             <w:drawing>
-              <wp:anchor distT="0" distB="0" distL="114300" distR="114300" simplePos="0" relativeHeight="251779072" behindDoc="0" locked="0" layoutInCell="1" allowOverlap="1" wp14:anchorId="2CF73DE9" wp14:editId="240EE2EC">
+              <wp:anchor distT="0" distB="0" distL="114300" distR="114300" simplePos="0" relativeHeight="251701248" behindDoc="0" locked="0" layoutInCell="1" allowOverlap="1" wp14:anchorId="2CF73DE9" wp14:editId="240EE2EC">
                 <wp:simplePos x="0" y="0"/>
                 <wp:positionH relativeFrom="margin">
                   <wp:posOffset>93645</wp:posOffset>
@@ -10412,7 +10384,7 @@
         <mc:AlternateContent>
           <mc:Choice Requires="wps">
             <w:drawing>
-              <wp:anchor distT="0" distB="0" distL="114300" distR="114300" simplePos="0" relativeHeight="251777024" behindDoc="0" locked="0" layoutInCell="1" allowOverlap="1" wp14:anchorId="08CF2001" wp14:editId="0D0B853B">
+              <wp:anchor distT="0" distB="0" distL="114300" distR="114300" simplePos="0" relativeHeight="251700224" behindDoc="0" locked="0" layoutInCell="1" allowOverlap="1" wp14:anchorId="08CF2001" wp14:editId="0D0B853B">
                 <wp:simplePos x="0" y="0"/>
                 <wp:positionH relativeFrom="margin">
                   <wp:posOffset>93540</wp:posOffset>
@@ -10511,7 +10483,7 @@
         <mc:AlternateContent>
           <mc:Choice Requires="wps">
             <w:drawing>
-              <wp:anchor distT="0" distB="0" distL="114300" distR="114300" simplePos="0" relativeHeight="251774976" behindDoc="0" locked="0" layoutInCell="1" allowOverlap="1" wp14:anchorId="528A4206" wp14:editId="1D13C82F">
+              <wp:anchor distT="0" distB="0" distL="114300" distR="114300" simplePos="0" relativeHeight="251699200" behindDoc="0" locked="0" layoutInCell="1" allowOverlap="1" wp14:anchorId="528A4206" wp14:editId="1D13C82F">
                 <wp:simplePos x="0" y="0"/>
                 <wp:positionH relativeFrom="margin">
                   <wp:posOffset>87533</wp:posOffset>
@@ -10553,13 +10525,7 @@
                               <w:rPr>
                                 <w:lang w:val="en-US"/>
                               </w:rPr>
-                              <w:t xml:space="preserve">Month: </w:t>
-                            </w:r>
-                            <w:r>
-                              <w:rPr>
-                                <w:lang w:val="en-US"/>
-                              </w:rPr>
-                              <w:t>____</w:t>
+                              <w:t>Month: ____</w:t>
                             </w:r>
                           </w:p>
                         </w:txbxContent>
@@ -10622,7 +10588,7 @@
         <mc:AlternateContent>
           <mc:Choice Requires="wps">
             <w:drawing>
-              <wp:anchor distT="0" distB="0" distL="114300" distR="114300" simplePos="0" relativeHeight="251757568" behindDoc="0" locked="0" layoutInCell="1" allowOverlap="1">
+              <wp:anchor distT="0" distB="0" distL="114300" distR="114300" simplePos="0" relativeHeight="251689984" behindDoc="0" locked="0" layoutInCell="1" allowOverlap="1">
                 <wp:simplePos x="0" y="0"/>
                 <wp:positionH relativeFrom="column">
                   <wp:posOffset>-41275</wp:posOffset>
@@ -10686,7 +10652,7 @@
         <mc:AlternateContent>
           <mc:Choice Requires="wps">
             <w:drawing>
-              <wp:anchor distT="0" distB="0" distL="114300" distR="114300" simplePos="0" relativeHeight="251770880" behindDoc="0" locked="0" layoutInCell="1" allowOverlap="1" wp14:anchorId="1DBA5456" wp14:editId="104228CF">
+              <wp:anchor distT="0" distB="0" distL="114300" distR="114300" simplePos="0" relativeHeight="251697152" behindDoc="0" locked="0" layoutInCell="1" allowOverlap="1" wp14:anchorId="1DBA5456" wp14:editId="104228CF">
                 <wp:simplePos x="0" y="0"/>
                 <wp:positionH relativeFrom="column">
                   <wp:posOffset>-40975</wp:posOffset>
@@ -10750,7 +10716,7 @@
         <mc:AlternateContent>
           <mc:Choice Requires="wps">
             <w:drawing>
-              <wp:anchor distT="0" distB="0" distL="114300" distR="114300" simplePos="0" relativeHeight="251768832" behindDoc="0" locked="0" layoutInCell="1" allowOverlap="1" wp14:anchorId="41510771" wp14:editId="5C974221">
+              <wp:anchor distT="0" distB="0" distL="114300" distR="114300" simplePos="0" relativeHeight="251696128" behindDoc="0" locked="0" layoutInCell="1" allowOverlap="1" wp14:anchorId="41510771" wp14:editId="5C974221">
                 <wp:simplePos x="0" y="0"/>
                 <wp:positionH relativeFrom="margin">
                   <wp:align>left</wp:align>
@@ -10849,7 +10815,7 @@
         <mc:AlternateContent>
           <mc:Choice Requires="wps">
             <w:drawing>
-              <wp:anchor distT="0" distB="0" distL="114300" distR="114300" simplePos="0" relativeHeight="251758592" behindDoc="0" locked="0" layoutInCell="1" allowOverlap="1">
+              <wp:anchor distT="0" distB="0" distL="114300" distR="114300" simplePos="0" relativeHeight="251691008" behindDoc="0" locked="0" layoutInCell="1" allowOverlap="1">
                 <wp:simplePos x="0" y="0"/>
                 <wp:positionH relativeFrom="column">
                   <wp:posOffset>14605</wp:posOffset>
@@ -10927,7 +10893,7 @@
         <mc:AlternateContent>
           <mc:Choice Requires="wps">
             <w:drawing>
-              <wp:anchor distT="0" distB="0" distL="114300" distR="114300" simplePos="0" relativeHeight="251766784" behindDoc="0" locked="0" layoutInCell="1" allowOverlap="1" wp14:anchorId="73958C22" wp14:editId="4B2DE09F">
+              <wp:anchor distT="0" distB="0" distL="114300" distR="114300" simplePos="0" relativeHeight="251695104" behindDoc="0" locked="0" layoutInCell="1" allowOverlap="1" wp14:anchorId="73958C22" wp14:editId="4B2DE09F">
                 <wp:simplePos x="0" y="0"/>
                 <wp:positionH relativeFrom="margin">
                   <wp:posOffset>160850</wp:posOffset>
@@ -10969,19 +10935,7 @@
                               <w:rPr>
                                 <w:lang w:val="en-US"/>
                               </w:rPr>
-                              <w:t>Outcome</w:t>
-                            </w:r>
-                            <w:r>
-                              <w:rPr>
-                                <w:lang w:val="en-US"/>
-                              </w:rPr>
-                              <w:t xml:space="preserve">: </w:t>
-                            </w:r>
-                            <w:r>
-                              <w:rPr>
-                                <w:lang w:val="en-US"/>
-                              </w:rPr>
-                              <w:t>outcome</w:t>
+                              <w:t>Outcome: outcome</w:t>
                             </w:r>
                           </w:p>
                         </w:txbxContent>
@@ -11047,7 +11001,7 @@
         <mc:AlternateContent>
           <mc:Choice Requires="wps">
             <w:drawing>
-              <wp:anchor distT="0" distB="0" distL="114300" distR="114300" simplePos="0" relativeHeight="251764736" behindDoc="0" locked="0" layoutInCell="1" allowOverlap="1" wp14:anchorId="58DF47C6" wp14:editId="08D169B9">
+              <wp:anchor distT="0" distB="0" distL="114300" distR="114300" simplePos="0" relativeHeight="251694080" behindDoc="0" locked="0" layoutInCell="1" allowOverlap="1" wp14:anchorId="58DF47C6" wp14:editId="08D169B9">
                 <wp:simplePos x="0" y="0"/>
                 <wp:positionH relativeFrom="margin">
                   <wp:posOffset>154849</wp:posOffset>
@@ -11143,7 +11097,7 @@
         <mc:AlternateContent>
           <mc:Choice Requires="wps">
             <w:drawing>
-              <wp:anchor distT="0" distB="0" distL="114300" distR="114300" simplePos="0" relativeHeight="251762688" behindDoc="0" locked="0" layoutInCell="1" allowOverlap="1" wp14:anchorId="4C6992A2" wp14:editId="092B2CB8">
+              <wp:anchor distT="0" distB="0" distL="114300" distR="114300" simplePos="0" relativeHeight="251693056" behindDoc="0" locked="0" layoutInCell="1" allowOverlap="1" wp14:anchorId="4C6992A2" wp14:editId="092B2CB8">
                 <wp:simplePos x="0" y="0"/>
                 <wp:positionH relativeFrom="margin">
                   <wp:posOffset>154849</wp:posOffset>
@@ -11239,7 +11193,7 @@
         <mc:AlternateContent>
           <mc:Choice Requires="wps">
             <w:drawing>
-              <wp:anchor distT="0" distB="0" distL="114300" distR="114300" simplePos="0" relativeHeight="251760640" behindDoc="0" locked="0" layoutInCell="1" allowOverlap="1" wp14:anchorId="625623DF" wp14:editId="1DAB0E10">
+              <wp:anchor distT="0" distB="0" distL="114300" distR="114300" simplePos="0" relativeHeight="251692032" behindDoc="0" locked="0" layoutInCell="1" allowOverlap="1" wp14:anchorId="625623DF" wp14:editId="1DAB0E10">
                 <wp:simplePos x="0" y="0"/>
                 <wp:positionH relativeFrom="margin">
                   <wp:posOffset>154850</wp:posOffset>
@@ -11347,7 +11301,7 @@
         <mc:AlternateContent>
           <mc:Choice Requires="wps">
             <w:drawing>
-              <wp:anchor distT="0" distB="0" distL="114300" distR="114300" simplePos="0" relativeHeight="251756544" behindDoc="0" locked="0" layoutInCell="1" allowOverlap="1" wp14:anchorId="1DB77B72" wp14:editId="230787A0">
+              <wp:anchor distT="0" distB="0" distL="114300" distR="114300" simplePos="0" relativeHeight="251688960" behindDoc="0" locked="0" layoutInCell="1" allowOverlap="1" wp14:anchorId="1DB77B72" wp14:editId="230787A0">
                 <wp:simplePos x="0" y="0"/>
                 <wp:positionH relativeFrom="margin">
                   <wp:align>left</wp:align>
@@ -11717,25 +11671,52 @@
         </w:rPr>
         <w:t xml:space="preserve"> логика)</w:t>
       </w:r>
-    </w:p>
-    <w:p>
-      <w:pPr>
-        <w:rPr>
-          <w:lang w:val="ru-RU"/>
-        </w:rPr>
-      </w:pPr>
-    </w:p>
-    <w:p>
-      <w:pPr>
-        <w:rPr>
-          <w:lang w:val="ru-RU"/>
-        </w:rPr>
-      </w:pPr>
-      <w:r>
-        <w:rPr>
-          <w:lang w:val="ru-RU"/>
-        </w:rPr>
-        <w:t>Компоненты:</w:t>
+      <w:r>
+        <w:rPr>
+          <w:lang w:val="ru-RU"/>
+        </w:rPr>
+        <w:t>.</w:t>
+      </w:r>
+      <w:bookmarkStart w:id="0" w:name="_GoBack"/>
+      <w:bookmarkEnd w:id="0"/>
+    </w:p>
+    <w:p>
+      <w:pPr>
+        <w:rPr>
+          <w:lang w:val="ru-RU"/>
+        </w:rPr>
+      </w:pPr>
+    </w:p>
+    <w:p>
+      <w:pPr>
+        <w:rPr>
+          <w:lang w:val="en-US"/>
+        </w:rPr>
+      </w:pPr>
+      <w:r>
+        <w:rPr>
+          <w:lang w:val="ru-RU"/>
+        </w:rPr>
+        <w:t>Компоненты</w:t>
+      </w:r>
+      <w:r>
+        <w:rPr>
+          <w:lang w:val="en-US"/>
+        </w:rPr>
+        <w:t>:</w:t>
+      </w:r>
+    </w:p>
+    <w:p>
+      <w:pPr>
+        <w:rPr>
+          <w:lang w:val="en-US"/>
+        </w:rPr>
+      </w:pPr>
+      <w:r>
+        <w:rPr>
+          <w:lang w:val="en-US"/>
+        </w:rPr>
+        <w:t>Input, checkbox</w:t>
       </w:r>
     </w:p>
     <w:p>
@@ -11754,12 +11735,337 @@
         <w:rPr>
           <w:lang w:val="en-US"/>
         </w:rPr>
-        <w:t>Warehouses</w:t>
-      </w:r>
-      <w:r>
-        <w:rPr>
-          <w:lang w:val="en-US"/>
-        </w:rPr>
+        <w:t>Warehouses/</w:t>
+      </w:r>
+      <w:proofErr w:type="spellStart"/>
+      <w:r>
+        <w:rPr>
+          <w:lang w:val="en-US"/>
+        </w:rPr>
+        <w:t>WarehousesList</w:t>
+      </w:r>
+      <w:proofErr w:type="spellEnd"/>
+    </w:p>
+    <w:p>
+      <w:pPr>
+        <w:rPr>
+          <w:lang w:val="en-US"/>
+        </w:rPr>
+      </w:pPr>
+      <w:r>
+        <w:rPr>
+          <w:lang w:val="en-US"/>
+        </w:rPr>
+        <w:t>Task8/Warehouses/</w:t>
+      </w:r>
+      <w:proofErr w:type="spellStart"/>
+      <w:r>
+        <w:rPr>
+          <w:lang w:val="en-US"/>
+        </w:rPr>
+        <w:t>WarehouseInfo</w:t>
+      </w:r>
+      <w:proofErr w:type="spellEnd"/>
+    </w:p>
+    <w:p>
+      <w:pPr>
+        <w:rPr>
+          <w:lang w:val="en-US"/>
+        </w:rPr>
+      </w:pPr>
+      <w:r>
+        <w:rPr>
+          <w:lang w:val="en-US"/>
+        </w:rPr>
+        <w:t>Task8/</w:t>
+      </w:r>
+      <w:r>
+        <w:rPr>
+          <w:lang w:val="en-US"/>
+        </w:rPr>
+        <w:t>Warehouses/</w:t>
+      </w:r>
+      <w:proofErr w:type="spellStart"/>
+      <w:r>
+        <w:rPr>
+          <w:lang w:val="en-US"/>
+        </w:rPr>
+        <w:t>WarehousesFilters</w:t>
+      </w:r>
+      <w:proofErr w:type="spellEnd"/>
+    </w:p>
+    <w:p>
+      <w:pPr>
+        <w:rPr>
+          <w:lang w:val="en-US"/>
+        </w:rPr>
+      </w:pPr>
+      <w:r>
+        <w:rPr>
+          <w:lang w:val="en-US"/>
+        </w:rPr>
+        <w:t>Task8/</w:t>
+      </w:r>
+      <w:r>
+        <w:rPr>
+          <w:lang w:val="en-US"/>
+        </w:rPr>
+        <w:t>Warehouses/</w:t>
+      </w:r>
+      <w:proofErr w:type="spellStart"/>
+      <w:r>
+        <w:rPr>
+          <w:lang w:val="en-US"/>
+        </w:rPr>
+        <w:t>WarehousesAddForm</w:t>
+      </w:r>
+      <w:proofErr w:type="spellEnd"/>
+    </w:p>
+    <w:p>
+      <w:pPr>
+        <w:rPr>
+          <w:lang w:val="en-US"/>
+        </w:rPr>
+      </w:pPr>
+      <w:r>
+        <w:rPr>
+          <w:lang w:val="en-US"/>
+        </w:rPr>
+        <w:t>Task8/</w:t>
+      </w:r>
+      <w:r>
+        <w:rPr>
+          <w:lang w:val="en-US"/>
+        </w:rPr>
+        <w:t>Warehouses/</w:t>
+      </w:r>
+      <w:proofErr w:type="spellStart"/>
+      <w:r>
+        <w:rPr>
+          <w:lang w:val="en-US"/>
+        </w:rPr>
+        <w:t>WarehousesStatistics</w:t>
+      </w:r>
+      <w:proofErr w:type="spellEnd"/>
+    </w:p>
+    <w:p>
+      <w:pPr>
+        <w:rPr>
+          <w:lang w:val="en-US"/>
+        </w:rPr>
+      </w:pPr>
+      <w:r>
+        <w:rPr>
+          <w:lang w:val="en-US"/>
+        </w:rPr>
+        <w:t>Task8/Movements/</w:t>
+      </w:r>
+      <w:proofErr w:type="spellStart"/>
+      <w:r>
+        <w:rPr>
+          <w:lang w:val="en-US"/>
+        </w:rPr>
+        <w:t>MovementsList</w:t>
+      </w:r>
+      <w:proofErr w:type="spellEnd"/>
+    </w:p>
+    <w:p>
+      <w:pPr>
+        <w:rPr>
+          <w:lang w:val="en-US"/>
+        </w:rPr>
+      </w:pPr>
+      <w:r>
+        <w:rPr>
+          <w:lang w:val="en-US"/>
+        </w:rPr>
+        <w:t>Task8/Movements/</w:t>
+      </w:r>
+      <w:proofErr w:type="spellStart"/>
+      <w:r>
+        <w:rPr>
+          <w:lang w:val="en-US"/>
+        </w:rPr>
+        <w:t>MovementsAddForm</w:t>
+      </w:r>
+      <w:proofErr w:type="spellEnd"/>
+    </w:p>
+    <w:p>
+      <w:pPr>
+        <w:rPr>
+          <w:lang w:val="en-US"/>
+        </w:rPr>
+      </w:pPr>
+      <w:r>
+        <w:rPr>
+          <w:lang w:val="en-US"/>
+        </w:rPr>
+        <w:t>Task8/Movements/</w:t>
+      </w:r>
+      <w:proofErr w:type="spellStart"/>
+      <w:r>
+        <w:rPr>
+          <w:lang w:val="en-US"/>
+        </w:rPr>
+        <w:t>MovementsStatistics</w:t>
+      </w:r>
+      <w:proofErr w:type="spellEnd"/>
+    </w:p>
+    <w:p>
+      <w:pPr>
+        <w:rPr>
+          <w:lang w:val="en-US"/>
+        </w:rPr>
+      </w:pPr>
+      <w:r>
+        <w:rPr>
+          <w:lang w:val="en-US"/>
+        </w:rPr>
+        <w:t>Task8/Movements/</w:t>
+      </w:r>
+      <w:proofErr w:type="spellStart"/>
+      <w:r>
+        <w:rPr>
+          <w:lang w:val="en-US"/>
+        </w:rPr>
+        <w:t>MovementInfo</w:t>
+      </w:r>
+      <w:proofErr w:type="spellEnd"/>
+    </w:p>
+    <w:p>
+      <w:pPr>
+        <w:rPr>
+          <w:lang w:val="en-US"/>
+        </w:rPr>
+      </w:pPr>
+      <w:r>
+        <w:rPr>
+          <w:lang w:val="en-US"/>
+        </w:rPr>
+        <w:t>Task8/Movements/</w:t>
+      </w:r>
+      <w:proofErr w:type="spellStart"/>
+      <w:r>
+        <w:rPr>
+          <w:lang w:val="en-US"/>
+        </w:rPr>
+        <w:t>Movement</w:t>
+      </w:r>
+      <w:r>
+        <w:rPr>
+          <w:lang w:val="en-US"/>
+        </w:rPr>
+        <w:t>ChangeForm</w:t>
+      </w:r>
+      <w:proofErr w:type="spellEnd"/>
+    </w:p>
+    <w:p>
+      <w:pPr>
+        <w:rPr>
+          <w:lang w:val="en-US"/>
+        </w:rPr>
+      </w:pPr>
+    </w:p>
+    <w:p>
+      <w:pPr>
+        <w:rPr>
+          <w:lang w:val="en-US"/>
+        </w:rPr>
+      </w:pPr>
+    </w:p>
+    <w:p>
+      <w:pPr>
+        <w:rPr>
+          <w:lang w:val="en-US"/>
+        </w:rPr>
+      </w:pPr>
+      <w:r>
+        <w:rPr>
+          <w:lang w:val="ru-RU"/>
+        </w:rPr>
+        <w:t>Страницы:</w:t>
+      </w:r>
+      <w:r>
+        <w:rPr>
+          <w:lang w:val="ru-RU"/>
+        </w:rPr>
+        <w:br/>
+      </w:r>
+      <w:r>
+        <w:rPr>
+          <w:lang w:val="en-US"/>
+        </w:rPr>
+        <w:t>task8/</w:t>
+      </w:r>
+    </w:p>
+    <w:p>
+      <w:pPr>
+        <w:rPr>
+          <w:lang w:val="en-US"/>
+        </w:rPr>
+      </w:pPr>
+      <w:proofErr w:type="gramStart"/>
+      <w:r>
+        <w:rPr>
+          <w:lang w:val="en-US"/>
+        </w:rPr>
+        <w:t>task8/warehouses</w:t>
+      </w:r>
+      <w:proofErr w:type="gramEnd"/>
+      <w:r>
+        <w:rPr>
+          <w:lang w:val="en-US"/>
+        </w:rPr>
+        <w:t>/[warehouseId]</w:t>
+      </w:r>
+    </w:p>
+    <w:p>
+      <w:pPr>
+        <w:rPr>
+          <w:lang w:val="en-US"/>
+        </w:rPr>
+      </w:pPr>
+      <w:proofErr w:type="gramStart"/>
+      <w:r>
+        <w:rPr>
+          <w:lang w:val="en-US"/>
+        </w:rPr>
+        <w:t>task8/warehouses</w:t>
+      </w:r>
+      <w:proofErr w:type="gramEnd"/>
+      <w:r>
+        <w:rPr>
+          <w:lang w:val="en-US"/>
+        </w:rPr>
+        <w:t>/[warehouseId]/movements/[movementId]</w:t>
+      </w:r>
+    </w:p>
+    <w:p>
+      <w:pPr>
+        <w:rPr>
+          <w:lang w:val="en-US"/>
+        </w:rPr>
+      </w:pPr>
+    </w:p>
+    <w:p>
+      <w:pPr>
+        <w:rPr>
+          <w:lang w:val="en-US"/>
+        </w:rPr>
+      </w:pPr>
+    </w:p>
+    <w:p>
+      <w:proofErr w:type="spellStart"/>
+      <w:r>
+        <w:t>Апи</w:t>
+      </w:r>
+      <w:proofErr w:type="spellEnd"/>
+      <w:r>
+        <w:t>:</w:t>
+      </w:r>
+    </w:p>
+    <w:p>
+      <w:r>
         <w:t>/</w:t>
       </w:r>
       <w:proofErr w:type="spellStart"/>
@@ -11767,88 +12073,62 @@
         <w:rPr>
           <w:lang w:val="en-US"/>
         </w:rPr>
-        <w:t>WarehousesList</w:t>
-      </w:r>
-      <w:proofErr w:type="spellEnd"/>
-    </w:p>
-    <w:p>
-      <w:pPr>
-        <w:rPr>
-          <w:lang w:val="en-US"/>
-        </w:rPr>
-      </w:pPr>
-      <w:r>
-        <w:rPr>
-          <w:lang w:val="en-US"/>
-        </w:rPr>
-        <w:t>Task8/Warehouses/</w:t>
-      </w:r>
-      <w:proofErr w:type="spellStart"/>
-      <w:r>
-        <w:rPr>
-          <w:lang w:val="en-US"/>
-        </w:rPr>
-        <w:t>WarehouseInfo</w:t>
-      </w:r>
-      <w:proofErr w:type="spellEnd"/>
-    </w:p>
-    <w:p>
-      <w:pPr>
-        <w:rPr>
-          <w:lang w:val="en-US"/>
-        </w:rPr>
-      </w:pPr>
-      <w:r>
-        <w:rPr>
-          <w:lang w:val="en-US"/>
-        </w:rPr>
-        <w:t>Task8/</w:t>
-      </w:r>
-      <w:r>
-        <w:rPr>
-          <w:lang w:val="en-US"/>
-        </w:rPr>
-        <w:t>Warehouses</w:t>
-      </w:r>
-      <w:r>
-        <w:rPr>
-          <w:lang w:val="en-US"/>
-        </w:rPr>
+        <w:t>api</w:t>
+      </w:r>
+      <w:proofErr w:type="spellEnd"/>
+      <w:r>
         <w:t>/</w:t>
       </w:r>
-      <w:proofErr w:type="spellStart"/>
-      <w:r>
-        <w:rPr>
-          <w:lang w:val="en-US"/>
-        </w:rPr>
-        <w:t>WarehousesFilters</w:t>
-      </w:r>
-      <w:proofErr w:type="spellEnd"/>
-    </w:p>
-    <w:p>
-      <w:pPr>
-        <w:rPr>
-          <w:lang w:val="en-US"/>
-        </w:rPr>
-      </w:pPr>
-      <w:r>
-        <w:rPr>
-          <w:lang w:val="en-US"/>
-        </w:rPr>
-        <w:t>Task8</w:t>
-      </w:r>
-      <w:r>
-        <w:rPr>
-          <w:lang w:val="en-US"/>
-        </w:rPr>
+      <w:r>
+        <w:rPr>
+          <w:lang w:val="en-US"/>
+        </w:rPr>
+        <w:t>warehouses</w:t>
+      </w:r>
+      <w:r>
         <w:t>/</w:t>
       </w:r>
       <w:r>
         <w:rPr>
           <w:lang w:val="en-US"/>
         </w:rPr>
-        <w:t>Warehouses</w:t>
-      </w:r>
+        <w:t>index</w:t>
+      </w:r>
+      <w:r>
+        <w:t>.</w:t>
+      </w:r>
+      <w:r>
+        <w:rPr>
+          <w:lang w:val="en-US"/>
+        </w:rPr>
+        <w:t>get</w:t>
+      </w:r>
+      <w:r>
+        <w:t>.</w:t>
+      </w:r>
+      <w:proofErr w:type="spellStart"/>
+      <w:r>
+        <w:rPr>
+          <w:lang w:val="en-US"/>
+        </w:rPr>
+        <w:t>ts</w:t>
+      </w:r>
+      <w:proofErr w:type="spellEnd"/>
+      <w:r>
+        <w:t xml:space="preserve"> – получить все </w:t>
+      </w:r>
+      <w:proofErr w:type="spellStart"/>
+      <w:r>
+        <w:t>склады</w:t>
+      </w:r>
+      <w:proofErr w:type="spellEnd"/>
+    </w:p>
+    <w:p>
+      <w:pPr>
+        <w:rPr>
+          <w:lang w:val="en-US"/>
+        </w:rPr>
+      </w:pPr>
       <w:r>
         <w:rPr>
           <w:lang w:val="en-US"/>
@@ -11860,67 +12140,197 @@
         <w:rPr>
           <w:lang w:val="en-US"/>
         </w:rPr>
-        <w:t>WarehousesAddForm</w:t>
-      </w:r>
-      <w:proofErr w:type="spellEnd"/>
-    </w:p>
-    <w:p>
-      <w:pPr>
-        <w:rPr>
-          <w:lang w:val="en-US"/>
-        </w:rPr>
-      </w:pPr>
-      <w:r>
-        <w:rPr>
-          <w:lang w:val="en-US"/>
-        </w:rPr>
-        <w:t>Task8</w:t>
-      </w:r>
+        <w:t>api</w:t>
+      </w:r>
+      <w:proofErr w:type="spellEnd"/>
+      <w:r>
+        <w:rPr>
+          <w:lang w:val="en-US"/>
+        </w:rPr>
+        <w:t>/warehouses/</w:t>
+      </w:r>
+      <w:proofErr w:type="spellStart"/>
+      <w:r>
+        <w:rPr>
+          <w:lang w:val="en-US"/>
+        </w:rPr>
+        <w:t>index.post.ts</w:t>
+      </w:r>
+      <w:proofErr w:type="spellEnd"/>
+      <w:r>
+        <w:rPr>
+          <w:lang w:val="en-US"/>
+        </w:rPr>
+        <w:t xml:space="preserve"> – </w:t>
+      </w:r>
+      <w:r>
+        <w:rPr>
+          <w:lang w:val="ru-RU"/>
+        </w:rPr>
+        <w:t>добавить</w:t>
+      </w:r>
+      <w:r>
+        <w:rPr>
+          <w:lang w:val="en-US"/>
+        </w:rPr>
+        <w:t xml:space="preserve"> </w:t>
+      </w:r>
+      <w:r>
+        <w:rPr>
+          <w:lang w:val="ru-RU"/>
+        </w:rPr>
+        <w:t>склад</w:t>
+      </w:r>
+    </w:p>
+    <w:p>
+      <w:pPr>
+        <w:rPr>
+          <w:lang w:val="en-US"/>
+        </w:rPr>
+      </w:pPr>
       <w:r>
         <w:rPr>
           <w:lang w:val="en-US"/>
         </w:rPr>
         <w:t>/</w:t>
       </w:r>
-      <w:r>
-        <w:rPr>
-          <w:lang w:val="en-US"/>
-        </w:rPr>
-        <w:t>Warehouses</w:t>
-      </w:r>
+      <w:proofErr w:type="spellStart"/>
+      <w:r>
+        <w:rPr>
+          <w:lang w:val="en-US"/>
+        </w:rPr>
+        <w:t>api</w:t>
+      </w:r>
+      <w:proofErr w:type="spellEnd"/>
       <w:r>
         <w:rPr>
           <w:lang w:val="en-US"/>
         </w:rPr>
         <w:t>/</w:t>
       </w:r>
-      <w:proofErr w:type="spellStart"/>
-      <w:r>
-        <w:rPr>
-          <w:lang w:val="en-US"/>
-        </w:rPr>
-        <w:t>WarehousesStatistics</w:t>
-      </w:r>
-      <w:proofErr w:type="spellEnd"/>
-    </w:p>
-    <w:p>
-      <w:pPr>
-        <w:rPr>
-          <w:lang w:val="en-US"/>
-        </w:rPr>
-      </w:pPr>
-      <w:r>
-        <w:rPr>
-          <w:lang w:val="en-US"/>
-        </w:rPr>
-        <w:t>Task8/</w:t>
-      </w:r>
-      <w:r>
-        <w:rPr>
-          <w:lang w:val="en-US"/>
-        </w:rPr>
-        <w:t>Movements</w:t>
-      </w:r>
+      <w:r>
+        <w:rPr>
+          <w:lang w:val="en-US"/>
+        </w:rPr>
+        <w:t>warehouses</w:t>
+      </w:r>
+      <w:r>
+        <w:rPr>
+          <w:lang w:val="en-US"/>
+        </w:rPr>
+        <w:t>/[</w:t>
+      </w:r>
+      <w:r>
+        <w:rPr>
+          <w:lang w:val="en-US"/>
+        </w:rPr>
+        <w:t>warehouseId</w:t>
+      </w:r>
+      <w:r>
+        <w:rPr>
+          <w:lang w:val="en-US"/>
+        </w:rPr>
+        <w:t>]/</w:t>
+      </w:r>
+      <w:proofErr w:type="spellStart"/>
+      <w:r>
+        <w:rPr>
+          <w:lang w:val="en-US"/>
+        </w:rPr>
+        <w:t>index</w:t>
+      </w:r>
+      <w:r>
+        <w:rPr>
+          <w:lang w:val="en-US"/>
+        </w:rPr>
+        <w:t>.</w:t>
+      </w:r>
+      <w:r>
+        <w:rPr>
+          <w:lang w:val="en-US"/>
+        </w:rPr>
+        <w:t>get</w:t>
+      </w:r>
+      <w:r>
+        <w:rPr>
+          <w:lang w:val="en-US"/>
+        </w:rPr>
+        <w:t>.</w:t>
+      </w:r>
+      <w:r>
+        <w:rPr>
+          <w:lang w:val="en-US"/>
+        </w:rPr>
+        <w:t>ts</w:t>
+      </w:r>
+      <w:proofErr w:type="spellEnd"/>
+      <w:r>
+        <w:rPr>
+          <w:lang w:val="en-US"/>
+        </w:rPr>
+        <w:t xml:space="preserve"> – </w:t>
+      </w:r>
+      <w:r>
+        <w:rPr>
+          <w:lang w:val="ru-RU"/>
+        </w:rPr>
+        <w:t>получить</w:t>
+      </w:r>
+      <w:r>
+        <w:rPr>
+          <w:lang w:val="en-US"/>
+        </w:rPr>
+        <w:t xml:space="preserve"> </w:t>
+      </w:r>
+      <w:r>
+        <w:rPr>
+          <w:lang w:val="ru-RU"/>
+        </w:rPr>
+        <w:t>инфу</w:t>
+      </w:r>
+      <w:r>
+        <w:rPr>
+          <w:lang w:val="en-US"/>
+        </w:rPr>
+        <w:t xml:space="preserve"> </w:t>
+      </w:r>
+      <w:r>
+        <w:rPr>
+          <w:lang w:val="ru-RU"/>
+        </w:rPr>
+        <w:t>об</w:t>
+      </w:r>
+      <w:r>
+        <w:rPr>
+          <w:lang w:val="en-US"/>
+        </w:rPr>
+        <w:t xml:space="preserve"> </w:t>
+      </w:r>
+      <w:r>
+        <w:rPr>
+          <w:lang w:val="ru-RU"/>
+        </w:rPr>
+        <w:t>одном</w:t>
+      </w:r>
+      <w:r>
+        <w:rPr>
+          <w:lang w:val="en-US"/>
+        </w:rPr>
+        <w:t xml:space="preserve"> </w:t>
+      </w:r>
+      <w:r>
+        <w:rPr>
+          <w:lang w:val="ru-RU"/>
+        </w:rPr>
+        <w:t>складе</w:t>
+      </w:r>
+    </w:p>
+    <w:p>
+      <w:pPr>
+        <w:rPr>
+          <w:lang w:val="en-US"/>
+        </w:rPr>
+      </w:pPr>
       <w:r>
         <w:rPr>
           <w:lang w:val="en-US"/>
@@ -11932,83 +12342,818 @@
         <w:rPr>
           <w:lang w:val="en-US"/>
         </w:rPr>
-        <w:t>Movements</w:t>
-      </w:r>
-      <w:r>
-        <w:rPr>
-          <w:lang w:val="en-US"/>
-        </w:rPr>
-        <w:t>List</w:t>
-      </w:r>
-      <w:proofErr w:type="spellEnd"/>
-    </w:p>
-    <w:p>
-      <w:pPr>
-        <w:rPr>
-          <w:lang w:val="en-US"/>
-        </w:rPr>
-      </w:pPr>
-      <w:r>
-        <w:rPr>
-          <w:lang w:val="en-US"/>
-        </w:rPr>
-        <w:t>Task8/Movements/</w:t>
-      </w:r>
-      <w:proofErr w:type="spellStart"/>
-      <w:r>
-        <w:rPr>
-          <w:lang w:val="en-US"/>
-        </w:rPr>
-        <w:t>Movements</w:t>
-      </w:r>
-      <w:r>
-        <w:rPr>
-          <w:lang w:val="en-US"/>
-        </w:rPr>
-        <w:t>AddForm</w:t>
-      </w:r>
-      <w:proofErr w:type="spellEnd"/>
-    </w:p>
-    <w:p>
-      <w:pPr>
-        <w:rPr>
-          <w:lang w:val="en-US"/>
-        </w:rPr>
-      </w:pPr>
-      <w:r>
-        <w:rPr>
-          <w:lang w:val="en-US"/>
-        </w:rPr>
-        <w:t>Task8/Movements/</w:t>
-      </w:r>
-      <w:proofErr w:type="spellStart"/>
-      <w:r>
-        <w:rPr>
-          <w:lang w:val="en-US"/>
-        </w:rPr>
-        <w:t>Movements</w:t>
-      </w:r>
-      <w:r>
-        <w:rPr>
-          <w:lang w:val="en-US"/>
-        </w:rPr>
-        <w:t>Statistics</w:t>
-      </w:r>
-      <w:proofErr w:type="spellEnd"/>
-    </w:p>
-    <w:p>
-      <w:pPr>
-        <w:rPr>
-          <w:lang w:val="en-US"/>
-        </w:rPr>
-      </w:pPr>
-      <w:r>
-        <w:rPr>
-          <w:lang w:val="en-US"/>
-        </w:rPr>
-        <w:t>Task8/Movements/</w:t>
-      </w:r>
-      <w:proofErr w:type="spellStart"/>
+        <w:t>api</w:t>
+      </w:r>
+      <w:proofErr w:type="spellEnd"/>
+      <w:r>
+        <w:rPr>
+          <w:lang w:val="en-US"/>
+        </w:rPr>
+        <w:t>/</w:t>
+      </w:r>
+      <w:r>
+        <w:rPr>
+          <w:lang w:val="en-US"/>
+        </w:rPr>
+        <w:t>warehouses</w:t>
+      </w:r>
+      <w:r>
+        <w:rPr>
+          <w:lang w:val="en-US"/>
+        </w:rPr>
+        <w:t>/[</w:t>
+      </w:r>
+      <w:r>
+        <w:rPr>
+          <w:lang w:val="en-US"/>
+        </w:rPr>
+        <w:t>warehouseId</w:t>
+      </w:r>
+      <w:r>
+        <w:rPr>
+          <w:lang w:val="en-US"/>
+        </w:rPr>
+        <w:t>]/</w:t>
+      </w:r>
+      <w:r>
+        <w:rPr>
+          <w:lang w:val="en-US"/>
+        </w:rPr>
+        <w:t>movements</w:t>
+      </w:r>
+      <w:r>
+        <w:rPr>
+          <w:lang w:val="en-US"/>
+        </w:rPr>
+        <w:t>/</w:t>
+      </w:r>
+      <w:proofErr w:type="spellStart"/>
+      <w:r>
+        <w:rPr>
+          <w:lang w:val="en-US"/>
+        </w:rPr>
+        <w:t>index</w:t>
+      </w:r>
+      <w:r>
+        <w:rPr>
+          <w:lang w:val="en-US"/>
+        </w:rPr>
+        <w:t>.</w:t>
+      </w:r>
+      <w:r>
+        <w:rPr>
+          <w:lang w:val="en-US"/>
+        </w:rPr>
+        <w:t>get</w:t>
+      </w:r>
+      <w:r>
+        <w:rPr>
+          <w:lang w:val="en-US"/>
+        </w:rPr>
+        <w:t>.</w:t>
+      </w:r>
+      <w:r>
+        <w:rPr>
+          <w:lang w:val="en-US"/>
+        </w:rPr>
+        <w:t>ts</w:t>
+      </w:r>
+      <w:proofErr w:type="spellEnd"/>
+      <w:r>
+        <w:rPr>
+          <w:lang w:val="en-US"/>
+        </w:rPr>
+        <w:t xml:space="preserve"> – </w:t>
+      </w:r>
+      <w:r>
+        <w:rPr>
+          <w:lang w:val="ru-RU"/>
+        </w:rPr>
+        <w:t>получить</w:t>
+      </w:r>
+      <w:r>
+        <w:rPr>
+          <w:lang w:val="en-US"/>
+        </w:rPr>
+        <w:t xml:space="preserve"> </w:t>
+      </w:r>
+      <w:r>
+        <w:rPr>
+          <w:lang w:val="ru-RU"/>
+        </w:rPr>
+        <w:t>все</w:t>
+      </w:r>
+      <w:r>
+        <w:rPr>
+          <w:lang w:val="en-US"/>
+        </w:rPr>
+        <w:t xml:space="preserve"> </w:t>
+      </w:r>
+      <w:proofErr w:type="spellStart"/>
+      <w:r>
+        <w:rPr>
+          <w:lang w:val="ru-RU"/>
+        </w:rPr>
+        <w:t>мувы</w:t>
+      </w:r>
+      <w:proofErr w:type="spellEnd"/>
+      <w:r>
+        <w:rPr>
+          <w:lang w:val="en-US"/>
+        </w:rPr>
+        <w:t xml:space="preserve"> </w:t>
+      </w:r>
+      <w:r>
+        <w:rPr>
+          <w:lang w:val="ru-RU"/>
+        </w:rPr>
+        <w:t>по</w:t>
+      </w:r>
+      <w:r>
+        <w:rPr>
+          <w:lang w:val="en-US"/>
+        </w:rPr>
+        <w:t xml:space="preserve"> </w:t>
+      </w:r>
+      <w:r>
+        <w:rPr>
+          <w:lang w:val="ru-RU"/>
+        </w:rPr>
+        <w:t>одному</w:t>
+      </w:r>
+      <w:r>
+        <w:rPr>
+          <w:lang w:val="en-US"/>
+        </w:rPr>
+        <w:t xml:space="preserve"> </w:t>
+      </w:r>
+      <w:r>
+        <w:rPr>
+          <w:lang w:val="ru-RU"/>
+        </w:rPr>
+        <w:t>складу</w:t>
+      </w:r>
+    </w:p>
+    <w:p>
+      <w:pPr>
+        <w:rPr>
+          <w:lang w:val="en-US"/>
+        </w:rPr>
+      </w:pPr>
+      <w:r>
+        <w:rPr>
+          <w:lang w:val="en-US"/>
+        </w:rPr>
+        <w:t>/</w:t>
+      </w:r>
+      <w:proofErr w:type="spellStart"/>
+      <w:r>
+        <w:rPr>
+          <w:lang w:val="en-US"/>
+        </w:rPr>
+        <w:t>api</w:t>
+      </w:r>
+      <w:proofErr w:type="spellEnd"/>
+      <w:r>
+        <w:rPr>
+          <w:lang w:val="en-US"/>
+        </w:rPr>
+        <w:t>/</w:t>
+      </w:r>
+      <w:r>
+        <w:rPr>
+          <w:lang w:val="en-US"/>
+        </w:rPr>
+        <w:t>warehouses</w:t>
+      </w:r>
+      <w:r>
+        <w:rPr>
+          <w:lang w:val="en-US"/>
+        </w:rPr>
+        <w:t>/[</w:t>
+      </w:r>
+      <w:r>
+        <w:rPr>
+          <w:lang w:val="en-US"/>
+        </w:rPr>
+        <w:t>warehouseId</w:t>
+      </w:r>
+      <w:r>
+        <w:rPr>
+          <w:lang w:val="en-US"/>
+        </w:rPr>
+        <w:t>]/</w:t>
+      </w:r>
+      <w:r>
+        <w:rPr>
+          <w:lang w:val="en-US"/>
+        </w:rPr>
+        <w:t>movements</w:t>
+      </w:r>
+      <w:r>
+        <w:rPr>
+          <w:lang w:val="en-US"/>
+        </w:rPr>
+        <w:t>/</w:t>
+      </w:r>
+      <w:proofErr w:type="spellStart"/>
+      <w:r>
+        <w:rPr>
+          <w:lang w:val="en-US"/>
+        </w:rPr>
+        <w:t>index</w:t>
+      </w:r>
+      <w:r>
+        <w:rPr>
+          <w:lang w:val="en-US"/>
+        </w:rPr>
+        <w:t>.</w:t>
+      </w:r>
+      <w:r>
+        <w:rPr>
+          <w:lang w:val="en-US"/>
+        </w:rPr>
+        <w:t>post</w:t>
+      </w:r>
+      <w:r>
+        <w:rPr>
+          <w:lang w:val="en-US"/>
+        </w:rPr>
+        <w:t>.</w:t>
+      </w:r>
+      <w:r>
+        <w:rPr>
+          <w:lang w:val="en-US"/>
+        </w:rPr>
+        <w:t>ts</w:t>
+      </w:r>
+      <w:proofErr w:type="spellEnd"/>
+      <w:r>
+        <w:rPr>
+          <w:lang w:val="en-US"/>
+        </w:rPr>
+        <w:t xml:space="preserve"> – </w:t>
+      </w:r>
+      <w:r>
+        <w:rPr>
+          <w:lang w:val="ru-RU"/>
+        </w:rPr>
+        <w:t>добавить</w:t>
+      </w:r>
+      <w:r>
+        <w:rPr>
+          <w:lang w:val="en-US"/>
+        </w:rPr>
+        <w:t xml:space="preserve"> </w:t>
+      </w:r>
+      <w:r>
+        <w:rPr>
+          <w:lang w:val="ru-RU"/>
+        </w:rPr>
+        <w:t>мув</w:t>
+      </w:r>
+      <w:r>
+        <w:rPr>
+          <w:lang w:val="en-US"/>
+        </w:rPr>
+        <w:t xml:space="preserve"> </w:t>
+      </w:r>
+      <w:r>
+        <w:rPr>
+          <w:lang w:val="ru-RU"/>
+        </w:rPr>
+        <w:t>для</w:t>
+      </w:r>
+      <w:r>
+        <w:rPr>
+          <w:lang w:val="en-US"/>
+        </w:rPr>
+        <w:t xml:space="preserve"> </w:t>
+      </w:r>
+      <w:r>
+        <w:rPr>
+          <w:lang w:val="ru-RU"/>
+        </w:rPr>
+        <w:t>данного</w:t>
+      </w:r>
+      <w:r>
+        <w:rPr>
+          <w:lang w:val="en-US"/>
+        </w:rPr>
+        <w:t xml:space="preserve"> </w:t>
+      </w:r>
+      <w:r>
+        <w:rPr>
+          <w:lang w:val="ru-RU"/>
+        </w:rPr>
+        <w:t>склада</w:t>
+      </w:r>
+    </w:p>
+    <w:p>
+      <w:pPr>
+        <w:rPr>
+          <w:lang w:val="en-US"/>
+        </w:rPr>
+      </w:pPr>
+      <w:r>
+        <w:rPr>
+          <w:lang w:val="en-US"/>
+        </w:rPr>
+        <w:t>/</w:t>
+      </w:r>
+      <w:proofErr w:type="spellStart"/>
+      <w:r>
+        <w:rPr>
+          <w:lang w:val="en-US"/>
+        </w:rPr>
+        <w:t>api</w:t>
+      </w:r>
+      <w:proofErr w:type="spellEnd"/>
+      <w:r>
+        <w:rPr>
+          <w:lang w:val="en-US"/>
+        </w:rPr>
+        <w:t>/</w:t>
+      </w:r>
+      <w:r>
+        <w:rPr>
+          <w:lang w:val="en-US"/>
+        </w:rPr>
+        <w:t>movements/[movementId]/</w:t>
+      </w:r>
+      <w:proofErr w:type="spellStart"/>
+      <w:r>
+        <w:rPr>
+          <w:lang w:val="en-US"/>
+        </w:rPr>
+        <w:t>index.get.ts</w:t>
+      </w:r>
+      <w:proofErr w:type="spellEnd"/>
+      <w:r>
+        <w:rPr>
+          <w:lang w:val="en-US"/>
+        </w:rPr>
+        <w:t xml:space="preserve"> – </w:t>
+      </w:r>
+      <w:r>
+        <w:rPr>
+          <w:lang w:val="ru-RU"/>
+        </w:rPr>
+        <w:t>получить</w:t>
+      </w:r>
+      <w:r>
+        <w:rPr>
+          <w:lang w:val="en-US"/>
+        </w:rPr>
+        <w:t xml:space="preserve"> </w:t>
+      </w:r>
+      <w:r>
+        <w:rPr>
+          <w:lang w:val="ru-RU"/>
+        </w:rPr>
+        <w:t>конкретный</w:t>
+      </w:r>
+      <w:r>
+        <w:rPr>
+          <w:lang w:val="en-US"/>
+        </w:rPr>
+        <w:t xml:space="preserve"> </w:t>
+      </w:r>
+      <w:r>
+        <w:rPr>
+          <w:lang w:val="ru-RU"/>
+        </w:rPr>
+        <w:t>мув</w:t>
+      </w:r>
+    </w:p>
+    <w:p>
+      <w:pPr>
+        <w:rPr>
+          <w:lang w:val="en-US"/>
+        </w:rPr>
+      </w:pPr>
+      <w:r>
+        <w:rPr>
+          <w:lang w:val="en-US"/>
+        </w:rPr>
+        <w:t>/</w:t>
+      </w:r>
+      <w:proofErr w:type="spellStart"/>
+      <w:r>
+        <w:rPr>
+          <w:lang w:val="en-US"/>
+        </w:rPr>
+        <w:t>api</w:t>
+      </w:r>
+      <w:proofErr w:type="spellEnd"/>
+      <w:r>
+        <w:rPr>
+          <w:lang w:val="en-US"/>
+        </w:rPr>
+        <w:t>/</w:t>
+      </w:r>
+      <w:r>
+        <w:rPr>
+          <w:lang w:val="en-US"/>
+        </w:rPr>
+        <w:t>movements/[movementId]/</w:t>
+      </w:r>
+      <w:proofErr w:type="spellStart"/>
+      <w:r>
+        <w:rPr>
+          <w:lang w:val="en-US"/>
+        </w:rPr>
+        <w:t>index.patch.ts</w:t>
+      </w:r>
+      <w:proofErr w:type="spellEnd"/>
+      <w:r>
+        <w:rPr>
+          <w:lang w:val="en-US"/>
+        </w:rPr>
+        <w:t xml:space="preserve"> – </w:t>
+      </w:r>
+      <w:r>
+        <w:rPr>
+          <w:lang w:val="ru-RU"/>
+        </w:rPr>
+        <w:t>Исправить</w:t>
+      </w:r>
+      <w:r>
+        <w:rPr>
+          <w:lang w:val="en-US"/>
+        </w:rPr>
+        <w:t xml:space="preserve"> </w:t>
+      </w:r>
+      <w:r>
+        <w:rPr>
+          <w:lang w:val="ru-RU"/>
+        </w:rPr>
+        <w:t>конкретный</w:t>
+      </w:r>
+      <w:r>
+        <w:rPr>
+          <w:lang w:val="en-US"/>
+        </w:rPr>
+        <w:t xml:space="preserve"> </w:t>
+      </w:r>
+      <w:r>
+        <w:rPr>
+          <w:lang w:val="ru-RU"/>
+        </w:rPr>
+        <w:t>мув</w:t>
+      </w:r>
+    </w:p>
+    <w:p>
+      <w:pPr>
+        <w:rPr>
+          <w:lang w:val="en-US"/>
+        </w:rPr>
+      </w:pPr>
+      <w:r>
+        <w:rPr>
+          <w:lang w:val="en-US"/>
+        </w:rPr>
+        <w:t>/</w:t>
+      </w:r>
+      <w:proofErr w:type="spellStart"/>
+      <w:r>
+        <w:rPr>
+          <w:lang w:val="en-US"/>
+        </w:rPr>
+        <w:t>api</w:t>
+      </w:r>
+      <w:proofErr w:type="spellEnd"/>
+      <w:r>
+        <w:rPr>
+          <w:lang w:val="en-US"/>
+        </w:rPr>
+        <w:t>/</w:t>
+      </w:r>
+      <w:r>
+        <w:rPr>
+          <w:lang w:val="en-US"/>
+        </w:rPr>
+        <w:t>movements</w:t>
+      </w:r>
+      <w:r>
+        <w:rPr>
+          <w:lang w:val="en-US"/>
+        </w:rPr>
+        <w:t>/</w:t>
+      </w:r>
+      <w:proofErr w:type="spellStart"/>
+      <w:r>
+        <w:rPr>
+          <w:lang w:val="en-US"/>
+        </w:rPr>
+        <w:t>index.</w:t>
+      </w:r>
+      <w:r>
+        <w:rPr>
+          <w:lang w:val="en-US"/>
+        </w:rPr>
+        <w:t>get</w:t>
+      </w:r>
+      <w:r>
+        <w:rPr>
+          <w:lang w:val="en-US"/>
+        </w:rPr>
+        <w:t>.ts</w:t>
+      </w:r>
+      <w:proofErr w:type="spellEnd"/>
+      <w:r>
+        <w:rPr>
+          <w:lang w:val="en-US"/>
+        </w:rPr>
+        <w:t xml:space="preserve"> – </w:t>
+      </w:r>
+      <w:r>
+        <w:rPr>
+          <w:lang w:val="ru-RU"/>
+        </w:rPr>
+        <w:t>Получить</w:t>
+      </w:r>
+      <w:r>
+        <w:rPr>
+          <w:lang w:val="en-US"/>
+        </w:rPr>
+        <w:t xml:space="preserve"> </w:t>
+      </w:r>
+      <w:r>
+        <w:rPr>
+          <w:lang w:val="ru-RU"/>
+        </w:rPr>
+        <w:t>все</w:t>
+      </w:r>
+      <w:r>
+        <w:rPr>
+          <w:lang w:val="en-US"/>
+        </w:rPr>
+        <w:t xml:space="preserve"> </w:t>
+      </w:r>
+      <w:proofErr w:type="spellStart"/>
+      <w:r>
+        <w:rPr>
+          <w:lang w:val="ru-RU"/>
+        </w:rPr>
+        <w:t>мувы</w:t>
+      </w:r>
+      <w:proofErr w:type="spellEnd"/>
+    </w:p>
+    <w:p>
+      <w:pPr>
+        <w:rPr>
+          <w:lang w:val="en-US"/>
+        </w:rPr>
+      </w:pPr>
+    </w:p>
+    <w:p>
+      <w:pPr>
+        <w:rPr>
+          <w:lang w:val="en-US"/>
+        </w:rPr>
+      </w:pPr>
+    </w:p>
+    <w:p>
+      <w:pPr>
+        <w:rPr>
+          <w:lang w:val="en-US"/>
+        </w:rPr>
+      </w:pPr>
+    </w:p>
+    <w:p>
+      <w:pPr>
+        <w:rPr>
+          <w:lang w:val="en-US"/>
+        </w:rPr>
+      </w:pPr>
+      <w:proofErr w:type="spellStart"/>
+      <w:r>
+        <w:rPr>
+          <w:lang w:val="ru-RU"/>
+        </w:rPr>
+        <w:t>Утилсы</w:t>
+      </w:r>
+      <w:proofErr w:type="spellEnd"/>
+      <w:r>
+        <w:rPr>
+          <w:lang w:val="ru-RU"/>
+        </w:rPr>
+        <w:t xml:space="preserve"> сервера</w:t>
+      </w:r>
+      <w:r>
+        <w:rPr>
+          <w:lang w:val="ru-RU"/>
+        </w:rPr>
+        <w:t>:</w:t>
+      </w:r>
+      <w:r>
+        <w:rPr>
+          <w:lang w:val="en-US"/>
+        </w:rPr>
+        <w:t xml:space="preserve"> +</w:t>
+      </w:r>
+    </w:p>
+    <w:p>
+      <w:pPr>
+        <w:rPr>
+          <w:lang w:val="en-US"/>
+        </w:rPr>
+      </w:pPr>
+      <w:proofErr w:type="spellStart"/>
+      <w:proofErr w:type="gramStart"/>
+      <w:r>
+        <w:rPr>
+          <w:lang w:val="en-US"/>
+        </w:rPr>
+        <w:t>getWarehouses</w:t>
+      </w:r>
+      <w:proofErr w:type="spellEnd"/>
+      <w:r>
+        <w:rPr>
+          <w:lang w:val="en-US"/>
+        </w:rPr>
+        <w:t>(</w:t>
+      </w:r>
+      <w:proofErr w:type="gramEnd"/>
+      <w:r>
+        <w:rPr>
+          <w:lang w:val="en-US"/>
+        </w:rPr>
+        <w:t xml:space="preserve">) =&gt; undefined / Warehouse[] – </w:t>
+      </w:r>
+      <w:r>
+        <w:rPr>
+          <w:lang w:val="ru-RU"/>
+        </w:rPr>
+        <w:t>получить</w:t>
+      </w:r>
+      <w:r>
+        <w:rPr>
+          <w:lang w:val="en-US"/>
+        </w:rPr>
+        <w:t xml:space="preserve"> </w:t>
+      </w:r>
+      <w:r>
+        <w:rPr>
+          <w:lang w:val="ru-RU"/>
+        </w:rPr>
+        <w:t>все</w:t>
+      </w:r>
+      <w:r>
+        <w:rPr>
+          <w:lang w:val="en-US"/>
+        </w:rPr>
+        <w:t xml:space="preserve"> </w:t>
+      </w:r>
+      <w:r>
+        <w:rPr>
+          <w:lang w:val="ru-RU"/>
+        </w:rPr>
+        <w:t>склады</w:t>
+      </w:r>
+    </w:p>
+    <w:p>
+      <w:pPr>
+        <w:rPr>
+          <w:lang w:val="en-US"/>
+        </w:rPr>
+      </w:pPr>
+      <w:proofErr w:type="spellStart"/>
+      <w:proofErr w:type="gramStart"/>
+      <w:r>
+        <w:rPr>
+          <w:lang w:val="en-US"/>
+        </w:rPr>
+        <w:t>getWarehouseById</w:t>
+      </w:r>
+      <w:proofErr w:type="spellEnd"/>
+      <w:r>
+        <w:rPr>
+          <w:lang w:val="en-US"/>
+        </w:rPr>
+        <w:t>(</w:t>
+      </w:r>
+      <w:proofErr w:type="gramEnd"/>
+      <w:r>
+        <w:rPr>
+          <w:lang w:val="en-US"/>
+        </w:rPr>
+        <w:t>warehouseId</w:t>
+      </w:r>
+      <w:r>
+        <w:rPr>
+          <w:lang w:val="en-US"/>
+        </w:rPr>
+        <w:t xml:space="preserve">) =&gt; </w:t>
+      </w:r>
+      <w:r>
+        <w:rPr>
+          <w:lang w:val="en-US"/>
+        </w:rPr>
+        <w:t>undefined</w:t>
+      </w:r>
+      <w:r>
+        <w:rPr>
+          <w:lang w:val="en-US"/>
+        </w:rPr>
+        <w:t xml:space="preserve"> / </w:t>
+      </w:r>
+      <w:r>
+        <w:rPr>
+          <w:lang w:val="en-US"/>
+        </w:rPr>
+        <w:t>Warehouse</w:t>
+      </w:r>
+      <w:r>
+        <w:rPr>
+          <w:lang w:val="en-US"/>
+        </w:rPr>
+        <w:t xml:space="preserve"> – </w:t>
+      </w:r>
+      <w:r>
+        <w:rPr>
+          <w:lang w:val="ru-RU"/>
+        </w:rPr>
+        <w:t>получить</w:t>
+      </w:r>
+      <w:r>
+        <w:rPr>
+          <w:lang w:val="en-US"/>
+        </w:rPr>
+        <w:t xml:space="preserve"> </w:t>
+      </w:r>
+      <w:r>
+        <w:rPr>
+          <w:lang w:val="ru-RU"/>
+        </w:rPr>
+        <w:t>один</w:t>
+      </w:r>
+      <w:r>
+        <w:rPr>
+          <w:lang w:val="en-US"/>
+        </w:rPr>
+        <w:t xml:space="preserve"> </w:t>
+      </w:r>
+      <w:r>
+        <w:rPr>
+          <w:lang w:val="ru-RU"/>
+        </w:rPr>
+        <w:t>конкретный</w:t>
+      </w:r>
+      <w:r>
+        <w:rPr>
+          <w:lang w:val="en-US"/>
+        </w:rPr>
+        <w:t xml:space="preserve"> </w:t>
+      </w:r>
+      <w:r>
+        <w:rPr>
+          <w:lang w:val="ru-RU"/>
+        </w:rPr>
+        <w:t>склад</w:t>
+      </w:r>
+    </w:p>
+    <w:p>
+      <w:pPr>
+        <w:rPr>
+          <w:lang w:val="ru-RU"/>
+        </w:rPr>
+      </w:pPr>
+      <w:proofErr w:type="spellStart"/>
+      <w:proofErr w:type="gramStart"/>
+      <w:r>
+        <w:rPr>
+          <w:lang w:val="en-US"/>
+        </w:rPr>
+        <w:t>getMovements</w:t>
+      </w:r>
+      <w:proofErr w:type="spellEnd"/>
+      <w:r>
+        <w:rPr>
+          <w:lang w:val="ru-RU"/>
+        </w:rPr>
+        <w:t>(</w:t>
+      </w:r>
+      <w:proofErr w:type="gramEnd"/>
+      <w:r>
+        <w:rPr>
+          <w:lang w:val="ru-RU"/>
+        </w:rPr>
+        <w:t xml:space="preserve">) =&gt; </w:t>
+      </w:r>
+      <w:r>
+        <w:rPr>
+          <w:lang w:val="en-US"/>
+        </w:rPr>
+        <w:t>undefined</w:t>
+      </w:r>
+      <w:r>
+        <w:rPr>
+          <w:lang w:val="ru-RU"/>
+        </w:rPr>
+        <w:t xml:space="preserve"> / </w:t>
+      </w:r>
       <w:r>
         <w:rPr>
           <w:lang w:val="en-US"/>
@@ -12017,146 +13162,542 @@
       </w:r>
       <w:r>
         <w:rPr>
-          <w:lang w:val="en-US"/>
-        </w:rPr>
-        <w:t>Info</w:t>
-      </w:r>
-      <w:proofErr w:type="spellEnd"/>
-    </w:p>
-    <w:p>
-      <w:pPr>
-        <w:rPr>
-          <w:lang w:val="en-US"/>
-        </w:rPr>
-      </w:pPr>
-      <w:r>
-        <w:rPr>
-          <w:lang w:val="en-US"/>
-        </w:rPr>
-        <w:t>Task8/Movements/</w:t>
-      </w:r>
-      <w:proofErr w:type="spellStart"/>
-      <w:r>
-        <w:rPr>
-          <w:lang w:val="en-US"/>
-        </w:rPr>
-        <w:t>Movement</w:t>
-      </w:r>
-      <w:r>
-        <w:rPr>
-          <w:lang w:val="en-US"/>
-        </w:rPr>
-        <w:t>ChangeForm</w:t>
-      </w:r>
-      <w:proofErr w:type="spellEnd"/>
-    </w:p>
-    <w:p>
-      <w:pPr>
-        <w:rPr>
-          <w:lang w:val="en-US"/>
-        </w:rPr>
-      </w:pPr>
-    </w:p>
-    <w:p>
-      <w:pPr>
-        <w:rPr>
-          <w:lang w:val="en-US"/>
-        </w:rPr>
-      </w:pPr>
-    </w:p>
-    <w:p>
-      <w:pPr>
-        <w:rPr>
-          <w:lang w:val="en-US"/>
-        </w:rPr>
-      </w:pPr>
-      <w:r>
-        <w:rPr>
-          <w:lang w:val="ru-RU"/>
-        </w:rPr>
-        <w:t>Страницы:</w:t>
-      </w:r>
-      <w:r>
-        <w:rPr>
-          <w:lang w:val="ru-RU"/>
-        </w:rPr>
-        <w:br/>
-      </w:r>
-      <w:r>
-        <w:rPr>
-          <w:lang w:val="en-US"/>
-        </w:rPr>
-        <w:t>task8/</w:t>
-      </w:r>
-    </w:p>
-    <w:p>
-      <w:pPr>
-        <w:rPr>
-          <w:lang w:val="en-US"/>
-        </w:rPr>
-      </w:pPr>
+          <w:lang w:val="ru-RU"/>
+        </w:rPr>
+        <w:t xml:space="preserve">[] – </w:t>
+      </w:r>
+      <w:r>
+        <w:rPr>
+          <w:lang w:val="ru-RU"/>
+        </w:rPr>
+        <w:t>получить</w:t>
+      </w:r>
+      <w:r>
+        <w:rPr>
+          <w:lang w:val="ru-RU"/>
+        </w:rPr>
+        <w:t xml:space="preserve"> </w:t>
+      </w:r>
+      <w:r>
+        <w:rPr>
+          <w:lang w:val="ru-RU"/>
+        </w:rPr>
+        <w:t>все</w:t>
+      </w:r>
+      <w:r>
+        <w:rPr>
+          <w:lang w:val="ru-RU"/>
+        </w:rPr>
+        <w:t xml:space="preserve"> </w:t>
+      </w:r>
+      <w:proofErr w:type="spellStart"/>
+      <w:r>
+        <w:rPr>
+          <w:lang w:val="ru-RU"/>
+        </w:rPr>
+        <w:t>мувы</w:t>
+      </w:r>
+      <w:proofErr w:type="spellEnd"/>
+      <w:r>
+        <w:rPr>
+          <w:lang w:val="ru-RU"/>
+        </w:rPr>
+        <w:t xml:space="preserve"> (</w:t>
+      </w:r>
+      <w:r>
+        <w:rPr>
+          <w:lang w:val="ru-RU"/>
+        </w:rPr>
+        <w:t>для</w:t>
+      </w:r>
+      <w:r>
+        <w:rPr>
+          <w:lang w:val="ru-RU"/>
+        </w:rPr>
+        <w:t xml:space="preserve"> </w:t>
+      </w:r>
+      <w:r>
+        <w:rPr>
+          <w:lang w:val="ru-RU"/>
+        </w:rPr>
+        <w:t xml:space="preserve">статистика на </w:t>
+      </w:r>
+      <w:proofErr w:type="spellStart"/>
+      <w:r>
+        <w:rPr>
+          <w:lang w:val="ru-RU"/>
+        </w:rPr>
+        <w:t>гл</w:t>
+      </w:r>
+      <w:proofErr w:type="spellEnd"/>
+      <w:r>
+        <w:rPr>
+          <w:lang w:val="ru-RU"/>
+        </w:rPr>
+        <w:t xml:space="preserve"> экране)</w:t>
+      </w:r>
+    </w:p>
+    <w:p>
+      <w:pPr>
+        <w:rPr>
+          <w:lang w:val="en-US"/>
+        </w:rPr>
+      </w:pPr>
+      <w:proofErr w:type="spellStart"/>
       <w:proofErr w:type="gramStart"/>
       <w:r>
         <w:rPr>
           <w:lang w:val="en-US"/>
         </w:rPr>
-        <w:t>task8/warehouses</w:t>
+        <w:t>getMovementsByWarehouseId</w:t>
+      </w:r>
+      <w:proofErr w:type="spellEnd"/>
+      <w:r>
+        <w:rPr>
+          <w:lang w:val="en-US"/>
+        </w:rPr>
+        <w:t>(</w:t>
       </w:r>
       <w:proofErr w:type="gramEnd"/>
       <w:r>
         <w:rPr>
           <w:lang w:val="en-US"/>
         </w:rPr>
-        <w:t>/[warehouseId]</w:t>
-      </w:r>
-    </w:p>
-    <w:p>
-      <w:pPr>
-        <w:rPr>
-          <w:lang w:val="en-US"/>
-        </w:rPr>
-      </w:pPr>
+        <w:t xml:space="preserve">warehouseId) =&gt; undefined / Movement[] – </w:t>
+      </w:r>
+      <w:r>
+        <w:rPr>
+          <w:lang w:val="ru-RU"/>
+        </w:rPr>
+        <w:t>получить</w:t>
+      </w:r>
+      <w:r>
+        <w:rPr>
+          <w:lang w:val="en-US"/>
+        </w:rPr>
+        <w:t xml:space="preserve"> </w:t>
+      </w:r>
+      <w:r>
+        <w:rPr>
+          <w:lang w:val="ru-RU"/>
+        </w:rPr>
+        <w:t>все</w:t>
+      </w:r>
+      <w:r>
+        <w:rPr>
+          <w:lang w:val="en-US"/>
+        </w:rPr>
+        <w:t xml:space="preserve"> </w:t>
+      </w:r>
+      <w:proofErr w:type="spellStart"/>
+      <w:r>
+        <w:rPr>
+          <w:lang w:val="ru-RU"/>
+        </w:rPr>
+        <w:t>мувы</w:t>
+      </w:r>
+      <w:proofErr w:type="spellEnd"/>
+      <w:r>
+        <w:rPr>
+          <w:lang w:val="en-US"/>
+        </w:rPr>
+        <w:t xml:space="preserve"> </w:t>
+      </w:r>
+      <w:r>
+        <w:rPr>
+          <w:lang w:val="ru-RU"/>
+        </w:rPr>
+        <w:t>за</w:t>
+      </w:r>
+      <w:r>
+        <w:rPr>
+          <w:lang w:val="en-US"/>
+        </w:rPr>
+        <w:t xml:space="preserve"> </w:t>
+      </w:r>
+      <w:r>
+        <w:rPr>
+          <w:lang w:val="ru-RU"/>
+        </w:rPr>
+        <w:t>один</w:t>
+      </w:r>
+      <w:r>
+        <w:rPr>
+          <w:lang w:val="en-US"/>
+        </w:rPr>
+        <w:t xml:space="preserve"> </w:t>
+      </w:r>
+      <w:r>
+        <w:rPr>
+          <w:lang w:val="ru-RU"/>
+        </w:rPr>
+        <w:t>склад</w:t>
+      </w:r>
+    </w:p>
+    <w:p>
+      <w:pPr>
+        <w:rPr>
+          <w:lang w:val="en-US"/>
+        </w:rPr>
+      </w:pPr>
+      <w:proofErr w:type="spellStart"/>
       <w:proofErr w:type="gramStart"/>
       <w:r>
         <w:rPr>
           <w:lang w:val="en-US"/>
         </w:rPr>
-        <w:t>task8/warehouses</w:t>
+        <w:t>getMovementById</w:t>
+      </w:r>
+      <w:proofErr w:type="spellEnd"/>
+      <w:r>
+        <w:rPr>
+          <w:lang w:val="en-US"/>
+        </w:rPr>
+        <w:t>(</w:t>
       </w:r>
       <w:proofErr w:type="gramEnd"/>
       <w:r>
         <w:rPr>
           <w:lang w:val="en-US"/>
         </w:rPr>
-        <w:t>/[warehouseId]/movements/[movementId]</w:t>
-      </w:r>
-    </w:p>
-    <w:p>
-      <w:pPr>
-        <w:rPr>
-          <w:lang w:val="en-US"/>
-        </w:rPr>
-      </w:pPr>
-    </w:p>
-    <w:p>
-      <w:pPr>
-        <w:rPr>
-          <w:lang w:val="en-US"/>
-        </w:rPr>
-      </w:pPr>
-    </w:p>
-    <w:p>
-      <w:proofErr w:type="spellStart"/>
-      <w:r>
-        <w:t>Апи</w:t>
-      </w:r>
-      <w:proofErr w:type="spellEnd"/>
-      <w:r>
-        <w:t>:</w:t>
-      </w:r>
-    </w:p>
-    <w:p>
-      <w:r>
+        <w:t xml:space="preserve">movementId) =&gt; undefined / Movement – </w:t>
+      </w:r>
+      <w:r>
+        <w:rPr>
+          <w:lang w:val="ru-RU"/>
+        </w:rPr>
+        <w:t>получить</w:t>
+      </w:r>
+      <w:r>
+        <w:rPr>
+          <w:lang w:val="en-US"/>
+        </w:rPr>
+        <w:t xml:space="preserve"> </w:t>
+      </w:r>
+      <w:r>
+        <w:rPr>
+          <w:lang w:val="ru-RU"/>
+        </w:rPr>
+        <w:t>мув</w:t>
+      </w:r>
+      <w:r>
+        <w:rPr>
+          <w:lang w:val="en-US"/>
+        </w:rPr>
+        <w:t xml:space="preserve"> </w:t>
+      </w:r>
+      <w:r>
+        <w:rPr>
+          <w:lang w:val="ru-RU"/>
+        </w:rPr>
+        <w:t>по</w:t>
+      </w:r>
+      <w:r>
+        <w:rPr>
+          <w:lang w:val="en-US"/>
+        </w:rPr>
+        <w:t xml:space="preserve"> </w:t>
+      </w:r>
+      <w:proofErr w:type="spellStart"/>
+      <w:r>
+        <w:rPr>
+          <w:lang w:val="ru-RU"/>
+        </w:rPr>
+        <w:t>айди</w:t>
+      </w:r>
+      <w:proofErr w:type="spellEnd"/>
+    </w:p>
+    <w:p>
+      <w:pPr>
+        <w:rPr>
+          <w:lang w:val="en-US"/>
+        </w:rPr>
+      </w:pPr>
+      <w:proofErr w:type="spellStart"/>
+      <w:proofErr w:type="gramStart"/>
+      <w:r>
+        <w:rPr>
+          <w:lang w:val="en-US"/>
+        </w:rPr>
+        <w:t>setWarehouses</w:t>
+      </w:r>
+      <w:proofErr w:type="spellEnd"/>
+      <w:r>
+        <w:rPr>
+          <w:lang w:val="en-US"/>
+        </w:rPr>
+        <w:t>(</w:t>
+      </w:r>
+      <w:proofErr w:type="gramEnd"/>
+      <w:r>
+        <w:rPr>
+          <w:lang w:val="en-US"/>
+        </w:rPr>
+        <w:t>warehouses</w:t>
+      </w:r>
+      <w:r>
+        <w:rPr>
+          <w:lang w:val="en-US"/>
+        </w:rPr>
+        <w:t xml:space="preserve">) =&gt; </w:t>
+      </w:r>
+      <w:r>
+        <w:rPr>
+          <w:lang w:val="en-US"/>
+        </w:rPr>
+        <w:t>true/false</w:t>
+      </w:r>
+      <w:r>
+        <w:rPr>
+          <w:lang w:val="en-US"/>
+        </w:rPr>
+        <w:t xml:space="preserve"> – </w:t>
+      </w:r>
+      <w:r>
+        <w:rPr>
+          <w:lang w:val="ru-RU"/>
+        </w:rPr>
+        <w:t>установить</w:t>
+      </w:r>
+      <w:r>
+        <w:rPr>
+          <w:lang w:val="en-US"/>
+        </w:rPr>
+        <w:t xml:space="preserve"> </w:t>
+      </w:r>
+      <w:r>
+        <w:rPr>
+          <w:lang w:val="ru-RU"/>
+        </w:rPr>
+        <w:t>новый</w:t>
+      </w:r>
+      <w:r>
+        <w:rPr>
+          <w:lang w:val="en-US"/>
+        </w:rPr>
+        <w:t xml:space="preserve"> </w:t>
+      </w:r>
+      <w:r>
+        <w:rPr>
+          <w:lang w:val="ru-RU"/>
+        </w:rPr>
+        <w:t>список</w:t>
+      </w:r>
+      <w:r>
+        <w:rPr>
+          <w:lang w:val="en-US"/>
+        </w:rPr>
+        <w:t xml:space="preserve"> </w:t>
+      </w:r>
+      <w:r>
+        <w:rPr>
+          <w:lang w:val="ru-RU"/>
+        </w:rPr>
+        <w:t>складов</w:t>
+      </w:r>
+    </w:p>
+    <w:p>
+      <w:pPr>
+        <w:rPr>
+          <w:lang w:val="en-US"/>
+        </w:rPr>
+      </w:pPr>
+      <w:proofErr w:type="spellStart"/>
+      <w:proofErr w:type="gramStart"/>
+      <w:r>
+        <w:rPr>
+          <w:lang w:val="en-US"/>
+        </w:rPr>
+        <w:t>setMovements</w:t>
+      </w:r>
+      <w:proofErr w:type="spellEnd"/>
+      <w:r>
+        <w:rPr>
+          <w:lang w:val="en-US"/>
+        </w:rPr>
+        <w:t>(</w:t>
+      </w:r>
+      <w:proofErr w:type="gramEnd"/>
+      <w:r>
+        <w:rPr>
+          <w:lang w:val="en-US"/>
+        </w:rPr>
+        <w:t xml:space="preserve">movements) =&gt; </w:t>
+      </w:r>
+      <w:r>
+        <w:rPr>
+          <w:lang w:val="en-US"/>
+        </w:rPr>
+        <w:t>true/false</w:t>
+      </w:r>
+      <w:r>
+        <w:rPr>
+          <w:lang w:val="en-US"/>
+        </w:rPr>
+        <w:t xml:space="preserve">- </w:t>
+      </w:r>
+      <w:r>
+        <w:rPr>
+          <w:lang w:val="ru-RU"/>
+        </w:rPr>
+        <w:t>установить</w:t>
+      </w:r>
+      <w:r>
+        <w:rPr>
+          <w:lang w:val="en-US"/>
+        </w:rPr>
+        <w:t xml:space="preserve"> </w:t>
+      </w:r>
+      <w:r>
+        <w:rPr>
+          <w:lang w:val="ru-RU"/>
+        </w:rPr>
+        <w:t>новые</w:t>
+      </w:r>
+      <w:r>
+        <w:rPr>
+          <w:lang w:val="en-US"/>
+        </w:rPr>
+        <w:t xml:space="preserve"> </w:t>
+      </w:r>
+      <w:proofErr w:type="spellStart"/>
+      <w:r>
+        <w:rPr>
+          <w:lang w:val="ru-RU"/>
+        </w:rPr>
+        <w:t>мувменты</w:t>
+      </w:r>
+      <w:proofErr w:type="spellEnd"/>
+    </w:p>
+    <w:p>
+      <w:pPr>
+        <w:rPr>
+          <w:lang w:val="en-US"/>
+        </w:rPr>
+      </w:pPr>
+    </w:p>
+    <w:p>
+      <w:pPr>
+        <w:rPr>
+          <w:lang w:val="en-US"/>
+        </w:rPr>
+      </w:pPr>
+    </w:p>
+    <w:p>
+      <w:pPr>
+        <w:rPr>
+          <w:lang w:val="en-US"/>
+        </w:rPr>
+      </w:pPr>
+      <w:r>
+        <w:rPr>
+          <w:lang w:val="ru-RU"/>
+        </w:rPr>
+        <w:t>БД</w:t>
+      </w:r>
+      <w:r>
+        <w:rPr>
+          <w:lang w:val="en-US"/>
+        </w:rPr>
+        <w:t xml:space="preserve"> (</w:t>
+      </w:r>
+      <w:proofErr w:type="spellStart"/>
+      <w:r>
+        <w:rPr>
+          <w:lang w:val="ru-RU"/>
+        </w:rPr>
+        <w:t>джесон</w:t>
+      </w:r>
+      <w:proofErr w:type="spellEnd"/>
+      <w:r>
+        <w:rPr>
+          <w:lang w:val="en-US"/>
+        </w:rPr>
+        <w:t>):</w:t>
+      </w:r>
+      <w:r>
+        <w:rPr>
+          <w:lang w:val="en-US"/>
+        </w:rPr>
+        <w:t xml:space="preserve"> +</w:t>
+      </w:r>
+    </w:p>
+    <w:p>
+      <w:pPr>
+        <w:rPr>
+          <w:lang w:val="en-US"/>
+        </w:rPr>
+      </w:pPr>
+      <w:proofErr w:type="spellStart"/>
+      <w:r>
+        <w:rPr>
+          <w:lang w:val="en-US"/>
+        </w:rPr>
+        <w:t>movements.json</w:t>
+      </w:r>
+      <w:proofErr w:type="spellEnd"/>
+    </w:p>
+    <w:p>
+      <w:pPr>
+        <w:rPr>
+          <w:lang w:val="en-US"/>
+        </w:rPr>
+      </w:pPr>
+      <w:proofErr w:type="spellStart"/>
+      <w:r>
+        <w:rPr>
+          <w:lang w:val="en-US"/>
+        </w:rPr>
+        <w:t>warehouses.json</w:t>
+      </w:r>
+      <w:proofErr w:type="spellEnd"/>
+    </w:p>
+    <w:p>
+      <w:pPr>
+        <w:rPr>
+          <w:lang w:val="en-US"/>
+        </w:rPr>
+      </w:pPr>
+    </w:p>
+    <w:p>
+      <w:pPr>
+        <w:rPr>
+          <w:lang w:val="en-US"/>
+        </w:rPr>
+      </w:pPr>
+    </w:p>
+    <w:p>
+      <w:pPr>
+        <w:rPr>
+          <w:lang w:val="ru-RU"/>
+        </w:rPr>
+      </w:pPr>
+      <w:proofErr w:type="spellStart"/>
+      <w:proofErr w:type="gramStart"/>
+      <w:r>
+        <w:rPr>
+          <w:lang w:val="en-US"/>
+        </w:rPr>
+        <w:t>composables</w:t>
+      </w:r>
+      <w:proofErr w:type="spellEnd"/>
+      <w:proofErr w:type="gramEnd"/>
+      <w:r>
+        <w:rPr>
+          <w:lang w:val="ru-RU"/>
+        </w:rPr>
+        <w:t xml:space="preserve">: </w:t>
+      </w:r>
+      <w:r>
+        <w:rPr>
+          <w:lang w:val="en-US"/>
+        </w:rPr>
+        <w:t>app</w:t>
+      </w:r>
+      <w:r>
+        <w:rPr>
+          <w:lang w:val="ru-RU"/>
+        </w:rPr>
         <w:t>/</w:t>
       </w:r>
       <w:proofErr w:type="spellStart"/>
@@ -12164,105 +13705,258 @@
         <w:rPr>
           <w:lang w:val="en-US"/>
         </w:rPr>
-        <w:t>api</w:t>
-      </w:r>
-      <w:proofErr w:type="spellEnd"/>
-      <w:r>
+        <w:t>composables</w:t>
+      </w:r>
+      <w:proofErr w:type="spellEnd"/>
+      <w:r>
+        <w:rPr>
+          <w:lang w:val="ru-RU"/>
+        </w:rPr>
         <w:t>/</w:t>
       </w:r>
-      <w:r>
-        <w:rPr>
-          <w:lang w:val="en-US"/>
-        </w:rPr>
-        <w:t>warehouses</w:t>
-      </w:r>
-      <w:r>
-        <w:t>/</w:t>
-      </w:r>
-      <w:r>
-        <w:rPr>
-          <w:lang w:val="en-US"/>
-        </w:rPr>
-        <w:t>index</w:t>
-      </w:r>
-      <w:r>
-        <w:t>.</w:t>
-      </w:r>
-      <w:r>
-        <w:rPr>
-          <w:lang w:val="en-US"/>
-        </w:rPr>
-        <w:t>get</w:t>
-      </w:r>
-      <w:r>
-        <w:t>.</w:t>
-      </w:r>
-      <w:proofErr w:type="spellStart"/>
-      <w:r>
-        <w:rPr>
-          <w:lang w:val="en-US"/>
-        </w:rPr>
-        <w:t>ts</w:t>
-      </w:r>
-      <w:proofErr w:type="spellEnd"/>
-      <w:r>
-        <w:t xml:space="preserve"> – получить все </w:t>
-      </w:r>
-      <w:proofErr w:type="spellStart"/>
-      <w:r>
-        <w:t>склады</w:t>
-      </w:r>
-      <w:proofErr w:type="spellEnd"/>
-    </w:p>
-    <w:p>
-      <w:pPr>
-        <w:rPr>
-          <w:lang w:val="ru-RU"/>
-        </w:rPr>
-      </w:pPr>
-      <w:r>
-        <w:rPr>
-          <w:lang w:val="en-US"/>
-        </w:rPr>
-        <w:t>/</w:t>
-      </w:r>
-      <w:proofErr w:type="spellStart"/>
-      <w:r>
-        <w:rPr>
-          <w:lang w:val="en-US"/>
-        </w:rPr>
-        <w:t>api</w:t>
-      </w:r>
-      <w:proofErr w:type="spellEnd"/>
-      <w:r>
-        <w:rPr>
-          <w:lang w:val="en-US"/>
-        </w:rPr>
-        <w:t>/warehouses/</w:t>
-      </w:r>
-      <w:proofErr w:type="spellStart"/>
-      <w:r>
-        <w:rPr>
-          <w:lang w:val="en-US"/>
-        </w:rPr>
-        <w:t>index.post.ts</w:t>
-      </w:r>
-      <w:proofErr w:type="spellEnd"/>
-      <w:r>
-        <w:rPr>
-          <w:lang w:val="en-US"/>
-        </w:rPr>
-        <w:t xml:space="preserve"> – </w:t>
-      </w:r>
-      <w:r>
-        <w:rPr>
-          <w:lang w:val="ru-RU"/>
-        </w:rPr>
-        <w:t>добавить</w:t>
-      </w:r>
-      <w:r>
-        <w:rPr>
-          <w:lang w:val="en-US"/>
+    </w:p>
+    <w:p>
+      <w:pPr>
+        <w:rPr>
+          <w:lang w:val="ru-RU"/>
+        </w:rPr>
+      </w:pPr>
+      <w:proofErr w:type="spellStart"/>
+      <w:proofErr w:type="gramStart"/>
+      <w:r>
+        <w:rPr>
+          <w:lang w:val="en-US"/>
+        </w:rPr>
+        <w:t>useMovements</w:t>
+      </w:r>
+      <w:proofErr w:type="spellEnd"/>
+      <w:proofErr w:type="gramEnd"/>
+      <w:r>
+        <w:rPr>
+          <w:lang w:val="ru-RU"/>
+        </w:rPr>
+        <w:t xml:space="preserve"> =&gt; {</w:t>
+      </w:r>
+    </w:p>
+    <w:p>
+      <w:pPr>
+        <w:rPr>
+          <w:lang w:val="ru-RU"/>
+        </w:rPr>
+      </w:pPr>
+      <w:r>
+        <w:rPr>
+          <w:lang w:val="ru-RU"/>
+        </w:rPr>
+        <w:tab/>
+      </w:r>
+      <w:proofErr w:type="spellStart"/>
+      <w:proofErr w:type="gramStart"/>
+      <w:r>
+        <w:rPr>
+          <w:lang w:val="en-US"/>
+        </w:rPr>
+        <w:t>useFetch</w:t>
+      </w:r>
+      <w:proofErr w:type="spellEnd"/>
+      <w:r>
+        <w:rPr>
+          <w:lang w:val="ru-RU"/>
+        </w:rPr>
+        <w:t>(</w:t>
+      </w:r>
+      <w:proofErr w:type="gramEnd"/>
+      <w:r>
+        <w:rPr>
+          <w:lang w:val="ru-RU"/>
+        </w:rPr>
+        <w:t xml:space="preserve">) </w:t>
+      </w:r>
+      <w:r>
+        <w:rPr>
+          <w:lang w:val="ru-RU"/>
+        </w:rPr>
+        <w:t>на получение списка всех складов</w:t>
+      </w:r>
+      <w:r>
+        <w:rPr>
+          <w:lang w:val="ru-RU"/>
+        </w:rPr>
+        <w:t xml:space="preserve"> (склады, </w:t>
+      </w:r>
+      <w:proofErr w:type="spellStart"/>
+      <w:r>
+        <w:rPr>
+          <w:lang w:val="ru-RU"/>
+        </w:rPr>
+        <w:t>пендинг</w:t>
+      </w:r>
+      <w:proofErr w:type="spellEnd"/>
+      <w:r>
+        <w:rPr>
+          <w:lang w:val="ru-RU"/>
+        </w:rPr>
+        <w:t xml:space="preserve">, </w:t>
+      </w:r>
+      <w:proofErr w:type="spellStart"/>
+      <w:r>
+        <w:rPr>
+          <w:lang w:val="ru-RU"/>
+        </w:rPr>
+        <w:t>рефреш</w:t>
+      </w:r>
+      <w:proofErr w:type="spellEnd"/>
+      <w:r>
+        <w:rPr>
+          <w:lang w:val="ru-RU"/>
+        </w:rPr>
+        <w:t>)</w:t>
+      </w:r>
+      <w:r>
+        <w:rPr>
+          <w:lang w:val="ru-RU"/>
+        </w:rPr>
+        <w:t xml:space="preserve"> – будет отображаться внутри списка</w:t>
+      </w:r>
+      <w:r>
+        <w:rPr>
+          <w:lang w:val="ru-RU"/>
+        </w:rPr>
+        <w:t xml:space="preserve"> (обертка – в </w:t>
+      </w:r>
+      <w:proofErr w:type="spellStart"/>
+      <w:r>
+        <w:rPr>
+          <w:lang w:val="ru-RU"/>
+        </w:rPr>
+        <w:t>пейдже</w:t>
+      </w:r>
+      <w:proofErr w:type="spellEnd"/>
+      <w:r>
+        <w:rPr>
+          <w:lang w:val="ru-RU"/>
+        </w:rPr>
+        <w:t xml:space="preserve"> с </w:t>
+      </w:r>
+      <w:proofErr w:type="spellStart"/>
+      <w:r>
+        <w:rPr>
+          <w:lang w:val="ru-RU"/>
+        </w:rPr>
+        <w:t>еррором</w:t>
+      </w:r>
+      <w:proofErr w:type="spellEnd"/>
+      <w:r>
+        <w:rPr>
+          <w:lang w:val="ru-RU"/>
+        </w:rPr>
+        <w:t xml:space="preserve"> и прочим, </w:t>
+      </w:r>
+      <w:proofErr w:type="spellStart"/>
+      <w:r>
+        <w:rPr>
+          <w:lang w:val="ru-RU"/>
+        </w:rPr>
+        <w:t>внутрянка</w:t>
+      </w:r>
+      <w:proofErr w:type="spellEnd"/>
+      <w:r>
+        <w:rPr>
+          <w:lang w:val="ru-RU"/>
+        </w:rPr>
+        <w:t xml:space="preserve"> – глупая)</w:t>
+      </w:r>
+    </w:p>
+    <w:p>
+      <w:pPr>
+        <w:rPr>
+          <w:lang w:val="ru-RU"/>
+        </w:rPr>
+      </w:pPr>
+      <w:r>
+        <w:rPr>
+          <w:lang w:val="ru-RU"/>
+        </w:rPr>
+        <w:tab/>
+      </w:r>
+      <w:proofErr w:type="spellStart"/>
+      <w:proofErr w:type="gramStart"/>
+      <w:r>
+        <w:rPr>
+          <w:lang w:val="en-US"/>
+        </w:rPr>
+        <w:t>useFetch</w:t>
+      </w:r>
+      <w:proofErr w:type="spellEnd"/>
+      <w:r>
+        <w:rPr>
+          <w:lang w:val="ru-RU"/>
+        </w:rPr>
+        <w:t>(</w:t>
+      </w:r>
+      <w:proofErr w:type="gramEnd"/>
+      <w:r>
+        <w:rPr>
+          <w:lang w:val="ru-RU"/>
+        </w:rPr>
+        <w:t xml:space="preserve">) </w:t>
+      </w:r>
+      <w:r>
+        <w:rPr>
+          <w:lang w:val="ru-RU"/>
+        </w:rPr>
+        <w:t xml:space="preserve">на получение всех </w:t>
+      </w:r>
+      <w:proofErr w:type="spellStart"/>
+      <w:r>
+        <w:rPr>
+          <w:lang w:val="ru-RU"/>
+        </w:rPr>
+        <w:t>мувментов</w:t>
+      </w:r>
+      <w:proofErr w:type="spellEnd"/>
+      <w:r>
+        <w:rPr>
+          <w:lang w:val="ru-RU"/>
+        </w:rPr>
+        <w:t xml:space="preserve"> (</w:t>
+      </w:r>
+      <w:r>
+        <w:rPr>
+          <w:lang w:val="ru-RU"/>
+        </w:rPr>
+        <w:t>для статистики)</w:t>
+      </w:r>
+    </w:p>
+    <w:p>
+      <w:pPr>
+        <w:rPr>
+          <w:lang w:val="ru-RU"/>
+        </w:rPr>
+      </w:pPr>
+      <w:r>
+        <w:rPr>
+          <w:lang w:val="ru-RU"/>
+        </w:rPr>
+        <w:tab/>
+      </w:r>
+      <w:proofErr w:type="gramStart"/>
+      <w:r>
+        <w:rPr>
+          <w:lang w:val="en-US"/>
+        </w:rPr>
+        <w:t>ref</w:t>
+      </w:r>
+      <w:r>
+        <w:rPr>
+          <w:lang w:val="ru-RU"/>
+        </w:rPr>
+        <w:t>ы</w:t>
+      </w:r>
+      <w:proofErr w:type="gramEnd"/>
+      <w:r>
+        <w:rPr>
+          <w:lang w:val="ru-RU"/>
         </w:rPr>
         <w:t xml:space="preserve"> </w:t>
       </w:r>
@@ -12270,108 +13964,87 @@
         <w:rPr>
           <w:lang w:val="ru-RU"/>
         </w:rPr>
-        <w:t>склад</w:t>
-      </w:r>
-    </w:p>
-    <w:p>
-      <w:pPr>
-        <w:rPr>
-          <w:lang w:val="ru-RU"/>
-        </w:rPr>
-      </w:pPr>
-      <w:r>
-        <w:rPr>
-          <w:lang w:val="ru-RU"/>
-        </w:rPr>
-        <w:t>/</w:t>
-      </w:r>
-      <w:proofErr w:type="spellStart"/>
-      <w:r>
-        <w:rPr>
-          <w:lang w:val="en-US"/>
-        </w:rPr>
-        <w:t>api</w:t>
-      </w:r>
-      <w:proofErr w:type="spellEnd"/>
-      <w:r>
-        <w:rPr>
-          <w:lang w:val="ru-RU"/>
-        </w:rPr>
-        <w:t>/</w:t>
-      </w:r>
-      <w:r>
-        <w:rPr>
-          <w:lang w:val="en-US"/>
-        </w:rPr>
-        <w:t>warehouses</w:t>
-      </w:r>
-      <w:r>
-        <w:rPr>
-          <w:lang w:val="ru-RU"/>
-        </w:rPr>
-        <w:t>/</w:t>
-      </w:r>
-      <w:r>
-        <w:rPr>
-          <w:lang w:val="ru-RU"/>
-        </w:rPr>
-        <w:t>[</w:t>
-      </w:r>
-      <w:r>
-        <w:rPr>
-          <w:lang w:val="en-US"/>
-        </w:rPr>
-        <w:t>warehouseId</w:t>
-      </w:r>
-      <w:r>
-        <w:rPr>
-          <w:lang w:val="ru-RU"/>
-        </w:rPr>
-        <w:t>]/</w:t>
-      </w:r>
-      <w:r>
-        <w:rPr>
-          <w:lang w:val="en-US"/>
-        </w:rPr>
-        <w:t>index</w:t>
-      </w:r>
-      <w:r>
-        <w:rPr>
-          <w:lang w:val="ru-RU"/>
-        </w:rPr>
-        <w:t>.</w:t>
-      </w:r>
-      <w:r>
-        <w:rPr>
-          <w:lang w:val="en-US"/>
-        </w:rPr>
-        <w:t>get</w:t>
-      </w:r>
-      <w:r>
-        <w:rPr>
-          <w:lang w:val="ru-RU"/>
-        </w:rPr>
-        <w:t>.</w:t>
-      </w:r>
-      <w:proofErr w:type="spellStart"/>
-      <w:r>
-        <w:rPr>
-          <w:lang w:val="en-US"/>
-        </w:rPr>
-        <w:t>ts</w:t>
-      </w:r>
-      <w:proofErr w:type="spellEnd"/>
-      <w:r>
-        <w:rPr>
-          <w:lang w:val="ru-RU"/>
-        </w:rPr>
-        <w:t xml:space="preserve"> – </w:t>
-      </w:r>
-      <w:r>
-        <w:rPr>
-          <w:lang w:val="ru-RU"/>
-        </w:rPr>
-        <w:t>получить</w:t>
+        <w:t xml:space="preserve">на фильтры по </w:t>
+      </w:r>
+      <w:proofErr w:type="spellStart"/>
+      <w:r>
+        <w:rPr>
+          <w:lang w:val="ru-RU"/>
+        </w:rPr>
+        <w:t>тайтлу</w:t>
+      </w:r>
+      <w:proofErr w:type="spellEnd"/>
+      <w:r>
+        <w:rPr>
+          <w:lang w:val="ru-RU"/>
+        </w:rPr>
+        <w:t>, коду, только дефицитные</w:t>
+      </w:r>
+    </w:p>
+    <w:p>
+      <w:pPr>
+        <w:rPr>
+          <w:lang w:val="ru-RU"/>
+        </w:rPr>
+      </w:pPr>
+      <w:r>
+        <w:rPr>
+          <w:lang w:val="ru-RU"/>
+        </w:rPr>
+        <w:tab/>
+      </w:r>
+      <w:proofErr w:type="spellStart"/>
+      <w:r>
+        <w:rPr>
+          <w:lang w:val="ru-RU"/>
+        </w:rPr>
+        <w:t>компутед</w:t>
+      </w:r>
+      <w:proofErr w:type="spellEnd"/>
+      <w:r>
+        <w:rPr>
+          <w:lang w:val="ru-RU"/>
+        </w:rPr>
+        <w:t xml:space="preserve"> лист, который высчитывается из списка складов по фильтрам и прокидывается в компоненты Списка складов и в статистику</w:t>
+      </w:r>
+    </w:p>
+    <w:p>
+      <w:pPr>
+        <w:rPr>
+          <w:lang w:val="ru-RU"/>
+        </w:rPr>
+      </w:pPr>
+      <w:r>
+        <w:rPr>
+          <w:lang w:val="ru-RU"/>
+        </w:rPr>
+        <w:tab/>
+      </w:r>
+      <w:proofErr w:type="gramStart"/>
+      <w:r>
+        <w:rPr>
+          <w:lang w:val="en-US"/>
+        </w:rPr>
+        <w:t>watch</w:t>
+      </w:r>
+      <w:r>
+        <w:rPr>
+          <w:lang w:val="ru-RU"/>
+        </w:rPr>
+        <w:t>(</w:t>
+      </w:r>
+      <w:proofErr w:type="gramEnd"/>
+      <w:r>
+        <w:rPr>
+          <w:lang w:val="ru-RU"/>
+        </w:rPr>
+        <w:t xml:space="preserve">) </w:t>
+      </w:r>
+      <w:r>
+        <w:rPr>
+          <w:lang w:val="ru-RU"/>
+        </w:rPr>
+        <w:t>на</w:t>
       </w:r>
       <w:r>
         <w:rPr>
@@ -12379,12 +14052,14 @@
         </w:rPr>
         <w:t xml:space="preserve"> </w:t>
       </w:r>
-      <w:r>
-        <w:rPr>
-          <w:lang w:val="ru-RU"/>
-        </w:rPr>
-        <w:t>инфу</w:t>
-      </w:r>
+      <w:proofErr w:type="spellStart"/>
+      <w:r>
+        <w:rPr>
+          <w:lang w:val="ru-RU"/>
+        </w:rPr>
+        <w:t>рефы</w:t>
+      </w:r>
+      <w:proofErr w:type="spellEnd"/>
       <w:r>
         <w:rPr>
           <w:lang w:val="ru-RU"/>
@@ -12395,644 +14070,91 @@
         <w:rPr>
           <w:lang w:val="ru-RU"/>
         </w:rPr>
-        <w:t>об</w:t>
-      </w:r>
-      <w:r>
-        <w:rPr>
-          <w:lang w:val="ru-RU"/>
-        </w:rPr>
-        <w:t xml:space="preserve"> </w:t>
-      </w:r>
-      <w:r>
-        <w:rPr>
-          <w:lang w:val="ru-RU"/>
-        </w:rPr>
-        <w:t>одном складе</w:t>
-      </w:r>
-    </w:p>
-    <w:p>
-      <w:pPr>
-        <w:rPr>
-          <w:lang w:val="ru-RU"/>
-        </w:rPr>
-      </w:pPr>
-      <w:r>
-        <w:rPr>
-          <w:lang w:val="ru-RU"/>
-        </w:rPr>
-        <w:t>/</w:t>
-      </w:r>
-      <w:proofErr w:type="spellStart"/>
-      <w:r>
-        <w:rPr>
-          <w:lang w:val="en-US"/>
-        </w:rPr>
-        <w:t>api</w:t>
-      </w:r>
-      <w:proofErr w:type="spellEnd"/>
-      <w:r>
-        <w:rPr>
-          <w:lang w:val="ru-RU"/>
-        </w:rPr>
-        <w:t>/</w:t>
-      </w:r>
-      <w:r>
-        <w:rPr>
-          <w:lang w:val="en-US"/>
-        </w:rPr>
-        <w:t>warehouses</w:t>
-      </w:r>
-      <w:r>
-        <w:rPr>
-          <w:lang w:val="ru-RU"/>
-        </w:rPr>
-        <w:t>/[</w:t>
-      </w:r>
-      <w:r>
-        <w:rPr>
-          <w:lang w:val="en-US"/>
-        </w:rPr>
-        <w:t>warehouseId</w:t>
-      </w:r>
-      <w:r>
-        <w:rPr>
-          <w:lang w:val="ru-RU"/>
-        </w:rPr>
-        <w:t>]/</w:t>
-      </w:r>
-      <w:r>
-        <w:rPr>
-          <w:lang w:val="en-US"/>
-        </w:rPr>
-        <w:t>movements</w:t>
-      </w:r>
-      <w:r>
-        <w:rPr>
-          <w:lang w:val="ru-RU"/>
-        </w:rPr>
-        <w:t>/</w:t>
-      </w:r>
-      <w:r>
-        <w:rPr>
-          <w:lang w:val="en-US"/>
-        </w:rPr>
-        <w:t>index</w:t>
-      </w:r>
-      <w:r>
-        <w:rPr>
-          <w:lang w:val="ru-RU"/>
-        </w:rPr>
-        <w:t>.</w:t>
-      </w:r>
-      <w:r>
-        <w:rPr>
-          <w:lang w:val="en-US"/>
-        </w:rPr>
-        <w:t>get</w:t>
-      </w:r>
-      <w:r>
-        <w:rPr>
-          <w:lang w:val="ru-RU"/>
-        </w:rPr>
-        <w:t>.</w:t>
-      </w:r>
-      <w:proofErr w:type="spellStart"/>
-      <w:r>
-        <w:rPr>
-          <w:lang w:val="en-US"/>
-        </w:rPr>
-        <w:t>ts</w:t>
-      </w:r>
-      <w:proofErr w:type="spellEnd"/>
-      <w:r>
-        <w:rPr>
-          <w:lang w:val="ru-RU"/>
-        </w:rPr>
-        <w:t xml:space="preserve"> – </w:t>
-      </w:r>
-      <w:r>
-        <w:rPr>
-          <w:lang w:val="ru-RU"/>
-        </w:rPr>
-        <w:t>получить</w:t>
-      </w:r>
-      <w:r>
-        <w:rPr>
-          <w:lang w:val="ru-RU"/>
-        </w:rPr>
-        <w:t xml:space="preserve"> </w:t>
-      </w:r>
-      <w:r>
-        <w:rPr>
-          <w:lang w:val="ru-RU"/>
-        </w:rPr>
-        <w:t>все</w:t>
-      </w:r>
-      <w:r>
-        <w:rPr>
-          <w:lang w:val="ru-RU"/>
-        </w:rPr>
-        <w:t xml:space="preserve"> </w:t>
-      </w:r>
-      <w:proofErr w:type="spellStart"/>
-      <w:r>
-        <w:rPr>
-          <w:lang w:val="ru-RU"/>
-        </w:rPr>
-        <w:t>мувы</w:t>
-      </w:r>
-      <w:proofErr w:type="spellEnd"/>
-      <w:r>
-        <w:rPr>
-          <w:lang w:val="ru-RU"/>
-        </w:rPr>
-        <w:t xml:space="preserve"> </w:t>
-      </w:r>
-      <w:r>
-        <w:rPr>
-          <w:lang w:val="ru-RU"/>
-        </w:rPr>
-        <w:t>по</w:t>
-      </w:r>
-      <w:r>
-        <w:rPr>
-          <w:lang w:val="ru-RU"/>
-        </w:rPr>
-        <w:t xml:space="preserve"> </w:t>
-      </w:r>
-      <w:r>
-        <w:rPr>
-          <w:lang w:val="ru-RU"/>
-        </w:rPr>
-        <w:t>одному складу</w:t>
-      </w:r>
-    </w:p>
-    <w:p>
-      <w:pPr>
-        <w:rPr>
-          <w:lang w:val="ru-RU"/>
-        </w:rPr>
-      </w:pPr>
-      <w:r>
-        <w:rPr>
-          <w:lang w:val="en-US"/>
-        </w:rPr>
-        <w:t>/</w:t>
-      </w:r>
-      <w:proofErr w:type="spellStart"/>
-      <w:r>
-        <w:rPr>
-          <w:lang w:val="en-US"/>
-        </w:rPr>
-        <w:t>api</w:t>
-      </w:r>
-      <w:proofErr w:type="spellEnd"/>
-      <w:r>
-        <w:rPr>
-          <w:lang w:val="en-US"/>
-        </w:rPr>
-        <w:t>/</w:t>
-      </w:r>
-      <w:r>
-        <w:rPr>
-          <w:lang w:val="en-US"/>
-        </w:rPr>
-        <w:t>warehouses</w:t>
-      </w:r>
-      <w:r>
-        <w:rPr>
-          <w:lang w:val="en-US"/>
-        </w:rPr>
-        <w:t>/[</w:t>
-      </w:r>
-      <w:r>
-        <w:rPr>
-          <w:lang w:val="en-US"/>
-        </w:rPr>
-        <w:t>warehouseId</w:t>
-      </w:r>
-      <w:r>
-        <w:rPr>
-          <w:lang w:val="en-US"/>
-        </w:rPr>
-        <w:t>]/</w:t>
-      </w:r>
-      <w:r>
-        <w:rPr>
-          <w:lang w:val="en-US"/>
-        </w:rPr>
-        <w:t>movements</w:t>
-      </w:r>
-      <w:r>
-        <w:rPr>
-          <w:lang w:val="en-US"/>
-        </w:rPr>
-        <w:t>/</w:t>
-      </w:r>
-      <w:proofErr w:type="spellStart"/>
-      <w:r>
-        <w:rPr>
-          <w:lang w:val="en-US"/>
-        </w:rPr>
-        <w:t>index</w:t>
-      </w:r>
-      <w:r>
-        <w:rPr>
-          <w:lang w:val="en-US"/>
-        </w:rPr>
-        <w:t>.</w:t>
-      </w:r>
-      <w:r>
-        <w:rPr>
-          <w:lang w:val="en-US"/>
-        </w:rPr>
-        <w:t>post</w:t>
-      </w:r>
-      <w:r>
-        <w:rPr>
-          <w:lang w:val="en-US"/>
-        </w:rPr>
-        <w:t>.</w:t>
-      </w:r>
-      <w:r>
-        <w:rPr>
-          <w:lang w:val="en-US"/>
-        </w:rPr>
-        <w:t>ts</w:t>
-      </w:r>
-      <w:proofErr w:type="spellEnd"/>
-      <w:r>
-        <w:rPr>
-          <w:lang w:val="en-US"/>
-        </w:rPr>
-        <w:t xml:space="preserve"> – </w:t>
-      </w:r>
-      <w:r>
-        <w:rPr>
-          <w:lang w:val="ru-RU"/>
-        </w:rPr>
-        <w:t>добавить</w:t>
-      </w:r>
-      <w:r>
-        <w:rPr>
-          <w:lang w:val="en-US"/>
-        </w:rPr>
-        <w:t xml:space="preserve"> </w:t>
-      </w:r>
-      <w:r>
-        <w:rPr>
-          <w:lang w:val="ru-RU"/>
-        </w:rPr>
-        <w:t>мув</w:t>
-      </w:r>
-      <w:r>
-        <w:rPr>
-          <w:lang w:val="en-US"/>
-        </w:rPr>
-        <w:t xml:space="preserve"> </w:t>
-      </w:r>
-      <w:r>
-        <w:rPr>
-          <w:lang w:val="ru-RU"/>
-        </w:rPr>
-        <w:t>для</w:t>
-      </w:r>
-      <w:r>
-        <w:rPr>
-          <w:lang w:val="en-US"/>
-        </w:rPr>
-        <w:t xml:space="preserve"> </w:t>
-      </w:r>
-      <w:r>
-        <w:rPr>
-          <w:lang w:val="ru-RU"/>
-        </w:rPr>
-        <w:t>данного</w:t>
-      </w:r>
-      <w:r>
-        <w:rPr>
-          <w:lang w:val="en-US"/>
-        </w:rPr>
-        <w:t xml:space="preserve"> </w:t>
-      </w:r>
-      <w:r>
-        <w:rPr>
-          <w:lang w:val="ru-RU"/>
-        </w:rPr>
-        <w:t>склада</w:t>
-      </w:r>
-    </w:p>
-    <w:p>
-      <w:pPr>
-        <w:rPr>
-          <w:lang w:val="ru-RU"/>
-        </w:rPr>
-      </w:pPr>
-      <w:r>
-        <w:rPr>
-          <w:lang w:val="en-US"/>
-        </w:rPr>
-        <w:t>/</w:t>
-      </w:r>
-      <w:proofErr w:type="spellStart"/>
-      <w:r>
-        <w:rPr>
-          <w:lang w:val="en-US"/>
-        </w:rPr>
-        <w:t>api</w:t>
-      </w:r>
-      <w:proofErr w:type="spellEnd"/>
-      <w:r>
-        <w:rPr>
-          <w:lang w:val="en-US"/>
-        </w:rPr>
-        <w:t>/</w:t>
-      </w:r>
-      <w:r>
-        <w:rPr>
-          <w:lang w:val="en-US"/>
-        </w:rPr>
-        <w:t>movements/[movementId]/</w:t>
-      </w:r>
-      <w:proofErr w:type="spellStart"/>
-      <w:r>
-        <w:rPr>
-          <w:lang w:val="en-US"/>
-        </w:rPr>
-        <w:t>index.get.ts</w:t>
-      </w:r>
-      <w:proofErr w:type="spellEnd"/>
-      <w:r>
-        <w:rPr>
-          <w:lang w:val="en-US"/>
-        </w:rPr>
-        <w:t xml:space="preserve"> – </w:t>
-      </w:r>
-      <w:r>
-        <w:rPr>
-          <w:lang w:val="ru-RU"/>
-        </w:rPr>
-        <w:t>получить</w:t>
-      </w:r>
-      <w:r>
-        <w:rPr>
-          <w:lang w:val="en-US"/>
-        </w:rPr>
-        <w:t xml:space="preserve"> </w:t>
-      </w:r>
-      <w:r>
-        <w:rPr>
-          <w:lang w:val="ru-RU"/>
-        </w:rPr>
-        <w:t>конкретный</w:t>
-      </w:r>
-      <w:r>
-        <w:rPr>
-          <w:lang w:val="en-US"/>
-        </w:rPr>
-        <w:t xml:space="preserve"> </w:t>
-      </w:r>
-      <w:r>
-        <w:rPr>
-          <w:lang w:val="ru-RU"/>
-        </w:rPr>
-        <w:t>мув</w:t>
-      </w:r>
-    </w:p>
-    <w:p>
-      <w:pPr>
-        <w:rPr>
-          <w:lang w:val="ru-RU"/>
-        </w:rPr>
-      </w:pPr>
-      <w:r>
-        <w:rPr>
-          <w:lang w:val="en-US"/>
-        </w:rPr>
-        <w:t>/</w:t>
-      </w:r>
-      <w:proofErr w:type="spellStart"/>
-      <w:r>
-        <w:rPr>
-          <w:lang w:val="en-US"/>
-        </w:rPr>
-        <w:t>api</w:t>
-      </w:r>
-      <w:proofErr w:type="spellEnd"/>
-      <w:r>
-        <w:rPr>
-          <w:lang w:val="en-US"/>
-        </w:rPr>
-        <w:t>/</w:t>
-      </w:r>
-      <w:r>
-        <w:rPr>
-          <w:lang w:val="en-US"/>
-        </w:rPr>
-        <w:t>movements/[movementId]/</w:t>
-      </w:r>
-      <w:proofErr w:type="spellStart"/>
-      <w:r>
-        <w:rPr>
-          <w:lang w:val="en-US"/>
-        </w:rPr>
-        <w:t>index.</w:t>
-      </w:r>
-      <w:r>
-        <w:rPr>
-          <w:lang w:val="en-US"/>
-        </w:rPr>
-        <w:t>patch</w:t>
-      </w:r>
-      <w:r>
-        <w:rPr>
-          <w:lang w:val="en-US"/>
-        </w:rPr>
-        <w:t>.ts</w:t>
-      </w:r>
-      <w:proofErr w:type="spellEnd"/>
-      <w:r>
-        <w:rPr>
-          <w:lang w:val="en-US"/>
-        </w:rPr>
-        <w:t xml:space="preserve"> – </w:t>
-      </w:r>
-      <w:r>
-        <w:rPr>
-          <w:lang w:val="ru-RU"/>
-        </w:rPr>
-        <w:t>Исправить</w:t>
-      </w:r>
-      <w:r>
-        <w:rPr>
-          <w:lang w:val="en-US"/>
-        </w:rPr>
-        <w:t xml:space="preserve"> </w:t>
-      </w:r>
-      <w:r>
-        <w:rPr>
-          <w:lang w:val="ru-RU"/>
-        </w:rPr>
-        <w:t>конкретный</w:t>
-      </w:r>
-      <w:r>
-        <w:rPr>
-          <w:lang w:val="en-US"/>
-        </w:rPr>
-        <w:t xml:space="preserve"> </w:t>
-      </w:r>
-      <w:r>
-        <w:rPr>
-          <w:lang w:val="ru-RU"/>
-        </w:rPr>
-        <w:t>мув</w:t>
-      </w:r>
-    </w:p>
-    <w:p>
-      <w:pPr>
-        <w:rPr>
-          <w:lang w:val="en-US"/>
-        </w:rPr>
-      </w:pPr>
-      <w:r>
-        <w:rPr>
-          <w:lang w:val="en-US"/>
-        </w:rPr>
-        <w:t>/</w:t>
-      </w:r>
-      <w:proofErr w:type="spellStart"/>
-      <w:r>
-        <w:rPr>
-          <w:lang w:val="en-US"/>
-        </w:rPr>
-        <w:t>api</w:t>
-      </w:r>
-      <w:proofErr w:type="spellEnd"/>
-      <w:r>
-        <w:rPr>
-          <w:lang w:val="en-US"/>
-        </w:rPr>
-        <w:t>/</w:t>
-      </w:r>
-      <w:r>
-        <w:rPr>
-          <w:lang w:val="en-US"/>
-        </w:rPr>
-        <w:t>movements</w:t>
-      </w:r>
-      <w:r>
-        <w:rPr>
-          <w:lang w:val="en-US"/>
-        </w:rPr>
-        <w:t>/</w:t>
-      </w:r>
-      <w:proofErr w:type="spellStart"/>
-      <w:r>
-        <w:rPr>
-          <w:lang w:val="en-US"/>
-        </w:rPr>
-        <w:t>index.</w:t>
-      </w:r>
-      <w:r>
-        <w:rPr>
-          <w:lang w:val="en-US"/>
-        </w:rPr>
-        <w:t>get</w:t>
-      </w:r>
-      <w:r>
-        <w:rPr>
-          <w:lang w:val="en-US"/>
-        </w:rPr>
-        <w:t>.ts</w:t>
-      </w:r>
-      <w:proofErr w:type="spellEnd"/>
-      <w:r>
-        <w:rPr>
-          <w:lang w:val="en-US"/>
-        </w:rPr>
-        <w:t xml:space="preserve"> – </w:t>
-      </w:r>
-      <w:r>
-        <w:rPr>
-          <w:lang w:val="ru-RU"/>
-        </w:rPr>
-        <w:t>Получить</w:t>
-      </w:r>
-      <w:r>
-        <w:rPr>
-          <w:lang w:val="en-US"/>
-        </w:rPr>
-        <w:t xml:space="preserve"> </w:t>
-      </w:r>
-      <w:r>
-        <w:rPr>
-          <w:lang w:val="ru-RU"/>
-        </w:rPr>
-        <w:t>все</w:t>
-      </w:r>
-      <w:r>
-        <w:rPr>
-          <w:lang w:val="en-US"/>
-        </w:rPr>
-        <w:t xml:space="preserve"> </w:t>
-      </w:r>
-      <w:proofErr w:type="spellStart"/>
-      <w:r>
-        <w:rPr>
-          <w:lang w:val="ru-RU"/>
-        </w:rPr>
-        <w:t>мувы</w:t>
-      </w:r>
-      <w:proofErr w:type="spellEnd"/>
-    </w:p>
-    <w:p>
-      <w:pPr>
-        <w:rPr>
-          <w:lang w:val="en-US"/>
-        </w:rPr>
-      </w:pPr>
-    </w:p>
-    <w:p>
-      <w:pPr>
-        <w:rPr>
-          <w:lang w:val="en-US"/>
-        </w:rPr>
-      </w:pPr>
-    </w:p>
-    <w:p>
-      <w:pPr>
-        <w:rPr>
-          <w:lang w:val="en-US"/>
-        </w:rPr>
-      </w:pPr>
-    </w:p>
-    <w:p>
-      <w:pPr>
-        <w:rPr>
-          <w:lang w:val="ru-RU"/>
-        </w:rPr>
-      </w:pPr>
-      <w:proofErr w:type="spellStart"/>
-      <w:r>
-        <w:rPr>
-          <w:lang w:val="ru-RU"/>
-        </w:rPr>
-        <w:lastRenderedPageBreak/>
-        <w:t>Утилсы</w:t>
-      </w:r>
-      <w:proofErr w:type="spellEnd"/>
-      <w:r>
-        <w:rPr>
-          <w:lang w:val="ru-RU"/>
-        </w:rPr>
-        <w:t xml:space="preserve"> сервера</w:t>
-      </w:r>
-      <w:r>
-        <w:rPr>
-          <w:lang w:val="ru-RU"/>
-        </w:rPr>
-        <w:t>:</w:t>
-      </w:r>
+        <w:t xml:space="preserve">по фильтрам, и </w:t>
+      </w:r>
+      <w:proofErr w:type="spellStart"/>
+      <w:r>
+        <w:rPr>
+          <w:lang w:val="ru-RU"/>
+        </w:rPr>
+        <w:t>онМаунтед</w:t>
+      </w:r>
+      <w:proofErr w:type="spellEnd"/>
+      <w:r>
+        <w:rPr>
+          <w:lang w:val="ru-RU"/>
+        </w:rPr>
+        <w:t xml:space="preserve"> для их заполнения</w:t>
+      </w:r>
+    </w:p>
+    <w:p>
+      <w:pPr>
+        <w:rPr>
+          <w:lang w:val="ru-RU"/>
+        </w:rPr>
+      </w:pPr>
+      <w:r>
+        <w:rPr>
+          <w:lang w:val="ru-RU"/>
+        </w:rPr>
+        <w:tab/>
+      </w:r>
+      <w:proofErr w:type="spellStart"/>
+      <w:r>
+        <w:rPr>
+          <w:lang w:val="ru-RU"/>
+        </w:rPr>
+        <w:t>рефреш</w:t>
+      </w:r>
+      <w:proofErr w:type="spellEnd"/>
+      <w:r>
+        <w:rPr>
+          <w:lang w:val="ru-RU"/>
+        </w:rPr>
+        <w:t xml:space="preserve"> функция, которая </w:t>
+      </w:r>
+      <w:proofErr w:type="spellStart"/>
+      <w:r>
+        <w:rPr>
+          <w:lang w:val="ru-RU"/>
+        </w:rPr>
+        <w:t>рефрешит</w:t>
+      </w:r>
+      <w:proofErr w:type="spellEnd"/>
+      <w:r>
+        <w:rPr>
+          <w:lang w:val="ru-RU"/>
+        </w:rPr>
+        <w:t xml:space="preserve"> только список </w:t>
+      </w:r>
+      <w:proofErr w:type="spellStart"/>
+      <w:r>
+        <w:rPr>
+          <w:lang w:val="ru-RU"/>
+        </w:rPr>
+        <w:t>верехаусов</w:t>
+      </w:r>
+      <w:proofErr w:type="spellEnd"/>
+    </w:p>
+    <w:p>
+      <w:pPr>
+        <w:rPr>
+          <w:lang w:val="ru-RU"/>
+        </w:rPr>
+      </w:pPr>
+      <w:r>
+        <w:rPr>
+          <w:lang w:val="ru-RU"/>
+        </w:rPr>
+        <w:t>}</w:t>
+      </w:r>
+    </w:p>
+    <w:p>
+      <w:pPr>
+        <w:rPr>
+          <w:lang w:val="ru-RU"/>
+        </w:rPr>
+      </w:pPr>
     </w:p>
     <w:p>
       <w:pPr>
@@ -13046,750 +14168,13 @@
         <w:rPr>
           <w:lang w:val="en-US"/>
         </w:rPr>
-        <w:t>getWarehouses</w:t>
-      </w:r>
-      <w:proofErr w:type="spellEnd"/>
-      <w:r>
-        <w:rPr>
-          <w:lang w:val="en-US"/>
-        </w:rPr>
-        <w:t>(</w:t>
-      </w:r>
+        <w:t>useAddWarehouse</w:t>
+      </w:r>
+      <w:proofErr w:type="spellEnd"/>
       <w:proofErr w:type="gramEnd"/>
       <w:r>
         <w:rPr>
-          <w:lang w:val="en-US"/>
-        </w:rPr>
-        <w:t xml:space="preserve">) =&gt; undefined / Warehouse[] – </w:t>
-      </w:r>
-      <w:r>
-        <w:rPr>
-          <w:lang w:val="ru-RU"/>
-        </w:rPr>
-        <w:t>получить</w:t>
-      </w:r>
-      <w:r>
-        <w:rPr>
-          <w:lang w:val="en-US"/>
-        </w:rPr>
-        <w:t xml:space="preserve"> </w:t>
-      </w:r>
-      <w:r>
-        <w:rPr>
-          <w:lang w:val="ru-RU"/>
-        </w:rPr>
-        <w:t>все</w:t>
-      </w:r>
-      <w:r>
-        <w:rPr>
-          <w:lang w:val="en-US"/>
-        </w:rPr>
-        <w:t xml:space="preserve"> </w:t>
-      </w:r>
-      <w:r>
-        <w:rPr>
-          <w:lang w:val="ru-RU"/>
-        </w:rPr>
-        <w:t>склады</w:t>
-      </w:r>
-    </w:p>
-    <w:p>
-      <w:pPr>
-        <w:rPr>
-          <w:lang w:val="ru-RU"/>
-        </w:rPr>
-      </w:pPr>
-      <w:proofErr w:type="spellStart"/>
-      <w:proofErr w:type="gramStart"/>
-      <w:r>
-        <w:rPr>
-          <w:lang w:val="en-US"/>
-        </w:rPr>
-        <w:t>getWarehouseById</w:t>
-      </w:r>
-      <w:proofErr w:type="spellEnd"/>
-      <w:r>
-        <w:rPr>
-          <w:lang w:val="ru-RU"/>
-        </w:rPr>
-        <w:t>(</w:t>
-      </w:r>
-      <w:proofErr w:type="gramEnd"/>
-      <w:r>
-        <w:rPr>
-          <w:lang w:val="en-US"/>
-        </w:rPr>
-        <w:t>warehouseId</w:t>
-      </w:r>
-      <w:r>
-        <w:rPr>
-          <w:lang w:val="ru-RU"/>
-        </w:rPr>
-        <w:t xml:space="preserve">) =&gt; </w:t>
-      </w:r>
-      <w:r>
-        <w:rPr>
-          <w:lang w:val="en-US"/>
-        </w:rPr>
-        <w:t>undefined</w:t>
-      </w:r>
-      <w:r>
-        <w:rPr>
-          <w:lang w:val="ru-RU"/>
-        </w:rPr>
-        <w:t xml:space="preserve"> / </w:t>
-      </w:r>
-      <w:r>
-        <w:rPr>
-          <w:lang w:val="en-US"/>
-        </w:rPr>
-        <w:t>Warehouse</w:t>
-      </w:r>
-      <w:r>
-        <w:rPr>
-          <w:lang w:val="ru-RU"/>
-        </w:rPr>
-        <w:t xml:space="preserve"> – </w:t>
-      </w:r>
-      <w:r>
-        <w:rPr>
-          <w:lang w:val="ru-RU"/>
-        </w:rPr>
-        <w:t>получить</w:t>
-      </w:r>
-      <w:r>
-        <w:rPr>
-          <w:lang w:val="ru-RU"/>
-        </w:rPr>
-        <w:t xml:space="preserve"> </w:t>
-      </w:r>
-      <w:r>
-        <w:rPr>
-          <w:lang w:val="ru-RU"/>
-        </w:rPr>
-        <w:t>один</w:t>
-      </w:r>
-      <w:r>
-        <w:rPr>
-          <w:lang w:val="ru-RU"/>
-        </w:rPr>
-        <w:t xml:space="preserve"> </w:t>
-      </w:r>
-      <w:r>
-        <w:rPr>
-          <w:lang w:val="ru-RU"/>
-        </w:rPr>
-        <w:t>конкретный</w:t>
-      </w:r>
-      <w:r>
-        <w:rPr>
-          <w:lang w:val="ru-RU"/>
-        </w:rPr>
-        <w:t xml:space="preserve"> </w:t>
-      </w:r>
-      <w:r>
-        <w:rPr>
-          <w:lang w:val="ru-RU"/>
-        </w:rPr>
-        <w:t>склад</w:t>
-      </w:r>
-    </w:p>
-    <w:p>
-      <w:pPr>
-        <w:rPr>
-          <w:lang w:val="ru-RU"/>
-        </w:rPr>
-      </w:pPr>
-      <w:proofErr w:type="spellStart"/>
-      <w:proofErr w:type="gramStart"/>
-      <w:r>
-        <w:rPr>
-          <w:lang w:val="en-US"/>
-        </w:rPr>
-        <w:t>getMovements</w:t>
-      </w:r>
-      <w:proofErr w:type="spellEnd"/>
-      <w:r>
-        <w:rPr>
-          <w:lang w:val="ru-RU"/>
-        </w:rPr>
-        <w:t>(</w:t>
-      </w:r>
-      <w:proofErr w:type="gramEnd"/>
-      <w:r>
-        <w:rPr>
-          <w:lang w:val="ru-RU"/>
-        </w:rPr>
-        <w:t xml:space="preserve">) =&gt; </w:t>
-      </w:r>
-      <w:r>
-        <w:rPr>
-          <w:lang w:val="en-US"/>
-        </w:rPr>
-        <w:t>undefined</w:t>
-      </w:r>
-      <w:r>
-        <w:rPr>
-          <w:lang w:val="ru-RU"/>
-        </w:rPr>
-        <w:t xml:space="preserve"> / </w:t>
-      </w:r>
-      <w:r>
-        <w:rPr>
-          <w:lang w:val="en-US"/>
-        </w:rPr>
-        <w:t>Movement</w:t>
-      </w:r>
-      <w:r>
-        <w:rPr>
-          <w:lang w:val="ru-RU"/>
-        </w:rPr>
-        <w:t xml:space="preserve">[] – </w:t>
-      </w:r>
-      <w:r>
-        <w:rPr>
-          <w:lang w:val="ru-RU"/>
-        </w:rPr>
-        <w:t>получить</w:t>
-      </w:r>
-      <w:r>
-        <w:rPr>
-          <w:lang w:val="ru-RU"/>
-        </w:rPr>
-        <w:t xml:space="preserve"> </w:t>
-      </w:r>
-      <w:r>
-        <w:rPr>
-          <w:lang w:val="ru-RU"/>
-        </w:rPr>
-        <w:t>все</w:t>
-      </w:r>
-      <w:r>
-        <w:rPr>
-          <w:lang w:val="ru-RU"/>
-        </w:rPr>
-        <w:t xml:space="preserve"> </w:t>
-      </w:r>
-      <w:proofErr w:type="spellStart"/>
-      <w:r>
-        <w:rPr>
-          <w:lang w:val="ru-RU"/>
-        </w:rPr>
-        <w:t>мувы</w:t>
-      </w:r>
-      <w:proofErr w:type="spellEnd"/>
-      <w:r>
-        <w:rPr>
-          <w:lang w:val="ru-RU"/>
-        </w:rPr>
-        <w:t xml:space="preserve"> (</w:t>
-      </w:r>
-      <w:r>
-        <w:rPr>
-          <w:lang w:val="ru-RU"/>
-        </w:rPr>
-        <w:t>для</w:t>
-      </w:r>
-      <w:r>
-        <w:rPr>
-          <w:lang w:val="ru-RU"/>
-        </w:rPr>
-        <w:t xml:space="preserve"> </w:t>
-      </w:r>
-      <w:r>
-        <w:rPr>
-          <w:lang w:val="ru-RU"/>
-        </w:rPr>
-        <w:t xml:space="preserve">статистика на </w:t>
-      </w:r>
-      <w:proofErr w:type="spellStart"/>
-      <w:r>
-        <w:rPr>
-          <w:lang w:val="ru-RU"/>
-        </w:rPr>
-        <w:t>гл</w:t>
-      </w:r>
-      <w:proofErr w:type="spellEnd"/>
-      <w:r>
-        <w:rPr>
-          <w:lang w:val="ru-RU"/>
-        </w:rPr>
-        <w:t xml:space="preserve"> экране)</w:t>
-      </w:r>
-    </w:p>
-    <w:p>
-      <w:pPr>
-        <w:rPr>
-          <w:lang w:val="ru-RU"/>
-        </w:rPr>
-      </w:pPr>
-      <w:proofErr w:type="spellStart"/>
-      <w:proofErr w:type="gramStart"/>
-      <w:r>
-        <w:rPr>
-          <w:lang w:val="en-US"/>
-        </w:rPr>
-        <w:t>getMovementsByWarehouseId</w:t>
-      </w:r>
-      <w:proofErr w:type="spellEnd"/>
-      <w:r>
-        <w:rPr>
-          <w:lang w:val="en-US"/>
-        </w:rPr>
-        <w:t>(</w:t>
-      </w:r>
-      <w:proofErr w:type="gramEnd"/>
-      <w:r>
-        <w:rPr>
-          <w:lang w:val="en-US"/>
-        </w:rPr>
-        <w:t xml:space="preserve">warehouseId) =&gt; undefined / Movement[] – </w:t>
-      </w:r>
-      <w:r>
-        <w:rPr>
-          <w:lang w:val="ru-RU"/>
-        </w:rPr>
-        <w:t>получить</w:t>
-      </w:r>
-      <w:r>
-        <w:rPr>
-          <w:lang w:val="en-US"/>
-        </w:rPr>
-        <w:t xml:space="preserve"> </w:t>
-      </w:r>
-      <w:r>
-        <w:rPr>
-          <w:lang w:val="ru-RU"/>
-        </w:rPr>
-        <w:t>все</w:t>
-      </w:r>
-      <w:r>
-        <w:rPr>
-          <w:lang w:val="en-US"/>
-        </w:rPr>
-        <w:t xml:space="preserve"> </w:t>
-      </w:r>
-      <w:proofErr w:type="spellStart"/>
-      <w:r>
-        <w:rPr>
-          <w:lang w:val="ru-RU"/>
-        </w:rPr>
-        <w:t>мувы</w:t>
-      </w:r>
-      <w:proofErr w:type="spellEnd"/>
-      <w:r>
-        <w:rPr>
-          <w:lang w:val="en-US"/>
-        </w:rPr>
-        <w:t xml:space="preserve"> </w:t>
-      </w:r>
-      <w:r>
-        <w:rPr>
-          <w:lang w:val="ru-RU"/>
-        </w:rPr>
-        <w:t>за</w:t>
-      </w:r>
-      <w:r>
-        <w:rPr>
-          <w:lang w:val="en-US"/>
-        </w:rPr>
-        <w:t xml:space="preserve"> </w:t>
-      </w:r>
-      <w:r>
-        <w:rPr>
-          <w:lang w:val="ru-RU"/>
-        </w:rPr>
-        <w:t>один</w:t>
-      </w:r>
-      <w:r>
-        <w:rPr>
-          <w:lang w:val="en-US"/>
-        </w:rPr>
-        <w:t xml:space="preserve"> </w:t>
-      </w:r>
-      <w:r>
-        <w:rPr>
-          <w:lang w:val="ru-RU"/>
-        </w:rPr>
-        <w:t>склад</w:t>
-      </w:r>
-    </w:p>
-    <w:p>
-      <w:pPr>
-        <w:rPr>
-          <w:lang w:val="en-US"/>
-        </w:rPr>
-      </w:pPr>
-      <w:proofErr w:type="spellStart"/>
-      <w:proofErr w:type="gramStart"/>
-      <w:r>
-        <w:rPr>
-          <w:lang w:val="en-US"/>
-        </w:rPr>
-        <w:t>getMovementById</w:t>
-      </w:r>
-      <w:proofErr w:type="spellEnd"/>
-      <w:r>
-        <w:rPr>
-          <w:lang w:val="en-US"/>
-        </w:rPr>
-        <w:t>(</w:t>
-      </w:r>
-      <w:proofErr w:type="gramEnd"/>
-      <w:r>
-        <w:rPr>
-          <w:lang w:val="en-US"/>
-        </w:rPr>
-        <w:t xml:space="preserve">movementId) =&gt; undefined / Movement – </w:t>
-      </w:r>
-      <w:r>
-        <w:rPr>
-          <w:lang w:val="ru-RU"/>
-        </w:rPr>
-        <w:t>получить</w:t>
-      </w:r>
-      <w:r>
-        <w:rPr>
-          <w:lang w:val="en-US"/>
-        </w:rPr>
-        <w:t xml:space="preserve"> </w:t>
-      </w:r>
-      <w:r>
-        <w:rPr>
-          <w:lang w:val="ru-RU"/>
-        </w:rPr>
-        <w:t>мув</w:t>
-      </w:r>
-      <w:r>
-        <w:rPr>
-          <w:lang w:val="en-US"/>
-        </w:rPr>
-        <w:t xml:space="preserve"> </w:t>
-      </w:r>
-      <w:r>
-        <w:rPr>
-          <w:lang w:val="ru-RU"/>
-        </w:rPr>
-        <w:t>по</w:t>
-      </w:r>
-      <w:r>
-        <w:rPr>
-          <w:lang w:val="en-US"/>
-        </w:rPr>
-        <w:t xml:space="preserve"> </w:t>
-      </w:r>
-      <w:proofErr w:type="spellStart"/>
-      <w:r>
-        <w:rPr>
-          <w:lang w:val="ru-RU"/>
-        </w:rPr>
-        <w:t>айди</w:t>
-      </w:r>
-      <w:proofErr w:type="spellEnd"/>
-    </w:p>
-    <w:p>
-      <w:pPr>
-        <w:rPr>
-          <w:lang w:val="en-US"/>
-        </w:rPr>
-      </w:pPr>
-      <w:proofErr w:type="spellStart"/>
-      <w:proofErr w:type="gramStart"/>
-      <w:r>
-        <w:rPr>
-          <w:lang w:val="en-US"/>
-        </w:rPr>
-        <w:t>setWarehouses</w:t>
-      </w:r>
-      <w:proofErr w:type="spellEnd"/>
-      <w:r>
-        <w:rPr>
-          <w:lang w:val="en-US"/>
-        </w:rPr>
-        <w:t>(</w:t>
-      </w:r>
-      <w:proofErr w:type="gramEnd"/>
-      <w:r>
-        <w:rPr>
-          <w:lang w:val="en-US"/>
-        </w:rPr>
-        <w:t>warehouses</w:t>
-      </w:r>
-      <w:r>
-        <w:rPr>
-          <w:lang w:val="en-US"/>
-        </w:rPr>
-        <w:t>) =&gt; -1/</w:t>
-      </w:r>
-      <w:r>
-        <w:rPr>
-          <w:lang w:val="en-US"/>
-        </w:rPr>
-        <w:t>length</w:t>
-      </w:r>
-      <w:r>
-        <w:rPr>
-          <w:lang w:val="en-US"/>
-        </w:rPr>
-        <w:t xml:space="preserve"> – </w:t>
-      </w:r>
-      <w:r>
-        <w:rPr>
-          <w:lang w:val="ru-RU"/>
-        </w:rPr>
-        <w:t>установить</w:t>
-      </w:r>
-      <w:r>
-        <w:rPr>
-          <w:lang w:val="en-US"/>
-        </w:rPr>
-        <w:t xml:space="preserve"> </w:t>
-      </w:r>
-      <w:r>
-        <w:rPr>
-          <w:lang w:val="ru-RU"/>
-        </w:rPr>
-        <w:t>новый</w:t>
-      </w:r>
-      <w:r>
-        <w:rPr>
-          <w:lang w:val="en-US"/>
-        </w:rPr>
-        <w:t xml:space="preserve"> </w:t>
-      </w:r>
-      <w:r>
-        <w:rPr>
-          <w:lang w:val="ru-RU"/>
-        </w:rPr>
-        <w:t>список</w:t>
-      </w:r>
-      <w:r>
-        <w:rPr>
-          <w:lang w:val="en-US"/>
-        </w:rPr>
-        <w:t xml:space="preserve"> </w:t>
-      </w:r>
-      <w:r>
-        <w:rPr>
-          <w:lang w:val="ru-RU"/>
-        </w:rPr>
-        <w:t>складов</w:t>
-      </w:r>
-    </w:p>
-    <w:p>
-      <w:pPr>
-        <w:rPr>
-          <w:lang w:val="en-US"/>
-        </w:rPr>
-      </w:pPr>
-      <w:proofErr w:type="spellStart"/>
-      <w:proofErr w:type="gramStart"/>
-      <w:r>
-        <w:rPr>
-          <w:lang w:val="en-US"/>
-        </w:rPr>
-        <w:t>setMovements</w:t>
-      </w:r>
-      <w:proofErr w:type="spellEnd"/>
-      <w:r>
-        <w:rPr>
-          <w:lang w:val="en-US"/>
-        </w:rPr>
-        <w:t>(</w:t>
-      </w:r>
-      <w:proofErr w:type="gramEnd"/>
-      <w:r>
-        <w:rPr>
-          <w:lang w:val="en-US"/>
-        </w:rPr>
-        <w:t>movements) =&gt; -1/length</w:t>
-      </w:r>
-      <w:r>
-        <w:rPr>
-          <w:lang w:val="en-US"/>
-        </w:rPr>
-        <w:t xml:space="preserve">- </w:t>
-      </w:r>
-      <w:r>
-        <w:rPr>
-          <w:lang w:val="ru-RU"/>
-        </w:rPr>
-        <w:t>установить</w:t>
-      </w:r>
-      <w:r>
-        <w:rPr>
-          <w:lang w:val="en-US"/>
-        </w:rPr>
-        <w:t xml:space="preserve"> </w:t>
-      </w:r>
-      <w:r>
-        <w:rPr>
-          <w:lang w:val="ru-RU"/>
-        </w:rPr>
-        <w:t>новые</w:t>
-      </w:r>
-      <w:r>
-        <w:rPr>
-          <w:lang w:val="en-US"/>
-        </w:rPr>
-        <w:t xml:space="preserve"> </w:t>
-      </w:r>
-      <w:proofErr w:type="spellStart"/>
-      <w:r>
-        <w:rPr>
-          <w:lang w:val="ru-RU"/>
-        </w:rPr>
-        <w:t>мувменты</w:t>
-      </w:r>
-      <w:proofErr w:type="spellEnd"/>
-    </w:p>
-    <w:p>
-      <w:pPr>
-        <w:rPr>
-          <w:lang w:val="en-US"/>
-        </w:rPr>
-      </w:pPr>
-    </w:p>
-    <w:p>
-      <w:pPr>
-        <w:rPr>
-          <w:lang w:val="en-US"/>
-        </w:rPr>
-      </w:pPr>
-    </w:p>
-    <w:p>
-      <w:pPr>
-        <w:rPr>
-          <w:lang w:val="ru-RU"/>
-        </w:rPr>
-      </w:pPr>
-      <w:r>
-        <w:rPr>
-          <w:lang w:val="ru-RU"/>
-        </w:rPr>
-        <w:t>БД (</w:t>
-      </w:r>
-      <w:proofErr w:type="spellStart"/>
-      <w:r>
-        <w:rPr>
-          <w:lang w:val="ru-RU"/>
-        </w:rPr>
-        <w:t>джесон</w:t>
-      </w:r>
-      <w:proofErr w:type="spellEnd"/>
-      <w:r>
-        <w:rPr>
-          <w:lang w:val="ru-RU"/>
-        </w:rPr>
-        <w:t>):</w:t>
-      </w:r>
-    </w:p>
-    <w:p>
-      <w:pPr>
-        <w:rPr>
-          <w:lang w:val="en-US"/>
-        </w:rPr>
-      </w:pPr>
-      <w:proofErr w:type="spellStart"/>
-      <w:r>
-        <w:rPr>
-          <w:lang w:val="en-US"/>
-        </w:rPr>
-        <w:t>movements.json</w:t>
-      </w:r>
-      <w:proofErr w:type="spellEnd"/>
-    </w:p>
-    <w:p>
-      <w:pPr>
-        <w:rPr>
-          <w:lang w:val="en-US"/>
-        </w:rPr>
-      </w:pPr>
-      <w:proofErr w:type="spellStart"/>
-      <w:r>
-        <w:rPr>
-          <w:lang w:val="en-US"/>
-        </w:rPr>
-        <w:t>warehouses.json</w:t>
-      </w:r>
-      <w:proofErr w:type="spellEnd"/>
-    </w:p>
-    <w:p>
-      <w:pPr>
-        <w:rPr>
-          <w:lang w:val="ru-RU"/>
-        </w:rPr>
-      </w:pPr>
-    </w:p>
-    <w:p>
-      <w:pPr>
-        <w:rPr>
-          <w:lang w:val="ru-RU"/>
-        </w:rPr>
-      </w:pPr>
-    </w:p>
-    <w:p>
-      <w:pPr>
-        <w:rPr>
-          <w:lang w:val="en-US"/>
-        </w:rPr>
-      </w:pPr>
-      <w:proofErr w:type="spellStart"/>
-      <w:proofErr w:type="gramStart"/>
-      <w:r>
-        <w:rPr>
-          <w:lang w:val="en-US"/>
-        </w:rPr>
-        <w:t>composables</w:t>
-      </w:r>
-      <w:proofErr w:type="spellEnd"/>
-      <w:proofErr w:type="gramEnd"/>
-      <w:r>
-        <w:rPr>
-          <w:lang w:val="en-US"/>
-        </w:rPr>
-        <w:t>: app</w:t>
-      </w:r>
-      <w:r>
-        <w:rPr>
-          <w:lang w:val="en-US"/>
-        </w:rPr>
-        <w:t>/</w:t>
-      </w:r>
-      <w:proofErr w:type="spellStart"/>
-      <w:r>
-        <w:rPr>
-          <w:lang w:val="en-US"/>
-        </w:rPr>
-        <w:t>composables</w:t>
-      </w:r>
-      <w:proofErr w:type="spellEnd"/>
-      <w:r>
-        <w:rPr>
-          <w:lang w:val="en-US"/>
-        </w:rPr>
-        <w:t>/</w:t>
-      </w:r>
-    </w:p>
-    <w:p>
-      <w:pPr>
-        <w:rPr>
-          <w:lang w:val="en-US"/>
-        </w:rPr>
-      </w:pPr>
-      <w:proofErr w:type="spellStart"/>
-      <w:proofErr w:type="gramStart"/>
-      <w:r>
-        <w:rPr>
-          <w:lang w:val="en-US"/>
-        </w:rPr>
-        <w:t>useMovements</w:t>
-      </w:r>
-      <w:proofErr w:type="spellEnd"/>
-      <w:proofErr w:type="gramEnd"/>
-      <w:r>
-        <w:rPr>
-          <w:lang w:val="en-US"/>
+          <w:lang w:val="ru-RU"/>
         </w:rPr>
         <w:t xml:space="preserve"> =&gt; {</w:t>
       </w:r>
@@ -13802,448 +14187,7 @@
       </w:pPr>
       <w:r>
         <w:rPr>
-          <w:lang w:val="en-US"/>
-        </w:rPr>
-        <w:tab/>
-      </w:r>
-      <w:proofErr w:type="spellStart"/>
-      <w:proofErr w:type="gramStart"/>
-      <w:r>
-        <w:rPr>
-          <w:lang w:val="en-US"/>
-        </w:rPr>
-        <w:t>useFetch</w:t>
-      </w:r>
-      <w:proofErr w:type="spellEnd"/>
-      <w:r>
-        <w:rPr>
-          <w:lang w:val="ru-RU"/>
-        </w:rPr>
-        <w:t>(</w:t>
-      </w:r>
-      <w:proofErr w:type="gramEnd"/>
-      <w:r>
-        <w:rPr>
-          <w:lang w:val="ru-RU"/>
-        </w:rPr>
-        <w:t xml:space="preserve">) </w:t>
-      </w:r>
-      <w:r>
-        <w:rPr>
-          <w:lang w:val="ru-RU"/>
-        </w:rPr>
-        <w:t>на получение списка всех складов</w:t>
-      </w:r>
-      <w:r>
-        <w:rPr>
-          <w:lang w:val="ru-RU"/>
-        </w:rPr>
-        <w:t xml:space="preserve"> (склады, </w:t>
-      </w:r>
-      <w:proofErr w:type="spellStart"/>
-      <w:r>
-        <w:rPr>
-          <w:lang w:val="ru-RU"/>
-        </w:rPr>
-        <w:t>пендинг</w:t>
-      </w:r>
-      <w:proofErr w:type="spellEnd"/>
-      <w:r>
-        <w:rPr>
-          <w:lang w:val="ru-RU"/>
-        </w:rPr>
-        <w:t xml:space="preserve">, </w:t>
-      </w:r>
-      <w:proofErr w:type="spellStart"/>
-      <w:r>
-        <w:rPr>
-          <w:lang w:val="ru-RU"/>
-        </w:rPr>
-        <w:t>рефреш</w:t>
-      </w:r>
-      <w:proofErr w:type="spellEnd"/>
-      <w:r>
-        <w:rPr>
-          <w:lang w:val="ru-RU"/>
-        </w:rPr>
-        <w:t>)</w:t>
-      </w:r>
-      <w:r>
-        <w:rPr>
-          <w:lang w:val="ru-RU"/>
-        </w:rPr>
-        <w:t xml:space="preserve"> – будет отображаться внутри списка</w:t>
-      </w:r>
-      <w:r>
-        <w:rPr>
-          <w:lang w:val="ru-RU"/>
-        </w:rPr>
-        <w:t xml:space="preserve"> (обертка – в </w:t>
-      </w:r>
-      <w:proofErr w:type="spellStart"/>
-      <w:r>
-        <w:rPr>
-          <w:lang w:val="ru-RU"/>
-        </w:rPr>
-        <w:t>пейдже</w:t>
-      </w:r>
-      <w:proofErr w:type="spellEnd"/>
-      <w:r>
-        <w:rPr>
-          <w:lang w:val="ru-RU"/>
-        </w:rPr>
-        <w:t xml:space="preserve"> с </w:t>
-      </w:r>
-      <w:proofErr w:type="spellStart"/>
-      <w:r>
-        <w:rPr>
-          <w:lang w:val="ru-RU"/>
-        </w:rPr>
-        <w:t>еррором</w:t>
-      </w:r>
-      <w:proofErr w:type="spellEnd"/>
-      <w:r>
-        <w:rPr>
-          <w:lang w:val="ru-RU"/>
-        </w:rPr>
-        <w:t xml:space="preserve"> и прочим, </w:t>
-      </w:r>
-      <w:proofErr w:type="spellStart"/>
-      <w:r>
-        <w:rPr>
-          <w:lang w:val="ru-RU"/>
-        </w:rPr>
-        <w:t>внутрянка</w:t>
-      </w:r>
-      <w:proofErr w:type="spellEnd"/>
-      <w:r>
-        <w:rPr>
-          <w:lang w:val="ru-RU"/>
-        </w:rPr>
-        <w:t xml:space="preserve"> – глупая)</w:t>
-      </w:r>
-    </w:p>
-    <w:p>
-      <w:pPr>
-        <w:rPr>
-          <w:lang w:val="ru-RU"/>
-        </w:rPr>
-      </w:pPr>
-      <w:r>
-        <w:rPr>
-          <w:lang w:val="ru-RU"/>
-        </w:rPr>
-        <w:tab/>
-      </w:r>
-      <w:proofErr w:type="spellStart"/>
-      <w:proofErr w:type="gramStart"/>
-      <w:r>
-        <w:rPr>
-          <w:lang w:val="en-US"/>
-        </w:rPr>
-        <w:t>useFetch</w:t>
-      </w:r>
-      <w:proofErr w:type="spellEnd"/>
-      <w:r>
-        <w:rPr>
-          <w:lang w:val="ru-RU"/>
-        </w:rPr>
-        <w:t>(</w:t>
-      </w:r>
-      <w:proofErr w:type="gramEnd"/>
-      <w:r>
-        <w:rPr>
-          <w:lang w:val="ru-RU"/>
-        </w:rPr>
-        <w:t xml:space="preserve">) </w:t>
-      </w:r>
-      <w:r>
-        <w:rPr>
-          <w:lang w:val="ru-RU"/>
-        </w:rPr>
-        <w:t xml:space="preserve">на получение всех </w:t>
-      </w:r>
-      <w:proofErr w:type="spellStart"/>
-      <w:r>
-        <w:rPr>
-          <w:lang w:val="ru-RU"/>
-        </w:rPr>
-        <w:t>мувментов</w:t>
-      </w:r>
-      <w:proofErr w:type="spellEnd"/>
-      <w:r>
-        <w:rPr>
-          <w:lang w:val="ru-RU"/>
-        </w:rPr>
-        <w:t xml:space="preserve"> (</w:t>
-      </w:r>
-      <w:r>
-        <w:rPr>
-          <w:lang w:val="ru-RU"/>
-        </w:rPr>
-        <w:t>для статистики)</w:t>
-      </w:r>
-    </w:p>
-    <w:p>
-      <w:pPr>
-        <w:rPr>
-          <w:lang w:val="ru-RU"/>
-        </w:rPr>
-      </w:pPr>
-      <w:r>
-        <w:rPr>
-          <w:lang w:val="ru-RU"/>
-        </w:rPr>
-        <w:tab/>
-      </w:r>
-      <w:proofErr w:type="gramStart"/>
-      <w:r>
-        <w:rPr>
-          <w:lang w:val="en-US"/>
-        </w:rPr>
-        <w:t>ref</w:t>
-      </w:r>
-      <w:r>
-        <w:rPr>
-          <w:lang w:val="ru-RU"/>
-        </w:rPr>
-        <w:t>ы</w:t>
-      </w:r>
-      <w:proofErr w:type="gramEnd"/>
-      <w:r>
-        <w:rPr>
-          <w:lang w:val="ru-RU"/>
-        </w:rPr>
-        <w:t xml:space="preserve"> </w:t>
-      </w:r>
-      <w:r>
-        <w:rPr>
-          <w:lang w:val="ru-RU"/>
-        </w:rPr>
-        <w:t xml:space="preserve">на фильтры по </w:t>
-      </w:r>
-      <w:proofErr w:type="spellStart"/>
-      <w:r>
-        <w:rPr>
-          <w:lang w:val="ru-RU"/>
-        </w:rPr>
-        <w:t>тайтлу</w:t>
-      </w:r>
-      <w:proofErr w:type="spellEnd"/>
-      <w:r>
-        <w:rPr>
-          <w:lang w:val="ru-RU"/>
-        </w:rPr>
-        <w:t>, коду, только дефицитные</w:t>
-      </w:r>
-    </w:p>
-    <w:p>
-      <w:pPr>
-        <w:rPr>
-          <w:lang w:val="ru-RU"/>
-        </w:rPr>
-      </w:pPr>
-      <w:r>
-        <w:rPr>
-          <w:lang w:val="ru-RU"/>
-        </w:rPr>
-        <w:tab/>
-      </w:r>
-      <w:proofErr w:type="spellStart"/>
-      <w:r>
-        <w:rPr>
-          <w:lang w:val="ru-RU"/>
-        </w:rPr>
-        <w:t>компутед</w:t>
-      </w:r>
-      <w:proofErr w:type="spellEnd"/>
-      <w:r>
-        <w:rPr>
-          <w:lang w:val="ru-RU"/>
-        </w:rPr>
-        <w:t xml:space="preserve"> лист, который высчитывается из списка складов по фильтрам и прокидывается в компоненты Списка складов и в статистику</w:t>
-      </w:r>
-    </w:p>
-    <w:p>
-      <w:pPr>
-        <w:rPr>
-          <w:lang w:val="ru-RU"/>
-        </w:rPr>
-      </w:pPr>
-      <w:r>
-        <w:rPr>
-          <w:lang w:val="ru-RU"/>
-        </w:rPr>
-        <w:tab/>
-      </w:r>
-      <w:proofErr w:type="gramStart"/>
-      <w:r>
-        <w:rPr>
-          <w:lang w:val="en-US"/>
-        </w:rPr>
-        <w:t>watch</w:t>
-      </w:r>
-      <w:r>
-        <w:rPr>
-          <w:lang w:val="ru-RU"/>
-        </w:rPr>
-        <w:t>(</w:t>
-      </w:r>
-      <w:proofErr w:type="gramEnd"/>
-      <w:r>
-        <w:rPr>
-          <w:lang w:val="ru-RU"/>
-        </w:rPr>
-        <w:t xml:space="preserve">) </w:t>
-      </w:r>
-      <w:r>
-        <w:rPr>
-          <w:lang w:val="ru-RU"/>
-        </w:rPr>
-        <w:t>на</w:t>
-      </w:r>
-      <w:r>
-        <w:rPr>
-          <w:lang w:val="ru-RU"/>
-        </w:rPr>
-        <w:t xml:space="preserve"> </w:t>
-      </w:r>
-      <w:proofErr w:type="spellStart"/>
-      <w:r>
-        <w:rPr>
-          <w:lang w:val="ru-RU"/>
-        </w:rPr>
-        <w:t>рефы</w:t>
-      </w:r>
-      <w:proofErr w:type="spellEnd"/>
-      <w:r>
-        <w:rPr>
-          <w:lang w:val="ru-RU"/>
-        </w:rPr>
-        <w:t xml:space="preserve"> </w:t>
-      </w:r>
-      <w:r>
-        <w:rPr>
-          <w:lang w:val="ru-RU"/>
-        </w:rPr>
-        <w:t xml:space="preserve">по фильтрам, и </w:t>
-      </w:r>
-      <w:proofErr w:type="spellStart"/>
-      <w:r>
-        <w:rPr>
-          <w:lang w:val="ru-RU"/>
-        </w:rPr>
-        <w:t>онМаунтед</w:t>
-      </w:r>
-      <w:proofErr w:type="spellEnd"/>
-      <w:r>
-        <w:rPr>
-          <w:lang w:val="ru-RU"/>
-        </w:rPr>
-        <w:t xml:space="preserve"> для их заполнения</w:t>
-      </w:r>
-    </w:p>
-    <w:p>
-      <w:pPr>
-        <w:rPr>
-          <w:lang w:val="ru-RU"/>
-        </w:rPr>
-      </w:pPr>
-      <w:r>
-        <w:rPr>
-          <w:lang w:val="ru-RU"/>
-        </w:rPr>
-        <w:tab/>
-      </w:r>
-      <w:proofErr w:type="spellStart"/>
-      <w:r>
-        <w:rPr>
-          <w:lang w:val="ru-RU"/>
-        </w:rPr>
-        <w:t>рефреш</w:t>
-      </w:r>
-      <w:proofErr w:type="spellEnd"/>
-      <w:r>
-        <w:rPr>
-          <w:lang w:val="ru-RU"/>
-        </w:rPr>
-        <w:t xml:space="preserve"> функция, которая </w:t>
-      </w:r>
-      <w:proofErr w:type="spellStart"/>
-      <w:r>
-        <w:rPr>
-          <w:lang w:val="ru-RU"/>
-        </w:rPr>
-        <w:t>рефрешит</w:t>
-      </w:r>
-      <w:proofErr w:type="spellEnd"/>
-      <w:r>
-        <w:rPr>
-          <w:lang w:val="ru-RU"/>
-        </w:rPr>
-        <w:t xml:space="preserve"> только список </w:t>
-      </w:r>
-      <w:proofErr w:type="spellStart"/>
-      <w:r>
-        <w:rPr>
-          <w:lang w:val="ru-RU"/>
-        </w:rPr>
-        <w:t>верехаусов</w:t>
-      </w:r>
-      <w:proofErr w:type="spellEnd"/>
-    </w:p>
-    <w:p>
-      <w:pPr>
-        <w:rPr>
-          <w:lang w:val="ru-RU"/>
-        </w:rPr>
-      </w:pPr>
-      <w:r>
-        <w:rPr>
-          <w:lang w:val="ru-RU"/>
-        </w:rPr>
-        <w:t>}</w:t>
-      </w:r>
-    </w:p>
-    <w:p>
-      <w:pPr>
-        <w:rPr>
-          <w:lang w:val="ru-RU"/>
-        </w:rPr>
-      </w:pPr>
-    </w:p>
-    <w:p>
-      <w:pPr>
-        <w:rPr>
-          <w:lang w:val="en-US"/>
-        </w:rPr>
-      </w:pPr>
-      <w:proofErr w:type="spellStart"/>
-      <w:proofErr w:type="gramStart"/>
-      <w:r>
-        <w:rPr>
-          <w:lang w:val="en-US"/>
-        </w:rPr>
-        <w:t>useAddWarehouse</w:t>
-      </w:r>
-      <w:proofErr w:type="spellEnd"/>
-      <w:proofErr w:type="gramEnd"/>
-      <w:r>
-        <w:rPr>
-          <w:lang w:val="en-US"/>
-        </w:rPr>
-        <w:t xml:space="preserve"> =&gt; {</w:t>
-      </w:r>
-    </w:p>
-    <w:p>
-      <w:pPr>
-        <w:rPr>
-          <w:lang w:val="ru-RU"/>
-        </w:rPr>
-      </w:pPr>
-      <w:r>
-        <w:rPr>
-          <w:lang w:val="en-US"/>
+          <w:lang w:val="ru-RU"/>
         </w:rPr>
         <w:tab/>
       </w:r>
@@ -14451,217 +14395,217 @@
         <w:rPr>
           <w:lang w:val="ru-RU"/>
         </w:rPr>
-        <w:tab/>
-      </w:r>
-      <w:proofErr w:type="spellStart"/>
-      <w:r>
-        <w:rPr>
-          <w:lang w:val="en-US"/>
-        </w:rPr>
-        <w:t>FormValidationMessages</w:t>
-      </w:r>
-      <w:proofErr w:type="spellEnd"/>
-      <w:r>
-        <w:rPr>
-          <w:lang w:val="ru-RU"/>
-        </w:rPr>
-        <w:t xml:space="preserve"> </w:t>
-      </w:r>
-      <w:r>
-        <w:rPr>
-          <w:lang w:val="en-US"/>
-        </w:rPr>
-        <w:t>type</w:t>
-      </w:r>
-      <w:r>
-        <w:rPr>
-          <w:lang w:val="ru-RU"/>
-        </w:rPr>
-        <w:t xml:space="preserve">, </w:t>
-      </w:r>
-      <w:proofErr w:type="spellStart"/>
-      <w:r>
-        <w:rPr>
-          <w:lang w:val="en-US"/>
-        </w:rPr>
-        <w:t>formValidationMessages</w:t>
-      </w:r>
-      <w:proofErr w:type="spellEnd"/>
-      <w:r>
-        <w:rPr>
-          <w:lang w:val="ru-RU"/>
-        </w:rPr>
-        <w:t xml:space="preserve"> </w:t>
-      </w:r>
-      <w:proofErr w:type="spellStart"/>
-      <w:r>
-        <w:rPr>
-          <w:lang w:val="ru-RU"/>
-        </w:rPr>
-        <w:t>реф</w:t>
-      </w:r>
-      <w:proofErr w:type="spellEnd"/>
-      <w:r>
-        <w:rPr>
-          <w:lang w:val="ru-RU"/>
-        </w:rPr>
-        <w:t xml:space="preserve">, </w:t>
-      </w:r>
-      <w:proofErr w:type="spellStart"/>
-      <w:r>
-        <w:rPr>
-          <w:lang w:val="en-US"/>
-        </w:rPr>
-        <w:t>IsTouched</w:t>
-      </w:r>
-      <w:proofErr w:type="spellEnd"/>
-      <w:r>
-        <w:rPr>
-          <w:lang w:val="ru-RU"/>
-        </w:rPr>
-        <w:t xml:space="preserve">, </w:t>
-      </w:r>
-      <w:proofErr w:type="spellStart"/>
-      <w:r>
-        <w:rPr>
-          <w:lang w:val="en-US"/>
-        </w:rPr>
-        <w:t>isTouched</w:t>
-      </w:r>
-      <w:proofErr w:type="spellEnd"/>
-      <w:r>
-        <w:rPr>
-          <w:lang w:val="ru-RU"/>
-        </w:rPr>
-        <w:t xml:space="preserve">, </w:t>
-      </w:r>
-      <w:proofErr w:type="spellStart"/>
-      <w:r>
-        <w:rPr>
-          <w:lang w:val="en-US"/>
-        </w:rPr>
-        <w:t>isFormValid</w:t>
-      </w:r>
-      <w:proofErr w:type="spellEnd"/>
-      <w:r>
-        <w:rPr>
-          <w:lang w:val="ru-RU"/>
-        </w:rPr>
-        <w:t xml:space="preserve"> = </w:t>
-      </w:r>
-      <w:proofErr w:type="gramStart"/>
-      <w:r>
-        <w:rPr>
-          <w:lang w:val="en-US"/>
-        </w:rPr>
-        <w:t>computed</w:t>
-      </w:r>
-      <w:r>
-        <w:rPr>
-          <w:lang w:val="ru-RU"/>
-        </w:rPr>
-        <w:t>(</w:t>
-      </w:r>
-      <w:proofErr w:type="gramEnd"/>
-      <w:r>
-        <w:rPr>
-          <w:lang w:val="ru-RU"/>
-        </w:rPr>
-        <w:t xml:space="preserve">) </w:t>
-      </w:r>
-      <w:r>
-        <w:rPr>
-          <w:lang w:val="ru-RU"/>
-        </w:rPr>
-        <w:t>от</w:t>
-      </w:r>
-      <w:r>
-        <w:rPr>
-          <w:lang w:val="ru-RU"/>
-        </w:rPr>
-        <w:t xml:space="preserve"> </w:t>
-      </w:r>
-      <w:r>
-        <w:rPr>
-          <w:lang w:val="ru-RU"/>
-        </w:rPr>
-        <w:t>все</w:t>
-      </w:r>
-      <w:r>
-        <w:rPr>
-          <w:lang w:val="ru-RU"/>
-        </w:rPr>
-        <w:t xml:space="preserve"> </w:t>
-      </w:r>
-      <w:proofErr w:type="spellStart"/>
-      <w:r>
-        <w:rPr>
-          <w:lang w:val="ru-RU"/>
-        </w:rPr>
-        <w:t>тачд</w:t>
-      </w:r>
-      <w:proofErr w:type="spellEnd"/>
-      <w:r>
-        <w:rPr>
-          <w:lang w:val="ru-RU"/>
-        </w:rPr>
-        <w:t xml:space="preserve"> </w:t>
-      </w:r>
-      <w:r>
-        <w:rPr>
-          <w:lang w:val="ru-RU"/>
-        </w:rPr>
-        <w:t>тру</w:t>
-      </w:r>
-      <w:r>
-        <w:rPr>
-          <w:lang w:val="ru-RU"/>
-        </w:rPr>
-        <w:t xml:space="preserve">, </w:t>
-      </w:r>
-      <w:r>
-        <w:rPr>
-          <w:lang w:val="ru-RU"/>
-        </w:rPr>
-        <w:t>все</w:t>
-      </w:r>
-      <w:r>
-        <w:rPr>
-          <w:lang w:val="ru-RU"/>
-        </w:rPr>
-        <w:t xml:space="preserve"> </w:t>
-      </w:r>
-      <w:proofErr w:type="spellStart"/>
-      <w:r>
-        <w:rPr>
-          <w:lang w:val="ru-RU"/>
-        </w:rPr>
-        <w:t>формВалидМесседжи</w:t>
-      </w:r>
-      <w:proofErr w:type="spellEnd"/>
-      <w:r>
-        <w:rPr>
-          <w:lang w:val="ru-RU"/>
-        </w:rPr>
-        <w:t xml:space="preserve"> пустые</w:t>
-      </w:r>
-    </w:p>
-    <w:p>
-      <w:pPr>
-        <w:rPr>
-          <w:lang w:val="ru-RU"/>
-        </w:rPr>
-      </w:pPr>
-      <w:r>
-        <w:rPr>
-          <w:lang w:val="ru-RU"/>
-        </w:rPr>
         <w:lastRenderedPageBreak/>
         <w:tab/>
       </w:r>
       <w:proofErr w:type="spellStart"/>
       <w:r>
         <w:rPr>
+          <w:lang w:val="en-US"/>
+        </w:rPr>
+        <w:t>FormValidationMessages</w:t>
+      </w:r>
+      <w:proofErr w:type="spellEnd"/>
+      <w:r>
+        <w:rPr>
+          <w:lang w:val="ru-RU"/>
+        </w:rPr>
+        <w:t xml:space="preserve"> </w:t>
+      </w:r>
+      <w:r>
+        <w:rPr>
+          <w:lang w:val="en-US"/>
+        </w:rPr>
+        <w:t>type</w:t>
+      </w:r>
+      <w:r>
+        <w:rPr>
+          <w:lang w:val="ru-RU"/>
+        </w:rPr>
+        <w:t xml:space="preserve">, </w:t>
+      </w:r>
+      <w:proofErr w:type="spellStart"/>
+      <w:r>
+        <w:rPr>
+          <w:lang w:val="en-US"/>
+        </w:rPr>
+        <w:t>formValidationMessages</w:t>
+      </w:r>
+      <w:proofErr w:type="spellEnd"/>
+      <w:r>
+        <w:rPr>
+          <w:lang w:val="ru-RU"/>
+        </w:rPr>
+        <w:t xml:space="preserve"> </w:t>
+      </w:r>
+      <w:proofErr w:type="spellStart"/>
+      <w:r>
+        <w:rPr>
+          <w:lang w:val="ru-RU"/>
+        </w:rPr>
+        <w:t>реф</w:t>
+      </w:r>
+      <w:proofErr w:type="spellEnd"/>
+      <w:r>
+        <w:rPr>
+          <w:lang w:val="ru-RU"/>
+        </w:rPr>
+        <w:t xml:space="preserve">, </w:t>
+      </w:r>
+      <w:proofErr w:type="spellStart"/>
+      <w:r>
+        <w:rPr>
+          <w:lang w:val="en-US"/>
+        </w:rPr>
+        <w:t>IsTouched</w:t>
+      </w:r>
+      <w:proofErr w:type="spellEnd"/>
+      <w:r>
+        <w:rPr>
+          <w:lang w:val="ru-RU"/>
+        </w:rPr>
+        <w:t xml:space="preserve">, </w:t>
+      </w:r>
+      <w:proofErr w:type="spellStart"/>
+      <w:r>
+        <w:rPr>
+          <w:lang w:val="en-US"/>
+        </w:rPr>
+        <w:t>isTouched</w:t>
+      </w:r>
+      <w:proofErr w:type="spellEnd"/>
+      <w:r>
+        <w:rPr>
+          <w:lang w:val="ru-RU"/>
+        </w:rPr>
+        <w:t xml:space="preserve">, </w:t>
+      </w:r>
+      <w:proofErr w:type="spellStart"/>
+      <w:r>
+        <w:rPr>
+          <w:lang w:val="en-US"/>
+        </w:rPr>
+        <w:t>isFormValid</w:t>
+      </w:r>
+      <w:proofErr w:type="spellEnd"/>
+      <w:r>
+        <w:rPr>
+          <w:lang w:val="ru-RU"/>
+        </w:rPr>
+        <w:t xml:space="preserve"> = </w:t>
+      </w:r>
+      <w:proofErr w:type="gramStart"/>
+      <w:r>
+        <w:rPr>
+          <w:lang w:val="en-US"/>
+        </w:rPr>
+        <w:t>computed</w:t>
+      </w:r>
+      <w:r>
+        <w:rPr>
+          <w:lang w:val="ru-RU"/>
+        </w:rPr>
+        <w:t>(</w:t>
+      </w:r>
+      <w:proofErr w:type="gramEnd"/>
+      <w:r>
+        <w:rPr>
+          <w:lang w:val="ru-RU"/>
+        </w:rPr>
+        <w:t xml:space="preserve">) </w:t>
+      </w:r>
+      <w:r>
+        <w:rPr>
+          <w:lang w:val="ru-RU"/>
+        </w:rPr>
+        <w:t>от</w:t>
+      </w:r>
+      <w:r>
+        <w:rPr>
+          <w:lang w:val="ru-RU"/>
+        </w:rPr>
+        <w:t xml:space="preserve"> </w:t>
+      </w:r>
+      <w:r>
+        <w:rPr>
+          <w:lang w:val="ru-RU"/>
+        </w:rPr>
+        <w:t>все</w:t>
+      </w:r>
+      <w:r>
+        <w:rPr>
+          <w:lang w:val="ru-RU"/>
+        </w:rPr>
+        <w:t xml:space="preserve"> </w:t>
+      </w:r>
+      <w:proofErr w:type="spellStart"/>
+      <w:r>
+        <w:rPr>
+          <w:lang w:val="ru-RU"/>
+        </w:rPr>
+        <w:t>тачд</w:t>
+      </w:r>
+      <w:proofErr w:type="spellEnd"/>
+      <w:r>
+        <w:rPr>
+          <w:lang w:val="ru-RU"/>
+        </w:rPr>
+        <w:t xml:space="preserve"> </w:t>
+      </w:r>
+      <w:r>
+        <w:rPr>
+          <w:lang w:val="ru-RU"/>
+        </w:rPr>
+        <w:t>тру</w:t>
+      </w:r>
+      <w:r>
+        <w:rPr>
+          <w:lang w:val="ru-RU"/>
+        </w:rPr>
+        <w:t xml:space="preserve">, </w:t>
+      </w:r>
+      <w:r>
+        <w:rPr>
+          <w:lang w:val="ru-RU"/>
+        </w:rPr>
+        <w:t>все</w:t>
+      </w:r>
+      <w:r>
+        <w:rPr>
+          <w:lang w:val="ru-RU"/>
+        </w:rPr>
+        <w:t xml:space="preserve"> </w:t>
+      </w:r>
+      <w:proofErr w:type="spellStart"/>
+      <w:r>
+        <w:rPr>
+          <w:lang w:val="ru-RU"/>
+        </w:rPr>
+        <w:t>формВалидМесседжи</w:t>
+      </w:r>
+      <w:proofErr w:type="spellEnd"/>
+      <w:r>
+        <w:rPr>
+          <w:lang w:val="ru-RU"/>
+        </w:rPr>
+        <w:t xml:space="preserve"> пустые</w:t>
+      </w:r>
+    </w:p>
+    <w:p>
+      <w:pPr>
+        <w:rPr>
+          <w:lang w:val="ru-RU"/>
+        </w:rPr>
+      </w:pPr>
+      <w:r>
+        <w:rPr>
+          <w:lang w:val="ru-RU"/>
+        </w:rPr>
+        <w:tab/>
+      </w:r>
+      <w:proofErr w:type="spellStart"/>
+      <w:r>
+        <w:rPr>
           <w:lang w:val="ru-RU"/>
         </w:rPr>
         <w:t>Вотч</w:t>
@@ -14878,20 +14822,148 @@
         <w:rPr>
           <w:lang w:val="ru-RU"/>
         </w:rPr>
+        <w:t xml:space="preserve">, которая </w:t>
+      </w:r>
+      <w:proofErr w:type="spellStart"/>
+      <w:r>
+        <w:rPr>
+          <w:lang w:val="ru-RU"/>
+        </w:rPr>
+        <w:t>эмитит</w:t>
+      </w:r>
+      <w:proofErr w:type="spellEnd"/>
+      <w:r>
+        <w:rPr>
+          <w:lang w:val="ru-RU"/>
+        </w:rPr>
+        <w:t xml:space="preserve"> </w:t>
+      </w:r>
+      <w:proofErr w:type="spellStart"/>
+      <w:r>
+        <w:rPr>
+          <w:lang w:val="ru-RU"/>
+        </w:rPr>
+        <w:t>рефреш</w:t>
+      </w:r>
+      <w:proofErr w:type="spellEnd"/>
+    </w:p>
+    <w:p>
+      <w:pPr>
+        <w:rPr>
+          <w:lang w:val="ru-RU"/>
+        </w:rPr>
+      </w:pPr>
+      <w:r>
+        <w:rPr>
+          <w:lang w:val="ru-RU"/>
+        </w:rPr>
+        <w:t>}</w:t>
+      </w:r>
+    </w:p>
+    <w:p>
+      <w:pPr>
+        <w:rPr>
+          <w:lang w:val="ru-RU"/>
+        </w:rPr>
+      </w:pPr>
+    </w:p>
+    <w:p>
+      <w:pPr>
+        <w:rPr>
+          <w:lang w:val="ru-RU"/>
+        </w:rPr>
+      </w:pPr>
+      <w:proofErr w:type="spellStart"/>
+      <w:proofErr w:type="gramStart"/>
+      <w:r>
+        <w:rPr>
+          <w:lang w:val="en-US"/>
+        </w:rPr>
+        <w:t>useWarehouseStatistics</w:t>
+      </w:r>
+      <w:proofErr w:type="spellEnd"/>
+      <w:proofErr w:type="gramEnd"/>
+      <w:r>
+        <w:rPr>
+          <w:lang w:val="ru-RU"/>
+        </w:rPr>
+        <w:t xml:space="preserve"> = {</w:t>
+      </w:r>
+    </w:p>
+    <w:p>
+      <w:pPr>
+        <w:rPr>
+          <w:lang w:val="ru-RU"/>
+        </w:rPr>
+      </w:pPr>
+      <w:r>
+        <w:rPr>
+          <w:lang w:val="ru-RU"/>
+        </w:rPr>
+        <w:tab/>
+      </w:r>
+      <w:proofErr w:type="spellStart"/>
+      <w:r>
+        <w:rPr>
+          <w:lang w:val="ru-RU"/>
+        </w:rPr>
+        <w:t>компутеды</w:t>
+      </w:r>
+      <w:proofErr w:type="spellEnd"/>
+      <w:r>
+        <w:rPr>
+          <w:lang w:val="ru-RU"/>
+        </w:rPr>
+        <w:t xml:space="preserve"> для все </w:t>
+      </w:r>
+      <w:proofErr w:type="spellStart"/>
+      <w:r>
+        <w:rPr>
+          <w:lang w:val="ru-RU"/>
+        </w:rPr>
+        <w:t>варехаузы</w:t>
+      </w:r>
+      <w:proofErr w:type="spellEnd"/>
+      <w:r>
+        <w:rPr>
+          <w:lang w:val="ru-RU"/>
+        </w:rPr>
+        <w:t xml:space="preserve">, все дефицитные, </w:t>
+      </w:r>
+      <w:proofErr w:type="spellStart"/>
+      <w:r>
+        <w:rPr>
+          <w:lang w:val="ru-RU"/>
+        </w:rPr>
+        <w:t>тотал</w:t>
+      </w:r>
+      <w:proofErr w:type="spellEnd"/>
+      <w:r>
+        <w:rPr>
+          <w:lang w:val="ru-RU"/>
+        </w:rPr>
+        <w:t xml:space="preserve"> </w:t>
+      </w:r>
+      <w:proofErr w:type="spellStart"/>
+      <w:r>
+        <w:rPr>
+          <w:lang w:val="ru-RU"/>
+        </w:rPr>
+        <w:t>инсом</w:t>
+      </w:r>
+      <w:proofErr w:type="spellEnd"/>
+      <w:r>
+        <w:rPr>
+          <w:lang w:val="ru-RU"/>
+        </w:rPr>
         <w:t xml:space="preserve">, </w:t>
       </w:r>
-      <w:r>
-        <w:rPr>
-          <w:lang w:val="ru-RU"/>
-        </w:rPr>
-        <w:t xml:space="preserve">которая </w:t>
-      </w:r>
-      <w:proofErr w:type="spellStart"/>
-      <w:r>
-        <w:rPr>
-          <w:lang w:val="ru-RU"/>
-        </w:rPr>
-        <w:t>эмитит</w:t>
+      <w:proofErr w:type="spellStart"/>
+      <w:r>
+        <w:rPr>
+          <w:lang w:val="ru-RU"/>
+        </w:rPr>
+        <w:t>тотал</w:t>
       </w:r>
       <w:proofErr w:type="spellEnd"/>
       <w:r>
@@ -14905,19 +14977,25 @@
         <w:rPr>
           <w:lang w:val="ru-RU"/>
         </w:rPr>
-        <w:t>рефреш</w:t>
-      </w:r>
-      <w:proofErr w:type="spellEnd"/>
-    </w:p>
-    <w:p>
-      <w:pPr>
-        <w:rPr>
-          <w:lang w:val="ru-RU"/>
-        </w:rPr>
-      </w:pPr>
-      <w:r>
-        <w:rPr>
-          <w:lang w:val="ru-RU"/>
+        <w:t>аутгоинг</w:t>
+      </w:r>
+      <w:proofErr w:type="spellEnd"/>
+      <w:r>
+        <w:rPr>
+          <w:lang w:val="ru-RU"/>
+        </w:rPr>
+        <w:t xml:space="preserve"> </w:t>
+      </w:r>
+    </w:p>
+    <w:p>
+      <w:pPr>
+        <w:rPr>
+          <w:lang w:val="ru-RU"/>
+        </w:rPr>
+      </w:pPr>
+      <w:r>
+        <w:rPr>
+          <w:lang w:val="en-US"/>
         </w:rPr>
         <w:t>}</w:t>
       </w:r>
@@ -14941,7 +15019,7 @@
         <w:rPr>
           <w:lang w:val="en-US"/>
         </w:rPr>
-        <w:t>useWarehouseStatistics</w:t>
+        <w:t>useWarehouseMovements</w:t>
       </w:r>
       <w:proofErr w:type="spellEnd"/>
       <w:proofErr w:type="gramEnd"/>
@@ -14961,146 +15039,6 @@
       <w:r>
         <w:rPr>
           <w:lang w:val="ru-RU"/>
-        </w:rPr>
-        <w:tab/>
-      </w:r>
-      <w:proofErr w:type="spellStart"/>
-      <w:r>
-        <w:rPr>
-          <w:lang w:val="ru-RU"/>
-        </w:rPr>
-        <w:t>компутеды</w:t>
-      </w:r>
-      <w:proofErr w:type="spellEnd"/>
-      <w:r>
-        <w:rPr>
-          <w:lang w:val="ru-RU"/>
-        </w:rPr>
-        <w:t xml:space="preserve"> для все </w:t>
-      </w:r>
-      <w:proofErr w:type="spellStart"/>
-      <w:r>
-        <w:rPr>
-          <w:lang w:val="ru-RU"/>
-        </w:rPr>
-        <w:t>варехаузы</w:t>
-      </w:r>
-      <w:proofErr w:type="spellEnd"/>
-      <w:r>
-        <w:rPr>
-          <w:lang w:val="ru-RU"/>
-        </w:rPr>
-        <w:t xml:space="preserve">, все дефицитные, </w:t>
-      </w:r>
-      <w:proofErr w:type="spellStart"/>
-      <w:r>
-        <w:rPr>
-          <w:lang w:val="ru-RU"/>
-        </w:rPr>
-        <w:t>тотал</w:t>
-      </w:r>
-      <w:proofErr w:type="spellEnd"/>
-      <w:r>
-        <w:rPr>
-          <w:lang w:val="ru-RU"/>
-        </w:rPr>
-        <w:t xml:space="preserve"> </w:t>
-      </w:r>
-      <w:proofErr w:type="spellStart"/>
-      <w:r>
-        <w:rPr>
-          <w:lang w:val="ru-RU"/>
-        </w:rPr>
-        <w:t>инсом</w:t>
-      </w:r>
-      <w:proofErr w:type="spellEnd"/>
-      <w:r>
-        <w:rPr>
-          <w:lang w:val="ru-RU"/>
-        </w:rPr>
-        <w:t xml:space="preserve">, </w:t>
-      </w:r>
-      <w:proofErr w:type="spellStart"/>
-      <w:r>
-        <w:rPr>
-          <w:lang w:val="ru-RU"/>
-        </w:rPr>
-        <w:t>тотал</w:t>
-      </w:r>
-      <w:proofErr w:type="spellEnd"/>
-      <w:r>
-        <w:rPr>
-          <w:lang w:val="ru-RU"/>
-        </w:rPr>
-        <w:t xml:space="preserve"> </w:t>
-      </w:r>
-      <w:proofErr w:type="spellStart"/>
-      <w:r>
-        <w:rPr>
-          <w:lang w:val="ru-RU"/>
-        </w:rPr>
-        <w:t>аутгоинг</w:t>
-      </w:r>
-      <w:proofErr w:type="spellEnd"/>
-      <w:r>
-        <w:rPr>
-          <w:lang w:val="ru-RU"/>
-        </w:rPr>
-        <w:t xml:space="preserve"> </w:t>
-      </w:r>
-    </w:p>
-    <w:p>
-      <w:pPr>
-        <w:rPr>
-          <w:lang w:val="ru-RU"/>
-        </w:rPr>
-      </w:pPr>
-      <w:r>
-        <w:rPr>
-          <w:lang w:val="en-US"/>
-        </w:rPr>
-        <w:t>}</w:t>
-      </w:r>
-    </w:p>
-    <w:p>
-      <w:pPr>
-        <w:rPr>
-          <w:lang w:val="ru-RU"/>
-        </w:rPr>
-      </w:pPr>
-    </w:p>
-    <w:p>
-      <w:pPr>
-        <w:rPr>
-          <w:lang w:val="en-US"/>
-        </w:rPr>
-      </w:pPr>
-      <w:proofErr w:type="spellStart"/>
-      <w:proofErr w:type="gramStart"/>
-      <w:r>
-        <w:rPr>
-          <w:lang w:val="en-US"/>
-        </w:rPr>
-        <w:t>useWarehouseMovements</w:t>
-      </w:r>
-      <w:proofErr w:type="spellEnd"/>
-      <w:proofErr w:type="gramEnd"/>
-      <w:r>
-        <w:rPr>
-          <w:lang w:val="en-US"/>
-        </w:rPr>
-        <w:t xml:space="preserve"> = {</w:t>
-      </w:r>
-    </w:p>
-    <w:p>
-      <w:pPr>
-        <w:rPr>
-          <w:lang w:val="ru-RU"/>
-        </w:rPr>
-      </w:pPr>
-      <w:r>
-        <w:rPr>
-          <w:lang w:val="en-US"/>
         </w:rPr>
         <w:tab/>
       </w:r>
@@ -15255,13 +15193,7 @@
         <w:rPr>
           <w:lang w:val="en-US"/>
         </w:rPr>
-        <w:t>useAdd</w:t>
-      </w:r>
-      <w:r>
-        <w:rPr>
-          <w:lang w:val="en-US"/>
-        </w:rPr>
-        <w:t>Movement</w:t>
+        <w:t>useAddMovement</w:t>
       </w:r>
       <w:proofErr w:type="spellEnd"/>
       <w:proofErr w:type="gramEnd"/>
@@ -15903,13 +15835,7 @@
         <w:rPr>
           <w:lang w:val="ru-RU"/>
         </w:rPr>
-        <w:t>эдд</w:t>
-      </w:r>
-      <w:r>
-        <w:rPr>
-          <w:lang w:val="ru-RU"/>
-        </w:rPr>
-        <w:t>Мув</w:t>
+        <w:t>эддМув</w:t>
       </w:r>
       <w:proofErr w:type="spellEnd"/>
       <w:r>
@@ -15978,7 +15904,7 @@
     <w:p>
       <w:pPr>
         <w:rPr>
-          <w:lang w:val="en-US"/>
+          <w:lang w:val="ru-RU"/>
         </w:rPr>
       </w:pPr>
       <w:proofErr w:type="spellStart"/>
@@ -15993,7 +15919,7 @@
       <w:proofErr w:type="gramEnd"/>
       <w:r>
         <w:rPr>
-          <w:lang w:val="en-US"/>
+          <w:lang w:val="ru-RU"/>
         </w:rPr>
         <w:t xml:space="preserve"> = {</w:t>
       </w:r>
@@ -16006,7 +15932,7 @@
       </w:pPr>
       <w:r>
         <w:rPr>
-          <w:lang w:val="en-US"/>
+          <w:lang w:val="ru-RU"/>
         </w:rPr>
         <w:tab/>
       </w:r>
@@ -16064,20 +15990,21 @@
     <w:p>
       <w:pPr>
         <w:rPr>
-          <w:lang w:val="en-US"/>
-        </w:rPr>
-      </w:pPr>
-      <w:r>
-        <w:rPr>
-          <w:lang w:val="en-US"/>
-        </w:rPr>
+          <w:lang w:val="ru-RU"/>
+        </w:rPr>
+      </w:pPr>
+      <w:r>
+        <w:rPr>
+          <w:lang w:val="ru-RU"/>
+        </w:rPr>
+        <w:lastRenderedPageBreak/>
         <w:t>}</w:t>
       </w:r>
     </w:p>
     <w:p>
       <w:pPr>
         <w:rPr>
-          <w:lang w:val="en-US"/>
+          <w:lang w:val="ru-RU"/>
         </w:rPr>
       </w:pPr>
       <w:proofErr w:type="spellStart"/>
@@ -16086,14 +16013,13 @@
         <w:rPr>
           <w:lang w:val="en-US"/>
         </w:rPr>
-        <w:lastRenderedPageBreak/>
         <w:t>useMovementChange</w:t>
       </w:r>
       <w:proofErr w:type="spellEnd"/>
       <w:proofErr w:type="gramEnd"/>
       <w:r>
         <w:rPr>
-          <w:lang w:val="en-US"/>
+          <w:lang w:val="ru-RU"/>
         </w:rPr>
         <w:t xml:space="preserve"> = {</w:t>
       </w:r>
@@ -16106,7 +16032,7 @@
       </w:pPr>
       <w:r>
         <w:rPr>
-          <w:lang w:val="en-US"/>
+          <w:lang w:val="ru-RU"/>
         </w:rPr>
         <w:tab/>
       </w:r>
@@ -16784,7 +16710,7 @@
       </w:pPr>
       <w:r>
         <w:rPr>
-          <w:lang w:val="en-US"/>
+          <w:lang w:val="ru-RU"/>
         </w:rPr>
         <w:t>}</w:t>
       </w:r>
@@ -16883,6 +16809,12 @@
         </w:rPr>
         <w:t>)</w:t>
       </w:r>
+      <w:r>
+        <w:rPr>
+          <w:lang w:val="ru-RU"/>
+        </w:rPr>
+        <w:t xml:space="preserve"> +</w:t>
+      </w:r>
     </w:p>
     <w:p>
       <w:pPr>
@@ -17316,13 +17248,7 @@
         <w:rPr>
           <w:lang w:val="en-US"/>
         </w:rPr>
-        <w:t>isMonth</w:t>
-      </w:r>
-      <w:r>
-        <w:rPr>
-          <w:lang w:val="en-US"/>
-        </w:rPr>
-        <w:t>String</w:t>
+        <w:t>isMonthString</w:t>
       </w:r>
       <w:proofErr w:type="spellEnd"/>
       <w:r>
@@ -17357,13 +17283,7 @@
         <w:rPr>
           <w:lang w:val="en-US"/>
         </w:rPr>
-        <w:t>isMonth</w:t>
-      </w:r>
-      <w:r>
-        <w:rPr>
-          <w:lang w:val="en-US"/>
-        </w:rPr>
-        <w:t>NotEmpty</w:t>
+        <w:t>isMonthNotEmpty</w:t>
       </w:r>
       <w:proofErr w:type="spellEnd"/>
       <w:r>
@@ -17470,14 +17390,14 @@
       <w:proofErr w:type="spellEnd"/>
       <w:r>
         <w:rPr>
-          <w:lang w:val="en-US"/>
+          <w:lang w:val="ru-RU"/>
         </w:rPr>
         <w:t>(</w:t>
       </w:r>
       <w:proofErr w:type="gramEnd"/>
       <w:r>
         <w:rPr>
-          <w:lang w:val="en-US"/>
+          <w:lang w:val="ru-RU"/>
         </w:rPr>
         <w:t xml:space="preserve">) – </w:t>
       </w:r>
@@ -17513,14 +17433,14 @@
       <w:proofErr w:type="spellEnd"/>
       <w:r>
         <w:rPr>
-          <w:lang w:val="en-US"/>
+          <w:lang w:val="ru-RU"/>
         </w:rPr>
         <w:t>(</w:t>
       </w:r>
       <w:proofErr w:type="gramEnd"/>
       <w:r>
         <w:rPr>
-          <w:lang w:val="en-US"/>
+          <w:lang w:val="ru-RU"/>
         </w:rPr>
         <w:t xml:space="preserve">) – </w:t>
       </w:r>
@@ -17631,8 +17551,6 @@
           <w:lang w:val="ru-RU"/>
         </w:rPr>
       </w:pPr>
-      <w:bookmarkStart w:id="0" w:name="_GoBack"/>
-      <w:bookmarkEnd w:id="0"/>
     </w:p>
     <w:sectPr>
       <w:pgSz w:w="11906" w:h="16838"/>
@@ -18041,6 +17959,7 @@
   <w:style w:type="character" w:default="1" w:styleId="a0">
     <w:name w:val="Default Paragraph Font"/>
     <w:uiPriority w:val="1"/>
+    <w:semiHidden/>
     <w:unhideWhenUsed/>
   </w:style>
   <w:style w:type="table" w:default="1" w:styleId="a1">

--- a/shared/task8/description.docx
+++ b/shared/task8/description.docx
@@ -1,6 +1,6 @@
 
 <file path=word/document.xml><?xml version="1.0" encoding="utf-8"?>
-<w:document xmlns:wpc="http://schemas.microsoft.com/office/word/2010/wordprocessingCanvas" xmlns:cx="http://schemas.microsoft.com/office/drawing/2014/chartex" xmlns:cx1="http://schemas.microsoft.com/office/drawing/2015/9/8/chartex" xmlns:cx2="http://schemas.microsoft.com/office/drawing/2015/10/21/chartex" xmlns:cx3="http://schemas.microsoft.com/office/drawing/2016/5/9/chartex" xmlns:cx4="http://schemas.microsoft.com/office/drawing/2016/5/10/chartex" xmlns:cx5="http://schemas.microsoft.com/office/drawing/2016/5/11/chartex" xmlns:cx6="http://schemas.microsoft.com/office/drawing/2016/5/12/chartex" xmlns:cx7="http://schemas.microsoft.com/office/drawing/2016/5/13/chartex" xmlns:cx8="http://schemas.microsoft.com/office/drawing/2016/5/14/chartex" xmlns:mc="http://schemas.openxmlformats.org/markup-compatibility/2006" xmlns:aink="http://schemas.microsoft.com/office/drawing/2016/ink" xmlns:am3d="http://schemas.microsoft.com/office/drawing/2017/model3d" xmlns:o="urn:schemas-microsoft-com:office:office" xmlns:r="http://schemas.openxmlformats.org/officeDocument/2006/relationships" xmlns:m="http://schemas.openxmlformats.org/officeDocument/2006/math" xmlns:v="urn:schemas-microsoft-com:vml" xmlns:wp14="http://schemas.microsoft.com/office/word/2010/wordprocessingDrawing" xmlns:wp="http://schemas.openxmlformats.org/drawingml/2006/wordprocessingDrawing" xmlns:w10="urn:schemas-microsoft-com:office:word" xmlns:w="http://schemas.openxmlformats.org/wordprocessingml/2006/main" xmlns:w14="http://schemas.microsoft.com/office/word/2010/wordml" xmlns:w15="http://schemas.microsoft.com/office/word/2012/wordml" xmlns:w16cex="http://schemas.microsoft.com/office/word/2018/wordml/cex" xmlns:w16cid="http://schemas.microsoft.com/office/word/2016/wordml/cid" xmlns:w16="http://schemas.microsoft.com/office/word/2018/wordml" xmlns:w16sdtdh="http://schemas.microsoft.com/office/word/2020/wordml/sdtdatahash" xmlns:w16se="http://schemas.microsoft.com/office/word/2015/wordml/symex" xmlns:wpg="http://schemas.microsoft.com/office/word/2010/wordprocessingGroup" xmlns:wpi="http://schemas.microsoft.com/office/word/2010/wordprocessingInk" xmlns:wne="http://schemas.microsoft.com/office/word/2006/wordml" xmlns:wps="http://schemas.microsoft.com/office/word/2010/wordprocessingShape" mc:Ignorable="w14 w15 w16se w16cid w16 w16cex w16sdtdh wp14">
+<w:document xmlns:wpc="http://schemas.microsoft.com/office/word/2010/wordprocessingCanvas" xmlns:cx="http://schemas.microsoft.com/office/drawing/2014/chartex" xmlns:cx1="http://schemas.microsoft.com/office/drawing/2015/9/8/chartex" xmlns:mc="http://schemas.openxmlformats.org/markup-compatibility/2006" xmlns:o="urn:schemas-microsoft-com:office:office" xmlns:r="http://schemas.openxmlformats.org/officeDocument/2006/relationships" xmlns:m="http://schemas.openxmlformats.org/officeDocument/2006/math" xmlns:v="urn:schemas-microsoft-com:vml" xmlns:wp14="http://schemas.microsoft.com/office/word/2010/wordprocessingDrawing" xmlns:wp="http://schemas.openxmlformats.org/drawingml/2006/wordprocessingDrawing" xmlns:w10="urn:schemas-microsoft-com:office:word" xmlns:w="http://schemas.openxmlformats.org/wordprocessingml/2006/main" xmlns:w14="http://schemas.microsoft.com/office/word/2010/wordml" xmlns:w15="http://schemas.microsoft.com/office/word/2012/wordml" xmlns:w16se="http://schemas.microsoft.com/office/word/2015/wordml/symex" xmlns:wpg="http://schemas.microsoft.com/office/word/2010/wordprocessingGroup" xmlns:wpi="http://schemas.microsoft.com/office/word/2010/wordprocessingInk" xmlns:wne="http://schemas.microsoft.com/office/word/2006/wordml" xmlns:wps="http://schemas.microsoft.com/office/word/2010/wordprocessingShape" mc:Ignorable="w14 w15 w16se wp14">
   <w:background w:color="A5A5A5" w:themeColor="background1" w:themeShade="A5"/>
   <w:body>
     <w:p>
@@ -233,7 +233,7 @@
               </wp:anchor>
             </w:drawing>
           </mc:Choice>
-          <mc:Fallback>
+          <mc:Fallback xmlns:w16sdtdh="http://schemas.microsoft.com/office/word/2020/wordml/sdtdatahash" xmlns:w16="http://schemas.microsoft.com/office/word/2018/wordml" xmlns:w16cid="http://schemas.microsoft.com/office/word/2016/wordml/cid" xmlns:w16cex="http://schemas.microsoft.com/office/word/2018/wordml/cex" xmlns:am3d="http://schemas.microsoft.com/office/drawing/2017/model3d" xmlns:aink="http://schemas.microsoft.com/office/drawing/2016/ink" xmlns:cx8="http://schemas.microsoft.com/office/drawing/2016/5/14/chartex" xmlns:cx7="http://schemas.microsoft.com/office/drawing/2016/5/13/chartex" xmlns:cx6="http://schemas.microsoft.com/office/drawing/2016/5/12/chartex" xmlns:cx5="http://schemas.microsoft.com/office/drawing/2016/5/11/chartex" xmlns:cx4="http://schemas.microsoft.com/office/drawing/2016/5/10/chartex" xmlns:cx3="http://schemas.microsoft.com/office/drawing/2016/5/9/chartex" xmlns:cx2="http://schemas.microsoft.com/office/drawing/2015/10/21/chartex">
             <w:pict>
               <v:rect w14:anchorId="64D0408F" id="Прямоугольник 1" o:spid="_x0000_s1026" style="position:absolute;margin-left:-9.6pt;margin-top:31.05pt;width:485pt;height:401.95pt;z-index:251660288;visibility:visible;mso-wrap-style:square;mso-wrap-distance-left:9pt;mso-wrap-distance-top:0;mso-wrap-distance-right:9pt;mso-wrap-distance-bottom:0;mso-position-horizontal:absolute;mso-position-horizontal-relative:text;mso-position-vertical:absolute;mso-position-vertical-relative:text;v-text-anchor:middle" o:gfxdata="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" fillcolor="#f2f2f2 [3052]" strokecolor="#1f4d78 [1604]" strokeweight="1pt"/>
             </w:pict>
@@ -307,7 +307,7 @@
               </wp:anchor>
             </w:drawing>
           </mc:Choice>
-          <mc:Fallback>
+          <mc:Fallback xmlns:w16sdtdh="http://schemas.microsoft.com/office/word/2020/wordml/sdtdatahash" xmlns:w16="http://schemas.microsoft.com/office/word/2018/wordml" xmlns:w16cid="http://schemas.microsoft.com/office/word/2016/wordml/cid" xmlns:w16cex="http://schemas.microsoft.com/office/word/2018/wordml/cex" xmlns:am3d="http://schemas.microsoft.com/office/drawing/2017/model3d" xmlns:aink="http://schemas.microsoft.com/office/drawing/2016/ink" xmlns:cx8="http://schemas.microsoft.com/office/drawing/2016/5/14/chartex" xmlns:cx7="http://schemas.microsoft.com/office/drawing/2016/5/13/chartex" xmlns:cx6="http://schemas.microsoft.com/office/drawing/2016/5/12/chartex" xmlns:cx5="http://schemas.microsoft.com/office/drawing/2016/5/11/chartex" xmlns:cx4="http://schemas.microsoft.com/office/drawing/2016/5/10/chartex" xmlns:cx3="http://schemas.microsoft.com/office/drawing/2016/5/9/chartex" xmlns:cx2="http://schemas.microsoft.com/office/drawing/2015/10/21/chartex">
             <w:pict>
               <v:shapetype w14:anchorId="6941FA4A" id="_x0000_t202" coordsize="21600,21600" o:spt="202" path="m,l,21600r21600,l21600,xe">
                 <v:stroke joinstyle="miter"/>
@@ -391,7 +391,7 @@
               </wp:anchor>
             </w:drawing>
           </mc:Choice>
-          <mc:Fallback>
+          <mc:Fallback xmlns:w16sdtdh="http://schemas.microsoft.com/office/word/2020/wordml/sdtdatahash" xmlns:w16="http://schemas.microsoft.com/office/word/2018/wordml" xmlns:w16cid="http://schemas.microsoft.com/office/word/2016/wordml/cid" xmlns:w16cex="http://schemas.microsoft.com/office/word/2018/wordml/cex" xmlns:am3d="http://schemas.microsoft.com/office/drawing/2017/model3d" xmlns:aink="http://schemas.microsoft.com/office/drawing/2016/ink" xmlns:cx8="http://schemas.microsoft.com/office/drawing/2016/5/14/chartex" xmlns:cx7="http://schemas.microsoft.com/office/drawing/2016/5/13/chartex" xmlns:cx6="http://schemas.microsoft.com/office/drawing/2016/5/12/chartex" xmlns:cx5="http://schemas.microsoft.com/office/drawing/2016/5/11/chartex" xmlns:cx4="http://schemas.microsoft.com/office/drawing/2016/5/10/chartex" xmlns:cx3="http://schemas.microsoft.com/office/drawing/2016/5/9/chartex" xmlns:cx2="http://schemas.microsoft.com/office/drawing/2015/10/21/chartex">
             <w:pict>
               <v:line w14:anchorId="2AB0B288" id="Прямая соединительная линия 31" o:spid="_x0000_s1026" style="position:absolute;z-index:251623424;visibility:visible;mso-wrap-style:square;mso-wrap-distance-left:9pt;mso-wrap-distance-top:0;mso-wrap-distance-right:9pt;mso-wrap-distance-bottom:0;mso-position-horizontal:absolute;mso-position-horizontal-relative:text;mso-position-vertical:absolute;mso-position-vertical-relative:text" from="187.2pt,192.75pt" to="467.7pt,192.75pt" o:gfxdata="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" strokecolor="#5b9bd5 [3204]" strokeweight=".5pt">
                 <v:stroke joinstyle="miter"/>
@@ -455,7 +455,7 @@
               </wp:anchor>
             </w:drawing>
           </mc:Choice>
-          <mc:Fallback>
+          <mc:Fallback xmlns:w16sdtdh="http://schemas.microsoft.com/office/word/2020/wordml/sdtdatahash" xmlns:w16="http://schemas.microsoft.com/office/word/2018/wordml" xmlns:w16cid="http://schemas.microsoft.com/office/word/2016/wordml/cid" xmlns:w16cex="http://schemas.microsoft.com/office/word/2018/wordml/cex" xmlns:am3d="http://schemas.microsoft.com/office/drawing/2017/model3d" xmlns:aink="http://schemas.microsoft.com/office/drawing/2016/ink" xmlns:cx8="http://schemas.microsoft.com/office/drawing/2016/5/14/chartex" xmlns:cx7="http://schemas.microsoft.com/office/drawing/2016/5/13/chartex" xmlns:cx6="http://schemas.microsoft.com/office/drawing/2016/5/12/chartex" xmlns:cx5="http://schemas.microsoft.com/office/drawing/2016/5/11/chartex" xmlns:cx4="http://schemas.microsoft.com/office/drawing/2016/5/10/chartex" xmlns:cx3="http://schemas.microsoft.com/office/drawing/2016/5/9/chartex" xmlns:cx2="http://schemas.microsoft.com/office/drawing/2015/10/21/chartex">
             <w:pict>
               <v:line w14:anchorId="51074709" id="Прямая соединительная линия 20" o:spid="_x0000_s1026" style="position:absolute;z-index:251611136;visibility:visible;mso-wrap-style:square;mso-wrap-distance-left:9pt;mso-wrap-distance-top:0;mso-wrap-distance-right:9pt;mso-wrap-distance-bottom:0;mso-position-horizontal:absolute;mso-position-horizontal-relative:text;mso-position-vertical:absolute;mso-position-vertical-relative:text" from="184.9pt,81.35pt" to="465.4pt,81.35pt" o:gfxdata="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" strokecolor="#5b9bd5 [3204]" strokeweight=".5pt">
                 <v:stroke joinstyle="miter"/>
@@ -519,7 +519,7 @@
               </wp:anchor>
             </w:drawing>
           </mc:Choice>
-          <mc:Fallback>
+          <mc:Fallback xmlns:w16sdtdh="http://schemas.microsoft.com/office/word/2020/wordml/sdtdatahash" xmlns:w16="http://schemas.microsoft.com/office/word/2018/wordml" xmlns:w16cid="http://schemas.microsoft.com/office/word/2016/wordml/cid" xmlns:w16cex="http://schemas.microsoft.com/office/word/2018/wordml/cex" xmlns:am3d="http://schemas.microsoft.com/office/drawing/2017/model3d" xmlns:aink="http://schemas.microsoft.com/office/drawing/2016/ink" xmlns:cx8="http://schemas.microsoft.com/office/drawing/2016/5/14/chartex" xmlns:cx7="http://schemas.microsoft.com/office/drawing/2016/5/13/chartex" xmlns:cx6="http://schemas.microsoft.com/office/drawing/2016/5/12/chartex" xmlns:cx5="http://schemas.microsoft.com/office/drawing/2016/5/11/chartex" xmlns:cx4="http://schemas.microsoft.com/office/drawing/2016/5/10/chartex" xmlns:cx3="http://schemas.microsoft.com/office/drawing/2016/5/9/chartex" xmlns:cx2="http://schemas.microsoft.com/office/drawing/2015/10/21/chartex">
             <w:pict>
               <v:line w14:anchorId="54962964" id="Прямая соединительная линия 3" o:spid="_x0000_s1026" style="position:absolute;z-index:251590656;visibility:visible;mso-wrap-style:square;mso-wrap-distance-left:9pt;mso-wrap-distance-top:0;mso-wrap-distance-right:9pt;mso-wrap-distance-bottom:0;mso-position-horizontal:absolute;mso-position-horizontal-relative:text;mso-position-vertical:absolute;mso-position-vertical-relative:text" from="7.3pt,54.4pt" to="466.25pt,54.4pt" o:gfxdata="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" strokecolor="#5b9bd5 [3204]" strokeweight=".5pt">
                 <v:stroke joinstyle="miter"/>
@@ -625,7 +625,7 @@
               </wp:anchor>
             </w:drawing>
           </mc:Choice>
-          <mc:Fallback>
+          <mc:Fallback xmlns:w16sdtdh="http://schemas.microsoft.com/office/word/2020/wordml/sdtdatahash" xmlns:w16="http://schemas.microsoft.com/office/word/2018/wordml" xmlns:w16cid="http://schemas.microsoft.com/office/word/2016/wordml/cid" xmlns:w16cex="http://schemas.microsoft.com/office/word/2018/wordml/cex" xmlns:am3d="http://schemas.microsoft.com/office/drawing/2017/model3d" xmlns:aink="http://schemas.microsoft.com/office/drawing/2016/ink" xmlns:cx8="http://schemas.microsoft.com/office/drawing/2016/5/14/chartex" xmlns:cx7="http://schemas.microsoft.com/office/drawing/2016/5/13/chartex" xmlns:cx6="http://schemas.microsoft.com/office/drawing/2016/5/12/chartex" xmlns:cx5="http://schemas.microsoft.com/office/drawing/2016/5/11/chartex" xmlns:cx4="http://schemas.microsoft.com/office/drawing/2016/5/10/chartex" xmlns:cx3="http://schemas.microsoft.com/office/drawing/2016/5/9/chartex" xmlns:cx2="http://schemas.microsoft.com/office/drawing/2015/10/21/chartex">
             <w:pict>
               <v:shape w14:anchorId="4F73B859" id="Надпись 44" o:spid="_x0000_s1027" type="#_x0000_t202" style="position:absolute;margin-left:13.45pt;margin-top:.4pt;width:166.1pt;height:19.45pt;z-index:251634688;visibility:visible;mso-wrap-style:square;mso-wrap-distance-left:9pt;mso-wrap-distance-top:0;mso-wrap-distance-right:9pt;mso-wrap-distance-bottom:0;mso-position-horizontal:absolute;mso-position-horizontal-relative:text;mso-position-vertical:absolute;mso-position-vertical-relative:text;v-text-anchor:top" o:gfxdata="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" filled="f" stroked="f" strokeweight=".5pt">
                 <v:textbox>
@@ -721,7 +721,7 @@
               </wp:anchor>
             </w:drawing>
           </mc:Choice>
-          <mc:Fallback>
+          <mc:Fallback xmlns:w16sdtdh="http://schemas.microsoft.com/office/word/2020/wordml/sdtdatahash" xmlns:w16="http://schemas.microsoft.com/office/word/2018/wordml" xmlns:w16cid="http://schemas.microsoft.com/office/word/2016/wordml/cid" xmlns:w16cex="http://schemas.microsoft.com/office/word/2018/wordml/cex" xmlns:am3d="http://schemas.microsoft.com/office/drawing/2017/model3d" xmlns:aink="http://schemas.microsoft.com/office/drawing/2016/ink" xmlns:cx8="http://schemas.microsoft.com/office/drawing/2016/5/14/chartex" xmlns:cx7="http://schemas.microsoft.com/office/drawing/2016/5/13/chartex" xmlns:cx6="http://schemas.microsoft.com/office/drawing/2016/5/12/chartex" xmlns:cx5="http://schemas.microsoft.com/office/drawing/2016/5/11/chartex" xmlns:cx4="http://schemas.microsoft.com/office/drawing/2016/5/10/chartex" xmlns:cx3="http://schemas.microsoft.com/office/drawing/2016/5/9/chartex" xmlns:cx2="http://schemas.microsoft.com/office/drawing/2015/10/21/chartex">
             <w:pict>
               <v:shape w14:anchorId="70D7613B" id="Надпись 18" o:spid="_x0000_s1028" type="#_x0000_t202" style="position:absolute;margin-left:93.4pt;margin-top:85.6pt;width:49.45pt;height:19.4pt;z-index:251627520;visibility:visible;mso-wrap-style:square;mso-wrap-distance-left:9pt;mso-wrap-distance-top:0;mso-wrap-distance-right:9pt;mso-wrap-distance-bottom:0;mso-position-horizontal:absolute;mso-position-horizontal-relative:text;mso-position-vertical:absolute;mso-position-vertical-relative:text;v-text-anchor:top" o:gfxdata="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" filled="f" stroked="f" strokeweight=".5pt">
                 <v:textbox>
@@ -811,7 +811,7 @@
               </wp:anchor>
             </w:drawing>
           </mc:Choice>
-          <mc:Fallback>
+          <mc:Fallback xmlns:w16sdtdh="http://schemas.microsoft.com/office/word/2020/wordml/sdtdatahash" xmlns:w16="http://schemas.microsoft.com/office/word/2018/wordml" xmlns:w16cid="http://schemas.microsoft.com/office/word/2016/wordml/cid" xmlns:w16cex="http://schemas.microsoft.com/office/word/2018/wordml/cex" xmlns:am3d="http://schemas.microsoft.com/office/drawing/2017/model3d" xmlns:aink="http://schemas.microsoft.com/office/drawing/2016/ink" xmlns:cx8="http://schemas.microsoft.com/office/drawing/2016/5/14/chartex" xmlns:cx7="http://schemas.microsoft.com/office/drawing/2016/5/13/chartex" xmlns:cx6="http://schemas.microsoft.com/office/drawing/2016/5/12/chartex" xmlns:cx5="http://schemas.microsoft.com/office/drawing/2016/5/11/chartex" xmlns:cx4="http://schemas.microsoft.com/office/drawing/2016/5/10/chartex" xmlns:cx3="http://schemas.microsoft.com/office/drawing/2016/5/9/chartex" xmlns:cx2="http://schemas.microsoft.com/office/drawing/2015/10/21/chartex">
             <w:pict>
               <v:roundrect w14:anchorId="666C336C" id="Скругленный прямоугольник 17" o:spid="_x0000_s1026" style="position:absolute;margin-left:91.7pt;margin-top:85.6pt;width:57.4pt;height:20.3pt;z-index:251671552;visibility:visible;mso-wrap-style:square;mso-wrap-distance-left:9pt;mso-wrap-distance-top:0;mso-wrap-distance-right:9pt;mso-wrap-distance-bottom:0;mso-position-horizontal:absolute;mso-position-horizontal-relative:text;mso-position-vertical:absolute;mso-position-vertical-relative:text;v-text-anchor:middle" arcsize="10923f" o:gfxdata="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" filled="f" strokecolor="#1f4d78 [1604]" strokeweight="1pt">
                 <v:stroke joinstyle="miter"/>
@@ -944,7 +944,7 @@
               </wp:anchor>
             </w:drawing>
           </mc:Choice>
-          <mc:Fallback>
+          <mc:Fallback xmlns:w16sdtdh="http://schemas.microsoft.com/office/word/2020/wordml/sdtdatahash" xmlns:w16="http://schemas.microsoft.com/office/word/2018/wordml" xmlns:w16cid="http://schemas.microsoft.com/office/word/2016/wordml/cid" xmlns:w16cex="http://schemas.microsoft.com/office/word/2018/wordml/cex" xmlns:am3d="http://schemas.microsoft.com/office/drawing/2017/model3d" xmlns:aink="http://schemas.microsoft.com/office/drawing/2016/ink" xmlns:cx8="http://schemas.microsoft.com/office/drawing/2016/5/14/chartex" xmlns:cx7="http://schemas.microsoft.com/office/drawing/2016/5/13/chartex" xmlns:cx6="http://schemas.microsoft.com/office/drawing/2016/5/12/chartex" xmlns:cx5="http://schemas.microsoft.com/office/drawing/2016/5/11/chartex" xmlns:cx4="http://schemas.microsoft.com/office/drawing/2016/5/10/chartex" xmlns:cx3="http://schemas.microsoft.com/office/drawing/2016/5/9/chartex" xmlns:cx2="http://schemas.microsoft.com/office/drawing/2015/10/21/chartex">
             <w:pict>
               <v:shape w14:anchorId="646B06DB" id="Надпись 15" o:spid="_x0000_s1029" type="#_x0000_t202" style="position:absolute;margin-left:31.75pt;margin-top:85.6pt;width:48.55pt;height:19.4pt;z-index:251620352;visibility:visible;mso-wrap-style:square;mso-wrap-distance-left:9pt;mso-wrap-distance-top:0;mso-wrap-distance-right:9pt;mso-wrap-distance-bottom:0;mso-position-horizontal:absolute;mso-position-horizontal-relative:text;mso-position-vertical:absolute;mso-position-vertical-relative:text;v-text-anchor:top" o:gfxdata="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" filled="f" stroked="f" strokeweight=".5pt">
                 <v:textbox>
@@ -987,7 +987,7 @@
                                     </pic:cNvPicPr>
                                   </pic:nvPicPr>
                                   <pic:blipFill>
-                                    <a:blip r:embed="rId4">
+                                    <a:blip r:embed="rId5">
                                       <a:extLst>
                                         <a:ext uri="{28A0092B-C50C-407E-A947-70E740481C1C}">
                                           <a14:useLocalDpi xmlns:a14="http://schemas.microsoft.com/office/drawing/2010/main" val="0"/>
@@ -1164,7 +1164,7 @@
               </wp:anchor>
             </w:drawing>
           </mc:Choice>
-          <mc:Fallback>
+          <mc:Fallback xmlns:w16sdtdh="http://schemas.microsoft.com/office/word/2020/wordml/sdtdatahash" xmlns:w16="http://schemas.microsoft.com/office/word/2018/wordml" xmlns:w16cid="http://schemas.microsoft.com/office/word/2016/wordml/cid" xmlns:w16cex="http://schemas.microsoft.com/office/word/2018/wordml/cex" xmlns:am3d="http://schemas.microsoft.com/office/drawing/2017/model3d" xmlns:aink="http://schemas.microsoft.com/office/drawing/2016/ink" xmlns:cx8="http://schemas.microsoft.com/office/drawing/2016/5/14/chartex" xmlns:cx7="http://schemas.microsoft.com/office/drawing/2016/5/13/chartex" xmlns:cx6="http://schemas.microsoft.com/office/drawing/2016/5/12/chartex" xmlns:cx5="http://schemas.microsoft.com/office/drawing/2016/5/11/chartex" xmlns:cx4="http://schemas.microsoft.com/office/drawing/2016/5/10/chartex" xmlns:cx3="http://schemas.microsoft.com/office/drawing/2016/5/9/chartex" xmlns:cx2="http://schemas.microsoft.com/office/drawing/2015/10/21/chartex">
             <w:pict>
               <v:shape w14:anchorId="19C13641" id="Надпись 10" o:spid="_x0000_s1030" type="#_x0000_t202" style="position:absolute;margin-left:22pt;margin-top:51.65pt;width:106.85pt;height:19.4pt;z-index:251617280;visibility:visible;mso-wrap-style:square;mso-wrap-distance-left:9pt;mso-wrap-distance-top:0;mso-wrap-distance-right:9pt;mso-wrap-distance-bottom:0;mso-position-horizontal:absolute;mso-position-horizontal-relative:text;mso-position-vertical:absolute;mso-position-vertical-relative:text;v-text-anchor:top" o:gfxdata="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" filled="f" stroked="f" strokeweight=".5pt">
                 <v:textbox>
@@ -1221,7 +1221,7 @@
                                     </pic:cNvPicPr>
                                   </pic:nvPicPr>
                                   <pic:blipFill>
-                                    <a:blip r:embed="rId4">
+                                    <a:blip r:embed="rId5">
                                       <a:extLst>
                                         <a:ext uri="{28A0092B-C50C-407E-A947-70E740481C1C}">
                                           <a14:useLocalDpi xmlns:a14="http://schemas.microsoft.com/office/drawing/2010/main" val="0"/>
@@ -1343,7 +1343,7 @@
               </wp:anchor>
             </w:drawing>
           </mc:Choice>
-          <mc:Fallback>
+          <mc:Fallback xmlns:w16sdtdh="http://schemas.microsoft.com/office/word/2020/wordml/sdtdatahash" xmlns:w16="http://schemas.microsoft.com/office/word/2018/wordml" xmlns:w16cid="http://schemas.microsoft.com/office/word/2016/wordml/cid" xmlns:w16cex="http://schemas.microsoft.com/office/word/2018/wordml/cex" xmlns:am3d="http://schemas.microsoft.com/office/drawing/2017/model3d" xmlns:aink="http://schemas.microsoft.com/office/drawing/2016/ink" xmlns:cx8="http://schemas.microsoft.com/office/drawing/2016/5/14/chartex" xmlns:cx7="http://schemas.microsoft.com/office/drawing/2016/5/13/chartex" xmlns:cx6="http://schemas.microsoft.com/office/drawing/2016/5/12/chartex" xmlns:cx5="http://schemas.microsoft.com/office/drawing/2016/5/11/chartex" xmlns:cx4="http://schemas.microsoft.com/office/drawing/2016/5/10/chartex" xmlns:cx3="http://schemas.microsoft.com/office/drawing/2016/5/9/chartex" xmlns:cx2="http://schemas.microsoft.com/office/drawing/2015/10/21/chartex">
             <w:pict>
               <v:shape w14:anchorId="6D91C268" id="Надпись 7" o:spid="_x0000_s1031" type="#_x0000_t202" style="position:absolute;margin-left:22pt;margin-top:27.45pt;width:72.85pt;height:19.4pt;z-index:251615232;visibility:visible;mso-wrap-style:square;mso-wrap-distance-left:9pt;mso-wrap-distance-top:0;mso-wrap-distance-right:9pt;mso-wrap-distance-bottom:0;mso-position-horizontal:absolute;mso-position-horizontal-relative:text;mso-position-vertical:absolute;mso-position-vertical-relative:text;v-text-anchor:top" o:gfxdata="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" filled="f" stroked="f" strokeweight=".5pt">
                 <v:textbox>
@@ -1453,7 +1453,7 @@
               </wp:anchor>
             </w:drawing>
           </mc:Choice>
-          <mc:Fallback>
+          <mc:Fallback xmlns:w16sdtdh="http://schemas.microsoft.com/office/word/2020/wordml/sdtdatahash" xmlns:w16="http://schemas.microsoft.com/office/word/2018/wordml" xmlns:w16cid="http://schemas.microsoft.com/office/word/2016/wordml/cid" xmlns:w16cex="http://schemas.microsoft.com/office/word/2018/wordml/cex" xmlns:am3d="http://schemas.microsoft.com/office/drawing/2017/model3d" xmlns:aink="http://schemas.microsoft.com/office/drawing/2016/ink" xmlns:cx8="http://schemas.microsoft.com/office/drawing/2016/5/14/chartex" xmlns:cx7="http://schemas.microsoft.com/office/drawing/2016/5/13/chartex" xmlns:cx6="http://schemas.microsoft.com/office/drawing/2016/5/12/chartex" xmlns:cx5="http://schemas.microsoft.com/office/drawing/2016/5/11/chartex" xmlns:cx4="http://schemas.microsoft.com/office/drawing/2016/5/10/chartex" xmlns:cx3="http://schemas.microsoft.com/office/drawing/2016/5/9/chartex" xmlns:cx2="http://schemas.microsoft.com/office/drawing/2015/10/21/chartex">
             <w:pict>
               <v:shape w14:anchorId="1127ED49" id="Надпись 6" o:spid="_x0000_s1032" type="#_x0000_t202" style="position:absolute;margin-left:21.4pt;margin-top:16.5pt;width:72.85pt;height:19.4pt;z-index:251614208;visibility:visible;mso-wrap-style:square;mso-wrap-distance-left:9pt;mso-wrap-distance-top:0;mso-wrap-distance-right:9pt;mso-wrap-distance-bottom:0;mso-position-horizontal:absolute;mso-position-horizontal-relative:text;mso-position-vertical:absolute;mso-position-vertical-relative:text;v-text-anchor:top" o:gfxdata="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" filled="f" stroked="f" strokeweight=".5pt">
                 <v:textbox>
@@ -1543,7 +1543,7 @@
               </wp:anchor>
             </w:drawing>
           </mc:Choice>
-          <mc:Fallback>
+          <mc:Fallback xmlns:w16sdtdh="http://schemas.microsoft.com/office/word/2020/wordml/sdtdatahash" xmlns:w16="http://schemas.microsoft.com/office/word/2018/wordml" xmlns:w16cid="http://schemas.microsoft.com/office/word/2016/wordml/cid" xmlns:w16cex="http://schemas.microsoft.com/office/word/2018/wordml/cex" xmlns:am3d="http://schemas.microsoft.com/office/drawing/2017/model3d" xmlns:aink="http://schemas.microsoft.com/office/drawing/2016/ink" xmlns:cx8="http://schemas.microsoft.com/office/drawing/2016/5/14/chartex" xmlns:cx7="http://schemas.microsoft.com/office/drawing/2016/5/13/chartex" xmlns:cx6="http://schemas.microsoft.com/office/drawing/2016/5/12/chartex" xmlns:cx5="http://schemas.microsoft.com/office/drawing/2016/5/11/chartex" xmlns:cx4="http://schemas.microsoft.com/office/drawing/2016/5/10/chartex" xmlns:cx3="http://schemas.microsoft.com/office/drawing/2016/5/9/chartex" xmlns:cx2="http://schemas.microsoft.com/office/drawing/2015/10/21/chartex">
             <w:pict>
               <v:roundrect w14:anchorId="5F8129EE" id="Скругленный прямоугольник 5" o:spid="_x0000_s1026" style="position:absolute;margin-left:23.75pt;margin-top:20pt;width:136.45pt;height:93.65pt;z-index:251663360;visibility:visible;mso-wrap-style:square;mso-wrap-distance-left:9pt;mso-wrap-distance-top:0;mso-wrap-distance-right:9pt;mso-wrap-distance-bottom:0;mso-position-horizontal:absolute;mso-position-horizontal-relative:text;mso-position-vertical:absolute;mso-position-vertical-relative:text;v-text-anchor:middle" arcsize="10923f" o:gfxdata="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" filled="f" strokecolor="#1f4d78 [1604]" strokeweight="1pt">
                 <v:stroke joinstyle="miter"/>
@@ -1615,7 +1615,7 @@
               </wp:anchor>
             </w:drawing>
           </mc:Choice>
-          <mc:Fallback>
+          <mc:Fallback xmlns:w16sdtdh="http://schemas.microsoft.com/office/word/2020/wordml/sdtdatahash" xmlns:w16="http://schemas.microsoft.com/office/word/2018/wordml" xmlns:w16cid="http://schemas.microsoft.com/office/word/2016/wordml/cid" xmlns:w16cex="http://schemas.microsoft.com/office/word/2018/wordml/cex" xmlns:am3d="http://schemas.microsoft.com/office/drawing/2017/model3d" xmlns:aink="http://schemas.microsoft.com/office/drawing/2016/ink" xmlns:cx8="http://schemas.microsoft.com/office/drawing/2016/5/14/chartex" xmlns:cx7="http://schemas.microsoft.com/office/drawing/2016/5/13/chartex" xmlns:cx6="http://schemas.microsoft.com/office/drawing/2016/5/12/chartex" xmlns:cx5="http://schemas.microsoft.com/office/drawing/2016/5/11/chartex" xmlns:cx4="http://schemas.microsoft.com/office/drawing/2016/5/10/chartex" xmlns:cx3="http://schemas.microsoft.com/office/drawing/2016/5/9/chartex" xmlns:cx2="http://schemas.microsoft.com/office/drawing/2015/10/21/chartex">
             <w:pict>
               <v:roundrect w14:anchorId="433816EC" id="Скругленный прямоугольник 4" o:spid="_x0000_s1026" style="position:absolute;margin-left:12.3pt;margin-top:.9pt;width:160.3pt;height:352.05pt;z-index:251662336;visibility:visible;mso-wrap-style:square;mso-wrap-distance-left:9pt;mso-wrap-distance-top:0;mso-wrap-distance-right:9pt;mso-wrap-distance-bottom:0;mso-position-horizontal:absolute;mso-position-horizontal-relative:text;mso-position-vertical:absolute;mso-position-vertical-relative:text;v-text-anchor:middle" arcsize="10923f" o:gfxdata="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" filled="f" strokecolor="#1f4d78 [1604]" strokeweight="1pt">
                 <v:stroke joinstyle="miter"/>
@@ -1691,7 +1691,7 @@
               </wp:anchor>
             </w:drawing>
           </mc:Choice>
-          <mc:Fallback>
+          <mc:Fallback xmlns:w16sdtdh="http://schemas.microsoft.com/office/word/2020/wordml/sdtdatahash" xmlns:w16="http://schemas.microsoft.com/office/word/2018/wordml" xmlns:w16cid="http://schemas.microsoft.com/office/word/2016/wordml/cid" xmlns:w16cex="http://schemas.microsoft.com/office/word/2018/wordml/cex" xmlns:am3d="http://schemas.microsoft.com/office/drawing/2017/model3d" xmlns:aink="http://schemas.microsoft.com/office/drawing/2016/ink" xmlns:cx8="http://schemas.microsoft.com/office/drawing/2016/5/14/chartex" xmlns:cx7="http://schemas.microsoft.com/office/drawing/2016/5/13/chartex" xmlns:cx6="http://schemas.microsoft.com/office/drawing/2016/5/12/chartex" xmlns:cx5="http://schemas.microsoft.com/office/drawing/2016/5/11/chartex" xmlns:cx4="http://schemas.microsoft.com/office/drawing/2016/5/10/chartex" xmlns:cx3="http://schemas.microsoft.com/office/drawing/2016/5/9/chartex" xmlns:cx2="http://schemas.microsoft.com/office/drawing/2015/10/21/chartex">
             <w:pict>
               <v:shape w14:anchorId="357DD13A" id="Надпись 21" o:spid="_x0000_s1033" type="#_x0000_t202" style="position:absolute;margin-left:185.65pt;margin-top:3.25pt;width:72.9pt;height:19pt;z-index:251622400;visibility:visible;mso-wrap-style:square;mso-wrap-distance-left:9pt;mso-wrap-distance-top:0;mso-wrap-distance-right:9pt;mso-wrap-distance-bottom:0;mso-position-horizontal:absolute;mso-position-horizontal-relative:text;mso-position-vertical:absolute;mso-position-vertical-relative:text;v-text-anchor:top" o:gfxdata="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" filled="f" stroked="f" strokeweight=".5pt">
                 <v:textbox>
@@ -1771,7 +1771,7 @@
               </wp:anchor>
             </w:drawing>
           </mc:Choice>
-          <mc:Fallback>
+          <mc:Fallback xmlns:w16sdtdh="http://schemas.microsoft.com/office/word/2020/wordml/sdtdatahash" xmlns:w16="http://schemas.microsoft.com/office/word/2018/wordml" xmlns:w16cid="http://schemas.microsoft.com/office/word/2016/wordml/cid" xmlns:w16cex="http://schemas.microsoft.com/office/word/2018/wordml/cex" xmlns:am3d="http://schemas.microsoft.com/office/drawing/2017/model3d" xmlns:aink="http://schemas.microsoft.com/office/drawing/2016/ink" xmlns:cx8="http://schemas.microsoft.com/office/drawing/2016/5/14/chartex" xmlns:cx7="http://schemas.microsoft.com/office/drawing/2016/5/13/chartex" xmlns:cx6="http://schemas.microsoft.com/office/drawing/2016/5/12/chartex" xmlns:cx5="http://schemas.microsoft.com/office/drawing/2016/5/11/chartex" xmlns:cx4="http://schemas.microsoft.com/office/drawing/2016/5/10/chartex" xmlns:cx3="http://schemas.microsoft.com/office/drawing/2016/5/9/chartex" xmlns:cx2="http://schemas.microsoft.com/office/drawing/2015/10/21/chartex">
             <w:pict>
               <v:line w14:anchorId="6550311C" id="Прямая соединительная линия 101" o:spid="_x0000_s1026" style="position:absolute;z-index:251738112;visibility:visible;mso-wrap-style:square;mso-wrap-distance-left:9pt;mso-wrap-distance-top:0;mso-wrap-distance-right:9pt;mso-wrap-distance-bottom:0;mso-position-horizontal:absolute;mso-position-horizontal-relative:text;mso-position-vertical:absolute;mso-position-vertical-relative:text" from="188.65pt,22.65pt" to="436.35pt,22.65pt" o:gfxdata="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" strokecolor="#5b9bd5 [3204]" strokeweight=".5pt">
                 <v:stroke joinstyle="miter"/>
@@ -1879,7 +1879,7 @@
                                           </pic:cNvPicPr>
                                         </pic:nvPicPr>
                                         <pic:blipFill>
-                                          <a:blip r:embed="rId4">
+                                          <a:blip r:embed="rId5">
                                             <a:extLst>
                                               <a:ext uri="{28A0092B-C50C-407E-A947-70E740481C1C}">
                                                 <a14:useLocalDpi xmlns:a14="http://schemas.microsoft.com/office/drawing/2010/main" val="0"/>
@@ -1925,7 +1925,7 @@
               </wp:anchor>
             </w:drawing>
           </mc:Choice>
-          <mc:Fallback>
+          <mc:Fallback xmlns:w16sdtdh="http://schemas.microsoft.com/office/word/2020/wordml/sdtdatahash" xmlns:w16="http://schemas.microsoft.com/office/word/2018/wordml" xmlns:w16cid="http://schemas.microsoft.com/office/word/2016/wordml/cid" xmlns:w16cex="http://schemas.microsoft.com/office/word/2018/wordml/cex" xmlns:am3d="http://schemas.microsoft.com/office/drawing/2017/model3d" xmlns:aink="http://schemas.microsoft.com/office/drawing/2016/ink" xmlns:cx8="http://schemas.microsoft.com/office/drawing/2016/5/14/chartex" xmlns:cx7="http://schemas.microsoft.com/office/drawing/2016/5/13/chartex" xmlns:cx6="http://schemas.microsoft.com/office/drawing/2016/5/12/chartex" xmlns:cx5="http://schemas.microsoft.com/office/drawing/2016/5/11/chartex" xmlns:cx4="http://schemas.microsoft.com/office/drawing/2016/5/10/chartex" xmlns:cx3="http://schemas.microsoft.com/office/drawing/2016/5/9/chartex" xmlns:cx2="http://schemas.microsoft.com/office/drawing/2015/10/21/chartex">
             <w:pict>
               <v:shape w14:anchorId="375C170A" id="Надпись 8" o:spid="_x0000_s1034" type="#_x0000_t202" style="position:absolute;margin-left:22.05pt;margin-top:17.15pt;width:106.9pt;height:19.45pt;z-index:251616256;visibility:visible;mso-wrap-style:square;mso-wrap-distance-left:9pt;mso-wrap-distance-top:0;mso-wrap-distance-right:9pt;mso-wrap-distance-bottom:0;mso-position-horizontal:absolute;mso-position-horizontal-relative:text;mso-position-vertical:absolute;mso-position-vertical-relative:text;v-text-anchor:top" o:gfxdata="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" filled="f" stroked="f" strokeweight=".5pt">
                 <v:textbox>
@@ -1982,7 +1982,7 @@
                                     </pic:cNvPicPr>
                                   </pic:nvPicPr>
                                   <pic:blipFill>
-                                    <a:blip r:embed="rId4">
+                                    <a:blip r:embed="rId5">
                                       <a:extLst>
                                         <a:ext uri="{28A0092B-C50C-407E-A947-70E740481C1C}">
                                           <a14:useLocalDpi xmlns:a14="http://schemas.microsoft.com/office/drawing/2010/main" val="0"/>
@@ -2084,7 +2084,7 @@
               </wp:anchor>
             </w:drawing>
           </mc:Choice>
-          <mc:Fallback>
+          <mc:Fallback xmlns:w16sdtdh="http://schemas.microsoft.com/office/word/2020/wordml/sdtdatahash" xmlns:w16="http://schemas.microsoft.com/office/word/2018/wordml" xmlns:w16cid="http://schemas.microsoft.com/office/word/2016/wordml/cid" xmlns:w16cex="http://schemas.microsoft.com/office/word/2018/wordml/cex" xmlns:am3d="http://schemas.microsoft.com/office/drawing/2017/model3d" xmlns:aink="http://schemas.microsoft.com/office/drawing/2016/ink" xmlns:cx8="http://schemas.microsoft.com/office/drawing/2016/5/14/chartex" xmlns:cx7="http://schemas.microsoft.com/office/drawing/2016/5/13/chartex" xmlns:cx6="http://schemas.microsoft.com/office/drawing/2016/5/12/chartex" xmlns:cx5="http://schemas.microsoft.com/office/drawing/2016/5/11/chartex" xmlns:cx4="http://schemas.microsoft.com/office/drawing/2016/5/10/chartex" xmlns:cx3="http://schemas.microsoft.com/office/drawing/2016/5/9/chartex" xmlns:cx2="http://schemas.microsoft.com/office/drawing/2015/10/21/chartex">
             <w:pict>
               <v:roundrect w14:anchorId="205BF21D" id="Скругленный прямоугольник 22" o:spid="_x0000_s1026" style="position:absolute;margin-left:187.4pt;margin-top:5.55pt;width:136.45pt;height:68pt;z-index:251674624;visibility:visible;mso-wrap-style:square;mso-wrap-distance-left:9pt;mso-wrap-distance-top:0;mso-wrap-distance-right:9pt;mso-wrap-distance-bottom:0;mso-position-horizontal:absolute;mso-position-horizontal-relative:text;mso-position-vertical:absolute;mso-position-vertical-relative:text;v-text-anchor:middle" arcsize="10923f" o:gfxdata="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" filled="f" strokecolor="#1f4d78 [1604]" strokeweight="1pt">
                 <v:stroke joinstyle="miter"/>
@@ -2169,7 +2169,7 @@
               </wp:anchor>
             </w:drawing>
           </mc:Choice>
-          <mc:Fallback>
+          <mc:Fallback xmlns:w16sdtdh="http://schemas.microsoft.com/office/word/2020/wordml/sdtdatahash" xmlns:w16="http://schemas.microsoft.com/office/word/2018/wordml" xmlns:w16cid="http://schemas.microsoft.com/office/word/2016/wordml/cid" xmlns:w16cex="http://schemas.microsoft.com/office/word/2018/wordml/cex" xmlns:am3d="http://schemas.microsoft.com/office/drawing/2017/model3d" xmlns:aink="http://schemas.microsoft.com/office/drawing/2016/ink" xmlns:cx8="http://schemas.microsoft.com/office/drawing/2016/5/14/chartex" xmlns:cx7="http://schemas.microsoft.com/office/drawing/2016/5/13/chartex" xmlns:cx6="http://schemas.microsoft.com/office/drawing/2016/5/12/chartex" xmlns:cx5="http://schemas.microsoft.com/office/drawing/2016/5/11/chartex" xmlns:cx4="http://schemas.microsoft.com/office/drawing/2016/5/10/chartex" xmlns:cx3="http://schemas.microsoft.com/office/drawing/2016/5/9/chartex" xmlns:cx2="http://schemas.microsoft.com/office/drawing/2015/10/21/chartex">
             <w:pict>
               <v:shape w14:anchorId="18CE5149" id="Надпись 27" o:spid="_x0000_s1035" type="#_x0000_t202" style="position:absolute;margin-left:190.85pt;margin-top:9pt;width:72.9pt;height:19.45pt;z-index:251624448;visibility:visible;mso-wrap-style:square;mso-wrap-distance-left:9pt;mso-wrap-distance-top:0;mso-wrap-distance-right:9pt;mso-wrap-distance-bottom:0;mso-position-horizontal:absolute;mso-position-horizontal-relative:text;mso-position-vertical:absolute;mso-position-vertical-relative:text;v-text-anchor:top" o:gfxdata="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" filled="f" stroked="f" strokeweight=".5pt">
                 <v:textbox>
@@ -2306,7 +2306,7 @@
                                           </pic:cNvPicPr>
                                         </pic:nvPicPr>
                                         <pic:blipFill>
-                                          <a:blip r:embed="rId4">
+                                          <a:blip r:embed="rId5">
                                             <a:extLst>
                                               <a:ext uri="{28A0092B-C50C-407E-A947-70E740481C1C}">
                                                 <a14:useLocalDpi xmlns:a14="http://schemas.microsoft.com/office/drawing/2010/main" val="0"/>
@@ -2352,7 +2352,7 @@
               </wp:anchor>
             </w:drawing>
           </mc:Choice>
-          <mc:Fallback>
+          <mc:Fallback xmlns:w16sdtdh="http://schemas.microsoft.com/office/word/2020/wordml/sdtdatahash" xmlns:w16="http://schemas.microsoft.com/office/word/2018/wordml" xmlns:w16cid="http://schemas.microsoft.com/office/word/2016/wordml/cid" xmlns:w16cex="http://schemas.microsoft.com/office/word/2018/wordml/cex" xmlns:am3d="http://schemas.microsoft.com/office/drawing/2017/model3d" xmlns:aink="http://schemas.microsoft.com/office/drawing/2016/ink" xmlns:cx8="http://schemas.microsoft.com/office/drawing/2016/5/14/chartex" xmlns:cx7="http://schemas.microsoft.com/office/drawing/2016/5/13/chartex" xmlns:cx6="http://schemas.microsoft.com/office/drawing/2016/5/12/chartex" xmlns:cx5="http://schemas.microsoft.com/office/drawing/2016/5/11/chartex" xmlns:cx4="http://schemas.microsoft.com/office/drawing/2016/5/10/chartex" xmlns:cx3="http://schemas.microsoft.com/office/drawing/2016/5/9/chartex" xmlns:cx2="http://schemas.microsoft.com/office/drawing/2015/10/21/chartex">
             <w:pict>
               <v:shape w14:anchorId="3035F344" id="Надпись 12" o:spid="_x0000_s1036" type="#_x0000_t202" style="position:absolute;margin-left:22.6pt;margin-top:17.7pt;width:106.9pt;height:19.45pt;z-index:251618304;visibility:visible;mso-wrap-style:square;mso-wrap-distance-left:9pt;mso-wrap-distance-top:0;mso-wrap-distance-right:9pt;mso-wrap-distance-bottom:0;mso-position-horizontal:absolute;mso-position-horizontal-relative:text;mso-position-vertical:absolute;mso-position-vertical-relative:text;v-text-anchor:top" o:gfxdata="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" filled="f" stroked="f" strokeweight=".5pt">
                 <v:textbox>
@@ -2413,7 +2413,7 @@
                                     </pic:cNvPicPr>
                                   </pic:nvPicPr>
                                   <pic:blipFill>
-                                    <a:blip r:embed="rId4">
+                                    <a:blip r:embed="rId5">
                                       <a:extLst>
                                         <a:ext uri="{28A0092B-C50C-407E-A947-70E740481C1C}">
                                           <a14:useLocalDpi xmlns:a14="http://schemas.microsoft.com/office/drawing/2010/main" val="0"/>
@@ -2535,7 +2535,7 @@
               </wp:anchor>
             </w:drawing>
           </mc:Choice>
-          <mc:Fallback>
+          <mc:Fallback xmlns:w16sdtdh="http://schemas.microsoft.com/office/word/2020/wordml/sdtdatahash" xmlns:w16="http://schemas.microsoft.com/office/word/2018/wordml" xmlns:w16cid="http://schemas.microsoft.com/office/word/2016/wordml/cid" xmlns:w16cex="http://schemas.microsoft.com/office/word/2018/wordml/cex" xmlns:am3d="http://schemas.microsoft.com/office/drawing/2017/model3d" xmlns:aink="http://schemas.microsoft.com/office/drawing/2016/ink" xmlns:cx8="http://schemas.microsoft.com/office/drawing/2016/5/14/chartex" xmlns:cx7="http://schemas.microsoft.com/office/drawing/2016/5/13/chartex" xmlns:cx6="http://schemas.microsoft.com/office/drawing/2016/5/12/chartex" xmlns:cx5="http://schemas.microsoft.com/office/drawing/2016/5/11/chartex" xmlns:cx4="http://schemas.microsoft.com/office/drawing/2016/5/10/chartex" xmlns:cx3="http://schemas.microsoft.com/office/drawing/2016/5/9/chartex" xmlns:cx2="http://schemas.microsoft.com/office/drawing/2015/10/21/chartex">
             <w:pict>
               <v:shape w14:anchorId="5897007D" id="Надпись 28" o:spid="_x0000_s1037" type="#_x0000_t202" style="position:absolute;margin-left:190.3pt;margin-top:2.05pt;width:92.3pt;height:22.95pt;z-index:251625472;visibility:visible;mso-wrap-style:square;mso-wrap-distance-left:9pt;mso-wrap-distance-top:0;mso-wrap-distance-right:9pt;mso-wrap-distance-bottom:0;mso-position-horizontal:absolute;mso-position-horizontal-relative:text;mso-position-vertical:absolute;mso-position-vertical-relative:text;v-text-anchor:top" o:gfxdata="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" filled="f" stroked="f" strokeweight=".5pt">
                 <v:textbox>
@@ -2659,7 +2659,7 @@
               </wp:anchor>
             </w:drawing>
           </mc:Choice>
-          <mc:Fallback>
+          <mc:Fallback xmlns:w16sdtdh="http://schemas.microsoft.com/office/word/2020/wordml/sdtdatahash" xmlns:w16="http://schemas.microsoft.com/office/word/2018/wordml" xmlns:w16cid="http://schemas.microsoft.com/office/word/2016/wordml/cid" xmlns:w16cex="http://schemas.microsoft.com/office/word/2018/wordml/cex" xmlns:am3d="http://schemas.microsoft.com/office/drawing/2017/model3d" xmlns:aink="http://schemas.microsoft.com/office/drawing/2016/ink" xmlns:cx8="http://schemas.microsoft.com/office/drawing/2016/5/14/chartex" xmlns:cx7="http://schemas.microsoft.com/office/drawing/2016/5/13/chartex" xmlns:cx6="http://schemas.microsoft.com/office/drawing/2016/5/12/chartex" xmlns:cx5="http://schemas.microsoft.com/office/drawing/2016/5/11/chartex" xmlns:cx4="http://schemas.microsoft.com/office/drawing/2016/5/10/chartex" xmlns:cx3="http://schemas.microsoft.com/office/drawing/2016/5/9/chartex" xmlns:cx2="http://schemas.microsoft.com/office/drawing/2015/10/21/chartex">
             <w:pict>
               <v:shape w14:anchorId="2F8A266E" id="Надпись 30" o:spid="_x0000_s1038" type="#_x0000_t202" style="position:absolute;margin-left:190.85pt;margin-top:20.5pt;width:92.3pt;height:22.95pt;z-index:251626496;visibility:visible;mso-wrap-style:square;mso-wrap-distance-left:9pt;mso-wrap-distance-top:0;mso-wrap-distance-right:9pt;mso-wrap-distance-bottom:0;mso-position-horizontal:absolute;mso-position-horizontal-relative:text;mso-position-vertical:absolute;mso-position-vertical-relative:text;v-text-anchor:top" o:gfxdata="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" filled="f" stroked="f" strokeweight=".5pt">
                 <v:textbox>
@@ -2770,7 +2770,7 @@
               </wp:anchor>
             </w:drawing>
           </mc:Choice>
-          <mc:Fallback>
+          <mc:Fallback xmlns:w16sdtdh="http://schemas.microsoft.com/office/word/2020/wordml/sdtdatahash" xmlns:w16="http://schemas.microsoft.com/office/word/2018/wordml" xmlns:w16cid="http://schemas.microsoft.com/office/word/2016/wordml/cid" xmlns:w16cex="http://schemas.microsoft.com/office/word/2018/wordml/cex" xmlns:am3d="http://schemas.microsoft.com/office/drawing/2017/model3d" xmlns:aink="http://schemas.microsoft.com/office/drawing/2016/ink" xmlns:cx8="http://schemas.microsoft.com/office/drawing/2016/5/14/chartex" xmlns:cx7="http://schemas.microsoft.com/office/drawing/2016/5/13/chartex" xmlns:cx6="http://schemas.microsoft.com/office/drawing/2016/5/12/chartex" xmlns:cx5="http://schemas.microsoft.com/office/drawing/2016/5/11/chartex" xmlns:cx4="http://schemas.microsoft.com/office/drawing/2016/5/10/chartex" xmlns:cx3="http://schemas.microsoft.com/office/drawing/2016/5/9/chartex" xmlns:cx2="http://schemas.microsoft.com/office/drawing/2015/10/21/chartex">
             <w:pict>
               <v:roundrect w14:anchorId="285197C9" id="Скругленный прямоугольник 14" o:spid="_x0000_s1026" style="position:absolute;margin-left:31.25pt;margin-top:18.8pt;width:57.4pt;height:20.3pt;z-index:251669504;visibility:visible;mso-wrap-style:square;mso-wrap-distance-left:9pt;mso-wrap-distance-top:0;mso-wrap-distance-right:9pt;mso-wrap-distance-bottom:0;mso-position-horizontal:absolute;mso-position-horizontal-relative:text;mso-position-vertical:absolute;mso-position-vertical-relative:text;v-text-anchor:middle" arcsize="10923f" o:gfxdata="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" filled="f" strokecolor="#1f4d78 [1604]" strokeweight="1pt">
                 <v:stroke joinstyle="miter"/>
@@ -2860,7 +2860,7 @@
               </wp:anchor>
             </w:drawing>
           </mc:Choice>
-          <mc:Fallback>
+          <mc:Fallback xmlns:w16sdtdh="http://schemas.microsoft.com/office/word/2020/wordml/sdtdatahash" xmlns:w16="http://schemas.microsoft.com/office/word/2018/wordml" xmlns:w16cid="http://schemas.microsoft.com/office/word/2016/wordml/cid" xmlns:w16cex="http://schemas.microsoft.com/office/word/2018/wordml/cex" xmlns:am3d="http://schemas.microsoft.com/office/drawing/2017/model3d" xmlns:aink="http://schemas.microsoft.com/office/drawing/2016/ink" xmlns:cx8="http://schemas.microsoft.com/office/drawing/2016/5/14/chartex" xmlns:cx7="http://schemas.microsoft.com/office/drawing/2016/5/13/chartex" xmlns:cx6="http://schemas.microsoft.com/office/drawing/2016/5/12/chartex" xmlns:cx5="http://schemas.microsoft.com/office/drawing/2016/5/11/chartex" xmlns:cx4="http://schemas.microsoft.com/office/drawing/2016/5/10/chartex" xmlns:cx3="http://schemas.microsoft.com/office/drawing/2016/5/9/chartex" xmlns:cx2="http://schemas.microsoft.com/office/drawing/2015/10/21/chartex">
             <w:pict>
               <v:shape w14:anchorId="563C2FE1" id="Надпись 36" o:spid="_x0000_s1039" type="#_x0000_t202" style="position:absolute;margin-left:185.1pt;margin-top:.8pt;width:106.9pt;height:19pt;z-index:251628544;visibility:visible;mso-wrap-style:square;mso-wrap-distance-left:9pt;mso-wrap-distance-top:0;mso-wrap-distance-right:9pt;mso-wrap-distance-bottom:0;mso-position-horizontal:absolute;mso-position-horizontal-relative:text;mso-position-vertical:absolute;mso-position-vertical-relative:text;v-text-anchor:top" o:gfxdata="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" filled="f" stroked="f" strokeweight=".5pt">
                 <v:textbox>
@@ -2940,7 +2940,7 @@
               </wp:anchor>
             </w:drawing>
           </mc:Choice>
-          <mc:Fallback>
+          <mc:Fallback xmlns:w16sdtdh="http://schemas.microsoft.com/office/word/2020/wordml/sdtdatahash" xmlns:w16="http://schemas.microsoft.com/office/word/2018/wordml" xmlns:w16cid="http://schemas.microsoft.com/office/word/2016/wordml/cid" xmlns:w16cex="http://schemas.microsoft.com/office/word/2018/wordml/cex" xmlns:am3d="http://schemas.microsoft.com/office/drawing/2017/model3d" xmlns:aink="http://schemas.microsoft.com/office/drawing/2016/ink" xmlns:cx8="http://schemas.microsoft.com/office/drawing/2016/5/14/chartex" xmlns:cx7="http://schemas.microsoft.com/office/drawing/2016/5/13/chartex" xmlns:cx6="http://schemas.microsoft.com/office/drawing/2016/5/12/chartex" xmlns:cx5="http://schemas.microsoft.com/office/drawing/2016/5/11/chartex" xmlns:cx4="http://schemas.microsoft.com/office/drawing/2016/5/10/chartex" xmlns:cx3="http://schemas.microsoft.com/office/drawing/2016/5/9/chartex" xmlns:cx2="http://schemas.microsoft.com/office/drawing/2015/10/21/chartex">
             <w:pict>
               <v:line w14:anchorId="73D99CD5" id="Прямая соединительная линия 102" o:spid="_x0000_s1026" style="position:absolute;z-index:251739136;visibility:visible;mso-wrap-style:square;mso-wrap-distance-left:9pt;mso-wrap-distance-top:0;mso-wrap-distance-right:9pt;mso-wrap-distance-bottom:0;mso-position-horizontal:absolute;mso-position-horizontal-relative:text;mso-position-vertical:absolute;mso-position-vertical-relative:text" from="192.45pt,21.35pt" to="438pt,21.35pt" o:gfxdata="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" strokecolor="#5b9bd5 [3204]" strokeweight=".5pt">
                 <v:stroke joinstyle="miter"/>
@@ -3019,7 +3019,7 @@
               </wp:anchor>
             </w:drawing>
           </mc:Choice>
-          <mc:Fallback>
+          <mc:Fallback xmlns:w16sdtdh="http://schemas.microsoft.com/office/word/2020/wordml/sdtdatahash" xmlns:w16="http://schemas.microsoft.com/office/word/2018/wordml" xmlns:w16cid="http://schemas.microsoft.com/office/word/2016/wordml/cid" xmlns:w16cex="http://schemas.microsoft.com/office/word/2018/wordml/cex" xmlns:am3d="http://schemas.microsoft.com/office/drawing/2017/model3d" xmlns:aink="http://schemas.microsoft.com/office/drawing/2016/ink" xmlns:cx8="http://schemas.microsoft.com/office/drawing/2016/5/14/chartex" xmlns:cx7="http://schemas.microsoft.com/office/drawing/2016/5/13/chartex" xmlns:cx6="http://schemas.microsoft.com/office/drawing/2016/5/12/chartex" xmlns:cx5="http://schemas.microsoft.com/office/drawing/2016/5/11/chartex" xmlns:cx4="http://schemas.microsoft.com/office/drawing/2016/5/10/chartex" xmlns:cx3="http://schemas.microsoft.com/office/drawing/2016/5/9/chartex" xmlns:cx2="http://schemas.microsoft.com/office/drawing/2015/10/21/chartex">
             <w:pict>
               <v:roundrect w14:anchorId="195CD71D" id="Скругленный прямоугольник 37" o:spid="_x0000_s1026" style="position:absolute;margin-left:187.95pt;margin-top:4.25pt;width:136.45pt;height:94.95pt;z-index:251680768;visibility:visible;mso-wrap-style:square;mso-wrap-distance-left:9pt;mso-wrap-distance-top:0;mso-wrap-distance-right:9pt;mso-wrap-distance-bottom:0;mso-position-horizontal:absolute;mso-position-horizontal-relative:text;mso-position-vertical:absolute;mso-position-vertical-relative:text;v-text-anchor:middle" arcsize="10923f" o:gfxdata="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" filled="f" strokecolor="#1f4d78 [1604]" strokeweight="1pt">
                 <v:stroke joinstyle="miter"/>
@@ -3104,7 +3104,7 @@
               </wp:anchor>
             </w:drawing>
           </mc:Choice>
-          <mc:Fallback>
+          <mc:Fallback xmlns:w16sdtdh="http://schemas.microsoft.com/office/word/2020/wordml/sdtdatahash" xmlns:w16="http://schemas.microsoft.com/office/word/2018/wordml" xmlns:w16cid="http://schemas.microsoft.com/office/word/2016/wordml/cid" xmlns:w16cex="http://schemas.microsoft.com/office/word/2018/wordml/cex" xmlns:am3d="http://schemas.microsoft.com/office/drawing/2017/model3d" xmlns:aink="http://schemas.microsoft.com/office/drawing/2016/ink" xmlns:cx8="http://schemas.microsoft.com/office/drawing/2016/5/14/chartex" xmlns:cx7="http://schemas.microsoft.com/office/drawing/2016/5/13/chartex" xmlns:cx6="http://schemas.microsoft.com/office/drawing/2016/5/12/chartex" xmlns:cx5="http://schemas.microsoft.com/office/drawing/2016/5/11/chartex" xmlns:cx4="http://schemas.microsoft.com/office/drawing/2016/5/10/chartex" xmlns:cx3="http://schemas.microsoft.com/office/drawing/2016/5/9/chartex" xmlns:cx2="http://schemas.microsoft.com/office/drawing/2015/10/21/chartex">
             <w:pict>
               <v:shape w14:anchorId="7A79F979" id="Надпись 38" o:spid="_x0000_s1040" type="#_x0000_t202" style="position:absolute;margin-left:190.85pt;margin-top:1.95pt;width:72.9pt;height:19.45pt;z-index:251630592;visibility:visible;mso-wrap-style:square;mso-wrap-distance-left:9pt;mso-wrap-distance-top:0;mso-wrap-distance-right:9pt;mso-wrap-distance-bottom:0;mso-position-horizontal:absolute;mso-position-horizontal-relative:text;mso-position-vertical:absolute;mso-position-vertical-relative:text;v-text-anchor:top" o:gfxdata="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" filled="f" stroked="f" strokeweight=".5pt">
                 <v:textbox>
@@ -3221,7 +3221,7 @@
               </wp:anchor>
             </w:drawing>
           </mc:Choice>
-          <mc:Fallback>
+          <mc:Fallback xmlns:w16sdtdh="http://schemas.microsoft.com/office/word/2020/wordml/sdtdatahash" xmlns:w16="http://schemas.microsoft.com/office/word/2018/wordml" xmlns:w16cid="http://schemas.microsoft.com/office/word/2016/wordml/cid" xmlns:w16cex="http://schemas.microsoft.com/office/word/2018/wordml/cex" xmlns:am3d="http://schemas.microsoft.com/office/drawing/2017/model3d" xmlns:aink="http://schemas.microsoft.com/office/drawing/2016/ink" xmlns:cx8="http://schemas.microsoft.com/office/drawing/2016/5/14/chartex" xmlns:cx7="http://schemas.microsoft.com/office/drawing/2016/5/13/chartex" xmlns:cx6="http://schemas.microsoft.com/office/drawing/2016/5/12/chartex" xmlns:cx5="http://schemas.microsoft.com/office/drawing/2016/5/11/chartex" xmlns:cx4="http://schemas.microsoft.com/office/drawing/2016/5/10/chartex" xmlns:cx3="http://schemas.microsoft.com/office/drawing/2016/5/9/chartex" xmlns:cx2="http://schemas.microsoft.com/office/drawing/2015/10/21/chartex">
             <w:pict>
               <v:shape w14:anchorId="10F6BDDB" id="Надпись 39" o:spid="_x0000_s1041" type="#_x0000_t202" style="position:absolute;margin-left:190.85pt;margin-top:14.65pt;width:72.9pt;height:19.45pt;z-index:251631616;visibility:visible;mso-wrap-style:square;mso-wrap-distance-left:9pt;mso-wrap-distance-top:0;mso-wrap-distance-right:9pt;mso-wrap-distance-bottom:0;mso-position-horizontal:absolute;mso-position-horizontal-relative:text;mso-position-vertical:absolute;mso-position-vertical-relative:text;v-text-anchor:top" o:gfxdata="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" filled="f" stroked="f" strokeweight=".5pt">
                 <v:textbox>
@@ -3352,7 +3352,7 @@
               </wp:anchor>
             </w:drawing>
           </mc:Choice>
-          <mc:Fallback>
+          <mc:Fallback xmlns:w16sdtdh="http://schemas.microsoft.com/office/word/2020/wordml/sdtdatahash" xmlns:w16="http://schemas.microsoft.com/office/word/2018/wordml" xmlns:w16cid="http://schemas.microsoft.com/office/word/2016/wordml/cid" xmlns:w16cex="http://schemas.microsoft.com/office/word/2018/wordml/cex" xmlns:am3d="http://schemas.microsoft.com/office/drawing/2017/model3d" xmlns:aink="http://schemas.microsoft.com/office/drawing/2016/ink" xmlns:cx8="http://schemas.microsoft.com/office/drawing/2016/5/14/chartex" xmlns:cx7="http://schemas.microsoft.com/office/drawing/2016/5/13/chartex" xmlns:cx6="http://schemas.microsoft.com/office/drawing/2016/5/12/chartex" xmlns:cx5="http://schemas.microsoft.com/office/drawing/2016/5/11/chartex" xmlns:cx4="http://schemas.microsoft.com/office/drawing/2016/5/10/chartex" xmlns:cx3="http://schemas.microsoft.com/office/drawing/2016/5/9/chartex" xmlns:cx2="http://schemas.microsoft.com/office/drawing/2015/10/21/chartex">
             <w:pict>
               <v:shape w14:anchorId="3BB57424" id="Надпись 40" o:spid="_x0000_s1042" type="#_x0000_t202" style="position:absolute;margin-left:190.85pt;margin-top:7.1pt;width:72.9pt;height:19.45pt;z-index:251632640;visibility:visible;mso-wrap-style:square;mso-wrap-distance-left:9pt;mso-wrap-distance-top:0;mso-wrap-distance-right:9pt;mso-wrap-distance-bottom:0;mso-position-horizontal:absolute;mso-position-horizontal-relative:text;mso-position-vertical:absolute;mso-position-vertical-relative:text;v-text-anchor:top" o:gfxdata="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" filled="f" stroked="f" strokeweight=".5pt">
                 <v:textbox>
@@ -3476,7 +3476,7 @@
               </wp:anchor>
             </w:drawing>
           </mc:Choice>
-          <mc:Fallback>
+          <mc:Fallback xmlns:w16sdtdh="http://schemas.microsoft.com/office/word/2020/wordml/sdtdatahash" xmlns:w16="http://schemas.microsoft.com/office/word/2018/wordml" xmlns:w16cid="http://schemas.microsoft.com/office/word/2016/wordml/cid" xmlns:w16cex="http://schemas.microsoft.com/office/word/2018/wordml/cex" xmlns:am3d="http://schemas.microsoft.com/office/drawing/2017/model3d" xmlns:aink="http://schemas.microsoft.com/office/drawing/2016/ink" xmlns:cx8="http://schemas.microsoft.com/office/drawing/2016/5/14/chartex" xmlns:cx7="http://schemas.microsoft.com/office/drawing/2016/5/13/chartex" xmlns:cx6="http://schemas.microsoft.com/office/drawing/2016/5/12/chartex" xmlns:cx5="http://schemas.microsoft.com/office/drawing/2016/5/11/chartex" xmlns:cx4="http://schemas.microsoft.com/office/drawing/2016/5/10/chartex" xmlns:cx3="http://schemas.microsoft.com/office/drawing/2016/5/9/chartex" xmlns:cx2="http://schemas.microsoft.com/office/drawing/2015/10/21/chartex">
             <w:pict>
               <v:shape w14:anchorId="06692DDB" id="Надпись 41" o:spid="_x0000_s1043" type="#_x0000_t202" style="position:absolute;margin-left:190.85pt;margin-top:21.5pt;width:72.9pt;height:19.45pt;z-index:251633664;visibility:visible;mso-wrap-style:square;mso-wrap-distance-left:9pt;mso-wrap-distance-top:0;mso-wrap-distance-right:9pt;mso-wrap-distance-bottom:0;mso-position-horizontal:absolute;mso-position-horizontal-relative:text;mso-position-vertical:absolute;mso-position-vertical-relative:text;v-text-anchor:top" o:gfxdata="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" filled="f" stroked="f" strokeweight=".5pt">
                 <v:textbox>
@@ -3600,7 +3600,7 @@
               </wp:anchor>
             </w:drawing>
           </mc:Choice>
-          <mc:Fallback>
+          <mc:Fallback xmlns:w16sdtdh="http://schemas.microsoft.com/office/word/2020/wordml/sdtdatahash" xmlns:w16="http://schemas.microsoft.com/office/word/2018/wordml" xmlns:w16cid="http://schemas.microsoft.com/office/word/2016/wordml/cid" xmlns:w16cex="http://schemas.microsoft.com/office/word/2018/wordml/cex" xmlns:am3d="http://schemas.microsoft.com/office/drawing/2017/model3d" xmlns:aink="http://schemas.microsoft.com/office/drawing/2016/ink" xmlns:cx8="http://schemas.microsoft.com/office/drawing/2016/5/14/chartex" xmlns:cx7="http://schemas.microsoft.com/office/drawing/2016/5/13/chartex" xmlns:cx6="http://schemas.microsoft.com/office/drawing/2016/5/12/chartex" xmlns:cx5="http://schemas.microsoft.com/office/drawing/2016/5/11/chartex" xmlns:cx4="http://schemas.microsoft.com/office/drawing/2016/5/10/chartex" xmlns:cx3="http://schemas.microsoft.com/office/drawing/2016/5/9/chartex" xmlns:cx2="http://schemas.microsoft.com/office/drawing/2015/10/21/chartex">
             <w:pict>
               <v:shape w14:anchorId="7B850F12" id="Надпись 42" o:spid="_x0000_s1044" type="#_x0000_t202" style="position:absolute;margin-left:240.4pt;margin-top:1.85pt;width:33.15pt;height:19.4pt;z-index:251635712;visibility:visible;mso-wrap-style:square;mso-wrap-distance-left:9pt;mso-wrap-distance-top:0;mso-wrap-distance-right:9pt;mso-wrap-distance-bottom:0;mso-position-horizontal:absolute;mso-position-horizontal-relative:text;mso-position-vertical:absolute;mso-position-vertical-relative:text;v-text-anchor:top" o:gfxdata="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" filled="f" stroked="f" strokeweight=".5pt">
                 <v:textbox>
@@ -3690,7 +3690,7 @@
               </wp:anchor>
             </w:drawing>
           </mc:Choice>
-          <mc:Fallback>
+          <mc:Fallback xmlns:w16sdtdh="http://schemas.microsoft.com/office/word/2020/wordml/sdtdatahash" xmlns:w16="http://schemas.microsoft.com/office/word/2018/wordml" xmlns:w16cid="http://schemas.microsoft.com/office/word/2016/wordml/cid" xmlns:w16cex="http://schemas.microsoft.com/office/word/2018/wordml/cex" xmlns:am3d="http://schemas.microsoft.com/office/drawing/2017/model3d" xmlns:aink="http://schemas.microsoft.com/office/drawing/2016/ink" xmlns:cx8="http://schemas.microsoft.com/office/drawing/2016/5/14/chartex" xmlns:cx7="http://schemas.microsoft.com/office/drawing/2016/5/13/chartex" xmlns:cx6="http://schemas.microsoft.com/office/drawing/2016/5/12/chartex" xmlns:cx5="http://schemas.microsoft.com/office/drawing/2016/5/11/chartex" xmlns:cx4="http://schemas.microsoft.com/office/drawing/2016/5/10/chartex" xmlns:cx3="http://schemas.microsoft.com/office/drawing/2016/5/9/chartex" xmlns:cx2="http://schemas.microsoft.com/office/drawing/2015/10/21/chartex">
             <w:pict>
               <v:roundrect w14:anchorId="549ED0BC" id="Скругленный прямоугольник 43" o:spid="_x0000_s1026" style="position:absolute;margin-left:226pt;margin-top:.7pt;width:57.4pt;height:20.3pt;z-index:251688960;visibility:visible;mso-wrap-style:square;mso-wrap-distance-left:9pt;mso-wrap-distance-top:0;mso-wrap-distance-right:9pt;mso-wrap-distance-bottom:0;mso-position-horizontal:absolute;mso-position-horizontal-relative:text;mso-position-vertical:absolute;mso-position-vertical-relative:text;v-text-anchor:middle" arcsize="10923f" o:gfxdata="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" filled="f" strokecolor="#1f4d78 [1604]" strokeweight="1pt">
                 <v:stroke joinstyle="miter"/>
@@ -3775,7 +3775,7 @@
               </wp:anchor>
             </w:drawing>
           </mc:Choice>
-          <mc:Fallback>
+          <mc:Fallback xmlns:w16sdtdh="http://schemas.microsoft.com/office/word/2020/wordml/sdtdatahash" xmlns:w16="http://schemas.microsoft.com/office/word/2018/wordml" xmlns:w16cid="http://schemas.microsoft.com/office/word/2016/wordml/cid" xmlns:w16cex="http://schemas.microsoft.com/office/word/2018/wordml/cex" xmlns:am3d="http://schemas.microsoft.com/office/drawing/2017/model3d" xmlns:aink="http://schemas.microsoft.com/office/drawing/2016/ink" xmlns:cx8="http://schemas.microsoft.com/office/drawing/2016/5/14/chartex" xmlns:cx7="http://schemas.microsoft.com/office/drawing/2016/5/13/chartex" xmlns:cx6="http://schemas.microsoft.com/office/drawing/2016/5/12/chartex" xmlns:cx5="http://schemas.microsoft.com/office/drawing/2016/5/11/chartex" xmlns:cx4="http://schemas.microsoft.com/office/drawing/2016/5/10/chartex" xmlns:cx3="http://schemas.microsoft.com/office/drawing/2016/5/9/chartex" xmlns:cx2="http://schemas.microsoft.com/office/drawing/2015/10/21/chartex">
             <w:pict>
               <v:shape w14:anchorId="3A133A23" id="Надпись 45" o:spid="_x0000_s1045" type="#_x0000_t202" style="position:absolute;margin-left:186.25pt;margin-top:9.9pt;width:166.1pt;height:19.45pt;z-index:251637760;visibility:visible;mso-wrap-style:square;mso-wrap-distance-left:9pt;mso-wrap-distance-top:0;mso-wrap-distance-right:9pt;mso-wrap-distance-bottom:0;mso-position-horizontal:absolute;mso-position-horizontal-relative:text;mso-position-vertical:absolute;mso-position-vertical-relative:text;v-text-anchor:top" o:gfxdata="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" filled="f" stroked="f" strokeweight=".5pt">
                 <v:textbox>
@@ -3876,7 +3876,7 @@
               </wp:anchor>
             </w:drawing>
           </mc:Choice>
-          <mc:Fallback>
+          <mc:Fallback xmlns:w16sdtdh="http://schemas.microsoft.com/office/word/2020/wordml/sdtdatahash" xmlns:w16="http://schemas.microsoft.com/office/word/2018/wordml" xmlns:w16cid="http://schemas.microsoft.com/office/word/2016/wordml/cid" xmlns:w16cex="http://schemas.microsoft.com/office/word/2018/wordml/cex" xmlns:am3d="http://schemas.microsoft.com/office/drawing/2017/model3d" xmlns:aink="http://schemas.microsoft.com/office/drawing/2016/ink" xmlns:cx8="http://schemas.microsoft.com/office/drawing/2016/5/14/chartex" xmlns:cx7="http://schemas.microsoft.com/office/drawing/2016/5/13/chartex" xmlns:cx6="http://schemas.microsoft.com/office/drawing/2016/5/12/chartex" xmlns:cx5="http://schemas.microsoft.com/office/drawing/2016/5/11/chartex" xmlns:cx4="http://schemas.microsoft.com/office/drawing/2016/5/10/chartex" xmlns:cx3="http://schemas.microsoft.com/office/drawing/2016/5/9/chartex" xmlns:cx2="http://schemas.microsoft.com/office/drawing/2015/10/21/chartex">
             <w:pict>
               <v:shape w14:anchorId="3012C810" id="Надпись 48" o:spid="_x0000_s1046" type="#_x0000_t202" style="position:absolute;margin-left:190.3pt;margin-top:17.9pt;width:106.9pt;height:19pt;z-index:251638784;visibility:visible;mso-wrap-style:square;mso-wrap-distance-left:9pt;mso-wrap-distance-top:0;mso-wrap-distance-right:9pt;mso-wrap-distance-bottom:0;mso-position-horizontal:absolute;mso-position-horizontal-relative:text;mso-position-vertical:absolute;mso-position-vertical-relative:text;v-text-anchor:top" o:gfxdata="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" filled="f" stroked="f" strokeweight=".5pt">
                 <v:textbox>
@@ -3971,7 +3971,7 @@
               </wp:anchor>
             </w:drawing>
           </mc:Choice>
-          <mc:Fallback>
+          <mc:Fallback xmlns:w16sdtdh="http://schemas.microsoft.com/office/word/2020/wordml/sdtdatahash" xmlns:w16="http://schemas.microsoft.com/office/word/2018/wordml" xmlns:w16cid="http://schemas.microsoft.com/office/word/2016/wordml/cid" xmlns:w16cex="http://schemas.microsoft.com/office/word/2018/wordml/cex" xmlns:am3d="http://schemas.microsoft.com/office/drawing/2017/model3d" xmlns:aink="http://schemas.microsoft.com/office/drawing/2016/ink" xmlns:cx8="http://schemas.microsoft.com/office/drawing/2016/5/14/chartex" xmlns:cx7="http://schemas.microsoft.com/office/drawing/2016/5/13/chartex" xmlns:cx6="http://schemas.microsoft.com/office/drawing/2016/5/12/chartex" xmlns:cx5="http://schemas.microsoft.com/office/drawing/2016/5/11/chartex" xmlns:cx4="http://schemas.microsoft.com/office/drawing/2016/5/10/chartex" xmlns:cx3="http://schemas.microsoft.com/office/drawing/2016/5/9/chartex" xmlns:cx2="http://schemas.microsoft.com/office/drawing/2015/10/21/chartex">
             <w:pict>
               <v:roundrect w14:anchorId="064CC5C3" id="Скругленный прямоугольник 53" o:spid="_x0000_s1026" style="position:absolute;margin-left:189.7pt;margin-top:22.55pt;width:136.45pt;height:60.5pt;z-index:251692032;visibility:visible;mso-wrap-style:square;mso-wrap-distance-left:9pt;mso-wrap-distance-top:0;mso-wrap-distance-right:9pt;mso-wrap-distance-bottom:0;mso-position-horizontal:absolute;mso-position-horizontal-relative:text;mso-position-vertical:absolute;mso-position-vertical-relative:text;v-text-anchor:middle" arcsize="10923f" o:gfxdata="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" filled="f" strokecolor="#1f4d78 [1604]" strokeweight="1pt">
                 <v:stroke joinstyle="miter"/>
@@ -4049,7 +4049,7 @@
               </wp:anchor>
             </w:drawing>
           </mc:Choice>
-          <mc:Fallback>
+          <mc:Fallback xmlns:w16sdtdh="http://schemas.microsoft.com/office/word/2020/wordml/sdtdatahash" xmlns:w16="http://schemas.microsoft.com/office/word/2018/wordml" xmlns:w16cid="http://schemas.microsoft.com/office/word/2016/wordml/cid" xmlns:w16cex="http://schemas.microsoft.com/office/word/2018/wordml/cex" xmlns:am3d="http://schemas.microsoft.com/office/drawing/2017/model3d" xmlns:aink="http://schemas.microsoft.com/office/drawing/2016/ink" xmlns:cx8="http://schemas.microsoft.com/office/drawing/2016/5/14/chartex" xmlns:cx7="http://schemas.microsoft.com/office/drawing/2016/5/13/chartex" xmlns:cx6="http://schemas.microsoft.com/office/drawing/2016/5/12/chartex" xmlns:cx5="http://schemas.microsoft.com/office/drawing/2016/5/11/chartex" xmlns:cx4="http://schemas.microsoft.com/office/drawing/2016/5/10/chartex" xmlns:cx3="http://schemas.microsoft.com/office/drawing/2016/5/9/chartex" xmlns:cx2="http://schemas.microsoft.com/office/drawing/2015/10/21/chartex">
             <w:pict>
               <v:shape w14:anchorId="631DC2BA" id="Надпись 54" o:spid="_x0000_s1047" type="#_x0000_t202" style="position:absolute;margin-left:191.45pt;margin-top:22.55pt;width:125.9pt;height:19.45pt;z-index:251640832;visibility:visible;mso-wrap-style:square;mso-wrap-distance-left:9pt;mso-wrap-distance-top:0;mso-wrap-distance-right:9pt;mso-wrap-distance-bottom:0;mso-position-horizontal:absolute;mso-position-horizontal-relative:text;mso-position-vertical:absolute;mso-position-vertical-relative:text;v-text-anchor:top" o:gfxdata="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" filled="f" stroked="f" strokeweight=".5pt">
                 <v:textbox>
@@ -4131,7 +4131,7 @@
               </wp:anchor>
             </w:drawing>
           </mc:Choice>
-          <mc:Fallback>
+          <mc:Fallback xmlns:w16sdtdh="http://schemas.microsoft.com/office/word/2020/wordml/sdtdatahash" xmlns:w16="http://schemas.microsoft.com/office/word/2018/wordml" xmlns:w16cid="http://schemas.microsoft.com/office/word/2016/wordml/cid" xmlns:w16cex="http://schemas.microsoft.com/office/word/2018/wordml/cex" xmlns:am3d="http://schemas.microsoft.com/office/drawing/2017/model3d" xmlns:aink="http://schemas.microsoft.com/office/drawing/2016/ink" xmlns:cx8="http://schemas.microsoft.com/office/drawing/2016/5/14/chartex" xmlns:cx7="http://schemas.microsoft.com/office/drawing/2016/5/13/chartex" xmlns:cx6="http://schemas.microsoft.com/office/drawing/2016/5/12/chartex" xmlns:cx5="http://schemas.microsoft.com/office/drawing/2016/5/11/chartex" xmlns:cx4="http://schemas.microsoft.com/office/drawing/2016/5/10/chartex" xmlns:cx3="http://schemas.microsoft.com/office/drawing/2016/5/9/chartex" xmlns:cx2="http://schemas.microsoft.com/office/drawing/2015/10/21/chartex">
             <w:pict>
               <v:line w14:anchorId="7BC3B4D5" id="Прямая соединительная линия 103" o:spid="_x0000_s1026" style="position:absolute;z-index:251741184;visibility:visible;mso-wrap-style:square;mso-wrap-distance-left:9pt;mso-wrap-distance-top:0;mso-wrap-distance-right:9pt;mso-wrap-distance-bottom:0;mso-position-horizontal:absolute;mso-position-horizontal-relative:text;mso-position-vertical:absolute;mso-position-vertical-relative:text" from="191.55pt,15.65pt" to="437.1pt,15.65pt" o:gfxdata="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" strokecolor="#5b9bd5 [3204]" strokeweight=".5pt">
                 <v:stroke joinstyle="miter"/>
@@ -4195,7 +4195,7 @@
               </wp:anchor>
             </w:drawing>
           </mc:Choice>
-          <mc:Fallback>
+          <mc:Fallback xmlns:w16sdtdh="http://schemas.microsoft.com/office/word/2020/wordml/sdtdatahash" xmlns:w16="http://schemas.microsoft.com/office/word/2018/wordml" xmlns:w16cid="http://schemas.microsoft.com/office/word/2016/wordml/cid" xmlns:w16cex="http://schemas.microsoft.com/office/word/2018/wordml/cex" xmlns:am3d="http://schemas.microsoft.com/office/drawing/2017/model3d" xmlns:aink="http://schemas.microsoft.com/office/drawing/2016/ink" xmlns:cx8="http://schemas.microsoft.com/office/drawing/2016/5/14/chartex" xmlns:cx7="http://schemas.microsoft.com/office/drawing/2016/5/13/chartex" xmlns:cx6="http://schemas.microsoft.com/office/drawing/2016/5/12/chartex" xmlns:cx5="http://schemas.microsoft.com/office/drawing/2016/5/11/chartex" xmlns:cx4="http://schemas.microsoft.com/office/drawing/2016/5/10/chartex" xmlns:cx3="http://schemas.microsoft.com/office/drawing/2016/5/9/chartex" xmlns:cx2="http://schemas.microsoft.com/office/drawing/2015/10/21/chartex">
             <w:pict>
               <v:line w14:anchorId="0ECE8EE8" id="Прямая соединительная линия 47" o:spid="_x0000_s1026" style="position:absolute;z-index:251645952;visibility:visible;mso-wrap-style:square;mso-wrap-distance-left:9pt;mso-wrap-distance-top:0;mso-wrap-distance-right:9pt;mso-wrap-distance-bottom:0;mso-position-horizontal:absolute;mso-position-horizontal-relative:text;mso-position-vertical:absolute;mso-position-vertical-relative:text" from="187.15pt,16.65pt" to="467.65pt,16.65pt" o:gfxdata="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" strokecolor="#5b9bd5 [3204]" strokeweight=".5pt">
                 <v:stroke joinstyle="miter"/>
@@ -4280,7 +4280,7 @@
               </wp:anchor>
             </w:drawing>
           </mc:Choice>
-          <mc:Fallback>
+          <mc:Fallback xmlns:w16sdtdh="http://schemas.microsoft.com/office/word/2020/wordml/sdtdatahash" xmlns:w16="http://schemas.microsoft.com/office/word/2018/wordml" xmlns:w16cid="http://schemas.microsoft.com/office/word/2016/wordml/cid" xmlns:w16cex="http://schemas.microsoft.com/office/word/2018/wordml/cex" xmlns:am3d="http://schemas.microsoft.com/office/drawing/2017/model3d" xmlns:aink="http://schemas.microsoft.com/office/drawing/2016/ink" xmlns:cx8="http://schemas.microsoft.com/office/drawing/2016/5/14/chartex" xmlns:cx7="http://schemas.microsoft.com/office/drawing/2016/5/13/chartex" xmlns:cx6="http://schemas.microsoft.com/office/drawing/2016/5/12/chartex" xmlns:cx5="http://schemas.microsoft.com/office/drawing/2016/5/11/chartex" xmlns:cx4="http://schemas.microsoft.com/office/drawing/2016/5/10/chartex" xmlns:cx3="http://schemas.microsoft.com/office/drawing/2016/5/9/chartex" xmlns:cx2="http://schemas.microsoft.com/office/drawing/2015/10/21/chartex">
             <w:pict>
               <v:shape w14:anchorId="5D9F7177" id="Надпись 55" o:spid="_x0000_s1048" type="#_x0000_t202" style="position:absolute;margin-left:190.85pt;margin-top:12.15pt;width:125.9pt;height:19.45pt;z-index:251641856;visibility:visible;mso-wrap-style:square;mso-wrap-distance-left:9pt;mso-wrap-distance-top:0;mso-wrap-distance-right:9pt;mso-wrap-distance-bottom:0;mso-position-horizontal:absolute;mso-position-horizontal-relative:text;mso-position-vertical:absolute;mso-position-vertical-relative:text;v-text-anchor:top" o:gfxdata="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" filled="f" stroked="f" strokeweight=".5pt">
                 <v:textbox>
@@ -4383,7 +4383,7 @@
               </wp:anchor>
             </w:drawing>
           </mc:Choice>
-          <mc:Fallback>
+          <mc:Fallback xmlns:w16sdtdh="http://schemas.microsoft.com/office/word/2020/wordml/sdtdatahash" xmlns:w16="http://schemas.microsoft.com/office/word/2018/wordml" xmlns:w16cid="http://schemas.microsoft.com/office/word/2016/wordml/cid" xmlns:w16cex="http://schemas.microsoft.com/office/word/2018/wordml/cex" xmlns:am3d="http://schemas.microsoft.com/office/drawing/2017/model3d" xmlns:aink="http://schemas.microsoft.com/office/drawing/2016/ink" xmlns:cx8="http://schemas.microsoft.com/office/drawing/2016/5/14/chartex" xmlns:cx7="http://schemas.microsoft.com/office/drawing/2016/5/13/chartex" xmlns:cx6="http://schemas.microsoft.com/office/drawing/2016/5/12/chartex" xmlns:cx5="http://schemas.microsoft.com/office/drawing/2016/5/11/chartex" xmlns:cx4="http://schemas.microsoft.com/office/drawing/2016/5/10/chartex" xmlns:cx3="http://schemas.microsoft.com/office/drawing/2016/5/9/chartex" xmlns:cx2="http://schemas.microsoft.com/office/drawing/2015/10/21/chartex">
             <w:pict>
               <v:shape w14:anchorId="0A5BB542" id="Надпись 56" o:spid="_x0000_s1049" type="#_x0000_t202" style="position:absolute;margin-left:191.45pt;margin-top:1.7pt;width:125.9pt;height:19.45pt;z-index:251642880;visibility:visible;mso-wrap-style:square;mso-wrap-distance-left:9pt;mso-wrap-distance-top:0;mso-wrap-distance-right:9pt;mso-wrap-distance-bottom:0;mso-position-horizontal:absolute;mso-position-horizontal-relative:text;mso-position-vertical:absolute;mso-position-vertical-relative:text;v-text-anchor:top" o:gfxdata="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" filled="f" stroked="f" strokeweight=".5pt">
                 <v:textbox>
@@ -4479,7 +4479,7 @@
               </wp:anchor>
             </w:drawing>
           </mc:Choice>
-          <mc:Fallback>
+          <mc:Fallback xmlns:w16sdtdh="http://schemas.microsoft.com/office/word/2020/wordml/sdtdatahash" xmlns:w16="http://schemas.microsoft.com/office/word/2018/wordml" xmlns:w16cid="http://schemas.microsoft.com/office/word/2016/wordml/cid" xmlns:w16cex="http://schemas.microsoft.com/office/word/2018/wordml/cex" xmlns:am3d="http://schemas.microsoft.com/office/drawing/2017/model3d" xmlns:aink="http://schemas.microsoft.com/office/drawing/2016/ink" xmlns:cx8="http://schemas.microsoft.com/office/drawing/2016/5/14/chartex" xmlns:cx7="http://schemas.microsoft.com/office/drawing/2016/5/13/chartex" xmlns:cx6="http://schemas.microsoft.com/office/drawing/2016/5/12/chartex" xmlns:cx5="http://schemas.microsoft.com/office/drawing/2016/5/11/chartex" xmlns:cx4="http://schemas.microsoft.com/office/drawing/2016/5/10/chartex" xmlns:cx3="http://schemas.microsoft.com/office/drawing/2016/5/9/chartex" xmlns:cx2="http://schemas.microsoft.com/office/drawing/2015/10/21/chartex">
             <w:pict>
               <v:shape w14:anchorId="2F64C00C" id="Надпись 57" o:spid="_x0000_s1050" type="#_x0000_t202" style="position:absolute;margin-left:191.45pt;margin-top:13.25pt;width:125.9pt;height:19.45pt;z-index:251643904;visibility:visible;mso-wrap-style:square;mso-wrap-distance-left:9pt;mso-wrap-distance-top:0;mso-wrap-distance-right:9pt;mso-wrap-distance-bottom:0;mso-position-horizontal:absolute;mso-position-horizontal-relative:text;mso-position-vertical:absolute;mso-position-vertical-relative:text;v-text-anchor:top" o:gfxdata="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" filled="f" stroked="f" strokeweight=".5pt">
                 <v:textbox>
@@ -4812,7 +4812,7 @@
               </wp:anchor>
             </w:drawing>
           </mc:Choice>
-          <mc:Fallback>
+          <mc:Fallback xmlns:w16sdtdh="http://schemas.microsoft.com/office/word/2020/wordml/sdtdatahash" xmlns:w16="http://schemas.microsoft.com/office/word/2018/wordml" xmlns:w16cid="http://schemas.microsoft.com/office/word/2016/wordml/cid" xmlns:w16cex="http://schemas.microsoft.com/office/word/2018/wordml/cex" xmlns:am3d="http://schemas.microsoft.com/office/drawing/2017/model3d" xmlns:aink="http://schemas.microsoft.com/office/drawing/2016/ink" xmlns:cx8="http://schemas.microsoft.com/office/drawing/2016/5/14/chartex" xmlns:cx7="http://schemas.microsoft.com/office/drawing/2016/5/13/chartex" xmlns:cx6="http://schemas.microsoft.com/office/drawing/2016/5/12/chartex" xmlns:cx5="http://schemas.microsoft.com/office/drawing/2016/5/11/chartex" xmlns:cx4="http://schemas.microsoft.com/office/drawing/2016/5/10/chartex" xmlns:cx3="http://schemas.microsoft.com/office/drawing/2016/5/9/chartex" xmlns:cx2="http://schemas.microsoft.com/office/drawing/2015/10/21/chartex">
             <w:pict>
               <v:roundrect w14:anchorId="086755A0" id="Скругленный прямоугольник 89" o:spid="_x0000_s1026" style="position:absolute;margin-left:186.5pt;margin-top:449.2pt;width:136.45pt;height:46.2pt;z-index:251726848;visibility:visible;mso-wrap-style:square;mso-height-percent:0;mso-wrap-distance-left:9pt;mso-wrap-distance-top:0;mso-wrap-distance-right:9pt;mso-wrap-distance-bottom:0;mso-position-horizontal:absolute;mso-position-horizontal-relative:text;mso-position-vertical:absolute;mso-position-vertical-relative:text;mso-height-percent:0;mso-height-relative:margin;v-text-anchor:middle" arcsize="10923f" o:gfxdata="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" filled="f" strokecolor="#1f4d78 [1604]" strokeweight="1pt">
                 <v:stroke joinstyle="miter"/>
@@ -4890,7 +4890,7 @@
               </wp:anchor>
             </w:drawing>
           </mc:Choice>
-          <mc:Fallback>
+          <mc:Fallback xmlns:w16sdtdh="http://schemas.microsoft.com/office/word/2020/wordml/sdtdatahash" xmlns:w16="http://schemas.microsoft.com/office/word/2018/wordml" xmlns:w16cid="http://schemas.microsoft.com/office/word/2016/wordml/cid" xmlns:w16cex="http://schemas.microsoft.com/office/word/2018/wordml/cex" xmlns:am3d="http://schemas.microsoft.com/office/drawing/2017/model3d" xmlns:aink="http://schemas.microsoft.com/office/drawing/2016/ink" xmlns:cx8="http://schemas.microsoft.com/office/drawing/2016/5/14/chartex" xmlns:cx7="http://schemas.microsoft.com/office/drawing/2016/5/13/chartex" xmlns:cx6="http://schemas.microsoft.com/office/drawing/2016/5/12/chartex" xmlns:cx5="http://schemas.microsoft.com/office/drawing/2016/5/11/chartex" xmlns:cx4="http://schemas.microsoft.com/office/drawing/2016/5/10/chartex" xmlns:cx3="http://schemas.microsoft.com/office/drawing/2016/5/9/chartex" xmlns:cx2="http://schemas.microsoft.com/office/drawing/2015/10/21/chartex">
             <w:pict>
               <v:shape w14:anchorId="3C022129" id="Надпись 93" o:spid="_x0000_s1051" type="#_x0000_t202" style="position:absolute;margin-left:188.35pt;margin-top:469.1pt;width:125.85pt;height:19.4pt;z-index:251672576;visibility:visible;mso-wrap-style:square;mso-wrap-distance-left:9pt;mso-wrap-distance-top:0;mso-wrap-distance-right:9pt;mso-wrap-distance-bottom:0;mso-position-horizontal:absolute;mso-position-horizontal-relative:text;mso-position-vertical:absolute;mso-position-vertical-relative:text;v-text-anchor:top" o:gfxdata="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" filled="f" stroked="f" strokeweight=".5pt">
                 <v:textbox>
@@ -4986,7 +4986,7 @@
               </wp:anchor>
             </w:drawing>
           </mc:Choice>
-          <mc:Fallback>
+          <mc:Fallback xmlns:w16sdtdh="http://schemas.microsoft.com/office/word/2020/wordml/sdtdatahash" xmlns:w16="http://schemas.microsoft.com/office/word/2018/wordml" xmlns:w16cid="http://schemas.microsoft.com/office/word/2016/wordml/cid" xmlns:w16cex="http://schemas.microsoft.com/office/word/2018/wordml/cex" xmlns:am3d="http://schemas.microsoft.com/office/drawing/2017/model3d" xmlns:aink="http://schemas.microsoft.com/office/drawing/2016/ink" xmlns:cx8="http://schemas.microsoft.com/office/drawing/2016/5/14/chartex" xmlns:cx7="http://schemas.microsoft.com/office/drawing/2016/5/13/chartex" xmlns:cx6="http://schemas.microsoft.com/office/drawing/2016/5/12/chartex" xmlns:cx5="http://schemas.microsoft.com/office/drawing/2016/5/11/chartex" xmlns:cx4="http://schemas.microsoft.com/office/drawing/2016/5/10/chartex" xmlns:cx3="http://schemas.microsoft.com/office/drawing/2016/5/9/chartex" xmlns:cx2="http://schemas.microsoft.com/office/drawing/2015/10/21/chartex">
             <w:pict>
               <v:shape w14:anchorId="102B5FB9" id="Надпись 92" o:spid="_x0000_s1052" type="#_x0000_t202" style="position:absolute;margin-left:188.35pt;margin-top:455.4pt;width:125.85pt;height:19.4pt;z-index:251671552;visibility:visible;mso-wrap-style:square;mso-wrap-distance-left:9pt;mso-wrap-distance-top:0;mso-wrap-distance-right:9pt;mso-wrap-distance-bottom:0;mso-position-horizontal:absolute;mso-position-horizontal-relative:text;mso-position-vertical:absolute;mso-position-vertical-relative:text;v-text-anchor:top" o:gfxdata="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" filled="f" stroked="f" strokeweight=".5pt">
                 <v:textbox>
@@ -5085,7 +5085,7 @@
               </wp:anchor>
             </w:drawing>
           </mc:Choice>
-          <mc:Fallback>
+          <mc:Fallback xmlns:w16sdtdh="http://schemas.microsoft.com/office/word/2020/wordml/sdtdatahash" xmlns:w16="http://schemas.microsoft.com/office/word/2018/wordml" xmlns:w16cid="http://schemas.microsoft.com/office/word/2016/wordml/cid" xmlns:w16cex="http://schemas.microsoft.com/office/word/2018/wordml/cex" xmlns:am3d="http://schemas.microsoft.com/office/drawing/2017/model3d" xmlns:aink="http://schemas.microsoft.com/office/drawing/2016/ink" xmlns:cx8="http://schemas.microsoft.com/office/drawing/2016/5/14/chartex" xmlns:cx7="http://schemas.microsoft.com/office/drawing/2016/5/13/chartex" xmlns:cx6="http://schemas.microsoft.com/office/drawing/2016/5/12/chartex" xmlns:cx5="http://schemas.microsoft.com/office/drawing/2016/5/11/chartex" xmlns:cx4="http://schemas.microsoft.com/office/drawing/2016/5/10/chartex" xmlns:cx3="http://schemas.microsoft.com/office/drawing/2016/5/9/chartex" xmlns:cx2="http://schemas.microsoft.com/office/drawing/2015/10/21/chartex">
             <w:pict>
               <v:shape w14:anchorId="144D98E0" id="Надпись 111" o:spid="_x0000_s1053" type="#_x0000_t202" style="position:absolute;margin-left:17.8pt;margin-top:241.25pt;width:95.1pt;height:19.4pt;z-index:251686912;visibility:visible;mso-wrap-style:square;mso-width-percent:0;mso-wrap-distance-left:9pt;mso-wrap-distance-top:0;mso-wrap-distance-right:9pt;mso-wrap-distance-bottom:0;mso-position-horizontal:absolute;mso-position-horizontal-relative:text;mso-position-vertical:absolute;mso-position-vertical-relative:text;mso-width-percent:0;mso-width-relative:margin;v-text-anchor:top" o:gfxdata="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" filled="f" stroked="f" strokeweight=".5pt">
                 <v:textbox>
@@ -5195,7 +5195,7 @@
               </wp:anchor>
             </w:drawing>
           </mc:Choice>
-          <mc:Fallback>
+          <mc:Fallback xmlns:w16sdtdh="http://schemas.microsoft.com/office/word/2020/wordml/sdtdatahash" xmlns:w16="http://schemas.microsoft.com/office/word/2018/wordml" xmlns:w16cid="http://schemas.microsoft.com/office/word/2016/wordml/cid" xmlns:w16cex="http://schemas.microsoft.com/office/word/2018/wordml/cex" xmlns:am3d="http://schemas.microsoft.com/office/drawing/2017/model3d" xmlns:aink="http://schemas.microsoft.com/office/drawing/2016/ink" xmlns:cx8="http://schemas.microsoft.com/office/drawing/2016/5/14/chartex" xmlns:cx7="http://schemas.microsoft.com/office/drawing/2016/5/13/chartex" xmlns:cx6="http://schemas.microsoft.com/office/drawing/2016/5/12/chartex" xmlns:cx5="http://schemas.microsoft.com/office/drawing/2016/5/11/chartex" xmlns:cx4="http://schemas.microsoft.com/office/drawing/2016/5/10/chartex" xmlns:cx3="http://schemas.microsoft.com/office/drawing/2016/5/9/chartex" xmlns:cx2="http://schemas.microsoft.com/office/drawing/2015/10/21/chartex">
             <w:pict>
               <v:shape w14:anchorId="7AE80C7C" id="Надпись 64" o:spid="_x0000_s1054" type="#_x0000_t202" style="position:absolute;margin-left:19.5pt;margin-top:199.2pt;width:72.85pt;height:19.4pt;z-index:251649024;visibility:visible;mso-wrap-style:square;mso-wrap-distance-left:9pt;mso-wrap-distance-top:0;mso-wrap-distance-right:9pt;mso-wrap-distance-bottom:0;mso-position-horizontal:absolute;mso-position-horizontal-relative:text;mso-position-vertical:absolute;mso-position-vertical-relative:text;v-text-anchor:top" o:gfxdata="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" filled="f" stroked="f" strokeweight=".5pt">
                 <v:textbox>
@@ -5308,7 +5308,7 @@
               </wp:anchor>
             </w:drawing>
           </mc:Choice>
-          <mc:Fallback>
+          <mc:Fallback xmlns:w16sdtdh="http://schemas.microsoft.com/office/word/2020/wordml/sdtdatahash" xmlns:w16="http://schemas.microsoft.com/office/word/2018/wordml" xmlns:w16cid="http://schemas.microsoft.com/office/word/2016/wordml/cid" xmlns:w16cex="http://schemas.microsoft.com/office/word/2018/wordml/cex" xmlns:am3d="http://schemas.microsoft.com/office/drawing/2017/model3d" xmlns:aink="http://schemas.microsoft.com/office/drawing/2016/ink" xmlns:cx8="http://schemas.microsoft.com/office/drawing/2016/5/14/chartex" xmlns:cx7="http://schemas.microsoft.com/office/drawing/2016/5/13/chartex" xmlns:cx6="http://schemas.microsoft.com/office/drawing/2016/5/12/chartex" xmlns:cx5="http://schemas.microsoft.com/office/drawing/2016/5/11/chartex" xmlns:cx4="http://schemas.microsoft.com/office/drawing/2016/5/10/chartex" xmlns:cx3="http://schemas.microsoft.com/office/drawing/2016/5/9/chartex" xmlns:cx2="http://schemas.microsoft.com/office/drawing/2015/10/21/chartex">
             <w:pict>
               <v:shape w14:anchorId="6ABAF5FF" id="Надпись 65" o:spid="_x0000_s1055" type="#_x0000_t202" style="position:absolute;margin-left:17.8pt;margin-top:212.8pt;width:86.5pt;height:19.4pt;z-index:251650048;visibility:visible;mso-wrap-style:square;mso-width-percent:0;mso-wrap-distance-left:9pt;mso-wrap-distance-top:0;mso-wrap-distance-right:9pt;mso-wrap-distance-bottom:0;mso-position-horizontal:absolute;mso-position-horizontal-relative:text;mso-position-vertical:absolute;mso-position-vertical-relative:text;mso-width-percent:0;mso-width-relative:margin;v-text-anchor:top" o:gfxdata="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" filled="f" stroked="f" strokeweight=".5pt">
                 <v:textbox>
@@ -5407,7 +5407,7 @@
               </wp:anchor>
             </w:drawing>
           </mc:Choice>
-          <mc:Fallback>
+          <mc:Fallback xmlns:w16sdtdh="http://schemas.microsoft.com/office/word/2020/wordml/sdtdatahash" xmlns:w16="http://schemas.microsoft.com/office/word/2018/wordml" xmlns:w16cid="http://schemas.microsoft.com/office/word/2016/wordml/cid" xmlns:w16cex="http://schemas.microsoft.com/office/word/2018/wordml/cex" xmlns:am3d="http://schemas.microsoft.com/office/drawing/2017/model3d" xmlns:aink="http://schemas.microsoft.com/office/drawing/2016/ink" xmlns:cx8="http://schemas.microsoft.com/office/drawing/2016/5/14/chartex" xmlns:cx7="http://schemas.microsoft.com/office/drawing/2016/5/13/chartex" xmlns:cx6="http://schemas.microsoft.com/office/drawing/2016/5/12/chartex" xmlns:cx5="http://schemas.microsoft.com/office/drawing/2016/5/11/chartex" xmlns:cx4="http://schemas.microsoft.com/office/drawing/2016/5/10/chartex" xmlns:cx3="http://schemas.microsoft.com/office/drawing/2016/5/9/chartex" xmlns:cx2="http://schemas.microsoft.com/office/drawing/2015/10/21/chartex">
             <w:pict>
               <v:shape w14:anchorId="30B15BBE" id="Надпись 110" o:spid="_x0000_s1056" type="#_x0000_t202" style="position:absolute;margin-left:17.95pt;margin-top:226.4pt;width:86.5pt;height:19.4pt;z-index:251685888;visibility:visible;mso-wrap-style:square;mso-width-percent:0;mso-wrap-distance-left:9pt;mso-wrap-distance-top:0;mso-wrap-distance-right:9pt;mso-wrap-distance-bottom:0;mso-position-horizontal:absolute;mso-position-horizontal-relative:text;mso-position-vertical:absolute;mso-position-vertical-relative:text;mso-width-percent:0;mso-width-relative:margin;v-text-anchor:top" o:gfxdata="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" filled="f" stroked="f" strokeweight=".5pt">
                 <v:textbox>
@@ -5489,7 +5489,7 @@
               </wp:anchor>
             </w:drawing>
           </mc:Choice>
-          <mc:Fallback>
+          <mc:Fallback xmlns:w16sdtdh="http://schemas.microsoft.com/office/word/2020/wordml/sdtdatahash" xmlns:w16="http://schemas.microsoft.com/office/word/2018/wordml" xmlns:w16cid="http://schemas.microsoft.com/office/word/2016/wordml/cid" xmlns:w16cex="http://schemas.microsoft.com/office/word/2018/wordml/cex" xmlns:am3d="http://schemas.microsoft.com/office/drawing/2017/model3d" xmlns:aink="http://schemas.microsoft.com/office/drawing/2016/ink" xmlns:cx8="http://schemas.microsoft.com/office/drawing/2016/5/14/chartex" xmlns:cx7="http://schemas.microsoft.com/office/drawing/2016/5/13/chartex" xmlns:cx6="http://schemas.microsoft.com/office/drawing/2016/5/12/chartex" xmlns:cx5="http://schemas.microsoft.com/office/drawing/2016/5/11/chartex" xmlns:cx4="http://schemas.microsoft.com/office/drawing/2016/5/10/chartex" xmlns:cx3="http://schemas.microsoft.com/office/drawing/2016/5/9/chartex" xmlns:cx2="http://schemas.microsoft.com/office/drawing/2015/10/21/chartex">
             <w:pict>
               <v:line w14:anchorId="526BB5F4" id="Прямая соединительная линия 106" o:spid="_x0000_s1026" style="position:absolute;z-index:251744256;visibility:visible;mso-wrap-style:square;mso-wrap-distance-left:9pt;mso-wrap-distance-top:0;mso-wrap-distance-right:9pt;mso-wrap-distance-bottom:0;mso-position-horizontal:absolute;mso-position-horizontal-relative:text;mso-position-vertical:absolute;mso-position-vertical-relative:text" from="187.55pt,443.3pt" to="444.9pt,443.3pt" o:gfxdata="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" strokecolor="#5b9bd5 [3204]" strokeweight=".5pt">
                 <v:stroke joinstyle="miter"/>
@@ -5565,7 +5565,7 @@
               </wp:anchor>
             </w:drawing>
           </mc:Choice>
-          <mc:Fallback>
+          <mc:Fallback xmlns:w16sdtdh="http://schemas.microsoft.com/office/word/2020/wordml/sdtdatahash" xmlns:w16="http://schemas.microsoft.com/office/word/2018/wordml" xmlns:w16cid="http://schemas.microsoft.com/office/word/2016/wordml/cid" xmlns:w16cex="http://schemas.microsoft.com/office/word/2018/wordml/cex" xmlns:am3d="http://schemas.microsoft.com/office/drawing/2017/model3d" xmlns:aink="http://schemas.microsoft.com/office/drawing/2016/ink" xmlns:cx8="http://schemas.microsoft.com/office/drawing/2016/5/14/chartex" xmlns:cx7="http://schemas.microsoft.com/office/drawing/2016/5/13/chartex" xmlns:cx6="http://schemas.microsoft.com/office/drawing/2016/5/12/chartex" xmlns:cx5="http://schemas.microsoft.com/office/drawing/2016/5/11/chartex" xmlns:cx4="http://schemas.microsoft.com/office/drawing/2016/5/10/chartex" xmlns:cx3="http://schemas.microsoft.com/office/drawing/2016/5/9/chartex" xmlns:cx2="http://schemas.microsoft.com/office/drawing/2015/10/21/chartex">
             <w:pict>
               <v:shape w14:anchorId="6FBA77CF" id="Надпись 88" o:spid="_x0000_s1057" type="#_x0000_t202" style="position:absolute;margin-left:187.25pt;margin-top:421.9pt;width:106.9pt;height:19pt;z-index:251669504;visibility:visible;mso-wrap-style:square;mso-wrap-distance-left:9pt;mso-wrap-distance-top:0;mso-wrap-distance-right:9pt;mso-wrap-distance-bottom:0;mso-position-horizontal:absolute;mso-position-horizontal-relative:text;mso-position-vertical:absolute;mso-position-vertical-relative:text;v-text-anchor:top" o:gfxdata="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" filled="f" stroked="f" strokeweight=".5pt">
                 <v:textbox>
@@ -5662,7 +5662,7 @@
               </wp:anchor>
             </w:drawing>
           </mc:Choice>
-          <mc:Fallback>
+          <mc:Fallback xmlns:w16sdtdh="http://schemas.microsoft.com/office/word/2020/wordml/sdtdatahash" xmlns:w16="http://schemas.microsoft.com/office/word/2018/wordml" xmlns:w16cid="http://schemas.microsoft.com/office/word/2016/wordml/cid" xmlns:w16cex="http://schemas.microsoft.com/office/word/2018/wordml/cex" xmlns:am3d="http://schemas.microsoft.com/office/drawing/2017/model3d" xmlns:aink="http://schemas.microsoft.com/office/drawing/2016/ink" xmlns:cx8="http://schemas.microsoft.com/office/drawing/2016/5/14/chartex" xmlns:cx7="http://schemas.microsoft.com/office/drawing/2016/5/13/chartex" xmlns:cx6="http://schemas.microsoft.com/office/drawing/2016/5/12/chartex" xmlns:cx5="http://schemas.microsoft.com/office/drawing/2016/5/11/chartex" xmlns:cx4="http://schemas.microsoft.com/office/drawing/2016/5/10/chartex" xmlns:cx3="http://schemas.microsoft.com/office/drawing/2016/5/9/chartex" xmlns:cx2="http://schemas.microsoft.com/office/drawing/2015/10/21/chartex">
             <w:pict>
               <v:shape w14:anchorId="2BD8E6AC" id="Надпись 109" o:spid="_x0000_s1058" type="#_x0000_t202" style="position:absolute;margin-left:44.1pt;margin-top:499.7pt;width:90.8pt;height:19.4pt;z-index:251684864;visibility:visible;mso-wrap-style:square;mso-width-percent:0;mso-wrap-distance-left:9pt;mso-wrap-distance-top:0;mso-wrap-distance-right:9pt;mso-wrap-distance-bottom:0;mso-position-horizontal:absolute;mso-position-horizontal-relative:text;mso-position-vertical:absolute;mso-position-vertical-relative:text;mso-width-percent:0;mso-width-relative:margin;v-text-anchor:top" o:gfxdata="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" filled="f" stroked="f" strokeweight=".5pt">
                 <v:textbox>
@@ -5752,7 +5752,7 @@
               </wp:anchor>
             </w:drawing>
           </mc:Choice>
-          <mc:Fallback>
+          <mc:Fallback xmlns:w16sdtdh="http://schemas.microsoft.com/office/word/2020/wordml/sdtdatahash" xmlns:w16="http://schemas.microsoft.com/office/word/2018/wordml" xmlns:w16cid="http://schemas.microsoft.com/office/word/2016/wordml/cid" xmlns:w16cex="http://schemas.microsoft.com/office/word/2018/wordml/cex" xmlns:am3d="http://schemas.microsoft.com/office/drawing/2017/model3d" xmlns:aink="http://schemas.microsoft.com/office/drawing/2016/ink" xmlns:cx8="http://schemas.microsoft.com/office/drawing/2016/5/14/chartex" xmlns:cx7="http://schemas.microsoft.com/office/drawing/2016/5/13/chartex" xmlns:cx6="http://schemas.microsoft.com/office/drawing/2016/5/12/chartex" xmlns:cx5="http://schemas.microsoft.com/office/drawing/2016/5/11/chartex" xmlns:cx4="http://schemas.microsoft.com/office/drawing/2016/5/10/chartex" xmlns:cx3="http://schemas.microsoft.com/office/drawing/2016/5/9/chartex" xmlns:cx2="http://schemas.microsoft.com/office/drawing/2015/10/21/chartex">
             <w:pict>
               <v:roundrect w14:anchorId="5198CED3" id="Скругленный прямоугольник 108" o:spid="_x0000_s1026" style="position:absolute;margin-left:23.2pt;margin-top:493.8pt;width:130.05pt;height:31.15pt;z-index:251746304;visibility:visible;mso-wrap-style:square;mso-wrap-distance-left:9pt;mso-wrap-distance-top:0;mso-wrap-distance-right:9pt;mso-wrap-distance-bottom:0;mso-position-horizontal:absolute;mso-position-horizontal-relative:text;mso-position-vertical:absolute;mso-position-vertical-relative:text;v-text-anchor:middle" arcsize="10923f" o:gfxdata="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" filled="f" strokecolor="#1f4d78 [1604]" strokeweight="1pt">
                 <v:stroke joinstyle="miter"/>
@@ -5820,7 +5820,7 @@
               </wp:anchor>
             </w:drawing>
           </mc:Choice>
-          <mc:Fallback>
+          <mc:Fallback xmlns:w16sdtdh="http://schemas.microsoft.com/office/word/2020/wordml/sdtdatahash" xmlns:w16="http://schemas.microsoft.com/office/word/2018/wordml" xmlns:w16cid="http://schemas.microsoft.com/office/word/2016/wordml/cid" xmlns:w16cex="http://schemas.microsoft.com/office/word/2018/wordml/cex" xmlns:am3d="http://schemas.microsoft.com/office/drawing/2017/model3d" xmlns:aink="http://schemas.microsoft.com/office/drawing/2016/ink" xmlns:cx8="http://schemas.microsoft.com/office/drawing/2016/5/14/chartex" xmlns:cx7="http://schemas.microsoft.com/office/drawing/2016/5/13/chartex" xmlns:cx6="http://schemas.microsoft.com/office/drawing/2016/5/12/chartex" xmlns:cx5="http://schemas.microsoft.com/office/drawing/2016/5/11/chartex" xmlns:cx4="http://schemas.microsoft.com/office/drawing/2016/5/10/chartex" xmlns:cx3="http://schemas.microsoft.com/office/drawing/2016/5/9/chartex" xmlns:cx2="http://schemas.microsoft.com/office/drawing/2015/10/21/chartex">
             <w:pict>
               <v:shapetype w14:anchorId="116CCE44" id="_x0000_t32" coordsize="21600,21600" o:spt="32" o:oned="t" path="m,l21600,21600e" filled="f">
                 <v:path arrowok="t" fillok="f" o:connecttype="none"/>
@@ -5902,7 +5902,7 @@
               </wp:anchor>
             </w:drawing>
           </mc:Choice>
-          <mc:Fallback>
+          <mc:Fallback xmlns:w16sdtdh="http://schemas.microsoft.com/office/word/2020/wordml/sdtdatahash" xmlns:w16="http://schemas.microsoft.com/office/word/2018/wordml" xmlns:w16cid="http://schemas.microsoft.com/office/word/2016/wordml/cid" xmlns:w16cex="http://schemas.microsoft.com/office/word/2018/wordml/cex" xmlns:am3d="http://schemas.microsoft.com/office/drawing/2017/model3d" xmlns:aink="http://schemas.microsoft.com/office/drawing/2016/ink" xmlns:cx8="http://schemas.microsoft.com/office/drawing/2016/5/14/chartex" xmlns:cx7="http://schemas.microsoft.com/office/drawing/2016/5/13/chartex" xmlns:cx6="http://schemas.microsoft.com/office/drawing/2016/5/12/chartex" xmlns:cx5="http://schemas.microsoft.com/office/drawing/2016/5/11/chartex" xmlns:cx4="http://schemas.microsoft.com/office/drawing/2016/5/10/chartex" xmlns:cx3="http://schemas.microsoft.com/office/drawing/2016/5/9/chartex" xmlns:cx2="http://schemas.microsoft.com/office/drawing/2015/10/21/chartex">
             <w:pict>
               <v:shape w14:anchorId="47B71B4F" id="Надпись 87" o:spid="_x0000_s1059" type="#_x0000_t202" style="position:absolute;margin-left:182.65pt;margin-top:397.35pt;width:166.1pt;height:19.45pt;z-index:251668480;visibility:visible;mso-wrap-style:square;mso-wrap-distance-left:9pt;mso-wrap-distance-top:0;mso-wrap-distance-right:9pt;mso-wrap-distance-bottom:0;mso-position-horizontal:absolute;mso-position-horizontal-relative:text;mso-position-vertical:absolute;mso-position-vertical-relative:text;v-text-anchor:top" o:gfxdata="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" filled="f" stroked="f" strokeweight=".5pt">
                 <v:textbox>
@@ -5995,7 +5995,7 @@
               </wp:anchor>
             </w:drawing>
           </mc:Choice>
-          <mc:Fallback>
+          <mc:Fallback xmlns:w16sdtdh="http://schemas.microsoft.com/office/word/2020/wordml/sdtdatahash" xmlns:w16="http://schemas.microsoft.com/office/word/2018/wordml" xmlns:w16cid="http://schemas.microsoft.com/office/word/2016/wordml/cid" xmlns:w16cex="http://schemas.microsoft.com/office/word/2018/wordml/cex" xmlns:am3d="http://schemas.microsoft.com/office/drawing/2017/model3d" xmlns:aink="http://schemas.microsoft.com/office/drawing/2016/ink" xmlns:cx8="http://schemas.microsoft.com/office/drawing/2016/5/14/chartex" xmlns:cx7="http://schemas.microsoft.com/office/drawing/2016/5/13/chartex" xmlns:cx6="http://schemas.microsoft.com/office/drawing/2016/5/12/chartex" xmlns:cx5="http://schemas.microsoft.com/office/drawing/2016/5/11/chartex" xmlns:cx4="http://schemas.microsoft.com/office/drawing/2016/5/10/chartex" xmlns:cx3="http://schemas.microsoft.com/office/drawing/2016/5/9/chartex" xmlns:cx2="http://schemas.microsoft.com/office/drawing/2015/10/21/chartex">
             <w:pict>
               <v:roundrect w14:anchorId="4EE74396" id="Скругленный прямоугольник 79" o:spid="_x0000_s1026" style="position:absolute;margin-left:184.35pt;margin-top:318.1pt;width:136.45pt;height:75.2pt;z-index:251716608;visibility:visible;mso-wrap-style:square;mso-height-percent:0;mso-wrap-distance-left:9pt;mso-wrap-distance-top:0;mso-wrap-distance-right:9pt;mso-wrap-distance-bottom:0;mso-position-horizontal:absolute;mso-position-horizontal-relative:text;mso-position-vertical:absolute;mso-position-vertical-relative:text;mso-height-percent:0;mso-height-relative:margin;v-text-anchor:middle" arcsize="10923f" o:gfxdata="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" filled="f" strokecolor="#1f4d78 [1604]" strokeweight="1pt">
                 <v:stroke joinstyle="miter"/>
@@ -6073,7 +6073,7 @@
               </wp:anchor>
             </w:drawing>
           </mc:Choice>
-          <mc:Fallback>
+          <mc:Fallback xmlns:w16sdtdh="http://schemas.microsoft.com/office/word/2020/wordml/sdtdatahash" xmlns:w16="http://schemas.microsoft.com/office/word/2018/wordml" xmlns:w16cid="http://schemas.microsoft.com/office/word/2016/wordml/cid" xmlns:w16cex="http://schemas.microsoft.com/office/word/2018/wordml/cex" xmlns:am3d="http://schemas.microsoft.com/office/drawing/2017/model3d" xmlns:aink="http://schemas.microsoft.com/office/drawing/2016/ink" xmlns:cx8="http://schemas.microsoft.com/office/drawing/2016/5/14/chartex" xmlns:cx7="http://schemas.microsoft.com/office/drawing/2016/5/13/chartex" xmlns:cx6="http://schemas.microsoft.com/office/drawing/2016/5/12/chartex" xmlns:cx5="http://schemas.microsoft.com/office/drawing/2016/5/11/chartex" xmlns:cx4="http://schemas.microsoft.com/office/drawing/2016/5/10/chartex" xmlns:cx3="http://schemas.microsoft.com/office/drawing/2016/5/9/chartex" xmlns:cx2="http://schemas.microsoft.com/office/drawing/2015/10/21/chartex">
             <w:pict>
               <v:shape w14:anchorId="4F57123C" id="Надпись 84" o:spid="_x0000_s1060" type="#_x0000_t202" style="position:absolute;margin-left:236.8pt;margin-top:366.1pt;width:33.15pt;height:19.4pt;z-index:251665408;visibility:visible;mso-wrap-style:square;mso-wrap-distance-left:9pt;mso-wrap-distance-top:0;mso-wrap-distance-right:9pt;mso-wrap-distance-bottom:0;mso-position-horizontal:absolute;mso-position-horizontal-relative:text;mso-position-vertical:absolute;mso-position-vertical-relative:text;v-text-anchor:top" o:gfxdata="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" filled="f" stroked="f" strokeweight=".5pt">
                 <v:textbox>
@@ -6163,7 +6163,7 @@
               </wp:anchor>
             </w:drawing>
           </mc:Choice>
-          <mc:Fallback>
+          <mc:Fallback xmlns:w16sdtdh="http://schemas.microsoft.com/office/word/2020/wordml/sdtdatahash" xmlns:w16="http://schemas.microsoft.com/office/word/2018/wordml" xmlns:w16cid="http://schemas.microsoft.com/office/word/2016/wordml/cid" xmlns:w16cex="http://schemas.microsoft.com/office/word/2018/wordml/cex" xmlns:am3d="http://schemas.microsoft.com/office/drawing/2017/model3d" xmlns:aink="http://schemas.microsoft.com/office/drawing/2016/ink" xmlns:cx8="http://schemas.microsoft.com/office/drawing/2016/5/14/chartex" xmlns:cx7="http://schemas.microsoft.com/office/drawing/2016/5/13/chartex" xmlns:cx6="http://schemas.microsoft.com/office/drawing/2016/5/12/chartex" xmlns:cx5="http://schemas.microsoft.com/office/drawing/2016/5/11/chartex" xmlns:cx4="http://schemas.microsoft.com/office/drawing/2016/5/10/chartex" xmlns:cx3="http://schemas.microsoft.com/office/drawing/2016/5/9/chartex" xmlns:cx2="http://schemas.microsoft.com/office/drawing/2015/10/21/chartex">
             <w:pict>
               <v:roundrect w14:anchorId="173B48C8" id="Скругленный прямоугольник 85" o:spid="_x0000_s1026" style="position:absolute;margin-left:222.7pt;margin-top:365.65pt;width:57.4pt;height:20.3pt;z-index:251722752;visibility:visible;mso-wrap-style:square;mso-wrap-distance-left:9pt;mso-wrap-distance-top:0;mso-wrap-distance-right:9pt;mso-wrap-distance-bottom:0;mso-position-horizontal:absolute;mso-position-horizontal-relative:text;mso-position-vertical:absolute;mso-position-vertical-relative:text;v-text-anchor:middle" arcsize="10923f" o:gfxdata="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" filled="f" strokecolor="#1f4d78 [1604]" strokeweight="1pt">
                 <v:stroke joinstyle="miter"/>
@@ -6258,7 +6258,7 @@
               </wp:anchor>
             </w:drawing>
           </mc:Choice>
-          <mc:Fallback>
+          <mc:Fallback xmlns:w16sdtdh="http://schemas.microsoft.com/office/word/2020/wordml/sdtdatahash" xmlns:w16="http://schemas.microsoft.com/office/word/2018/wordml" xmlns:w16cid="http://schemas.microsoft.com/office/word/2016/wordml/cid" xmlns:w16cex="http://schemas.microsoft.com/office/word/2018/wordml/cex" xmlns:am3d="http://schemas.microsoft.com/office/drawing/2017/model3d" xmlns:aink="http://schemas.microsoft.com/office/drawing/2016/ink" xmlns:cx8="http://schemas.microsoft.com/office/drawing/2016/5/14/chartex" xmlns:cx7="http://schemas.microsoft.com/office/drawing/2016/5/13/chartex" xmlns:cx6="http://schemas.microsoft.com/office/drawing/2016/5/12/chartex" xmlns:cx5="http://schemas.microsoft.com/office/drawing/2016/5/11/chartex" xmlns:cx4="http://schemas.microsoft.com/office/drawing/2016/5/10/chartex" xmlns:cx3="http://schemas.microsoft.com/office/drawing/2016/5/9/chartex" xmlns:cx2="http://schemas.microsoft.com/office/drawing/2015/10/21/chartex">
             <w:pict>
               <v:shape w14:anchorId="20359F79" id="Надпись 82" o:spid="_x0000_s1061" type="#_x0000_t202" style="position:absolute;margin-left:187.05pt;margin-top:343.35pt;width:135.4pt;height:19.4pt;z-index:251664384;visibility:visible;mso-wrap-style:square;mso-width-percent:0;mso-wrap-distance-left:9pt;mso-wrap-distance-top:0;mso-wrap-distance-right:9pt;mso-wrap-distance-bottom:0;mso-position-horizontal:absolute;mso-position-horizontal-relative:text;mso-position-vertical:absolute;mso-position-vertical-relative:text;mso-width-percent:0;mso-width-relative:margin;v-text-anchor:top" o:gfxdata="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" filled="f" stroked="f" strokeweight=".5pt">
                 <v:textbox>
@@ -6375,7 +6375,7 @@
               </wp:anchor>
             </w:drawing>
           </mc:Choice>
-          <mc:Fallback>
+          <mc:Fallback xmlns:w16sdtdh="http://schemas.microsoft.com/office/word/2020/wordml/sdtdatahash" xmlns:w16="http://schemas.microsoft.com/office/word/2018/wordml" xmlns:w16cid="http://schemas.microsoft.com/office/word/2016/wordml/cid" xmlns:w16cex="http://schemas.microsoft.com/office/word/2018/wordml/cex" xmlns:am3d="http://schemas.microsoft.com/office/drawing/2017/model3d" xmlns:aink="http://schemas.microsoft.com/office/drawing/2016/ink" xmlns:cx8="http://schemas.microsoft.com/office/drawing/2016/5/14/chartex" xmlns:cx7="http://schemas.microsoft.com/office/drawing/2016/5/13/chartex" xmlns:cx6="http://schemas.microsoft.com/office/drawing/2016/5/12/chartex" xmlns:cx5="http://schemas.microsoft.com/office/drawing/2016/5/11/chartex" xmlns:cx4="http://schemas.microsoft.com/office/drawing/2016/5/10/chartex" xmlns:cx3="http://schemas.microsoft.com/office/drawing/2016/5/9/chartex" xmlns:cx2="http://schemas.microsoft.com/office/drawing/2015/10/21/chartex">
             <w:pict>
               <v:shape w14:anchorId="0D290C72" id="Надпись 78" o:spid="_x0000_s1062" type="#_x0000_t202" style="position:absolute;margin-left:181.7pt;margin-top:291.8pt;width:142.4pt;height:18.95pt;z-index:251660288;visibility:visible;mso-wrap-style:square;mso-width-percent:0;mso-wrap-distance-left:9pt;mso-wrap-distance-top:0;mso-wrap-distance-right:9pt;mso-wrap-distance-bottom:0;mso-position-horizontal:absolute;mso-position-horizontal-relative:text;mso-position-vertical:absolute;mso-position-vertical-relative:text;mso-width-percent:0;mso-width-relative:margin;v-text-anchor:top" o:gfxdata="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" filled="f" stroked="f" strokeweight=".5pt">
                 <v:textbox>
@@ -6461,7 +6461,7 @@
               </wp:anchor>
             </w:drawing>
           </mc:Choice>
-          <mc:Fallback>
+          <mc:Fallback xmlns:w16sdtdh="http://schemas.microsoft.com/office/word/2020/wordml/sdtdatahash" xmlns:w16="http://schemas.microsoft.com/office/word/2018/wordml" xmlns:w16cid="http://schemas.microsoft.com/office/word/2016/wordml/cid" xmlns:w16cex="http://schemas.microsoft.com/office/word/2018/wordml/cex" xmlns:am3d="http://schemas.microsoft.com/office/drawing/2017/model3d" xmlns:aink="http://schemas.microsoft.com/office/drawing/2016/ink" xmlns:cx8="http://schemas.microsoft.com/office/drawing/2016/5/14/chartex" xmlns:cx7="http://schemas.microsoft.com/office/drawing/2016/5/13/chartex" xmlns:cx6="http://schemas.microsoft.com/office/drawing/2016/5/12/chartex" xmlns:cx5="http://schemas.microsoft.com/office/drawing/2016/5/11/chartex" xmlns:cx4="http://schemas.microsoft.com/office/drawing/2016/5/10/chartex" xmlns:cx3="http://schemas.microsoft.com/office/drawing/2016/5/9/chartex" xmlns:cx2="http://schemas.microsoft.com/office/drawing/2015/10/21/chartex">
             <w:pict>
               <v:line w14:anchorId="4659D8DD" id="Прямая соединительная линия 105" o:spid="_x0000_s1026" style="position:absolute;z-index:251743232;visibility:visible;mso-wrap-style:square;mso-wrap-distance-left:9pt;mso-wrap-distance-top:0;mso-wrap-distance-right:9pt;mso-wrap-distance-bottom:0;mso-position-horizontal:absolute;mso-position-horizontal-relative:text;mso-position-vertical:absolute;mso-position-vertical-relative:text" from="183.85pt,312.2pt" to="440.15pt,312.2pt" o:gfxdata="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" strokecolor="#5b9bd5 [3204]" strokeweight=".5pt">
                 <v:stroke joinstyle="miter"/>
@@ -6525,7 +6525,7 @@
               </wp:anchor>
             </w:drawing>
           </mc:Choice>
-          <mc:Fallback>
+          <mc:Fallback xmlns:w16sdtdh="http://schemas.microsoft.com/office/word/2020/wordml/sdtdatahash" xmlns:w16="http://schemas.microsoft.com/office/word/2018/wordml" xmlns:w16cid="http://schemas.microsoft.com/office/word/2016/wordml/cid" xmlns:w16cex="http://schemas.microsoft.com/office/word/2018/wordml/cex" xmlns:am3d="http://schemas.microsoft.com/office/drawing/2017/model3d" xmlns:aink="http://schemas.microsoft.com/office/drawing/2016/ink" xmlns:cx8="http://schemas.microsoft.com/office/drawing/2016/5/14/chartex" xmlns:cx7="http://schemas.microsoft.com/office/drawing/2016/5/13/chartex" xmlns:cx6="http://schemas.microsoft.com/office/drawing/2016/5/12/chartex" xmlns:cx5="http://schemas.microsoft.com/office/drawing/2016/5/11/chartex" xmlns:cx4="http://schemas.microsoft.com/office/drawing/2016/5/10/chartex" xmlns:cx3="http://schemas.microsoft.com/office/drawing/2016/5/9/chartex" xmlns:cx2="http://schemas.microsoft.com/office/drawing/2015/10/21/chartex">
             <w:pict>
               <v:line w14:anchorId="7C96132C" id="Прямая соединительная линия 104" o:spid="_x0000_s1026" style="position:absolute;z-index:251742208;visibility:visible;mso-wrap-style:square;mso-wrap-distance-left:9pt;mso-wrap-distance-top:0;mso-wrap-distance-right:9pt;mso-wrap-distance-bottom:0;mso-position-horizontal:absolute;mso-position-horizontal-relative:text;mso-position-vertical:absolute;mso-position-vertical-relative:text" from="183.85pt,194.15pt" to="436.4pt,194.15pt" o:gfxdata="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" strokecolor="#5b9bd5 [3204]" strokeweight=".5pt">
                 <v:stroke joinstyle="miter"/>
@@ -6603,7 +6603,7 @@
               </wp:anchor>
             </w:drawing>
           </mc:Choice>
-          <mc:Fallback>
+          <mc:Fallback xmlns:w16sdtdh="http://schemas.microsoft.com/office/word/2020/wordml/sdtdatahash" xmlns:w16="http://schemas.microsoft.com/office/word/2018/wordml" xmlns:w16cid="http://schemas.microsoft.com/office/word/2016/wordml/cid" xmlns:w16cex="http://schemas.microsoft.com/office/word/2018/wordml/cex" xmlns:am3d="http://schemas.microsoft.com/office/drawing/2017/model3d" xmlns:aink="http://schemas.microsoft.com/office/drawing/2016/ink" xmlns:cx8="http://schemas.microsoft.com/office/drawing/2016/5/14/chartex" xmlns:cx7="http://schemas.microsoft.com/office/drawing/2016/5/13/chartex" xmlns:cx6="http://schemas.microsoft.com/office/drawing/2016/5/12/chartex" xmlns:cx5="http://schemas.microsoft.com/office/drawing/2016/5/11/chartex" xmlns:cx4="http://schemas.microsoft.com/office/drawing/2016/5/10/chartex" xmlns:cx3="http://schemas.microsoft.com/office/drawing/2016/5/9/chartex" xmlns:cx2="http://schemas.microsoft.com/office/drawing/2015/10/21/chartex">
             <w:pict>
               <v:shape w14:anchorId="55ED2AA3" id="Надпись 86" o:spid="_x0000_s1063" type="#_x0000_t202" style="position:absolute;margin-left:9.35pt;margin-top:181.9pt;width:166.1pt;height:19.45pt;z-index:251667456;visibility:visible;mso-wrap-style:square;mso-wrap-distance-left:9pt;mso-wrap-distance-top:0;mso-wrap-distance-right:9pt;mso-wrap-distance-bottom:0;mso-position-horizontal:absolute;mso-position-horizontal-relative:text;mso-position-vertical:absolute;mso-position-vertical-relative:text;v-text-anchor:top" o:gfxdata="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" filled="f" stroked="f" strokeweight=".5pt">
                 <v:textbox>
@@ -6693,7 +6693,7 @@
               </wp:anchor>
             </w:drawing>
           </mc:Choice>
-          <mc:Fallback>
+          <mc:Fallback xmlns:w16sdtdh="http://schemas.microsoft.com/office/word/2020/wordml/sdtdatahash" xmlns:w16="http://schemas.microsoft.com/office/word/2018/wordml" xmlns:w16cid="http://schemas.microsoft.com/office/word/2016/wordml/cid" xmlns:w16cex="http://schemas.microsoft.com/office/word/2018/wordml/cex" xmlns:am3d="http://schemas.microsoft.com/office/drawing/2017/model3d" xmlns:aink="http://schemas.microsoft.com/office/drawing/2016/ink" xmlns:cx8="http://schemas.microsoft.com/office/drawing/2016/5/14/chartex" xmlns:cx7="http://schemas.microsoft.com/office/drawing/2016/5/13/chartex" xmlns:cx6="http://schemas.microsoft.com/office/drawing/2016/5/12/chartex" xmlns:cx5="http://schemas.microsoft.com/office/drawing/2016/5/11/chartex" xmlns:cx4="http://schemas.microsoft.com/office/drawing/2016/5/10/chartex" xmlns:cx3="http://schemas.microsoft.com/office/drawing/2016/5/9/chartex" xmlns:cx2="http://schemas.microsoft.com/office/drawing/2015/10/21/chartex">
             <w:pict>
               <v:roundrect w14:anchorId="7EAE14C6" id="Скругленный прямоугольник 63" o:spid="_x0000_s1026" style="position:absolute;margin-left:19.1pt;margin-top:200.35pt;width:136.45pt;height:93.6pt;z-index:251700224;visibility:visible;mso-wrap-style:square;mso-wrap-distance-left:9pt;mso-wrap-distance-top:0;mso-wrap-distance-right:9pt;mso-wrap-distance-bottom:0;mso-position-horizontal:absolute;mso-position-horizontal-relative:text;mso-position-vertical:absolute;mso-position-vertical-relative:text;v-text-anchor:middle" arcsize="10923f" o:gfxdata="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" filled="f" strokecolor="#1f4d78 [1604]" strokeweight="1pt">
                 <v:stroke joinstyle="miter"/>
@@ -6765,7 +6765,7 @@
               </wp:anchor>
             </w:drawing>
           </mc:Choice>
-          <mc:Fallback>
+          <mc:Fallback xmlns:w16sdtdh="http://schemas.microsoft.com/office/word/2020/wordml/sdtdatahash" xmlns:w16="http://schemas.microsoft.com/office/word/2018/wordml" xmlns:w16cid="http://schemas.microsoft.com/office/word/2016/wordml/cid" xmlns:w16cex="http://schemas.microsoft.com/office/word/2018/wordml/cex" xmlns:am3d="http://schemas.microsoft.com/office/drawing/2017/model3d" xmlns:aink="http://schemas.microsoft.com/office/drawing/2016/ink" xmlns:cx8="http://schemas.microsoft.com/office/drawing/2016/5/14/chartex" xmlns:cx7="http://schemas.microsoft.com/office/drawing/2016/5/13/chartex" xmlns:cx6="http://schemas.microsoft.com/office/drawing/2016/5/12/chartex" xmlns:cx5="http://schemas.microsoft.com/office/drawing/2016/5/11/chartex" xmlns:cx4="http://schemas.microsoft.com/office/drawing/2016/5/10/chartex" xmlns:cx3="http://schemas.microsoft.com/office/drawing/2016/5/9/chartex" xmlns:cx2="http://schemas.microsoft.com/office/drawing/2015/10/21/chartex">
             <w:pict>
               <v:roundrect w14:anchorId="654576B6" id="Скругленный прямоугольник 69" o:spid="_x0000_s1026" style="position:absolute;margin-left:26.6pt;margin-top:266.6pt;width:57.4pt;height:20.3pt;z-index:251706368;visibility:visible;mso-wrap-style:square;mso-wrap-distance-left:9pt;mso-wrap-distance-top:0;mso-wrap-distance-right:9pt;mso-wrap-distance-bottom:0;mso-position-horizontal:absolute;mso-position-horizontal-relative:text;mso-position-vertical:absolute;mso-position-vertical-relative:text;v-text-anchor:middle" arcsize="10923f" o:gfxdata="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" filled="f" strokecolor="#1f4d78 [1604]" strokeweight="1pt">
                 <v:stroke joinstyle="miter"/>
@@ -6852,7 +6852,7 @@
                                           </pic:cNvPicPr>
                                         </pic:nvPicPr>
                                         <pic:blipFill>
-                                          <a:blip r:embed="rId4">
+                                          <a:blip r:embed="rId5">
                                             <a:extLst>
                                               <a:ext uri="{28A0092B-C50C-407E-A947-70E740481C1C}">
                                                 <a14:useLocalDpi xmlns:a14="http://schemas.microsoft.com/office/drawing/2010/main" val="0"/>
@@ -6898,7 +6898,7 @@
               </wp:anchor>
             </w:drawing>
           </mc:Choice>
-          <mc:Fallback>
+          <mc:Fallback xmlns:w16sdtdh="http://schemas.microsoft.com/office/word/2020/wordml/sdtdatahash" xmlns:w16="http://schemas.microsoft.com/office/word/2018/wordml" xmlns:w16cid="http://schemas.microsoft.com/office/word/2016/wordml/cid" xmlns:w16cex="http://schemas.microsoft.com/office/word/2018/wordml/cex" xmlns:am3d="http://schemas.microsoft.com/office/drawing/2017/model3d" xmlns:aink="http://schemas.microsoft.com/office/drawing/2016/ink" xmlns:cx8="http://schemas.microsoft.com/office/drawing/2016/5/14/chartex" xmlns:cx7="http://schemas.microsoft.com/office/drawing/2016/5/13/chartex" xmlns:cx6="http://schemas.microsoft.com/office/drawing/2016/5/12/chartex" xmlns:cx5="http://schemas.microsoft.com/office/drawing/2016/5/11/chartex" xmlns:cx4="http://schemas.microsoft.com/office/drawing/2016/5/10/chartex" xmlns:cx3="http://schemas.microsoft.com/office/drawing/2016/5/9/chartex" xmlns:cx2="http://schemas.microsoft.com/office/drawing/2015/10/21/chartex">
             <w:pict>
               <v:shape w14:anchorId="691403EE" id="Надпись 70" o:spid="_x0000_s1064" type="#_x0000_t202" style="position:absolute;margin-left:27.15pt;margin-top:266.05pt;width:48.55pt;height:19.4pt;z-index:251652096;visibility:visible;mso-wrap-style:square;mso-wrap-distance-left:9pt;mso-wrap-distance-top:0;mso-wrap-distance-right:9pt;mso-wrap-distance-bottom:0;mso-position-horizontal:absolute;mso-position-horizontal-relative:text;mso-position-vertical:absolute;mso-position-vertical-relative:text;v-text-anchor:top" o:gfxdata="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" filled="f" stroked="f" strokeweight=".5pt">
                 <v:textbox>
@@ -6941,7 +6941,7 @@
                                     </pic:cNvPicPr>
                                   </pic:nvPicPr>
                                   <pic:blipFill>
-                                    <a:blip r:embed="rId4">
+                                    <a:blip r:embed="rId5">
                                       <a:extLst>
                                         <a:ext uri="{28A0092B-C50C-407E-A947-70E740481C1C}">
                                           <a14:useLocalDpi xmlns:a14="http://schemas.microsoft.com/office/drawing/2010/main" val="0"/>
@@ -7043,7 +7043,7 @@
               </wp:anchor>
             </w:drawing>
           </mc:Choice>
-          <mc:Fallback>
+          <mc:Fallback xmlns:w16sdtdh="http://schemas.microsoft.com/office/word/2020/wordml/sdtdatahash" xmlns:w16="http://schemas.microsoft.com/office/word/2018/wordml" xmlns:w16cid="http://schemas.microsoft.com/office/word/2016/wordml/cid" xmlns:w16cex="http://schemas.microsoft.com/office/word/2018/wordml/cex" xmlns:am3d="http://schemas.microsoft.com/office/drawing/2017/model3d" xmlns:aink="http://schemas.microsoft.com/office/drawing/2016/ink" xmlns:cx8="http://schemas.microsoft.com/office/drawing/2016/5/14/chartex" xmlns:cx7="http://schemas.microsoft.com/office/drawing/2016/5/13/chartex" xmlns:cx6="http://schemas.microsoft.com/office/drawing/2016/5/12/chartex" xmlns:cx5="http://schemas.microsoft.com/office/drawing/2016/5/11/chartex" xmlns:cx4="http://schemas.microsoft.com/office/drawing/2016/5/10/chartex" xmlns:cx3="http://schemas.microsoft.com/office/drawing/2016/5/9/chartex" xmlns:cx2="http://schemas.microsoft.com/office/drawing/2015/10/21/chartex">
             <w:pict>
               <v:roundrect w14:anchorId="6AB2E5E2" id="Скругленный прямоугольник 71" o:spid="_x0000_s1026" style="position:absolute;margin-left:87.05pt;margin-top:266.05pt;width:57.4pt;height:20.3pt;z-index:251708416;visibility:visible;mso-wrap-style:square;mso-wrap-distance-left:9pt;mso-wrap-distance-top:0;mso-wrap-distance-right:9pt;mso-wrap-distance-bottom:0;mso-position-horizontal:absolute;mso-position-horizontal-relative:text;mso-position-vertical:absolute;mso-position-vertical-relative:text;v-text-anchor:middle" arcsize="10923f" o:gfxdata="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" filled="f" strokecolor="#1f4d78 [1604]" strokeweight="1pt">
                 <v:stroke joinstyle="miter"/>
@@ -7121,7 +7121,7 @@
               </wp:anchor>
             </w:drawing>
           </mc:Choice>
-          <mc:Fallback>
+          <mc:Fallback xmlns:w16sdtdh="http://schemas.microsoft.com/office/word/2020/wordml/sdtdatahash" xmlns:w16="http://schemas.microsoft.com/office/word/2018/wordml" xmlns:w16cid="http://schemas.microsoft.com/office/word/2016/wordml/cid" xmlns:w16cex="http://schemas.microsoft.com/office/word/2018/wordml/cex" xmlns:am3d="http://schemas.microsoft.com/office/drawing/2017/model3d" xmlns:aink="http://schemas.microsoft.com/office/drawing/2016/ink" xmlns:cx8="http://schemas.microsoft.com/office/drawing/2016/5/14/chartex" xmlns:cx7="http://schemas.microsoft.com/office/drawing/2016/5/13/chartex" xmlns:cx6="http://schemas.microsoft.com/office/drawing/2016/5/12/chartex" xmlns:cx5="http://schemas.microsoft.com/office/drawing/2016/5/11/chartex" xmlns:cx4="http://schemas.microsoft.com/office/drawing/2016/5/10/chartex" xmlns:cx3="http://schemas.microsoft.com/office/drawing/2016/5/9/chartex" xmlns:cx2="http://schemas.microsoft.com/office/drawing/2015/10/21/chartex">
             <w:pict>
               <v:shape w14:anchorId="4B5BF51E" id="Надпись 72" o:spid="_x0000_s1065" type="#_x0000_t202" style="position:absolute;margin-left:88.8pt;margin-top:266.1pt;width:49.45pt;height:19.4pt;z-index:251654144;visibility:visible;mso-wrap-style:square;mso-wrap-distance-left:9pt;mso-wrap-distance-top:0;mso-wrap-distance-right:9pt;mso-wrap-distance-bottom:0;mso-position-horizontal:absolute;mso-position-horizontal-relative:text;mso-position-vertical:absolute;mso-position-vertical-relative:text;v-text-anchor:top" o:gfxdata="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" filled="f" stroked="f" strokeweight=".5pt">
                 <v:textbox>
@@ -7215,7 +7215,7 @@
               </wp:anchor>
             </w:drawing>
           </mc:Choice>
-          <mc:Fallback>
+          <mc:Fallback xmlns:w16sdtdh="http://schemas.microsoft.com/office/word/2020/wordml/sdtdatahash" xmlns:w16="http://schemas.microsoft.com/office/word/2018/wordml" xmlns:w16cid="http://schemas.microsoft.com/office/word/2016/wordml/cid" xmlns:w16cex="http://schemas.microsoft.com/office/word/2018/wordml/cex" xmlns:am3d="http://schemas.microsoft.com/office/drawing/2017/model3d" xmlns:aink="http://schemas.microsoft.com/office/drawing/2016/ink" xmlns:cx8="http://schemas.microsoft.com/office/drawing/2016/5/14/chartex" xmlns:cx7="http://schemas.microsoft.com/office/drawing/2016/5/13/chartex" xmlns:cx6="http://schemas.microsoft.com/office/drawing/2016/5/12/chartex" xmlns:cx5="http://schemas.microsoft.com/office/drawing/2016/5/11/chartex" xmlns:cx4="http://schemas.microsoft.com/office/drawing/2016/5/10/chartex" xmlns:cx3="http://schemas.microsoft.com/office/drawing/2016/5/9/chartex" xmlns:cx2="http://schemas.microsoft.com/office/drawing/2015/10/21/chartex">
             <w:pict>
               <v:rect w14:anchorId="5BE84023" id="Прямоугольник 60" o:spid="_x0000_s1026" style="position:absolute;margin-left:-12.3pt;margin-top:149.4pt;width:485pt;height:401.9pt;z-index:251697152;visibility:visible;mso-wrap-style:square;mso-wrap-distance-left:9pt;mso-wrap-distance-top:0;mso-wrap-distance-right:9pt;mso-wrap-distance-bottom:0;mso-position-horizontal:absolute;mso-position-horizontal-relative:text;mso-position-vertical:absolute;mso-position-vertical-relative:text;v-text-anchor:middle" o:gfxdata="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" fillcolor="#f2f2f2 [3052]" strokecolor="#1f4d78 [1604]" strokeweight="1pt"/>
             </w:pict>
@@ -7285,7 +7285,7 @@
               </wp:anchor>
             </w:drawing>
           </mc:Choice>
-          <mc:Fallback>
+          <mc:Fallback xmlns:w16sdtdh="http://schemas.microsoft.com/office/word/2020/wordml/sdtdatahash" xmlns:w16="http://schemas.microsoft.com/office/word/2018/wordml" xmlns:w16cid="http://schemas.microsoft.com/office/word/2016/wordml/cid" xmlns:w16cex="http://schemas.microsoft.com/office/word/2018/wordml/cex" xmlns:am3d="http://schemas.microsoft.com/office/drawing/2017/model3d" xmlns:aink="http://schemas.microsoft.com/office/drawing/2016/ink" xmlns:cx8="http://schemas.microsoft.com/office/drawing/2016/5/14/chartex" xmlns:cx7="http://schemas.microsoft.com/office/drawing/2016/5/13/chartex" xmlns:cx6="http://schemas.microsoft.com/office/drawing/2016/5/12/chartex" xmlns:cx5="http://schemas.microsoft.com/office/drawing/2016/5/11/chartex" xmlns:cx4="http://schemas.microsoft.com/office/drawing/2016/5/10/chartex" xmlns:cx3="http://schemas.microsoft.com/office/drawing/2016/5/9/chartex" xmlns:cx2="http://schemas.microsoft.com/office/drawing/2015/10/21/chartex">
             <w:pict>
               <v:roundrect w14:anchorId="72313E9B" id="Скругленный прямоугольник 62" o:spid="_x0000_s1026" style="position:absolute;margin-left:8.7pt;margin-top:179.65pt;width:160.3pt;height:352pt;z-index:251699200;visibility:visible;mso-wrap-style:square;mso-wrap-distance-left:9pt;mso-wrap-distance-top:0;mso-wrap-distance-right:9pt;mso-wrap-distance-bottom:0;mso-position-horizontal:absolute;mso-position-horizontal-relative:text;mso-position-vertical:absolute;mso-position-vertical-relative:text;v-text-anchor:middle" arcsize="10923f" o:gfxdata="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" filled="f" strokecolor="#1f4d78 [1604]" strokeweight="1pt">
                 <v:stroke joinstyle="miter"/>
@@ -7361,7 +7361,7 @@
               </wp:anchor>
             </w:drawing>
           </mc:Choice>
-          <mc:Fallback>
+          <mc:Fallback xmlns:w16sdtdh="http://schemas.microsoft.com/office/word/2020/wordml/sdtdatahash" xmlns:w16="http://schemas.microsoft.com/office/word/2018/wordml" xmlns:w16cid="http://schemas.microsoft.com/office/word/2016/wordml/cid" xmlns:w16cex="http://schemas.microsoft.com/office/word/2018/wordml/cex" xmlns:am3d="http://schemas.microsoft.com/office/drawing/2017/model3d" xmlns:aink="http://schemas.microsoft.com/office/drawing/2016/ink" xmlns:cx8="http://schemas.microsoft.com/office/drawing/2016/5/14/chartex" xmlns:cx7="http://schemas.microsoft.com/office/drawing/2016/5/13/chartex" xmlns:cx6="http://schemas.microsoft.com/office/drawing/2016/5/12/chartex" xmlns:cx5="http://schemas.microsoft.com/office/drawing/2016/5/11/chartex" xmlns:cx4="http://schemas.microsoft.com/office/drawing/2016/5/10/chartex" xmlns:cx3="http://schemas.microsoft.com/office/drawing/2016/5/9/chartex" xmlns:cx2="http://schemas.microsoft.com/office/drawing/2015/10/21/chartex">
             <w:pict>
               <v:shape w14:anchorId="77CBC8E2" id="Надпись 73" o:spid="_x0000_s1066" type="#_x0000_t202" style="position:absolute;margin-left:181.5pt;margin-top:175.5pt;width:130.3pt;height:19pt;z-index:251655168;visibility:visible;mso-wrap-style:square;mso-wrap-distance-left:9pt;mso-wrap-distance-top:0;mso-wrap-distance-right:9pt;mso-wrap-distance-bottom:0;mso-position-horizontal:absolute;mso-position-horizontal-relative:text;mso-position-vertical:absolute;mso-position-vertical-relative:text;v-text-anchor:top" o:gfxdata="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" filled="f" stroked="f" strokeweight=".5pt">
                 <v:textbox>
@@ -7449,7 +7449,7 @@
               </wp:anchor>
             </w:drawing>
           </mc:Choice>
-          <mc:Fallback>
+          <mc:Fallback xmlns:w16sdtdh="http://schemas.microsoft.com/office/word/2020/wordml/sdtdatahash" xmlns:w16="http://schemas.microsoft.com/office/word/2018/wordml" xmlns:w16cid="http://schemas.microsoft.com/office/word/2016/wordml/cid" xmlns:w16cex="http://schemas.microsoft.com/office/word/2018/wordml/cex" xmlns:am3d="http://schemas.microsoft.com/office/drawing/2017/model3d" xmlns:aink="http://schemas.microsoft.com/office/drawing/2016/ink" xmlns:cx8="http://schemas.microsoft.com/office/drawing/2016/5/14/chartex" xmlns:cx7="http://schemas.microsoft.com/office/drawing/2016/5/13/chartex" xmlns:cx6="http://schemas.microsoft.com/office/drawing/2016/5/12/chartex" xmlns:cx5="http://schemas.microsoft.com/office/drawing/2016/5/11/chartex" xmlns:cx4="http://schemas.microsoft.com/office/drawing/2016/5/10/chartex" xmlns:cx3="http://schemas.microsoft.com/office/drawing/2016/5/9/chartex" xmlns:cx2="http://schemas.microsoft.com/office/drawing/2015/10/21/chartex">
             <w:pict>
               <v:roundrect w14:anchorId="5031BCCC" id="Скругленный прямоугольник 74" o:spid="_x0000_s1026" style="position:absolute;margin-left:183.85pt;margin-top:199.35pt;width:136.45pt;height:76.4pt;z-index:251711488;visibility:visible;mso-wrap-style:square;mso-wrap-distance-left:9pt;mso-wrap-distance-top:0;mso-wrap-distance-right:9pt;mso-wrap-distance-bottom:0;mso-position-horizontal:absolute;mso-position-horizontal-relative:text;mso-position-vertical:absolute;mso-position-vertical-relative:text;v-text-anchor:middle" arcsize="10923f" o:gfxdata="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" filled="f" strokecolor="#1f4d78 [1604]" strokeweight="1pt">
                 <v:stroke joinstyle="miter"/>
@@ -7534,7 +7534,7 @@
               </wp:anchor>
             </w:drawing>
           </mc:Choice>
-          <mc:Fallback>
+          <mc:Fallback xmlns:w16sdtdh="http://schemas.microsoft.com/office/word/2020/wordml/sdtdatahash" xmlns:w16="http://schemas.microsoft.com/office/word/2018/wordml" xmlns:w16cid="http://schemas.microsoft.com/office/word/2016/wordml/cid" xmlns:w16cex="http://schemas.microsoft.com/office/word/2018/wordml/cex" xmlns:am3d="http://schemas.microsoft.com/office/drawing/2017/model3d" xmlns:aink="http://schemas.microsoft.com/office/drawing/2016/ink" xmlns:cx8="http://schemas.microsoft.com/office/drawing/2016/5/14/chartex" xmlns:cx7="http://schemas.microsoft.com/office/drawing/2016/5/13/chartex" xmlns:cx6="http://schemas.microsoft.com/office/drawing/2016/5/12/chartex" xmlns:cx5="http://schemas.microsoft.com/office/drawing/2016/5/11/chartex" xmlns:cx4="http://schemas.microsoft.com/office/drawing/2016/5/10/chartex" xmlns:cx3="http://schemas.microsoft.com/office/drawing/2016/5/9/chartex" xmlns:cx2="http://schemas.microsoft.com/office/drawing/2015/10/21/chartex">
             <w:pict>
               <v:shape w14:anchorId="5560299F" id="Надпись 75" o:spid="_x0000_s1067" type="#_x0000_t202" style="position:absolute;margin-left:187.3pt;margin-top:210.15pt;width:72.9pt;height:19.45pt;z-index:251657216;visibility:visible;mso-wrap-style:square;mso-wrap-distance-left:9pt;mso-wrap-distance-top:0;mso-wrap-distance-right:9pt;mso-wrap-distance-bottom:0;mso-position-horizontal:absolute;mso-position-horizontal-relative:text;mso-position-vertical:absolute;mso-position-vertical-relative:text;v-text-anchor:top" o:gfxdata="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" filled="f" stroked="f" strokeweight=".5pt">
                 <v:textbox>
@@ -7658,7 +7658,7 @@
               </wp:anchor>
             </w:drawing>
           </mc:Choice>
-          <mc:Fallback>
+          <mc:Fallback xmlns:w16sdtdh="http://schemas.microsoft.com/office/word/2020/wordml/sdtdatahash" xmlns:w16="http://schemas.microsoft.com/office/word/2018/wordml" xmlns:w16cid="http://schemas.microsoft.com/office/word/2016/wordml/cid" xmlns:w16cex="http://schemas.microsoft.com/office/word/2018/wordml/cex" xmlns:am3d="http://schemas.microsoft.com/office/drawing/2017/model3d" xmlns:aink="http://schemas.microsoft.com/office/drawing/2016/ink" xmlns:cx8="http://schemas.microsoft.com/office/drawing/2016/5/14/chartex" xmlns:cx7="http://schemas.microsoft.com/office/drawing/2016/5/13/chartex" xmlns:cx6="http://schemas.microsoft.com/office/drawing/2016/5/12/chartex" xmlns:cx5="http://schemas.microsoft.com/office/drawing/2016/5/11/chartex" xmlns:cx4="http://schemas.microsoft.com/office/drawing/2016/5/10/chartex" xmlns:cx3="http://schemas.microsoft.com/office/drawing/2016/5/9/chartex" xmlns:cx2="http://schemas.microsoft.com/office/drawing/2015/10/21/chartex">
             <w:pict>
               <v:shape w14:anchorId="08907C9C" id="Надпись 76" o:spid="_x0000_s1068" type="#_x0000_t202" style="position:absolute;margin-left:187.3pt;margin-top:219.55pt;width:92.3pt;height:22.95pt;z-index:251658240;visibility:visible;mso-wrap-style:square;mso-wrap-distance-left:9pt;mso-wrap-distance-top:0;mso-wrap-distance-right:9pt;mso-wrap-distance-bottom:0;mso-position-horizontal:absolute;mso-position-horizontal-relative:text;mso-position-vertical:absolute;mso-position-vertical-relative:text;v-text-anchor:top" o:gfxdata="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" filled="f" stroked="f" strokeweight=".5pt">
                 <v:textbox>
@@ -7789,7 +7789,7 @@
               </wp:anchor>
             </w:drawing>
           </mc:Choice>
-          <mc:Fallback>
+          <mc:Fallback xmlns:w16sdtdh="http://schemas.microsoft.com/office/word/2020/wordml/sdtdatahash" xmlns:w16="http://schemas.microsoft.com/office/word/2018/wordml" xmlns:w16cid="http://schemas.microsoft.com/office/word/2016/wordml/cid" xmlns:w16cex="http://schemas.microsoft.com/office/word/2018/wordml/cex" xmlns:am3d="http://schemas.microsoft.com/office/drawing/2017/model3d" xmlns:aink="http://schemas.microsoft.com/office/drawing/2016/ink" xmlns:cx8="http://schemas.microsoft.com/office/drawing/2016/5/14/chartex" xmlns:cx7="http://schemas.microsoft.com/office/drawing/2016/5/13/chartex" xmlns:cx6="http://schemas.microsoft.com/office/drawing/2016/5/12/chartex" xmlns:cx5="http://schemas.microsoft.com/office/drawing/2016/5/11/chartex" xmlns:cx4="http://schemas.microsoft.com/office/drawing/2016/5/10/chartex" xmlns:cx3="http://schemas.microsoft.com/office/drawing/2016/5/9/chartex" xmlns:cx2="http://schemas.microsoft.com/office/drawing/2015/10/21/chartex">
             <w:pict>
               <v:shape w14:anchorId="3C45766A" id="Надпись 77" o:spid="_x0000_s1069" type="#_x0000_t202" style="position:absolute;margin-left:187.8pt;margin-top:255.6pt;width:99.85pt;height:20.15pt;z-index:251659264;visibility:visible;mso-wrap-style:square;mso-wrap-distance-left:9pt;mso-wrap-distance-top:0;mso-wrap-distance-right:9pt;mso-wrap-distance-bottom:0;mso-position-horizontal:absolute;mso-position-horizontal-relative:text;mso-position-vertical:absolute;mso-position-vertical-relative:text;v-text-anchor:top" o:gfxdata="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" filled="f" stroked="f" strokeweight=".5pt">
                 <v:textbox>
@@ -7913,7 +7913,7 @@
               </wp:anchor>
             </w:drawing>
           </mc:Choice>
-          <mc:Fallback>
+          <mc:Fallback xmlns:w16sdtdh="http://schemas.microsoft.com/office/word/2020/wordml/sdtdatahash" xmlns:w16="http://schemas.microsoft.com/office/word/2018/wordml" xmlns:w16cid="http://schemas.microsoft.com/office/word/2016/wordml/cid" xmlns:w16cex="http://schemas.microsoft.com/office/word/2018/wordml/cex" xmlns:am3d="http://schemas.microsoft.com/office/drawing/2017/model3d" xmlns:aink="http://schemas.microsoft.com/office/drawing/2016/ink" xmlns:cx8="http://schemas.microsoft.com/office/drawing/2016/5/14/chartex" xmlns:cx7="http://schemas.microsoft.com/office/drawing/2016/5/13/chartex" xmlns:cx6="http://schemas.microsoft.com/office/drawing/2016/5/12/chartex" xmlns:cx5="http://schemas.microsoft.com/office/drawing/2016/5/11/chartex" xmlns:cx4="http://schemas.microsoft.com/office/drawing/2016/5/10/chartex" xmlns:cx3="http://schemas.microsoft.com/office/drawing/2016/5/9/chartex" xmlns:cx2="http://schemas.microsoft.com/office/drawing/2015/10/21/chartex">
             <w:pict>
               <v:shape w14:anchorId="5DE630D2" id="Надпись 80" o:spid="_x0000_s1070" type="#_x0000_t202" style="position:absolute;margin-left:187.3pt;margin-top:315.55pt;width:72.9pt;height:19.45pt;z-index:251662336;visibility:visible;mso-wrap-style:square;mso-wrap-distance-left:9pt;mso-wrap-distance-top:0;mso-wrap-distance-right:9pt;mso-wrap-distance-bottom:0;mso-position-horizontal:absolute;mso-position-horizontal-relative:text;mso-position-vertical:absolute;mso-position-vertical-relative:text;v-text-anchor:top" o:gfxdata="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" filled="f" stroked="f" strokeweight=".5pt">
                 <v:textbox>
@@ -8037,7 +8037,7 @@
               </wp:anchor>
             </w:drawing>
           </mc:Choice>
-          <mc:Fallback>
+          <mc:Fallback xmlns:w16sdtdh="http://schemas.microsoft.com/office/word/2020/wordml/sdtdatahash" xmlns:w16="http://schemas.microsoft.com/office/word/2018/wordml" xmlns:w16cid="http://schemas.microsoft.com/office/word/2016/wordml/cid" xmlns:w16cex="http://schemas.microsoft.com/office/word/2018/wordml/cex" xmlns:am3d="http://schemas.microsoft.com/office/drawing/2017/model3d" xmlns:aink="http://schemas.microsoft.com/office/drawing/2016/ink" xmlns:cx8="http://schemas.microsoft.com/office/drawing/2016/5/14/chartex" xmlns:cx7="http://schemas.microsoft.com/office/drawing/2016/5/13/chartex" xmlns:cx6="http://schemas.microsoft.com/office/drawing/2016/5/12/chartex" xmlns:cx5="http://schemas.microsoft.com/office/drawing/2016/5/11/chartex" xmlns:cx4="http://schemas.microsoft.com/office/drawing/2016/5/10/chartex" xmlns:cx3="http://schemas.microsoft.com/office/drawing/2016/5/9/chartex" xmlns:cx2="http://schemas.microsoft.com/office/drawing/2015/10/21/chartex">
             <w:pict>
               <v:shape w14:anchorId="0B9705BD" id="Надпись 81" o:spid="_x0000_s1071" type="#_x0000_t202" style="position:absolute;margin-left:187.3pt;margin-top:328.2pt;width:72.9pt;height:19.45pt;z-index:251663360;visibility:visible;mso-wrap-style:square;mso-wrap-distance-left:9pt;mso-wrap-distance-top:0;mso-wrap-distance-right:9pt;mso-wrap-distance-bottom:0;mso-position-horizontal:absolute;mso-position-horizontal-relative:text;mso-position-vertical:absolute;mso-position-vertical-relative:text;v-text-anchor:top" o:gfxdata="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" filled="f" stroked="f" strokeweight=".5pt">
                 <v:textbox>
@@ -8164,7 +8164,7 @@
               </wp:anchor>
             </w:drawing>
           </mc:Choice>
-          <mc:Fallback>
+          <mc:Fallback xmlns:w16sdtdh="http://schemas.microsoft.com/office/word/2020/wordml/sdtdatahash" xmlns:w16="http://schemas.microsoft.com/office/word/2018/wordml" xmlns:w16cid="http://schemas.microsoft.com/office/word/2016/wordml/cid" xmlns:w16cex="http://schemas.microsoft.com/office/word/2018/wordml/cex" xmlns:am3d="http://schemas.microsoft.com/office/drawing/2017/model3d" xmlns:aink="http://schemas.microsoft.com/office/drawing/2016/ink" xmlns:cx8="http://schemas.microsoft.com/office/drawing/2016/5/14/chartex" xmlns:cx7="http://schemas.microsoft.com/office/drawing/2016/5/13/chartex" xmlns:cx6="http://schemas.microsoft.com/office/drawing/2016/5/12/chartex" xmlns:cx5="http://schemas.microsoft.com/office/drawing/2016/5/11/chartex" xmlns:cx4="http://schemas.microsoft.com/office/drawing/2016/5/10/chartex" xmlns:cx3="http://schemas.microsoft.com/office/drawing/2016/5/9/chartex" xmlns:cx2="http://schemas.microsoft.com/office/drawing/2015/10/21/chartex">
             <w:pict>
               <v:shape w14:anchorId="63CAC3C1" id="Надпись 98" o:spid="_x0000_s1072" type="#_x0000_t202" style="position:absolute;margin-left:259pt;margin-top:231.05pt;width:130.55pt;height:22.95pt;z-index:251673600;visibility:visible;mso-wrap-style:square;mso-width-percent:0;mso-wrap-distance-left:9pt;mso-wrap-distance-top:0;mso-wrap-distance-right:9pt;mso-wrap-distance-bottom:0;mso-position-horizontal:absolute;mso-position-horizontal-relative:page;mso-position-vertical:absolute;mso-position-vertical-relative:text;mso-width-percent:0;mso-width-relative:margin;v-text-anchor:top" o:gfxdata="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" filled="f" stroked="f" strokeweight=".5pt">
                 <v:textbox>
@@ -8289,7 +8289,7 @@
               </wp:anchor>
             </w:drawing>
           </mc:Choice>
-          <mc:Fallback>
+          <mc:Fallback xmlns:w16sdtdh="http://schemas.microsoft.com/office/word/2020/wordml/sdtdatahash" xmlns:w16="http://schemas.microsoft.com/office/word/2018/wordml" xmlns:w16cid="http://schemas.microsoft.com/office/word/2016/wordml/cid" xmlns:w16cex="http://schemas.microsoft.com/office/word/2018/wordml/cex" xmlns:am3d="http://schemas.microsoft.com/office/drawing/2017/model3d" xmlns:aink="http://schemas.microsoft.com/office/drawing/2016/ink" xmlns:cx8="http://schemas.microsoft.com/office/drawing/2016/5/14/chartex" xmlns:cx7="http://schemas.microsoft.com/office/drawing/2016/5/13/chartex" xmlns:cx6="http://schemas.microsoft.com/office/drawing/2016/5/12/chartex" xmlns:cx5="http://schemas.microsoft.com/office/drawing/2016/5/11/chartex" xmlns:cx4="http://schemas.microsoft.com/office/drawing/2016/5/10/chartex" xmlns:cx3="http://schemas.microsoft.com/office/drawing/2016/5/9/chartex" xmlns:cx2="http://schemas.microsoft.com/office/drawing/2015/10/21/chartex">
             <w:pict>
               <v:shape w14:anchorId="3983433F" id="Надпись 100" o:spid="_x0000_s1073" type="#_x0000_t202" style="position:absolute;margin-left:187.55pt;margin-top:198.2pt;width:99.85pt;height:20.15pt;z-index:251675648;visibility:visible;mso-wrap-style:square;mso-wrap-distance-left:9pt;mso-wrap-distance-top:0;mso-wrap-distance-right:9pt;mso-wrap-distance-bottom:0;mso-position-horizontal:absolute;mso-position-horizontal-relative:margin;mso-position-vertical:absolute;mso-position-vertical-relative:text;v-text-anchor:top" o:gfxdata="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" filled="f" stroked="f" strokeweight=".5pt">
                 <v:textbox>
@@ -8414,7 +8414,7 @@
               </wp:anchor>
             </w:drawing>
           </mc:Choice>
-          <mc:Fallback>
+          <mc:Fallback xmlns:w16sdtdh="http://schemas.microsoft.com/office/word/2020/wordml/sdtdatahash" xmlns:w16="http://schemas.microsoft.com/office/word/2018/wordml" xmlns:w16cid="http://schemas.microsoft.com/office/word/2016/wordml/cid" xmlns:w16cex="http://schemas.microsoft.com/office/word/2018/wordml/cex" xmlns:am3d="http://schemas.microsoft.com/office/drawing/2017/model3d" xmlns:aink="http://schemas.microsoft.com/office/drawing/2016/ink" xmlns:cx8="http://schemas.microsoft.com/office/drawing/2016/5/14/chartex" xmlns:cx7="http://schemas.microsoft.com/office/drawing/2016/5/13/chartex" xmlns:cx6="http://schemas.microsoft.com/office/drawing/2016/5/12/chartex" xmlns:cx5="http://schemas.microsoft.com/office/drawing/2016/5/11/chartex" xmlns:cx4="http://schemas.microsoft.com/office/drawing/2016/5/10/chartex" xmlns:cx3="http://schemas.microsoft.com/office/drawing/2016/5/9/chartex" xmlns:cx2="http://schemas.microsoft.com/office/drawing/2015/10/21/chartex">
             <w:pict>
               <v:shape w14:anchorId="50061FC2" id="Надпись 99" o:spid="_x0000_s1074" type="#_x0000_t202" style="position:absolute;margin-left:188pt;margin-top:242.7pt;width:99.85pt;height:20.15pt;z-index:251674624;visibility:visible;mso-wrap-style:square;mso-wrap-distance-left:9pt;mso-wrap-distance-top:0;mso-wrap-distance-right:9pt;mso-wrap-distance-bottom:0;mso-position-horizontal:absolute;mso-position-horizontal-relative:margin;mso-position-vertical:absolute;mso-position-vertical-relative:text;v-text-anchor:top" o:gfxdata="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" filled="f" stroked="f" strokeweight=".5pt">
                 <v:textbox>
@@ -8474,12 +8474,14 @@
         </w:rPr>
         <w:t>/</w:t>
       </w:r>
+      <w:proofErr w:type="spellStart"/>
       <w:r>
         <w:rPr>
           <w:lang w:val="en-US"/>
         </w:rPr>
         <w:t>api</w:t>
       </w:r>
+      <w:proofErr w:type="spellEnd"/>
       <w:r>
         <w:rPr>
           <w:lang w:val="ru-RU"/>
@@ -8498,14 +8500,12 @@
         </w:rPr>
         <w:t>/[</w:t>
       </w:r>
-      <w:proofErr w:type="spellStart"/>
       <w:r>
         <w:rPr>
           <w:lang w:val="en-US"/>
         </w:rPr>
         <w:t>warehouseId</w:t>
       </w:r>
-      <w:proofErr w:type="spellEnd"/>
       <w:r>
         <w:rPr>
           <w:lang w:val="ru-RU"/>
@@ -8524,12 +8524,14 @@
         </w:rPr>
         <w:t>/</w:t>
       </w:r>
+      <w:proofErr w:type="spellStart"/>
       <w:r>
         <w:rPr>
           <w:lang w:val="en-US"/>
         </w:rPr>
         <w:t>api</w:t>
       </w:r>
+      <w:proofErr w:type="spellEnd"/>
       <w:r>
         <w:rPr>
           <w:lang w:val="ru-RU"/>
@@ -8548,14 +8550,12 @@
         </w:rPr>
         <w:t>/[</w:t>
       </w:r>
-      <w:proofErr w:type="spellStart"/>
       <w:r>
         <w:rPr>
           <w:lang w:val="en-US"/>
         </w:rPr>
         <w:t>warehouseId</w:t>
       </w:r>
-      <w:proofErr w:type="spellEnd"/>
       <w:r>
         <w:rPr>
           <w:lang w:val="ru-RU"/>
@@ -8585,21 +8585,7 @@
         <w:rPr>
           <w:lang w:val="ru-RU"/>
         </w:rPr>
-        <w:t xml:space="preserve">Сохранять введенную инфу формы добавления </w:t>
-      </w:r>
-      <w:proofErr w:type="spellStart"/>
-      <w:r>
-        <w:rPr>
-          <w:lang w:val="ru-RU"/>
-        </w:rPr>
-        <w:t>мувмента</w:t>
-      </w:r>
-      <w:proofErr w:type="spellEnd"/>
-      <w:r>
-        <w:rPr>
-          <w:lang w:val="ru-RU"/>
-        </w:rPr>
-        <w:t xml:space="preserve"> в </w:t>
+        <w:t xml:space="preserve">Сохранять введенную инфу формы добавления мувмента в </w:t>
       </w:r>
       <w:proofErr w:type="spellStart"/>
       <w:r>
@@ -8726,7 +8712,7 @@
               </wp:anchor>
             </w:drawing>
           </mc:Choice>
-          <mc:Fallback>
+          <mc:Fallback xmlns:w16sdtdh="http://schemas.microsoft.com/office/word/2020/wordml/sdtdatahash" xmlns:w16="http://schemas.microsoft.com/office/word/2018/wordml" xmlns:w16cid="http://schemas.microsoft.com/office/word/2016/wordml/cid" xmlns:w16cex="http://schemas.microsoft.com/office/word/2018/wordml/cex" xmlns:am3d="http://schemas.microsoft.com/office/drawing/2017/model3d" xmlns:aink="http://schemas.microsoft.com/office/drawing/2016/ink" xmlns:cx8="http://schemas.microsoft.com/office/drawing/2016/5/14/chartex" xmlns:cx7="http://schemas.microsoft.com/office/drawing/2016/5/13/chartex" xmlns:cx6="http://schemas.microsoft.com/office/drawing/2016/5/12/chartex" xmlns:cx5="http://schemas.microsoft.com/office/drawing/2016/5/11/chartex" xmlns:cx4="http://schemas.microsoft.com/office/drawing/2016/5/10/chartex" xmlns:cx3="http://schemas.microsoft.com/office/drawing/2016/5/9/chartex" xmlns:cx2="http://schemas.microsoft.com/office/drawing/2015/10/21/chartex">
             <w:pict>
               <v:shape w14:anchorId="2CD38AB0" id="Надпись 61" o:spid="_x0000_s1075" type="#_x0000_t202" style="position:absolute;margin-left:4.7pt;margin-top:34.9pt;width:119.25pt;height:18.95pt;z-index:251645952;visibility:visible;mso-wrap-style:square;mso-width-percent:0;mso-wrap-distance-left:9pt;mso-wrap-distance-top:0;mso-wrap-distance-right:9pt;mso-wrap-distance-bottom:0;mso-position-horizontal:absolute;mso-position-horizontal-relative:text;mso-position-vertical:absolute;mso-position-vertical-relative:text;mso-width-percent:0;mso-width-relative:margin;v-text-anchor:top" o:gfxdata="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" filled="f" stroked="f" strokeweight=".5pt">
                 <v:textbox>
@@ -8977,7 +8963,21 @@
         <w:rPr>
           <w:lang w:val="ru-RU"/>
         </w:rPr>
-        <w:t>, если есть локал сторедж – то что оттуда.</w:t>
+        <w:t xml:space="preserve">, если есть </w:t>
+      </w:r>
+      <w:proofErr w:type="spellStart"/>
+      <w:r>
+        <w:rPr>
+          <w:lang w:val="ru-RU"/>
+        </w:rPr>
+        <w:t>локал</w:t>
+      </w:r>
+      <w:proofErr w:type="spellEnd"/>
+      <w:r>
+        <w:rPr>
+          <w:lang w:val="ru-RU"/>
+        </w:rPr>
+        <w:t xml:space="preserve"> сторедж – то что оттуда.</w:t>
       </w:r>
     </w:p>
     <w:p>
@@ -9058,12 +9058,14 @@
         </w:rPr>
         <w:t xml:space="preserve"> /</w:t>
       </w:r>
+      <w:proofErr w:type="spellStart"/>
       <w:r>
         <w:rPr>
           <w:lang w:val="en-US"/>
         </w:rPr>
         <w:t>api</w:t>
       </w:r>
+      <w:proofErr w:type="spellEnd"/>
       <w:r>
         <w:rPr>
           <w:lang w:val="en-US"/>
@@ -9082,14 +9084,12 @@
         </w:rPr>
         <w:t>/[</w:t>
       </w:r>
-      <w:proofErr w:type="spellStart"/>
       <w:r>
         <w:rPr>
           <w:lang w:val="en-US"/>
         </w:rPr>
         <w:t>warehouseId</w:t>
       </w:r>
-      <w:proofErr w:type="spellEnd"/>
       <w:r>
         <w:rPr>
           <w:lang w:val="en-US"/>
@@ -9108,19 +9108,11 @@
         </w:rPr>
         <w:t>/[</w:t>
       </w:r>
-      <w:proofErr w:type="spellStart"/>
-      <w:r>
-        <w:rPr>
-          <w:lang w:val="en-US"/>
-        </w:rPr>
-        <w:t>movementId</w:t>
-      </w:r>
-      <w:proofErr w:type="spellEnd"/>
-      <w:r>
-        <w:rPr>
-          <w:lang w:val="en-US"/>
-        </w:rPr>
-        <w:t>]</w:t>
+      <w:r>
+        <w:rPr>
+          <w:lang w:val="en-US"/>
+        </w:rPr>
+        <w:t>movementId]</w:t>
       </w:r>
       <w:r>
         <w:rPr>
@@ -9205,7 +9197,7 @@
               </wp:anchor>
             </w:drawing>
           </mc:Choice>
-          <mc:Fallback>
+          <mc:Fallback xmlns:w16sdtdh="http://schemas.microsoft.com/office/word/2020/wordml/sdtdatahash" xmlns:w16="http://schemas.microsoft.com/office/word/2018/wordml" xmlns:w16cid="http://schemas.microsoft.com/office/word/2016/wordml/cid" xmlns:w16cex="http://schemas.microsoft.com/office/word/2018/wordml/cex" xmlns:am3d="http://schemas.microsoft.com/office/drawing/2017/model3d" xmlns:aink="http://schemas.microsoft.com/office/drawing/2016/ink" xmlns:cx8="http://schemas.microsoft.com/office/drawing/2016/5/14/chartex" xmlns:cx7="http://schemas.microsoft.com/office/drawing/2016/5/13/chartex" xmlns:cx6="http://schemas.microsoft.com/office/drawing/2016/5/12/chartex" xmlns:cx5="http://schemas.microsoft.com/office/drawing/2016/5/11/chartex" xmlns:cx4="http://schemas.microsoft.com/office/drawing/2016/5/10/chartex" xmlns:cx3="http://schemas.microsoft.com/office/drawing/2016/5/9/chartex" xmlns:cx2="http://schemas.microsoft.com/office/drawing/2015/10/21/chartex">
             <w:pict>
               <v:rect w14:anchorId="5869AB8B" id="Прямоугольник 112" o:spid="_x0000_s1026" style="position:absolute;margin-left:54.75pt;margin-top:20.65pt;width:485pt;height:357.8pt;z-index:251754496;visibility:visible;mso-wrap-style:square;mso-height-percent:0;mso-wrap-distance-left:9pt;mso-wrap-distance-top:0;mso-wrap-distance-right:9pt;mso-wrap-distance-bottom:0;mso-position-horizontal:absolute;mso-position-horizontal-relative:page;mso-position-vertical:absolute;mso-position-vertical-relative:text;mso-height-percent:0;mso-height-relative:margin;v-text-anchor:middle" o:gfxdata="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" fillcolor="#f2f2f2 [3052]" strokecolor="#1f4d78 [1604]" strokeweight="1pt">
                 <w10:wrap anchorx="page"/>
@@ -9232,21 +9224,7 @@
         <w:rPr>
           <w:lang w:val="ru-RU"/>
         </w:rPr>
-        <w:t xml:space="preserve"> </w:t>
-      </w:r>
-      <w:proofErr w:type="spellStart"/>
-      <w:r>
-        <w:rPr>
-          <w:lang w:val="ru-RU"/>
-        </w:rPr>
-        <w:t>мув</w:t>
-      </w:r>
-      <w:proofErr w:type="spellEnd"/>
-      <w:r>
-        <w:rPr>
-          <w:lang w:val="ru-RU"/>
-        </w:rPr>
-        <w:t>, а также менять инфу проекта в соответствии с новой записью.</w:t>
+        <w:t xml:space="preserve"> мув, а также менять инфу проекта в соответствии с новой записью.</w:t>
       </w:r>
     </w:p>
     <w:p>
@@ -9330,7 +9308,7 @@
               </wp:anchor>
             </w:drawing>
           </mc:Choice>
-          <mc:Fallback>
+          <mc:Fallback xmlns:w16sdtdh="http://schemas.microsoft.com/office/word/2020/wordml/sdtdatahash" xmlns:w16="http://schemas.microsoft.com/office/word/2018/wordml" xmlns:w16cid="http://schemas.microsoft.com/office/word/2016/wordml/cid" xmlns:w16cex="http://schemas.microsoft.com/office/word/2018/wordml/cex" xmlns:am3d="http://schemas.microsoft.com/office/drawing/2017/model3d" xmlns:aink="http://schemas.microsoft.com/office/drawing/2016/ink" xmlns:cx8="http://schemas.microsoft.com/office/drawing/2016/5/14/chartex" xmlns:cx7="http://schemas.microsoft.com/office/drawing/2016/5/13/chartex" xmlns:cx6="http://schemas.microsoft.com/office/drawing/2016/5/12/chartex" xmlns:cx5="http://schemas.microsoft.com/office/drawing/2016/5/11/chartex" xmlns:cx4="http://schemas.microsoft.com/office/drawing/2016/5/10/chartex" xmlns:cx3="http://schemas.microsoft.com/office/drawing/2016/5/9/chartex" xmlns:cx2="http://schemas.microsoft.com/office/drawing/2015/10/21/chartex">
             <w:pict>
               <v:shape w14:anchorId="399104DD" id="Надпись 134" o:spid="_x0000_s1076" type="#_x0000_t202" style="position:absolute;margin-left:10pt;margin-top:264.1pt;width:121.9pt;height:18.55pt;z-index:251709440;visibility:visible;mso-wrap-style:square;mso-width-percent:0;mso-height-percent:0;mso-wrap-distance-left:9pt;mso-wrap-distance-top:0;mso-wrap-distance-right:9pt;mso-wrap-distance-bottom:0;mso-position-horizontal:absolute;mso-position-horizontal-relative:margin;mso-position-vertical:absolute;mso-position-vertical-relative:text;mso-width-percent:0;mso-height-percent:0;mso-width-relative:margin;mso-height-relative:margin;v-text-anchor:top" o:gfxdata="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" filled="f" stroked="f" strokeweight=".5pt">
                 <v:textbox>
@@ -9413,7 +9391,7 @@
               </wp:anchor>
             </w:drawing>
           </mc:Choice>
-          <mc:Fallback>
+          <mc:Fallback xmlns:w16sdtdh="http://schemas.microsoft.com/office/word/2020/wordml/sdtdatahash" xmlns:w16="http://schemas.microsoft.com/office/word/2018/wordml" xmlns:w16cid="http://schemas.microsoft.com/office/word/2016/wordml/cid" xmlns:w16cex="http://schemas.microsoft.com/office/word/2018/wordml/cex" xmlns:am3d="http://schemas.microsoft.com/office/drawing/2017/model3d" xmlns:aink="http://schemas.microsoft.com/office/drawing/2016/ink" xmlns:cx8="http://schemas.microsoft.com/office/drawing/2016/5/14/chartex" xmlns:cx7="http://schemas.microsoft.com/office/drawing/2016/5/13/chartex" xmlns:cx6="http://schemas.microsoft.com/office/drawing/2016/5/12/chartex" xmlns:cx5="http://schemas.microsoft.com/office/drawing/2016/5/11/chartex" xmlns:cx4="http://schemas.microsoft.com/office/drawing/2016/5/10/chartex" xmlns:cx3="http://schemas.microsoft.com/office/drawing/2016/5/9/chartex" xmlns:cx2="http://schemas.microsoft.com/office/drawing/2015/10/21/chartex">
             <w:pict>
               <v:line w14:anchorId="0944A432" id="Прямая соединительная линия 129" o:spid="_x0000_s1026" style="position:absolute;z-index:251784192;visibility:visible;mso-wrap-style:square;mso-wrap-distance-left:9pt;mso-wrap-distance-top:0;mso-wrap-distance-right:9pt;mso-wrap-distance-bottom:0;mso-position-horizontal:left;mso-position-horizontal-relative:margin;mso-position-vertical:absolute;mso-position-vertical-relative:text" from="0,286.6pt" to="439.95pt,286.6pt" o:gfxdata="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" strokecolor="#5b9bd5 [3204]" strokeweight=".5pt">
                 <v:stroke joinstyle="miter"/>
@@ -9486,7 +9464,7 @@
               </wp:anchor>
             </w:drawing>
           </mc:Choice>
-          <mc:Fallback>
+          <mc:Fallback xmlns:w16sdtdh="http://schemas.microsoft.com/office/word/2020/wordml/sdtdatahash" xmlns:w16="http://schemas.microsoft.com/office/word/2018/wordml" xmlns:w16cid="http://schemas.microsoft.com/office/word/2016/wordml/cid" xmlns:w16cex="http://schemas.microsoft.com/office/word/2018/wordml/cex" xmlns:am3d="http://schemas.microsoft.com/office/drawing/2017/model3d" xmlns:aink="http://schemas.microsoft.com/office/drawing/2016/ink" xmlns:cx8="http://schemas.microsoft.com/office/drawing/2016/5/14/chartex" xmlns:cx7="http://schemas.microsoft.com/office/drawing/2016/5/13/chartex" xmlns:cx6="http://schemas.microsoft.com/office/drawing/2016/5/12/chartex" xmlns:cx5="http://schemas.microsoft.com/office/drawing/2016/5/11/chartex" xmlns:cx4="http://schemas.microsoft.com/office/drawing/2016/5/10/chartex" xmlns:cx3="http://schemas.microsoft.com/office/drawing/2016/5/9/chartex" xmlns:cx2="http://schemas.microsoft.com/office/drawing/2015/10/21/chartex">
             <w:pict>
               <v:roundrect w14:anchorId="07E0141A" id="Скругленный прямоугольник 130" o:spid="_x0000_s1026" style="position:absolute;margin-left:.25pt;margin-top:292.35pt;width:137.8pt;height:24.7pt;z-index:251786240;visibility:visible;mso-wrap-style:square;mso-wrap-distance-left:9pt;mso-wrap-distance-top:0;mso-wrap-distance-right:9pt;mso-wrap-distance-bottom:0;mso-position-horizontal:absolute;mso-position-horizontal-relative:text;mso-position-vertical:absolute;mso-position-vertical-relative:text;v-text-anchor:middle" arcsize="10923f" o:gfxdata="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" filled="f" strokecolor="#1f4d78 [1604]" strokeweight="1pt">
                 <v:stroke joinstyle="miter"/>
@@ -9568,7 +9546,7 @@
               </wp:anchor>
             </w:drawing>
           </mc:Choice>
-          <mc:Fallback>
+          <mc:Fallback xmlns:w16sdtdh="http://schemas.microsoft.com/office/word/2020/wordml/sdtdatahash" xmlns:w16="http://schemas.microsoft.com/office/word/2018/wordml" xmlns:w16cid="http://schemas.microsoft.com/office/word/2016/wordml/cid" xmlns:w16cex="http://schemas.microsoft.com/office/word/2018/wordml/cex" xmlns:am3d="http://schemas.microsoft.com/office/drawing/2017/model3d" xmlns:aink="http://schemas.microsoft.com/office/drawing/2016/ink" xmlns:cx8="http://schemas.microsoft.com/office/drawing/2016/5/14/chartex" xmlns:cx7="http://schemas.microsoft.com/office/drawing/2016/5/13/chartex" xmlns:cx6="http://schemas.microsoft.com/office/drawing/2016/5/12/chartex" xmlns:cx5="http://schemas.microsoft.com/office/drawing/2016/5/11/chartex" xmlns:cx4="http://schemas.microsoft.com/office/drawing/2016/5/10/chartex" xmlns:cx3="http://schemas.microsoft.com/office/drawing/2016/5/9/chartex" xmlns:cx2="http://schemas.microsoft.com/office/drawing/2015/10/21/chartex">
             <w:pict>
               <v:shape w14:anchorId="0FA342CA" id="Надпись 131" o:spid="_x0000_s1077" type="#_x0000_t202" style="position:absolute;margin-left:9.9pt;margin-top:294pt;width:123.2pt;height:22.95pt;z-index:251706368;visibility:visible;mso-wrap-style:square;mso-width-percent:0;mso-height-percent:0;mso-wrap-distance-left:9pt;mso-wrap-distance-top:0;mso-wrap-distance-right:9pt;mso-wrap-distance-bottom:0;mso-position-horizontal:absolute;mso-position-horizontal-relative:margin;mso-position-vertical:absolute;mso-position-vertical-relative:text;mso-width-percent:0;mso-height-percent:0;mso-width-relative:margin;mso-height-relative:margin;v-text-anchor:top" o:gfxdata="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" filled="f" stroked="f" strokeweight=".5pt">
                 <v:textbox>
@@ -9657,7 +9635,7 @@
               </wp:anchor>
             </w:drawing>
           </mc:Choice>
-          <mc:Fallback>
+          <mc:Fallback xmlns:w16sdtdh="http://schemas.microsoft.com/office/word/2020/wordml/sdtdatahash" xmlns:w16="http://schemas.microsoft.com/office/word/2018/wordml" xmlns:w16cid="http://schemas.microsoft.com/office/word/2016/wordml/cid" xmlns:w16cex="http://schemas.microsoft.com/office/word/2018/wordml/cex" xmlns:am3d="http://schemas.microsoft.com/office/drawing/2017/model3d" xmlns:aink="http://schemas.microsoft.com/office/drawing/2016/ink" xmlns:cx8="http://schemas.microsoft.com/office/drawing/2016/5/14/chartex" xmlns:cx7="http://schemas.microsoft.com/office/drawing/2016/5/13/chartex" xmlns:cx6="http://schemas.microsoft.com/office/drawing/2016/5/12/chartex" xmlns:cx5="http://schemas.microsoft.com/office/drawing/2016/5/11/chartex" xmlns:cx4="http://schemas.microsoft.com/office/drawing/2016/5/10/chartex" xmlns:cx3="http://schemas.microsoft.com/office/drawing/2016/5/9/chartex" xmlns:cx2="http://schemas.microsoft.com/office/drawing/2015/10/21/chartex">
             <w:pict>
               <v:roundrect w14:anchorId="434A3169" id="Скругленный прямоугольник 132" o:spid="_x0000_s1026" style="position:absolute;margin-left:.7pt;margin-top:322.4pt;width:137.8pt;height:24.7pt;z-index:251790336;visibility:visible;mso-wrap-style:square;mso-wrap-distance-left:9pt;mso-wrap-distance-top:0;mso-wrap-distance-right:9pt;mso-wrap-distance-bottom:0;mso-position-horizontal:absolute;mso-position-horizontal-relative:text;mso-position-vertical:absolute;mso-position-vertical-relative:text;v-text-anchor:middle" arcsize="10923f" o:gfxdata="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" filled="f" strokecolor="#1f4d78 [1604]" strokeweight="1pt">
                 <v:stroke joinstyle="miter"/>
@@ -9739,7 +9717,7 @@
               </wp:anchor>
             </w:drawing>
           </mc:Choice>
-          <mc:Fallback>
+          <mc:Fallback xmlns:w16sdtdh="http://schemas.microsoft.com/office/word/2020/wordml/sdtdatahash" xmlns:w16="http://schemas.microsoft.com/office/word/2018/wordml" xmlns:w16cid="http://schemas.microsoft.com/office/word/2016/wordml/cid" xmlns:w16cex="http://schemas.microsoft.com/office/word/2018/wordml/cex" xmlns:am3d="http://schemas.microsoft.com/office/drawing/2017/model3d" xmlns:aink="http://schemas.microsoft.com/office/drawing/2016/ink" xmlns:cx8="http://schemas.microsoft.com/office/drawing/2016/5/14/chartex" xmlns:cx7="http://schemas.microsoft.com/office/drawing/2016/5/13/chartex" xmlns:cx6="http://schemas.microsoft.com/office/drawing/2016/5/12/chartex" xmlns:cx5="http://schemas.microsoft.com/office/drawing/2016/5/11/chartex" xmlns:cx4="http://schemas.microsoft.com/office/drawing/2016/5/10/chartex" xmlns:cx3="http://schemas.microsoft.com/office/drawing/2016/5/9/chartex" xmlns:cx2="http://schemas.microsoft.com/office/drawing/2015/10/21/chartex">
             <w:pict>
               <v:shape w14:anchorId="232DA211" id="Надпись 133" o:spid="_x0000_s1078" type="#_x0000_t202" style="position:absolute;margin-left:12.65pt;margin-top:324.1pt;width:123.25pt;height:22.95pt;z-index:251708416;visibility:visible;mso-wrap-style:square;mso-width-percent:0;mso-height-percent:0;mso-wrap-distance-left:9pt;mso-wrap-distance-top:0;mso-wrap-distance-right:9pt;mso-wrap-distance-bottom:0;mso-position-horizontal:absolute;mso-position-horizontal-relative:margin;mso-position-vertical:absolute;mso-position-vertical-relative:text;mso-width-percent:0;mso-height-percent:0;mso-width-relative:margin;mso-height-relative:margin;v-text-anchor:top" o:gfxdata="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" filled="f" stroked="f" strokeweight=".5pt">
                 <v:textbox>
@@ -9838,7 +9816,7 @@
               </wp:anchor>
             </w:drawing>
           </mc:Choice>
-          <mc:Fallback>
+          <mc:Fallback xmlns:w16sdtdh="http://schemas.microsoft.com/office/word/2020/wordml/sdtdatahash" xmlns:w16="http://schemas.microsoft.com/office/word/2018/wordml" xmlns:w16cid="http://schemas.microsoft.com/office/word/2016/wordml/cid" xmlns:w16cex="http://schemas.microsoft.com/office/word/2018/wordml/cex" xmlns:am3d="http://schemas.microsoft.com/office/drawing/2017/model3d" xmlns:aink="http://schemas.microsoft.com/office/drawing/2016/ink" xmlns:cx8="http://schemas.microsoft.com/office/drawing/2016/5/14/chartex" xmlns:cx7="http://schemas.microsoft.com/office/drawing/2016/5/13/chartex" xmlns:cx6="http://schemas.microsoft.com/office/drawing/2016/5/12/chartex" xmlns:cx5="http://schemas.microsoft.com/office/drawing/2016/5/11/chartex" xmlns:cx4="http://schemas.microsoft.com/office/drawing/2016/5/10/chartex" xmlns:cx3="http://schemas.microsoft.com/office/drawing/2016/5/9/chartex" xmlns:cx2="http://schemas.microsoft.com/office/drawing/2015/10/21/chartex">
             <w:pict>
               <v:shape w14:anchorId="61A89FA1" id="Надпись 128" o:spid="_x0000_s1079" type="#_x0000_t202" style="position:absolute;margin-left:61.25pt;margin-top:231.85pt;width:86.15pt;height:22.95pt;z-index:251703296;visibility:visible;mso-wrap-style:square;mso-width-percent:0;mso-height-percent:0;mso-wrap-distance-left:9pt;mso-wrap-distance-top:0;mso-wrap-distance-right:9pt;mso-wrap-distance-bottom:0;mso-position-horizontal:absolute;mso-position-horizontal-relative:margin;mso-position-vertical:absolute;mso-position-vertical-relative:text;mso-width-percent:0;mso-height-percent:0;mso-width-relative:margin;mso-height-relative:margin;v-text-anchor:top" o:gfxdata="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" filled="f" stroked="f" strokeweight=".5pt">
                 <v:textbox>
@@ -9927,7 +9905,7 @@
               </wp:anchor>
             </w:drawing>
           </mc:Choice>
-          <mc:Fallback>
+          <mc:Fallback xmlns:w16sdtdh="http://schemas.microsoft.com/office/word/2020/wordml/sdtdatahash" xmlns:w16="http://schemas.microsoft.com/office/word/2018/wordml" xmlns:w16cid="http://schemas.microsoft.com/office/word/2016/wordml/cid" xmlns:w16cex="http://schemas.microsoft.com/office/word/2018/wordml/cex" xmlns:am3d="http://schemas.microsoft.com/office/drawing/2017/model3d" xmlns:aink="http://schemas.microsoft.com/office/drawing/2016/ink" xmlns:cx8="http://schemas.microsoft.com/office/drawing/2016/5/14/chartex" xmlns:cx7="http://schemas.microsoft.com/office/drawing/2016/5/13/chartex" xmlns:cx6="http://schemas.microsoft.com/office/drawing/2016/5/12/chartex" xmlns:cx5="http://schemas.microsoft.com/office/drawing/2016/5/11/chartex" xmlns:cx4="http://schemas.microsoft.com/office/drawing/2016/5/10/chartex" xmlns:cx3="http://schemas.microsoft.com/office/drawing/2016/5/9/chartex" xmlns:cx2="http://schemas.microsoft.com/office/drawing/2015/10/21/chartex">
             <w:pict>
               <v:roundrect w14:anchorId="4B04D121" id="Скругленный прямоугольник 127" o:spid="_x0000_s1026" style="position:absolute;margin-left:17.95pt;margin-top:230.05pt;width:137.8pt;height:24.75pt;z-index:251780096;visibility:visible;mso-wrap-style:square;mso-wrap-distance-left:9pt;mso-wrap-distance-top:0;mso-wrap-distance-right:9pt;mso-wrap-distance-bottom:0;mso-position-horizontal:absolute;mso-position-horizontal-relative:text;mso-position-vertical:absolute;mso-position-vertical-relative:text;v-text-anchor:middle" arcsize="10923f" o:gfxdata="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" filled="f" strokecolor="#1f4d78 [1604]" strokeweight="1pt">
                 <v:stroke joinstyle="miter"/>
@@ -10005,7 +9983,7 @@
               </wp:anchor>
             </w:drawing>
           </mc:Choice>
-          <mc:Fallback>
+          <mc:Fallback xmlns:w16sdtdh="http://schemas.microsoft.com/office/word/2020/wordml/sdtdatahash" xmlns:w16="http://schemas.microsoft.com/office/word/2018/wordml" xmlns:w16cid="http://schemas.microsoft.com/office/word/2016/wordml/cid" xmlns:w16cex="http://schemas.microsoft.com/office/word/2018/wordml/cex" xmlns:am3d="http://schemas.microsoft.com/office/drawing/2017/model3d" xmlns:aink="http://schemas.microsoft.com/office/drawing/2016/ink" xmlns:cx8="http://schemas.microsoft.com/office/drawing/2016/5/14/chartex" xmlns:cx7="http://schemas.microsoft.com/office/drawing/2016/5/13/chartex" xmlns:cx6="http://schemas.microsoft.com/office/drawing/2016/5/12/chartex" xmlns:cx5="http://schemas.microsoft.com/office/drawing/2016/5/11/chartex" xmlns:cx4="http://schemas.microsoft.com/office/drawing/2016/5/10/chartex" xmlns:cx3="http://schemas.microsoft.com/office/drawing/2016/5/9/chartex" xmlns:cx2="http://schemas.microsoft.com/office/drawing/2015/10/21/chartex">
             <w:pict>
               <v:roundrect w14:anchorId="45879A1D" id="Скругленный прямоугольник 123" o:spid="_x0000_s1026" style="position:absolute;margin-left:0;margin-top:170.9pt;width:176.25pt;height:92.75pt;z-index:251772928;visibility:visible;mso-wrap-style:square;mso-width-percent:0;mso-height-percent:0;mso-wrap-distance-left:9pt;mso-wrap-distance-top:0;mso-wrap-distance-right:9pt;mso-wrap-distance-bottom:0;mso-position-horizontal:left;mso-position-horizontal-relative:margin;mso-position-vertical:absolute;mso-position-vertical-relative:text;mso-width-percent:0;mso-height-percent:0;mso-width-relative:margin;mso-height-relative:margin;v-text-anchor:middle" arcsize="10923f" o:gfxdata="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" filled="f" strokecolor="#1f4d78 [1604]" strokeweight="1pt">
                 <v:stroke joinstyle="miter"/>
@@ -10088,7 +10066,7 @@
               </wp:anchor>
             </w:drawing>
           </mc:Choice>
-          <mc:Fallback>
+          <mc:Fallback xmlns:w16sdtdh="http://schemas.microsoft.com/office/word/2020/wordml/sdtdatahash" xmlns:w16="http://schemas.microsoft.com/office/word/2018/wordml" xmlns:w16cid="http://schemas.microsoft.com/office/word/2016/wordml/cid" xmlns:w16cex="http://schemas.microsoft.com/office/word/2018/wordml/cex" xmlns:am3d="http://schemas.microsoft.com/office/drawing/2017/model3d" xmlns:aink="http://schemas.microsoft.com/office/drawing/2016/ink" xmlns:cx8="http://schemas.microsoft.com/office/drawing/2016/5/14/chartex" xmlns:cx7="http://schemas.microsoft.com/office/drawing/2016/5/13/chartex" xmlns:cx6="http://schemas.microsoft.com/office/drawing/2016/5/12/chartex" xmlns:cx5="http://schemas.microsoft.com/office/drawing/2016/5/11/chartex" xmlns:cx4="http://schemas.microsoft.com/office/drawing/2016/5/10/chartex" xmlns:cx3="http://schemas.microsoft.com/office/drawing/2016/5/9/chartex" xmlns:cx2="http://schemas.microsoft.com/office/drawing/2015/10/21/chartex">
             <w:pict>
               <v:shape w14:anchorId="60356B07" id="Надпись 126" o:spid="_x0000_s1080" type="#_x0000_t202" style="position:absolute;margin-left:7.35pt;margin-top:208.95pt;width:86.15pt;height:22.95pt;z-index:251701248;visibility:visible;mso-wrap-style:square;mso-width-percent:0;mso-height-percent:0;mso-wrap-distance-left:9pt;mso-wrap-distance-top:0;mso-wrap-distance-right:9pt;mso-wrap-distance-bottom:0;mso-position-horizontal:absolute;mso-position-horizontal-relative:margin;mso-position-vertical:absolute;mso-position-vertical-relative:text;mso-width-percent:0;mso-height-percent:0;mso-width-relative:margin;mso-height-relative:margin;v-text-anchor:top" o:gfxdata="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" filled="f" stroked="f" strokeweight=".5pt">
                 <v:textbox>
@@ -10187,7 +10165,7 @@
               </wp:anchor>
             </w:drawing>
           </mc:Choice>
-          <mc:Fallback>
+          <mc:Fallback xmlns:w16sdtdh="http://schemas.microsoft.com/office/word/2020/wordml/sdtdatahash" xmlns:w16="http://schemas.microsoft.com/office/word/2018/wordml" xmlns:w16cid="http://schemas.microsoft.com/office/word/2016/wordml/cid" xmlns:w16cex="http://schemas.microsoft.com/office/word/2018/wordml/cex" xmlns:am3d="http://schemas.microsoft.com/office/drawing/2017/model3d" xmlns:aink="http://schemas.microsoft.com/office/drawing/2016/ink" xmlns:cx8="http://schemas.microsoft.com/office/drawing/2016/5/14/chartex" xmlns:cx7="http://schemas.microsoft.com/office/drawing/2016/5/13/chartex" xmlns:cx6="http://schemas.microsoft.com/office/drawing/2016/5/12/chartex" xmlns:cx5="http://schemas.microsoft.com/office/drawing/2016/5/11/chartex" xmlns:cx4="http://schemas.microsoft.com/office/drawing/2016/5/10/chartex" xmlns:cx3="http://schemas.microsoft.com/office/drawing/2016/5/9/chartex" xmlns:cx2="http://schemas.microsoft.com/office/drawing/2015/10/21/chartex">
             <w:pict>
               <v:shape w14:anchorId="508F1781" id="Надпись 125" o:spid="_x0000_s1081" type="#_x0000_t202" style="position:absolute;margin-left:7.35pt;margin-top:193pt;width:86.15pt;height:22.95pt;z-index:251700224;visibility:visible;mso-wrap-style:square;mso-width-percent:0;mso-height-percent:0;mso-wrap-distance-left:9pt;mso-wrap-distance-top:0;mso-wrap-distance-right:9pt;mso-wrap-distance-bottom:0;mso-position-horizontal:absolute;mso-position-horizontal-relative:margin;mso-position-vertical:absolute;mso-position-vertical-relative:text;mso-width-percent:0;mso-height-percent:0;mso-width-relative:margin;mso-height-relative:margin;v-text-anchor:top" o:gfxdata="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" filled="f" stroked="f" strokeweight=".5pt">
                 <v:textbox>
@@ -10286,7 +10264,7 @@
               </wp:anchor>
             </w:drawing>
           </mc:Choice>
-          <mc:Fallback>
+          <mc:Fallback xmlns:w16sdtdh="http://schemas.microsoft.com/office/word/2020/wordml/sdtdatahash" xmlns:w16="http://schemas.microsoft.com/office/word/2018/wordml" xmlns:w16cid="http://schemas.microsoft.com/office/word/2016/wordml/cid" xmlns:w16cex="http://schemas.microsoft.com/office/word/2018/wordml/cex" xmlns:am3d="http://schemas.microsoft.com/office/drawing/2017/model3d" xmlns:aink="http://schemas.microsoft.com/office/drawing/2016/ink" xmlns:cx8="http://schemas.microsoft.com/office/drawing/2016/5/14/chartex" xmlns:cx7="http://schemas.microsoft.com/office/drawing/2016/5/13/chartex" xmlns:cx6="http://schemas.microsoft.com/office/drawing/2016/5/12/chartex" xmlns:cx5="http://schemas.microsoft.com/office/drawing/2016/5/11/chartex" xmlns:cx4="http://schemas.microsoft.com/office/drawing/2016/5/10/chartex" xmlns:cx3="http://schemas.microsoft.com/office/drawing/2016/5/9/chartex" xmlns:cx2="http://schemas.microsoft.com/office/drawing/2015/10/21/chartex">
             <w:pict>
               <v:shape w14:anchorId="4896605B" id="Надпись 124" o:spid="_x0000_s1082" type="#_x0000_t202" style="position:absolute;margin-left:6.9pt;margin-top:176.2pt;width:86.15pt;height:22.95pt;z-index:251699200;visibility:visible;mso-wrap-style:square;mso-width-percent:0;mso-height-percent:0;mso-wrap-distance-left:9pt;mso-wrap-distance-top:0;mso-wrap-distance-right:9pt;mso-wrap-distance-bottom:0;mso-position-horizontal:absolute;mso-position-horizontal-relative:margin;mso-position-vertical:absolute;mso-position-vertical-relative:text;mso-width-percent:0;mso-height-percent:0;mso-width-relative:margin;mso-height-relative:margin;v-text-anchor:top" o:gfxdata="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" filled="f" stroked="f" strokeweight=".5pt">
                 <v:textbox>
@@ -10367,7 +10345,7 @@
               </wp:anchor>
             </w:drawing>
           </mc:Choice>
-          <mc:Fallback>
+          <mc:Fallback xmlns:w16sdtdh="http://schemas.microsoft.com/office/word/2020/wordml/sdtdatahash" xmlns:w16="http://schemas.microsoft.com/office/word/2018/wordml" xmlns:w16cid="http://schemas.microsoft.com/office/word/2016/wordml/cid" xmlns:w16cex="http://schemas.microsoft.com/office/word/2018/wordml/cex" xmlns:am3d="http://schemas.microsoft.com/office/drawing/2017/model3d" xmlns:aink="http://schemas.microsoft.com/office/drawing/2016/ink" xmlns:cx8="http://schemas.microsoft.com/office/drawing/2016/5/14/chartex" xmlns:cx7="http://schemas.microsoft.com/office/drawing/2016/5/13/chartex" xmlns:cx6="http://schemas.microsoft.com/office/drawing/2016/5/12/chartex" xmlns:cx5="http://schemas.microsoft.com/office/drawing/2016/5/11/chartex" xmlns:cx4="http://schemas.microsoft.com/office/drawing/2016/5/10/chartex" xmlns:cx3="http://schemas.microsoft.com/office/drawing/2016/5/9/chartex" xmlns:cx2="http://schemas.microsoft.com/office/drawing/2015/10/21/chartex">
             <w:pict>
               <v:line w14:anchorId="11EA54D3" id="Прямая соединительная линия 114" o:spid="_x0000_s1026" style="position:absolute;z-index:251757568;visibility:visible;mso-wrap-style:square;mso-wrap-distance-left:9pt;mso-wrap-distance-top:0;mso-wrap-distance-right:9pt;mso-wrap-distance-bottom:0;mso-position-horizontal:absolute;mso-position-horizontal-relative:text;mso-position-vertical:absolute;mso-position-vertical-relative:text" from="-3.25pt,29.95pt" to="436.7pt,29.95pt" o:gfxdata="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" strokecolor="#5b9bd5 [3204]" strokeweight=".5pt">
                 <v:stroke joinstyle="miter"/>
@@ -10431,7 +10409,7 @@
               </wp:anchor>
             </w:drawing>
           </mc:Choice>
-          <mc:Fallback>
+          <mc:Fallback xmlns:w16sdtdh="http://schemas.microsoft.com/office/word/2020/wordml/sdtdatahash" xmlns:w16="http://schemas.microsoft.com/office/word/2018/wordml" xmlns:w16cid="http://schemas.microsoft.com/office/word/2016/wordml/cid" xmlns:w16cex="http://schemas.microsoft.com/office/word/2018/wordml/cex" xmlns:am3d="http://schemas.microsoft.com/office/drawing/2017/model3d" xmlns:aink="http://schemas.microsoft.com/office/drawing/2016/ink" xmlns:cx8="http://schemas.microsoft.com/office/drawing/2016/5/14/chartex" xmlns:cx7="http://schemas.microsoft.com/office/drawing/2016/5/13/chartex" xmlns:cx6="http://schemas.microsoft.com/office/drawing/2016/5/12/chartex" xmlns:cx5="http://schemas.microsoft.com/office/drawing/2016/5/11/chartex" xmlns:cx4="http://schemas.microsoft.com/office/drawing/2016/5/10/chartex" xmlns:cx3="http://schemas.microsoft.com/office/drawing/2016/5/9/chartex" xmlns:cx2="http://schemas.microsoft.com/office/drawing/2015/10/21/chartex">
             <w:pict>
               <v:line w14:anchorId="14F7C9A2" id="Прямая соединительная линия 122" o:spid="_x0000_s1026" style="position:absolute;z-index:251770880;visibility:visible;mso-wrap-style:square;mso-wrap-distance-left:9pt;mso-wrap-distance-top:0;mso-wrap-distance-right:9pt;mso-wrap-distance-bottom:0;mso-position-horizontal:absolute;mso-position-horizontal-relative:text;mso-position-vertical:absolute;mso-position-vertical-relative:text" from="-3.25pt,162.55pt" to="436.7pt,162.55pt" o:gfxdata="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" strokecolor="#5b9bd5 [3204]" strokeweight=".5pt">
                 <v:stroke joinstyle="miter"/>
@@ -10513,7 +10491,7 @@
               </wp:anchor>
             </w:drawing>
           </mc:Choice>
-          <mc:Fallback>
+          <mc:Fallback xmlns:w16sdtdh="http://schemas.microsoft.com/office/word/2020/wordml/sdtdatahash" xmlns:w16="http://schemas.microsoft.com/office/word/2018/wordml" xmlns:w16cid="http://schemas.microsoft.com/office/word/2016/wordml/cid" xmlns:w16cex="http://schemas.microsoft.com/office/word/2018/wordml/cex" xmlns:am3d="http://schemas.microsoft.com/office/drawing/2017/model3d" xmlns:aink="http://schemas.microsoft.com/office/drawing/2016/ink" xmlns:cx8="http://schemas.microsoft.com/office/drawing/2016/5/14/chartex" xmlns:cx7="http://schemas.microsoft.com/office/drawing/2016/5/13/chartex" xmlns:cx6="http://schemas.microsoft.com/office/drawing/2016/5/12/chartex" xmlns:cx5="http://schemas.microsoft.com/office/drawing/2016/5/11/chartex" xmlns:cx4="http://schemas.microsoft.com/office/drawing/2016/5/10/chartex" xmlns:cx3="http://schemas.microsoft.com/office/drawing/2016/5/9/chartex" xmlns:cx2="http://schemas.microsoft.com/office/drawing/2015/10/21/chartex">
             <w:pict>
               <v:shape w14:anchorId="22ABE8DD" id="Надпись 121" o:spid="_x0000_s1083" type="#_x0000_t202" style="position:absolute;margin-left:0;margin-top:138.2pt;width:121.9pt;height:26.5pt;z-index:251696128;visibility:visible;mso-wrap-style:square;mso-width-percent:0;mso-height-percent:0;mso-wrap-distance-left:9pt;mso-wrap-distance-top:0;mso-wrap-distance-right:9pt;mso-wrap-distance-bottom:0;mso-position-horizontal:left;mso-position-horizontal-relative:margin;mso-position-vertical:absolute;mso-position-vertical-relative:text;mso-width-percent:0;mso-height-percent:0;mso-width-relative:margin;mso-height-relative:margin;v-text-anchor:top" o:gfxdata="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" filled="f" stroked="f" strokeweight=".5pt">
                 <v:textbox>
@@ -10608,7 +10586,7 @@
               </wp:anchor>
             </w:drawing>
           </mc:Choice>
-          <mc:Fallback>
+          <mc:Fallback xmlns:w16sdtdh="http://schemas.microsoft.com/office/word/2020/wordml/sdtdatahash" xmlns:w16="http://schemas.microsoft.com/office/word/2018/wordml" xmlns:w16cid="http://schemas.microsoft.com/office/word/2016/wordml/cid" xmlns:w16cex="http://schemas.microsoft.com/office/word/2018/wordml/cex" xmlns:am3d="http://schemas.microsoft.com/office/drawing/2017/model3d" xmlns:aink="http://schemas.microsoft.com/office/drawing/2016/ink" xmlns:cx8="http://schemas.microsoft.com/office/drawing/2016/5/14/chartex" xmlns:cx7="http://schemas.microsoft.com/office/drawing/2016/5/13/chartex" xmlns:cx6="http://schemas.microsoft.com/office/drawing/2016/5/12/chartex" xmlns:cx5="http://schemas.microsoft.com/office/drawing/2016/5/11/chartex" xmlns:cx4="http://schemas.microsoft.com/office/drawing/2016/5/10/chartex" xmlns:cx3="http://schemas.microsoft.com/office/drawing/2016/5/9/chartex" xmlns:cx2="http://schemas.microsoft.com/office/drawing/2015/10/21/chartex">
             <w:pict>
               <v:roundrect w14:anchorId="2B4ADEE9" id="Скругленный прямоугольник 115" o:spid="_x0000_s1026" style="position:absolute;margin-left:1.15pt;margin-top:39.25pt;width:176.25pt;height:83.95pt;z-index:251758592;visibility:visible;mso-wrap-style:square;mso-width-percent:0;mso-height-percent:0;mso-wrap-distance-left:9pt;mso-wrap-distance-top:0;mso-wrap-distance-right:9pt;mso-wrap-distance-bottom:0;mso-position-horizontal:absolute;mso-position-horizontal-relative:text;mso-position-vertical:absolute;mso-position-vertical-relative:text;mso-width-percent:0;mso-height-percent:0;mso-width-relative:margin;mso-height-relative:margin;v-text-anchor:middle" arcsize="10923f" o:gfxdata="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" filled="f" strokecolor="#1f4d78 [1604]" strokeweight="1pt">
                 <v:stroke joinstyle="miter"/>
@@ -10687,7 +10665,7 @@
               </wp:anchor>
             </w:drawing>
           </mc:Choice>
-          <mc:Fallback>
+          <mc:Fallback xmlns:w16sdtdh="http://schemas.microsoft.com/office/word/2020/wordml/sdtdatahash" xmlns:w16="http://schemas.microsoft.com/office/word/2018/wordml" xmlns:w16cid="http://schemas.microsoft.com/office/word/2016/wordml/cid" xmlns:w16cex="http://schemas.microsoft.com/office/word/2018/wordml/cex" xmlns:am3d="http://schemas.microsoft.com/office/drawing/2017/model3d" xmlns:aink="http://schemas.microsoft.com/office/drawing/2016/ink" xmlns:cx8="http://schemas.microsoft.com/office/drawing/2016/5/14/chartex" xmlns:cx7="http://schemas.microsoft.com/office/drawing/2016/5/13/chartex" xmlns:cx6="http://schemas.microsoft.com/office/drawing/2016/5/12/chartex" xmlns:cx5="http://schemas.microsoft.com/office/drawing/2016/5/11/chartex" xmlns:cx4="http://schemas.microsoft.com/office/drawing/2016/5/10/chartex" xmlns:cx3="http://schemas.microsoft.com/office/drawing/2016/5/9/chartex" xmlns:cx2="http://schemas.microsoft.com/office/drawing/2015/10/21/chartex">
             <w:pict>
               <v:shape w14:anchorId="6ABB7752" id="Надпись 120" o:spid="_x0000_s1084" type="#_x0000_t202" style="position:absolute;margin-left:12.65pt;margin-top:90.5pt;width:107.8pt;height:19pt;z-index:251695104;visibility:visible;mso-wrap-style:square;mso-width-percent:0;mso-wrap-distance-left:9pt;mso-wrap-distance-top:0;mso-wrap-distance-right:9pt;mso-wrap-distance-bottom:0;mso-position-horizontal:absolute;mso-position-horizontal-relative:margin;mso-position-vertical:absolute;mso-position-vertical-relative:text;mso-width-percent:0;mso-width-relative:margin;v-text-anchor:top" o:gfxdata="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" filled="f" stroked="f" strokeweight=".5pt">
                 <v:textbox>
@@ -10783,7 +10761,7 @@
               </wp:anchor>
             </w:drawing>
           </mc:Choice>
-          <mc:Fallback>
+          <mc:Fallback xmlns:w16sdtdh="http://schemas.microsoft.com/office/word/2020/wordml/sdtdatahash" xmlns:w16="http://schemas.microsoft.com/office/word/2018/wordml" xmlns:w16cid="http://schemas.microsoft.com/office/word/2016/wordml/cid" xmlns:w16cex="http://schemas.microsoft.com/office/word/2018/wordml/cex" xmlns:am3d="http://schemas.microsoft.com/office/drawing/2017/model3d" xmlns:aink="http://schemas.microsoft.com/office/drawing/2016/ink" xmlns:cx8="http://schemas.microsoft.com/office/drawing/2016/5/14/chartex" xmlns:cx7="http://schemas.microsoft.com/office/drawing/2016/5/13/chartex" xmlns:cx6="http://schemas.microsoft.com/office/drawing/2016/5/12/chartex" xmlns:cx5="http://schemas.microsoft.com/office/drawing/2016/5/11/chartex" xmlns:cx4="http://schemas.microsoft.com/office/drawing/2016/5/10/chartex" xmlns:cx3="http://schemas.microsoft.com/office/drawing/2016/5/9/chartex" xmlns:cx2="http://schemas.microsoft.com/office/drawing/2015/10/21/chartex">
             <w:pict>
               <v:shape w14:anchorId="2D7841A9" id="Надпись 118" o:spid="_x0000_s1085" type="#_x0000_t202" style="position:absolute;margin-left:12.2pt;margin-top:73.7pt;width:107.8pt;height:19pt;z-index:251694080;visibility:visible;mso-wrap-style:square;mso-width-percent:0;mso-wrap-distance-left:9pt;mso-wrap-distance-top:0;mso-wrap-distance-right:9pt;mso-wrap-distance-bottom:0;mso-position-horizontal:absolute;mso-position-horizontal-relative:margin;mso-position-vertical:absolute;mso-position-vertical-relative:text;mso-width-percent:0;mso-width-relative:margin;v-text-anchor:top" o:gfxdata="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" filled="f" stroked="f" strokeweight=".5pt">
                 <v:textbox>
@@ -10879,7 +10857,7 @@
               </wp:anchor>
             </w:drawing>
           </mc:Choice>
-          <mc:Fallback>
+          <mc:Fallback xmlns:w16sdtdh="http://schemas.microsoft.com/office/word/2020/wordml/sdtdatahash" xmlns:w16="http://schemas.microsoft.com/office/word/2018/wordml" xmlns:w16cid="http://schemas.microsoft.com/office/word/2016/wordml/cid" xmlns:w16cex="http://schemas.microsoft.com/office/word/2018/wordml/cex" xmlns:am3d="http://schemas.microsoft.com/office/drawing/2017/model3d" xmlns:aink="http://schemas.microsoft.com/office/drawing/2016/ink" xmlns:cx8="http://schemas.microsoft.com/office/drawing/2016/5/14/chartex" xmlns:cx7="http://schemas.microsoft.com/office/drawing/2016/5/13/chartex" xmlns:cx6="http://schemas.microsoft.com/office/drawing/2016/5/12/chartex" xmlns:cx5="http://schemas.microsoft.com/office/drawing/2016/5/11/chartex" xmlns:cx4="http://schemas.microsoft.com/office/drawing/2016/5/10/chartex" xmlns:cx3="http://schemas.microsoft.com/office/drawing/2016/5/9/chartex" xmlns:cx2="http://schemas.microsoft.com/office/drawing/2015/10/21/chartex">
             <w:pict>
               <v:shape w14:anchorId="18FF6007" id="Надпись 117" o:spid="_x0000_s1086" type="#_x0000_t202" style="position:absolute;margin-left:12.2pt;margin-top:59.1pt;width:86.15pt;height:19pt;z-index:251693056;visibility:visible;mso-wrap-style:square;mso-width-percent:0;mso-wrap-distance-left:9pt;mso-wrap-distance-top:0;mso-wrap-distance-right:9pt;mso-wrap-distance-bottom:0;mso-position-horizontal:absolute;mso-position-horizontal-relative:margin;mso-position-vertical:absolute;mso-position-vertical-relative:text;mso-width-percent:0;mso-width-relative:margin;v-text-anchor:top" o:gfxdata="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" filled="f" stroked="f" strokeweight=".5pt">
                 <v:textbox>
@@ -10981,7 +10959,7 @@
               </wp:anchor>
             </w:drawing>
           </mc:Choice>
-          <mc:Fallback>
+          <mc:Fallback xmlns:w16sdtdh="http://schemas.microsoft.com/office/word/2020/wordml/sdtdatahash" xmlns:w16="http://schemas.microsoft.com/office/word/2018/wordml" xmlns:w16cid="http://schemas.microsoft.com/office/word/2016/wordml/cid" xmlns:w16cex="http://schemas.microsoft.com/office/word/2018/wordml/cex" xmlns:am3d="http://schemas.microsoft.com/office/drawing/2017/model3d" xmlns:aink="http://schemas.microsoft.com/office/drawing/2016/ink" xmlns:cx8="http://schemas.microsoft.com/office/drawing/2016/5/14/chartex" xmlns:cx7="http://schemas.microsoft.com/office/drawing/2016/5/13/chartex" xmlns:cx6="http://schemas.microsoft.com/office/drawing/2016/5/12/chartex" xmlns:cx5="http://schemas.microsoft.com/office/drawing/2016/5/11/chartex" xmlns:cx4="http://schemas.microsoft.com/office/drawing/2016/5/10/chartex" xmlns:cx3="http://schemas.microsoft.com/office/drawing/2016/5/9/chartex" xmlns:cx2="http://schemas.microsoft.com/office/drawing/2015/10/21/chartex">
             <w:pict>
               <v:shape w14:anchorId="47C00584" id="Надпись 116" o:spid="_x0000_s1087" type="#_x0000_t202" style="position:absolute;margin-left:12.2pt;margin-top:44.1pt;width:1in;height:19pt;z-index:251692032;visibility:visible;mso-wrap-style:square;mso-width-percent:0;mso-wrap-distance-left:9pt;mso-wrap-distance-top:0;mso-wrap-distance-right:9pt;mso-wrap-distance-bottom:0;mso-position-horizontal:absolute;mso-position-horizontal-relative:margin;mso-position-vertical:absolute;mso-position-vertical-relative:text;mso-width-percent:0;mso-width-relative:margin;v-text-anchor:top" o:gfxdata="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" filled="f" stroked="f" strokeweight=".5pt">
                 <v:textbox>
@@ -11083,7 +11061,7 @@
               </wp:anchor>
             </w:drawing>
           </mc:Choice>
-          <mc:Fallback>
+          <mc:Fallback xmlns:w16sdtdh="http://schemas.microsoft.com/office/word/2020/wordml/sdtdatahash" xmlns:w16="http://schemas.microsoft.com/office/word/2018/wordml" xmlns:w16cid="http://schemas.microsoft.com/office/word/2016/wordml/cid" xmlns:w16cex="http://schemas.microsoft.com/office/word/2018/wordml/cex" xmlns:am3d="http://schemas.microsoft.com/office/drawing/2017/model3d" xmlns:aink="http://schemas.microsoft.com/office/drawing/2016/ink" xmlns:cx8="http://schemas.microsoft.com/office/drawing/2016/5/14/chartex" xmlns:cx7="http://schemas.microsoft.com/office/drawing/2016/5/13/chartex" xmlns:cx6="http://schemas.microsoft.com/office/drawing/2016/5/12/chartex" xmlns:cx5="http://schemas.microsoft.com/office/drawing/2016/5/11/chartex" xmlns:cx4="http://schemas.microsoft.com/office/drawing/2016/5/10/chartex" xmlns:cx3="http://schemas.microsoft.com/office/drawing/2016/5/9/chartex" xmlns:cx2="http://schemas.microsoft.com/office/drawing/2015/10/21/chartex">
             <w:pict>
               <v:shape w14:anchorId="250CC8A4" id="Надпись 113" o:spid="_x0000_s1088" type="#_x0000_t202" style="position:absolute;margin-left:0;margin-top:8.75pt;width:87pt;height:19pt;z-index:251688960;visibility:visible;mso-wrap-style:square;mso-width-percent:0;mso-wrap-distance-left:9pt;mso-wrap-distance-top:0;mso-wrap-distance-right:9pt;mso-wrap-distance-bottom:0;mso-position-horizontal:left;mso-position-horizontal-relative:margin;mso-position-vertical:absolute;mso-position-vertical-relative:text;mso-width-percent:0;mso-width-relative:margin;v-text-anchor:top" o:gfxdata="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" filled="f" stroked="f" strokeweight=".5pt">
                 <v:textbox>
@@ -11231,11 +11209,13 @@
     <w:p>
       <w:pPr>
         <w:rPr>
-          <w:lang w:val="ru-RU"/>
-        </w:rPr>
-      </w:pPr>
-      <w:r>
-        <w:rPr>
+          <w:color w:val="70AD47" w:themeColor="accent6"/>
+          <w:lang w:val="ru-RU"/>
+        </w:rPr>
+      </w:pPr>
+      <w:r>
+        <w:rPr>
+          <w:color w:val="70AD47" w:themeColor="accent6"/>
           <w:lang w:val="ru-RU"/>
         </w:rPr>
         <w:lastRenderedPageBreak/>
@@ -11243,6 +11223,7 @@
       </w:r>
       <w:r>
         <w:rPr>
+          <w:color w:val="70AD47" w:themeColor="accent6"/>
           <w:lang w:val="ru-RU"/>
         </w:rPr>
         <w:t>(</w:t>
@@ -11250,6 +11231,7 @@
       <w:proofErr w:type="spellStart"/>
       <w:r>
         <w:rPr>
+          <w:color w:val="70AD47" w:themeColor="accent6"/>
           <w:lang w:val="ru-RU"/>
         </w:rPr>
         <w:t>рефы</w:t>
@@ -11257,6 +11239,7 @@
       <w:proofErr w:type="spellEnd"/>
       <w:r>
         <w:rPr>
+          <w:color w:val="70AD47" w:themeColor="accent6"/>
           <w:lang w:val="ru-RU"/>
         </w:rPr>
         <w:t xml:space="preserve">, </w:t>
@@ -11264,6 +11247,7 @@
       <w:proofErr w:type="spellStart"/>
       <w:r>
         <w:rPr>
+          <w:color w:val="70AD47" w:themeColor="accent6"/>
           <w:lang w:val="ru-RU"/>
         </w:rPr>
         <w:t>эмиты</w:t>
@@ -11271,18 +11255,23 @@
       <w:proofErr w:type="spellEnd"/>
       <w:r>
         <w:rPr>
+          <w:color w:val="70AD47" w:themeColor="accent6"/>
           <w:lang w:val="ru-RU"/>
         </w:rPr>
         <w:t xml:space="preserve">, </w:t>
       </w:r>
-      <w:r>
-        <w:rPr>
+      <w:proofErr w:type="spellStart"/>
+      <w:r>
+        <w:rPr>
+          <w:color w:val="70AD47" w:themeColor="accent6"/>
           <w:lang w:val="ru-RU"/>
         </w:rPr>
         <w:t>юай</w:t>
       </w:r>
-      <w:r>
-        <w:rPr>
+      <w:proofErr w:type="spellEnd"/>
+      <w:r>
+        <w:rPr>
+          <w:color w:val="70AD47" w:themeColor="accent6"/>
           <w:lang w:val="ru-RU"/>
         </w:rPr>
         <w:t xml:space="preserve"> и </w:t>
@@ -11290,6 +11279,7 @@
       <w:proofErr w:type="spellStart"/>
       <w:r>
         <w:rPr>
+          <w:color w:val="70AD47" w:themeColor="accent6"/>
           <w:lang w:val="ru-RU"/>
         </w:rPr>
         <w:t>ответки</w:t>
@@ -11297,25 +11287,45 @@
       <w:proofErr w:type="spellEnd"/>
       <w:r>
         <w:rPr>
+          <w:color w:val="70AD47" w:themeColor="accent6"/>
           <w:lang w:val="ru-RU"/>
         </w:rPr>
         <w:t xml:space="preserve"> на </w:t>
       </w:r>
       <w:r>
         <w:rPr>
+          <w:color w:val="70AD47" w:themeColor="accent6"/>
           <w:lang w:val="ru-RU"/>
         </w:rPr>
         <w:t>события</w:t>
       </w:r>
       <w:r>
         <w:rPr>
-          <w:lang w:val="ru-RU"/>
-        </w:rPr>
-        <w:t xml:space="preserve">) – апи (серверная логика с БД) – </w:t>
-      </w:r>
-      <w:proofErr w:type="spellStart"/>
-      <w:r>
-        <w:rPr>
+          <w:color w:val="70AD47" w:themeColor="accent6"/>
+          <w:lang w:val="ru-RU"/>
+        </w:rPr>
+        <w:t xml:space="preserve">) – </w:t>
+      </w:r>
+      <w:proofErr w:type="spellStart"/>
+      <w:r>
+        <w:rPr>
+          <w:color w:val="70AD47" w:themeColor="accent6"/>
+          <w:lang w:val="ru-RU"/>
+        </w:rPr>
+        <w:t>апи</w:t>
+      </w:r>
+      <w:proofErr w:type="spellEnd"/>
+      <w:r>
+        <w:rPr>
+          <w:color w:val="70AD47" w:themeColor="accent6"/>
+          <w:lang w:val="ru-RU"/>
+        </w:rPr>
+        <w:t xml:space="preserve"> (серверная логика с БД) – </w:t>
+      </w:r>
+      <w:proofErr w:type="spellStart"/>
+      <w:r>
+        <w:rPr>
+          <w:color w:val="70AD47" w:themeColor="accent6"/>
           <w:lang w:val="ru-RU"/>
         </w:rPr>
         <w:t>утилсы</w:t>
@@ -11323,13 +11333,40 @@
       <w:proofErr w:type="spellEnd"/>
       <w:r>
         <w:rPr>
-          <w:lang w:val="ru-RU"/>
-        </w:rPr>
-        <w:t xml:space="preserve"> (функции для управления БД) – БД (джесон файлы) – </w:t>
-      </w:r>
-      <w:proofErr w:type="spellStart"/>
-      <w:r>
-        <w:rPr>
+          <w:color w:val="70AD47" w:themeColor="accent6"/>
+          <w:lang w:val="ru-RU"/>
+        </w:rPr>
+        <w:t xml:space="preserve"> (</w:t>
+      </w:r>
+      <w:bookmarkStart w:id="0" w:name="_GoBack"/>
+      <w:bookmarkEnd w:id="0"/>
+      <w:r>
+        <w:rPr>
+          <w:color w:val="70AD47" w:themeColor="accent6"/>
+          <w:lang w:val="ru-RU"/>
+        </w:rPr>
+        <w:t>функции для управления БД) – БД (</w:t>
+      </w:r>
+      <w:proofErr w:type="spellStart"/>
+      <w:r>
+        <w:rPr>
+          <w:color w:val="70AD47" w:themeColor="accent6"/>
+          <w:lang w:val="ru-RU"/>
+        </w:rPr>
+        <w:t>джесон</w:t>
+      </w:r>
+      <w:proofErr w:type="spellEnd"/>
+      <w:r>
+        <w:rPr>
+          <w:color w:val="70AD47" w:themeColor="accent6"/>
+          <w:lang w:val="ru-RU"/>
+        </w:rPr>
+        <w:t xml:space="preserve"> файлы) – </w:t>
+      </w:r>
+      <w:proofErr w:type="spellStart"/>
+      <w:r>
+        <w:rPr>
+          <w:color w:val="70AD47" w:themeColor="accent6"/>
           <w:lang w:val="en-US"/>
         </w:rPr>
         <w:t>composables</w:t>
@@ -11337,2138 +11374,2706 @@
       <w:proofErr w:type="spellEnd"/>
       <w:r>
         <w:rPr>
-          <w:lang w:val="ru-RU"/>
+          <w:color w:val="70AD47" w:themeColor="accent6"/>
+          <w:lang w:val="ru-RU"/>
+        </w:rPr>
+        <w:t xml:space="preserve"> (вся </w:t>
+      </w:r>
+      <w:proofErr w:type="spellStart"/>
+      <w:r>
+        <w:rPr>
+          <w:color w:val="70AD47" w:themeColor="accent6"/>
+          <w:lang w:val="ru-RU"/>
+        </w:rPr>
+        <w:t>стейт</w:t>
+      </w:r>
+      <w:proofErr w:type="spellEnd"/>
+      <w:r>
+        <w:rPr>
+          <w:color w:val="70AD47" w:themeColor="accent6"/>
+          <w:lang w:val="ru-RU"/>
+        </w:rPr>
+        <w:t xml:space="preserve"> логика)</w:t>
+      </w:r>
+      <w:r>
+        <w:rPr>
+          <w:color w:val="70AD47" w:themeColor="accent6"/>
+          <w:lang w:val="ru-RU"/>
+        </w:rPr>
+        <w:t>.</w:t>
+      </w:r>
+    </w:p>
+    <w:p>
+      <w:pPr>
+        <w:rPr>
+          <w:lang w:val="ru-RU"/>
+        </w:rPr>
+      </w:pPr>
+    </w:p>
+    <w:p>
+      <w:pPr>
+        <w:rPr>
+          <w:color w:val="70AD47" w:themeColor="accent6"/>
+          <w:lang w:val="en-US"/>
+        </w:rPr>
+      </w:pPr>
+      <w:r>
+        <w:rPr>
+          <w:color w:val="70AD47" w:themeColor="accent6"/>
+          <w:lang w:val="ru-RU"/>
+        </w:rPr>
+        <w:t>Компоненты</w:t>
+      </w:r>
+      <w:r>
+        <w:rPr>
+          <w:color w:val="70AD47" w:themeColor="accent6"/>
+          <w:lang w:val="en-US"/>
+        </w:rPr>
+        <w:t>:</w:t>
+      </w:r>
+    </w:p>
+    <w:p>
+      <w:pPr>
+        <w:rPr>
+          <w:color w:val="70AD47" w:themeColor="accent6"/>
+          <w:lang w:val="en-US"/>
+        </w:rPr>
+      </w:pPr>
+      <w:r>
+        <w:rPr>
+          <w:color w:val="70AD47" w:themeColor="accent6"/>
+          <w:lang w:val="en-US"/>
+        </w:rPr>
+        <w:t>Input, checkbox</w:t>
+      </w:r>
+    </w:p>
+    <w:p>
+      <w:pPr>
+        <w:rPr>
+          <w:color w:val="70AD47" w:themeColor="accent6"/>
+          <w:lang w:val="en-US"/>
+        </w:rPr>
+      </w:pPr>
+      <w:r>
+        <w:rPr>
+          <w:color w:val="70AD47" w:themeColor="accent6"/>
+          <w:lang w:val="en-US"/>
+        </w:rPr>
+        <w:t>Task8/</w:t>
+      </w:r>
+      <w:r>
+        <w:rPr>
+          <w:color w:val="70AD47" w:themeColor="accent6"/>
+          <w:lang w:val="en-US"/>
+        </w:rPr>
+        <w:t>Warehouses/</w:t>
+      </w:r>
+      <w:proofErr w:type="spellStart"/>
+      <w:r>
+        <w:rPr>
+          <w:color w:val="70AD47" w:themeColor="accent6"/>
+          <w:lang w:val="en-US"/>
+        </w:rPr>
+        <w:t>WarehousesList</w:t>
+      </w:r>
+      <w:proofErr w:type="spellEnd"/>
+    </w:p>
+    <w:p>
+      <w:pPr>
+        <w:rPr>
+          <w:color w:val="70AD47" w:themeColor="accent6"/>
+          <w:lang w:val="en-US"/>
+        </w:rPr>
+      </w:pPr>
+      <w:r>
+        <w:rPr>
+          <w:color w:val="70AD47" w:themeColor="accent6"/>
+          <w:lang w:val="en-US"/>
+        </w:rPr>
+        <w:t>Task8/Warehouses/</w:t>
+      </w:r>
+      <w:proofErr w:type="spellStart"/>
+      <w:r>
+        <w:rPr>
+          <w:color w:val="70AD47" w:themeColor="accent6"/>
+          <w:lang w:val="en-US"/>
+        </w:rPr>
+        <w:t>WarehouseInfo</w:t>
+      </w:r>
+      <w:proofErr w:type="spellEnd"/>
+    </w:p>
+    <w:p>
+      <w:pPr>
+        <w:rPr>
+          <w:color w:val="70AD47" w:themeColor="accent6"/>
+          <w:lang w:val="en-US"/>
+        </w:rPr>
+      </w:pPr>
+      <w:r>
+        <w:rPr>
+          <w:color w:val="70AD47" w:themeColor="accent6"/>
+          <w:lang w:val="en-US"/>
+        </w:rPr>
+        <w:t>Task8/</w:t>
+      </w:r>
+      <w:r>
+        <w:rPr>
+          <w:color w:val="70AD47" w:themeColor="accent6"/>
+          <w:lang w:val="en-US"/>
+        </w:rPr>
+        <w:t>Warehouses/</w:t>
+      </w:r>
+      <w:proofErr w:type="spellStart"/>
+      <w:r>
+        <w:rPr>
+          <w:color w:val="70AD47" w:themeColor="accent6"/>
+          <w:lang w:val="en-US"/>
+        </w:rPr>
+        <w:t>WarehousesFilters</w:t>
+      </w:r>
+      <w:proofErr w:type="spellEnd"/>
+    </w:p>
+    <w:p>
+      <w:pPr>
+        <w:rPr>
+          <w:color w:val="70AD47" w:themeColor="accent6"/>
+          <w:lang w:val="ru-RU"/>
+        </w:rPr>
+      </w:pPr>
+      <w:r>
+        <w:rPr>
+          <w:color w:val="70AD47" w:themeColor="accent6"/>
+          <w:lang w:val="en-US"/>
+        </w:rPr>
+        <w:t>Task8/</w:t>
+      </w:r>
+      <w:r>
+        <w:rPr>
+          <w:color w:val="70AD47" w:themeColor="accent6"/>
+          <w:lang w:val="en-US"/>
+        </w:rPr>
+        <w:t>Warehouses/</w:t>
+      </w:r>
+      <w:proofErr w:type="spellStart"/>
+      <w:r>
+        <w:rPr>
+          <w:color w:val="70AD47" w:themeColor="accent6"/>
+          <w:lang w:val="en-US"/>
+        </w:rPr>
+        <w:t>WarehousesAddForm</w:t>
+      </w:r>
+      <w:proofErr w:type="spellEnd"/>
+    </w:p>
+    <w:p>
+      <w:pPr>
+        <w:rPr>
+          <w:color w:val="70AD47" w:themeColor="accent6"/>
+          <w:lang w:val="en-US"/>
+        </w:rPr>
+      </w:pPr>
+      <w:r>
+        <w:rPr>
+          <w:color w:val="70AD47" w:themeColor="accent6"/>
+          <w:lang w:val="en-US"/>
+        </w:rPr>
+        <w:t>Task8/</w:t>
+      </w:r>
+      <w:r>
+        <w:rPr>
+          <w:color w:val="70AD47" w:themeColor="accent6"/>
+          <w:lang w:val="en-US"/>
+        </w:rPr>
+        <w:t>Warehouses/</w:t>
+      </w:r>
+      <w:proofErr w:type="spellStart"/>
+      <w:r>
+        <w:rPr>
+          <w:color w:val="70AD47" w:themeColor="accent6"/>
+          <w:lang w:val="en-US"/>
+        </w:rPr>
+        <w:t>WarehousesStatistics</w:t>
+      </w:r>
+      <w:proofErr w:type="spellEnd"/>
+    </w:p>
+    <w:p>
+      <w:pPr>
+        <w:rPr>
+          <w:color w:val="70AD47" w:themeColor="accent6"/>
+          <w:lang w:val="en-US"/>
+        </w:rPr>
+      </w:pPr>
+      <w:r>
+        <w:rPr>
+          <w:color w:val="70AD47" w:themeColor="accent6"/>
+          <w:lang w:val="en-US"/>
+        </w:rPr>
+        <w:t>Task8/Movements/</w:t>
+      </w:r>
+      <w:proofErr w:type="spellStart"/>
+      <w:r>
+        <w:rPr>
+          <w:color w:val="70AD47" w:themeColor="accent6"/>
+          <w:lang w:val="en-US"/>
+        </w:rPr>
+        <w:t>MovementsList</w:t>
+      </w:r>
+      <w:proofErr w:type="spellEnd"/>
+    </w:p>
+    <w:p>
+      <w:pPr>
+        <w:rPr>
+          <w:color w:val="70AD47" w:themeColor="accent6"/>
+          <w:lang w:val="en-US"/>
+        </w:rPr>
+      </w:pPr>
+      <w:r>
+        <w:rPr>
+          <w:color w:val="70AD47" w:themeColor="accent6"/>
+          <w:lang w:val="en-US"/>
+        </w:rPr>
+        <w:t>Task8/Movements/</w:t>
+      </w:r>
+      <w:proofErr w:type="spellStart"/>
+      <w:r>
+        <w:rPr>
+          <w:color w:val="70AD47" w:themeColor="accent6"/>
+          <w:lang w:val="en-US"/>
+        </w:rPr>
+        <w:t>MovementsAddForm</w:t>
+      </w:r>
+      <w:proofErr w:type="spellEnd"/>
+    </w:p>
+    <w:p>
+      <w:pPr>
+        <w:rPr>
+          <w:color w:val="70AD47" w:themeColor="accent6"/>
+          <w:lang w:val="en-US"/>
+        </w:rPr>
+      </w:pPr>
+      <w:r>
+        <w:rPr>
+          <w:color w:val="70AD47" w:themeColor="accent6"/>
+          <w:lang w:val="en-US"/>
+        </w:rPr>
+        <w:t>Task8/Movements/</w:t>
+      </w:r>
+      <w:proofErr w:type="spellStart"/>
+      <w:r>
+        <w:rPr>
+          <w:color w:val="70AD47" w:themeColor="accent6"/>
+          <w:lang w:val="en-US"/>
+        </w:rPr>
+        <w:t>MovementsStatistics</w:t>
+      </w:r>
+      <w:proofErr w:type="spellEnd"/>
+    </w:p>
+    <w:p>
+      <w:pPr>
+        <w:rPr>
+          <w:color w:val="70AD47" w:themeColor="accent6"/>
+          <w:lang w:val="en-US"/>
+        </w:rPr>
+      </w:pPr>
+      <w:r>
+        <w:rPr>
+          <w:color w:val="70AD47" w:themeColor="accent6"/>
+          <w:lang w:val="en-US"/>
+        </w:rPr>
+        <w:t>Task8/Movements/</w:t>
+      </w:r>
+      <w:proofErr w:type="spellStart"/>
+      <w:r>
+        <w:rPr>
+          <w:color w:val="70AD47" w:themeColor="accent6"/>
+          <w:lang w:val="en-US"/>
+        </w:rPr>
+        <w:t>MovementInfo</w:t>
+      </w:r>
+      <w:proofErr w:type="spellEnd"/>
+    </w:p>
+    <w:p>
+      <w:pPr>
+        <w:rPr>
+          <w:color w:val="70AD47" w:themeColor="accent6"/>
+          <w:lang w:val="en-US"/>
+        </w:rPr>
+      </w:pPr>
+      <w:r>
+        <w:rPr>
+          <w:color w:val="70AD47" w:themeColor="accent6"/>
+          <w:lang w:val="en-US"/>
+        </w:rPr>
+        <w:t>Task8/Movements/</w:t>
+      </w:r>
+      <w:proofErr w:type="spellStart"/>
+      <w:r>
+        <w:rPr>
+          <w:color w:val="70AD47" w:themeColor="accent6"/>
+          <w:lang w:val="en-US"/>
+        </w:rPr>
+        <w:t>Movement</w:t>
+      </w:r>
+      <w:r>
+        <w:rPr>
+          <w:color w:val="70AD47" w:themeColor="accent6"/>
+          <w:lang w:val="en-US"/>
+        </w:rPr>
+        <w:t>ChangeForm</w:t>
+      </w:r>
+      <w:proofErr w:type="spellEnd"/>
+    </w:p>
+    <w:p>
+      <w:pPr>
+        <w:rPr>
+          <w:lang w:val="en-US"/>
+        </w:rPr>
+      </w:pPr>
+    </w:p>
+    <w:p>
+      <w:pPr>
+        <w:rPr>
+          <w:lang w:val="en-US"/>
+        </w:rPr>
+      </w:pPr>
+    </w:p>
+    <w:p>
+      <w:pPr>
+        <w:rPr>
+          <w:lang w:val="en-US"/>
+        </w:rPr>
+      </w:pPr>
+      <w:r>
+        <w:rPr>
+          <w:color w:val="70AD47" w:themeColor="accent6"/>
+          <w:lang w:val="ru-RU"/>
+        </w:rPr>
+        <w:t>Страницы</w:t>
+      </w:r>
+      <w:r>
+        <w:rPr>
+          <w:color w:val="70AD47" w:themeColor="accent6"/>
+          <w:lang w:val="en-US"/>
+        </w:rPr>
+        <w:t>:</w:t>
+      </w:r>
+      <w:r>
+        <w:rPr>
+          <w:lang w:val="en-US"/>
+        </w:rPr>
+        <w:br/>
+      </w:r>
+      <w:r>
+        <w:rPr>
+          <w:color w:val="70AD47" w:themeColor="accent6"/>
+          <w:lang w:val="en-US"/>
+        </w:rPr>
+        <w:t>task8/</w:t>
+      </w:r>
+    </w:p>
+    <w:p>
+      <w:pPr>
+        <w:rPr>
+          <w:color w:val="70AD47" w:themeColor="accent6"/>
+          <w:lang w:val="en-US"/>
+        </w:rPr>
+      </w:pPr>
+      <w:r>
+        <w:rPr>
+          <w:color w:val="70AD47" w:themeColor="accent6"/>
+          <w:lang w:val="en-US"/>
+        </w:rPr>
+        <w:t>task8/warehouses/[warehouseId]</w:t>
+      </w:r>
+    </w:p>
+    <w:p>
+      <w:pPr>
+        <w:rPr>
+          <w:color w:val="70AD47" w:themeColor="accent6"/>
+          <w:lang w:val="en-US"/>
+        </w:rPr>
+      </w:pPr>
+      <w:r>
+        <w:rPr>
+          <w:color w:val="70AD47" w:themeColor="accent6"/>
+          <w:lang w:val="en-US"/>
+        </w:rPr>
+        <w:t>task8/warehouses/[warehouseId]/movements/[movementId]</w:t>
+      </w:r>
+    </w:p>
+    <w:p>
+      <w:pPr>
+        <w:rPr>
+          <w:lang w:val="en-US"/>
+        </w:rPr>
+      </w:pPr>
+    </w:p>
+    <w:p>
+      <w:pPr>
+        <w:rPr>
+          <w:lang w:val="en-US"/>
+        </w:rPr>
+      </w:pPr>
+    </w:p>
+    <w:p>
+      <w:pPr>
+        <w:rPr>
+          <w:color w:val="70AD47" w:themeColor="accent6"/>
+        </w:rPr>
+      </w:pPr>
+      <w:r>
+        <w:rPr>
+          <w:color w:val="70AD47" w:themeColor="accent6"/>
+        </w:rPr>
+        <w:t>Апи:</w:t>
+      </w:r>
+    </w:p>
+    <w:p>
+      <w:pPr>
+        <w:rPr>
+          <w:color w:val="70AD47" w:themeColor="accent6"/>
+        </w:rPr>
+      </w:pPr>
+      <w:r>
+        <w:rPr>
+          <w:color w:val="70AD47" w:themeColor="accent6"/>
+        </w:rPr>
+        <w:t>/</w:t>
+      </w:r>
+      <w:r>
+        <w:rPr>
+          <w:color w:val="70AD47" w:themeColor="accent6"/>
+          <w:lang w:val="en-US"/>
+        </w:rPr>
+        <w:t>api</w:t>
+      </w:r>
+      <w:r>
+        <w:rPr>
+          <w:color w:val="70AD47" w:themeColor="accent6"/>
+        </w:rPr>
+        <w:t>/</w:t>
+      </w:r>
+      <w:r>
+        <w:rPr>
+          <w:color w:val="70AD47" w:themeColor="accent6"/>
+          <w:lang w:val="en-US"/>
+        </w:rPr>
+        <w:t>warehouses</w:t>
+      </w:r>
+      <w:r>
+        <w:rPr>
+          <w:color w:val="70AD47" w:themeColor="accent6"/>
+        </w:rPr>
+        <w:t>/</w:t>
+      </w:r>
+      <w:r>
+        <w:rPr>
+          <w:color w:val="70AD47" w:themeColor="accent6"/>
+          <w:lang w:val="en-US"/>
+        </w:rPr>
+        <w:t>index</w:t>
+      </w:r>
+      <w:r>
+        <w:rPr>
+          <w:color w:val="70AD47" w:themeColor="accent6"/>
+        </w:rPr>
+        <w:t>.</w:t>
+      </w:r>
+      <w:r>
+        <w:rPr>
+          <w:color w:val="70AD47" w:themeColor="accent6"/>
+          <w:lang w:val="en-US"/>
+        </w:rPr>
+        <w:t>get</w:t>
+      </w:r>
+      <w:r>
+        <w:rPr>
+          <w:color w:val="70AD47" w:themeColor="accent6"/>
+        </w:rPr>
+        <w:t>.</w:t>
+      </w:r>
+      <w:r>
+        <w:rPr>
+          <w:color w:val="70AD47" w:themeColor="accent6"/>
+          <w:lang w:val="en-US"/>
+        </w:rPr>
+        <w:t>ts</w:t>
+      </w:r>
+      <w:r>
+        <w:rPr>
+          <w:color w:val="70AD47" w:themeColor="accent6"/>
+        </w:rPr>
+        <w:t xml:space="preserve"> – получить все </w:t>
+      </w:r>
+      <w:proofErr w:type="spellStart"/>
+      <w:r>
+        <w:rPr>
+          <w:color w:val="70AD47" w:themeColor="accent6"/>
+        </w:rPr>
+        <w:t>склады</w:t>
+      </w:r>
+      <w:proofErr w:type="spellEnd"/>
+    </w:p>
+    <w:p>
+      <w:pPr>
+        <w:rPr>
+          <w:color w:val="70AD47" w:themeColor="accent6"/>
+          <w:lang w:val="en-US"/>
+        </w:rPr>
+      </w:pPr>
+      <w:r>
+        <w:rPr>
+          <w:color w:val="70AD47" w:themeColor="accent6"/>
+          <w:lang w:val="en-US"/>
+        </w:rPr>
+        <w:t>/</w:t>
+      </w:r>
+      <w:proofErr w:type="spellStart"/>
+      <w:r>
+        <w:rPr>
+          <w:color w:val="70AD47" w:themeColor="accent6"/>
+          <w:lang w:val="en-US"/>
+        </w:rPr>
+        <w:t>api</w:t>
+      </w:r>
+      <w:proofErr w:type="spellEnd"/>
+      <w:r>
+        <w:rPr>
+          <w:color w:val="70AD47" w:themeColor="accent6"/>
+          <w:lang w:val="en-US"/>
+        </w:rPr>
+        <w:t>/warehouses/</w:t>
+      </w:r>
+      <w:proofErr w:type="spellStart"/>
+      <w:r>
+        <w:rPr>
+          <w:color w:val="70AD47" w:themeColor="accent6"/>
+          <w:lang w:val="en-US"/>
+        </w:rPr>
+        <w:t>index.post.ts</w:t>
+      </w:r>
+      <w:proofErr w:type="spellEnd"/>
+      <w:r>
+        <w:rPr>
+          <w:color w:val="70AD47" w:themeColor="accent6"/>
+          <w:lang w:val="en-US"/>
+        </w:rPr>
+        <w:t xml:space="preserve"> – </w:t>
+      </w:r>
+      <w:r>
+        <w:rPr>
+          <w:color w:val="70AD47" w:themeColor="accent6"/>
+          <w:lang w:val="ru-RU"/>
+        </w:rPr>
+        <w:t>добавить</w:t>
+      </w:r>
+      <w:r>
+        <w:rPr>
+          <w:color w:val="70AD47" w:themeColor="accent6"/>
+          <w:lang w:val="en-US"/>
+        </w:rPr>
+        <w:t xml:space="preserve"> </w:t>
+      </w:r>
+      <w:r>
+        <w:rPr>
+          <w:color w:val="70AD47" w:themeColor="accent6"/>
+          <w:lang w:val="ru-RU"/>
+        </w:rPr>
+        <w:t>склад</w:t>
+      </w:r>
+    </w:p>
+    <w:p>
+      <w:pPr>
+        <w:rPr>
+          <w:color w:val="70AD47" w:themeColor="accent6"/>
+        </w:rPr>
+      </w:pPr>
+      <w:r>
+        <w:rPr>
+          <w:color w:val="70AD47" w:themeColor="accent6"/>
+          <w:lang w:val="en-US"/>
+        </w:rPr>
+        <w:t>/</w:t>
+      </w:r>
+      <w:proofErr w:type="spellStart"/>
+      <w:r>
+        <w:rPr>
+          <w:color w:val="70AD47" w:themeColor="accent6"/>
+          <w:lang w:val="en-US"/>
+        </w:rPr>
+        <w:t>api</w:t>
+      </w:r>
+      <w:proofErr w:type="spellEnd"/>
+      <w:r>
+        <w:rPr>
+          <w:color w:val="70AD47" w:themeColor="accent6"/>
+          <w:lang w:val="en-US"/>
+        </w:rPr>
+        <w:t>/warehouses/[warehouseId]/</w:t>
+      </w:r>
+      <w:proofErr w:type="spellStart"/>
+      <w:r>
+        <w:rPr>
+          <w:color w:val="70AD47" w:themeColor="accent6"/>
+          <w:lang w:val="en-US"/>
+        </w:rPr>
+        <w:t>index.get.ts</w:t>
+      </w:r>
+      <w:proofErr w:type="spellEnd"/>
+      <w:r>
+        <w:rPr>
+          <w:color w:val="70AD47" w:themeColor="accent6"/>
+          <w:lang w:val="en-US"/>
+        </w:rPr>
+        <w:t xml:space="preserve"> – </w:t>
+      </w:r>
+      <w:r>
+        <w:rPr>
+          <w:color w:val="70AD47" w:themeColor="accent6"/>
+          <w:lang w:val="ru-RU"/>
+        </w:rPr>
+        <w:t>получить</w:t>
+      </w:r>
+      <w:r>
+        <w:rPr>
+          <w:color w:val="70AD47" w:themeColor="accent6"/>
+          <w:lang w:val="en-US"/>
+        </w:rPr>
+        <w:t xml:space="preserve"> </w:t>
+      </w:r>
+      <w:r>
+        <w:rPr>
+          <w:color w:val="70AD47" w:themeColor="accent6"/>
+          <w:lang w:val="ru-RU"/>
+        </w:rPr>
+        <w:t>инфу</w:t>
+      </w:r>
+      <w:r>
+        <w:rPr>
+          <w:color w:val="70AD47" w:themeColor="accent6"/>
+          <w:lang w:val="en-US"/>
+        </w:rPr>
+        <w:t xml:space="preserve"> </w:t>
+      </w:r>
+      <w:r>
+        <w:rPr>
+          <w:color w:val="70AD47" w:themeColor="accent6"/>
+          <w:lang w:val="ru-RU"/>
+        </w:rPr>
+        <w:t>об</w:t>
+      </w:r>
+      <w:r>
+        <w:rPr>
+          <w:color w:val="70AD47" w:themeColor="accent6"/>
+          <w:lang w:val="en-US"/>
+        </w:rPr>
+        <w:t xml:space="preserve"> </w:t>
+      </w:r>
+      <w:r>
+        <w:rPr>
+          <w:color w:val="70AD47" w:themeColor="accent6"/>
+          <w:lang w:val="ru-RU"/>
+        </w:rPr>
+        <w:t>одном</w:t>
+      </w:r>
+      <w:r>
+        <w:rPr>
+          <w:color w:val="70AD47" w:themeColor="accent6"/>
+          <w:lang w:val="en-US"/>
+        </w:rPr>
+        <w:t xml:space="preserve"> </w:t>
+      </w:r>
+      <w:r>
+        <w:rPr>
+          <w:color w:val="70AD47" w:themeColor="accent6"/>
+          <w:lang w:val="ru-RU"/>
+        </w:rPr>
+        <w:t>складе</w:t>
+      </w:r>
+    </w:p>
+    <w:p>
+      <w:pPr>
+        <w:rPr>
+          <w:color w:val="70AD47" w:themeColor="accent6"/>
+          <w:lang w:val="en-US"/>
+        </w:rPr>
+      </w:pPr>
+      <w:r>
+        <w:rPr>
+          <w:color w:val="70AD47" w:themeColor="accent6"/>
+          <w:lang w:val="en-US"/>
+        </w:rPr>
+        <w:t>/</w:t>
+      </w:r>
+      <w:proofErr w:type="spellStart"/>
+      <w:r>
+        <w:rPr>
+          <w:color w:val="70AD47" w:themeColor="accent6"/>
+          <w:lang w:val="en-US"/>
+        </w:rPr>
+        <w:t>api</w:t>
+      </w:r>
+      <w:proofErr w:type="spellEnd"/>
+      <w:r>
+        <w:rPr>
+          <w:color w:val="70AD47" w:themeColor="accent6"/>
+          <w:lang w:val="en-US"/>
+        </w:rPr>
+        <w:t>/warehouses/[warehouseId]/movements/</w:t>
+      </w:r>
+      <w:proofErr w:type="spellStart"/>
+      <w:r>
+        <w:rPr>
+          <w:color w:val="70AD47" w:themeColor="accent6"/>
+          <w:lang w:val="en-US"/>
+        </w:rPr>
+        <w:t>index.get.ts</w:t>
+      </w:r>
+      <w:proofErr w:type="spellEnd"/>
+      <w:r>
+        <w:rPr>
+          <w:color w:val="70AD47" w:themeColor="accent6"/>
+          <w:lang w:val="en-US"/>
+        </w:rPr>
+        <w:t xml:space="preserve"> – </w:t>
+      </w:r>
+      <w:r>
+        <w:rPr>
+          <w:color w:val="70AD47" w:themeColor="accent6"/>
+          <w:lang w:val="ru-RU"/>
+        </w:rPr>
+        <w:t>получить</w:t>
+      </w:r>
+      <w:r>
+        <w:rPr>
+          <w:color w:val="70AD47" w:themeColor="accent6"/>
+          <w:lang w:val="en-US"/>
+        </w:rPr>
+        <w:t xml:space="preserve"> </w:t>
+      </w:r>
+      <w:r>
+        <w:rPr>
+          <w:color w:val="70AD47" w:themeColor="accent6"/>
+          <w:lang w:val="ru-RU"/>
+        </w:rPr>
+        <w:t>все</w:t>
+      </w:r>
+      <w:r>
+        <w:rPr>
+          <w:color w:val="70AD47" w:themeColor="accent6"/>
+          <w:lang w:val="en-US"/>
+        </w:rPr>
+        <w:t xml:space="preserve"> </w:t>
+      </w:r>
+      <w:proofErr w:type="spellStart"/>
+      <w:r>
+        <w:rPr>
+          <w:color w:val="70AD47" w:themeColor="accent6"/>
+          <w:lang w:val="ru-RU"/>
+        </w:rPr>
+        <w:t>мувы</w:t>
+      </w:r>
+      <w:proofErr w:type="spellEnd"/>
+      <w:r>
+        <w:rPr>
+          <w:color w:val="70AD47" w:themeColor="accent6"/>
+          <w:lang w:val="en-US"/>
+        </w:rPr>
+        <w:t xml:space="preserve"> </w:t>
+      </w:r>
+      <w:r>
+        <w:rPr>
+          <w:color w:val="70AD47" w:themeColor="accent6"/>
+          <w:lang w:val="ru-RU"/>
+        </w:rPr>
+        <w:t>по</w:t>
+      </w:r>
+      <w:r>
+        <w:rPr>
+          <w:color w:val="70AD47" w:themeColor="accent6"/>
+          <w:lang w:val="en-US"/>
+        </w:rPr>
+        <w:t xml:space="preserve"> </w:t>
+      </w:r>
+      <w:r>
+        <w:rPr>
+          <w:color w:val="70AD47" w:themeColor="accent6"/>
+          <w:lang w:val="ru-RU"/>
+        </w:rPr>
+        <w:t>одному</w:t>
+      </w:r>
+      <w:r>
+        <w:rPr>
+          <w:color w:val="70AD47" w:themeColor="accent6"/>
+          <w:lang w:val="en-US"/>
+        </w:rPr>
+        <w:t xml:space="preserve"> </w:t>
+      </w:r>
+      <w:r>
+        <w:rPr>
+          <w:color w:val="70AD47" w:themeColor="accent6"/>
+          <w:lang w:val="ru-RU"/>
+        </w:rPr>
+        <w:t>складу</w:t>
+      </w:r>
+    </w:p>
+    <w:p>
+      <w:pPr>
+        <w:rPr>
+          <w:color w:val="70AD47" w:themeColor="accent6"/>
+          <w:lang w:val="en-US"/>
+        </w:rPr>
+      </w:pPr>
+      <w:r>
+        <w:rPr>
+          <w:color w:val="70AD47" w:themeColor="accent6"/>
+          <w:lang w:val="en-US"/>
+        </w:rPr>
+        <w:t>/</w:t>
+      </w:r>
+      <w:proofErr w:type="spellStart"/>
+      <w:r>
+        <w:rPr>
+          <w:color w:val="70AD47" w:themeColor="accent6"/>
+          <w:lang w:val="en-US"/>
+        </w:rPr>
+        <w:t>api</w:t>
+      </w:r>
+      <w:proofErr w:type="spellEnd"/>
+      <w:r>
+        <w:rPr>
+          <w:color w:val="70AD47" w:themeColor="accent6"/>
+          <w:lang w:val="en-US"/>
+        </w:rPr>
+        <w:t>/warehouses/[warehouseId]/movements/</w:t>
+      </w:r>
+      <w:proofErr w:type="spellStart"/>
+      <w:r>
+        <w:rPr>
+          <w:color w:val="70AD47" w:themeColor="accent6"/>
+          <w:lang w:val="en-US"/>
+        </w:rPr>
+        <w:t>index.post.ts</w:t>
+      </w:r>
+      <w:proofErr w:type="spellEnd"/>
+      <w:r>
+        <w:rPr>
+          <w:color w:val="70AD47" w:themeColor="accent6"/>
+          <w:lang w:val="en-US"/>
+        </w:rPr>
+        <w:t xml:space="preserve"> – </w:t>
+      </w:r>
+      <w:r>
+        <w:rPr>
+          <w:color w:val="70AD47" w:themeColor="accent6"/>
+          <w:lang w:val="ru-RU"/>
+        </w:rPr>
+        <w:t>добавить</w:t>
+      </w:r>
+      <w:r>
+        <w:rPr>
+          <w:color w:val="70AD47" w:themeColor="accent6"/>
+          <w:lang w:val="en-US"/>
+        </w:rPr>
+        <w:t xml:space="preserve"> </w:t>
+      </w:r>
+      <w:r>
+        <w:rPr>
+          <w:color w:val="70AD47" w:themeColor="accent6"/>
+          <w:lang w:val="ru-RU"/>
+        </w:rPr>
+        <w:t>мув</w:t>
+      </w:r>
+      <w:r>
+        <w:rPr>
+          <w:color w:val="70AD47" w:themeColor="accent6"/>
+          <w:lang w:val="en-US"/>
+        </w:rPr>
+        <w:t xml:space="preserve"> </w:t>
+      </w:r>
+      <w:r>
+        <w:rPr>
+          <w:color w:val="70AD47" w:themeColor="accent6"/>
+          <w:lang w:val="ru-RU"/>
+        </w:rPr>
+        <w:t>для</w:t>
+      </w:r>
+      <w:r>
+        <w:rPr>
+          <w:color w:val="70AD47" w:themeColor="accent6"/>
+          <w:lang w:val="en-US"/>
+        </w:rPr>
+        <w:t xml:space="preserve"> </w:t>
+      </w:r>
+      <w:r>
+        <w:rPr>
+          <w:color w:val="70AD47" w:themeColor="accent6"/>
+          <w:lang w:val="ru-RU"/>
+        </w:rPr>
+        <w:t>данного</w:t>
+      </w:r>
+      <w:r>
+        <w:rPr>
+          <w:color w:val="70AD47" w:themeColor="accent6"/>
+          <w:lang w:val="en-US"/>
+        </w:rPr>
+        <w:t xml:space="preserve"> </w:t>
+      </w:r>
+      <w:r>
+        <w:rPr>
+          <w:color w:val="70AD47" w:themeColor="accent6"/>
+          <w:lang w:val="ru-RU"/>
+        </w:rPr>
+        <w:t>склада</w:t>
+      </w:r>
+    </w:p>
+    <w:p>
+      <w:pPr>
+        <w:rPr>
+          <w:color w:val="70AD47" w:themeColor="accent6"/>
+          <w:lang w:val="en-US"/>
+        </w:rPr>
+      </w:pPr>
+      <w:r>
+        <w:rPr>
+          <w:color w:val="70AD47" w:themeColor="accent6"/>
+          <w:lang w:val="en-US"/>
+        </w:rPr>
+        <w:t>/</w:t>
+      </w:r>
+      <w:proofErr w:type="spellStart"/>
+      <w:r>
+        <w:rPr>
+          <w:color w:val="70AD47" w:themeColor="accent6"/>
+          <w:lang w:val="en-US"/>
+        </w:rPr>
+        <w:t>api</w:t>
+      </w:r>
+      <w:proofErr w:type="spellEnd"/>
+      <w:r>
+        <w:rPr>
+          <w:color w:val="70AD47" w:themeColor="accent6"/>
+          <w:lang w:val="en-US"/>
+        </w:rPr>
+        <w:t>/movements/[movementId]/</w:t>
+      </w:r>
+      <w:proofErr w:type="spellStart"/>
+      <w:r>
+        <w:rPr>
+          <w:color w:val="70AD47" w:themeColor="accent6"/>
+          <w:lang w:val="en-US"/>
+        </w:rPr>
+        <w:t>index.get.ts</w:t>
+      </w:r>
+      <w:proofErr w:type="spellEnd"/>
+      <w:r>
+        <w:rPr>
+          <w:color w:val="70AD47" w:themeColor="accent6"/>
+          <w:lang w:val="en-US"/>
+        </w:rPr>
+        <w:t xml:space="preserve"> – </w:t>
+      </w:r>
+      <w:r>
+        <w:rPr>
+          <w:color w:val="70AD47" w:themeColor="accent6"/>
+          <w:lang w:val="ru-RU"/>
+        </w:rPr>
+        <w:t>получить</w:t>
+      </w:r>
+      <w:r>
+        <w:rPr>
+          <w:color w:val="70AD47" w:themeColor="accent6"/>
+          <w:lang w:val="en-US"/>
+        </w:rPr>
+        <w:t xml:space="preserve"> </w:t>
+      </w:r>
+      <w:r>
+        <w:rPr>
+          <w:color w:val="70AD47" w:themeColor="accent6"/>
+          <w:lang w:val="ru-RU"/>
+        </w:rPr>
+        <w:t>конкретный</w:t>
+      </w:r>
+      <w:r>
+        <w:rPr>
+          <w:color w:val="70AD47" w:themeColor="accent6"/>
+          <w:lang w:val="en-US"/>
+        </w:rPr>
+        <w:t xml:space="preserve"> </w:t>
+      </w:r>
+      <w:r>
+        <w:rPr>
+          <w:color w:val="70AD47" w:themeColor="accent6"/>
+          <w:lang w:val="ru-RU"/>
+        </w:rPr>
+        <w:t>мув</w:t>
+      </w:r>
+    </w:p>
+    <w:p>
+      <w:pPr>
+        <w:rPr>
+          <w:color w:val="70AD47" w:themeColor="accent6"/>
+          <w:lang w:val="en-US"/>
+        </w:rPr>
+      </w:pPr>
+      <w:r>
+        <w:rPr>
+          <w:color w:val="70AD47" w:themeColor="accent6"/>
+          <w:lang w:val="en-US"/>
+        </w:rPr>
+        <w:t>/</w:t>
+      </w:r>
+      <w:proofErr w:type="spellStart"/>
+      <w:r>
+        <w:rPr>
+          <w:color w:val="70AD47" w:themeColor="accent6"/>
+          <w:lang w:val="en-US"/>
+        </w:rPr>
+        <w:t>api</w:t>
+      </w:r>
+      <w:proofErr w:type="spellEnd"/>
+      <w:r>
+        <w:rPr>
+          <w:color w:val="70AD47" w:themeColor="accent6"/>
+          <w:lang w:val="en-US"/>
+        </w:rPr>
+        <w:t>/movements/[movementId]/</w:t>
+      </w:r>
+      <w:proofErr w:type="spellStart"/>
+      <w:r>
+        <w:rPr>
+          <w:color w:val="70AD47" w:themeColor="accent6"/>
+          <w:lang w:val="en-US"/>
+        </w:rPr>
+        <w:t>index.patch.ts</w:t>
+      </w:r>
+      <w:proofErr w:type="spellEnd"/>
+      <w:r>
+        <w:rPr>
+          <w:color w:val="70AD47" w:themeColor="accent6"/>
+          <w:lang w:val="en-US"/>
+        </w:rPr>
+        <w:t xml:space="preserve"> – </w:t>
+      </w:r>
+      <w:r>
+        <w:rPr>
+          <w:color w:val="70AD47" w:themeColor="accent6"/>
+          <w:lang w:val="ru-RU"/>
+        </w:rPr>
+        <w:t>Исправить</w:t>
+      </w:r>
+      <w:r>
+        <w:rPr>
+          <w:color w:val="70AD47" w:themeColor="accent6"/>
+          <w:lang w:val="en-US"/>
+        </w:rPr>
+        <w:t xml:space="preserve"> </w:t>
+      </w:r>
+      <w:r>
+        <w:rPr>
+          <w:color w:val="70AD47" w:themeColor="accent6"/>
+          <w:lang w:val="ru-RU"/>
+        </w:rPr>
+        <w:t>конкретный</w:t>
+      </w:r>
+      <w:r>
+        <w:rPr>
+          <w:color w:val="70AD47" w:themeColor="accent6"/>
+          <w:lang w:val="en-US"/>
+        </w:rPr>
+        <w:t xml:space="preserve"> </w:t>
+      </w:r>
+      <w:r>
+        <w:rPr>
+          <w:color w:val="70AD47" w:themeColor="accent6"/>
+          <w:lang w:val="ru-RU"/>
+        </w:rPr>
+        <w:t>мув</w:t>
+      </w:r>
+    </w:p>
+    <w:p>
+      <w:pPr>
+        <w:rPr>
+          <w:color w:val="70AD47" w:themeColor="accent6"/>
+          <w:lang w:val="en-US"/>
+        </w:rPr>
+      </w:pPr>
+      <w:r>
+        <w:rPr>
+          <w:color w:val="70AD47" w:themeColor="accent6"/>
+          <w:lang w:val="en-US"/>
+        </w:rPr>
+        <w:t>/</w:t>
+      </w:r>
+      <w:proofErr w:type="spellStart"/>
+      <w:r>
+        <w:rPr>
+          <w:color w:val="70AD47" w:themeColor="accent6"/>
+          <w:lang w:val="en-US"/>
+        </w:rPr>
+        <w:t>api</w:t>
+      </w:r>
+      <w:proofErr w:type="spellEnd"/>
+      <w:r>
+        <w:rPr>
+          <w:color w:val="70AD47" w:themeColor="accent6"/>
+          <w:lang w:val="en-US"/>
+        </w:rPr>
+        <w:t>/</w:t>
+      </w:r>
+      <w:r>
+        <w:rPr>
+          <w:color w:val="70AD47" w:themeColor="accent6"/>
+          <w:lang w:val="en-US"/>
+        </w:rPr>
+        <w:t>movements</w:t>
+      </w:r>
+      <w:r>
+        <w:rPr>
+          <w:color w:val="70AD47" w:themeColor="accent6"/>
+          <w:lang w:val="en-US"/>
+        </w:rPr>
+        <w:t>/</w:t>
+      </w:r>
+      <w:proofErr w:type="spellStart"/>
+      <w:r>
+        <w:rPr>
+          <w:color w:val="70AD47" w:themeColor="accent6"/>
+          <w:lang w:val="en-US"/>
+        </w:rPr>
+        <w:t>index.</w:t>
+      </w:r>
+      <w:r>
+        <w:rPr>
+          <w:color w:val="70AD47" w:themeColor="accent6"/>
+          <w:lang w:val="en-US"/>
+        </w:rPr>
+        <w:t>get</w:t>
+      </w:r>
+      <w:r>
+        <w:rPr>
+          <w:color w:val="70AD47" w:themeColor="accent6"/>
+          <w:lang w:val="en-US"/>
+        </w:rPr>
+        <w:t>.ts</w:t>
+      </w:r>
+      <w:proofErr w:type="spellEnd"/>
+      <w:r>
+        <w:rPr>
+          <w:color w:val="70AD47" w:themeColor="accent6"/>
+          <w:lang w:val="en-US"/>
+        </w:rPr>
+        <w:t xml:space="preserve"> – </w:t>
+      </w:r>
+      <w:r>
+        <w:rPr>
+          <w:color w:val="70AD47" w:themeColor="accent6"/>
+          <w:lang w:val="ru-RU"/>
+        </w:rPr>
+        <w:t>Получить</w:t>
+      </w:r>
+      <w:r>
+        <w:rPr>
+          <w:color w:val="70AD47" w:themeColor="accent6"/>
+          <w:lang w:val="en-US"/>
+        </w:rPr>
+        <w:t xml:space="preserve"> </w:t>
+      </w:r>
+      <w:r>
+        <w:rPr>
+          <w:color w:val="70AD47" w:themeColor="accent6"/>
+          <w:lang w:val="ru-RU"/>
+        </w:rPr>
+        <w:t>все</w:t>
+      </w:r>
+      <w:r>
+        <w:rPr>
+          <w:color w:val="70AD47" w:themeColor="accent6"/>
+          <w:lang w:val="en-US"/>
+        </w:rPr>
+        <w:t xml:space="preserve"> </w:t>
+      </w:r>
+      <w:proofErr w:type="spellStart"/>
+      <w:r>
+        <w:rPr>
+          <w:color w:val="70AD47" w:themeColor="accent6"/>
+          <w:lang w:val="ru-RU"/>
+        </w:rPr>
+        <w:t>мувы</w:t>
+      </w:r>
+      <w:proofErr w:type="spellEnd"/>
+    </w:p>
+    <w:p>
+      <w:pPr>
+        <w:rPr>
+          <w:lang w:val="en-US"/>
+        </w:rPr>
+      </w:pPr>
+    </w:p>
+    <w:p>
+      <w:pPr>
+        <w:rPr>
+          <w:lang w:val="en-US"/>
+        </w:rPr>
+      </w:pPr>
+    </w:p>
+    <w:p>
+      <w:pPr>
+        <w:rPr>
+          <w:lang w:val="en-US"/>
+        </w:rPr>
+      </w:pPr>
+    </w:p>
+    <w:p>
+      <w:pPr>
+        <w:rPr>
+          <w:color w:val="70AD47" w:themeColor="accent6"/>
+          <w:lang w:val="en-US"/>
+        </w:rPr>
+      </w:pPr>
+      <w:proofErr w:type="spellStart"/>
+      <w:r>
+        <w:rPr>
+          <w:color w:val="70AD47" w:themeColor="accent6"/>
+          <w:lang w:val="ru-RU"/>
+        </w:rPr>
+        <w:t>Утилсы</w:t>
+      </w:r>
+      <w:proofErr w:type="spellEnd"/>
+      <w:r>
+        <w:rPr>
+          <w:color w:val="70AD47" w:themeColor="accent6"/>
+          <w:lang w:val="en-US"/>
+        </w:rPr>
+        <w:t xml:space="preserve"> </w:t>
+      </w:r>
+      <w:r>
+        <w:rPr>
+          <w:color w:val="70AD47" w:themeColor="accent6"/>
+          <w:lang w:val="ru-RU"/>
+        </w:rPr>
+        <w:t>сервера</w:t>
+      </w:r>
+      <w:r>
+        <w:rPr>
+          <w:color w:val="70AD47" w:themeColor="accent6"/>
+          <w:lang w:val="en-US"/>
+        </w:rPr>
+        <w:t>:</w:t>
+      </w:r>
+      <w:r>
+        <w:rPr>
+          <w:color w:val="70AD47" w:themeColor="accent6"/>
+          <w:lang w:val="en-US"/>
+        </w:rPr>
+        <w:t xml:space="preserve"> +</w:t>
+      </w:r>
+    </w:p>
+    <w:p>
+      <w:pPr>
+        <w:rPr>
+          <w:color w:val="70AD47" w:themeColor="accent6"/>
+          <w:lang w:val="en-US"/>
+        </w:rPr>
+      </w:pPr>
+      <w:proofErr w:type="spellStart"/>
+      <w:r>
+        <w:rPr>
+          <w:color w:val="70AD47" w:themeColor="accent6"/>
+          <w:lang w:val="en-US"/>
+        </w:rPr>
+        <w:t>getWarehouses</w:t>
+      </w:r>
+      <w:proofErr w:type="spellEnd"/>
+      <w:r>
+        <w:rPr>
+          <w:color w:val="70AD47" w:themeColor="accent6"/>
+          <w:lang w:val="en-US"/>
+        </w:rPr>
+        <w:t xml:space="preserve">() =&gt; undefined / Warehouse[] – </w:t>
+      </w:r>
+      <w:r>
+        <w:rPr>
+          <w:color w:val="70AD47" w:themeColor="accent6"/>
+          <w:lang w:val="ru-RU"/>
+        </w:rPr>
+        <w:t>получить</w:t>
+      </w:r>
+      <w:r>
+        <w:rPr>
+          <w:color w:val="70AD47" w:themeColor="accent6"/>
+          <w:lang w:val="en-US"/>
+        </w:rPr>
+        <w:t xml:space="preserve"> </w:t>
+      </w:r>
+      <w:r>
+        <w:rPr>
+          <w:color w:val="70AD47" w:themeColor="accent6"/>
+          <w:lang w:val="ru-RU"/>
+        </w:rPr>
+        <w:t>все</w:t>
+      </w:r>
+      <w:r>
+        <w:rPr>
+          <w:color w:val="70AD47" w:themeColor="accent6"/>
+          <w:lang w:val="en-US"/>
+        </w:rPr>
+        <w:t xml:space="preserve"> </w:t>
+      </w:r>
+      <w:r>
+        <w:rPr>
+          <w:color w:val="70AD47" w:themeColor="accent6"/>
+          <w:lang w:val="ru-RU"/>
+        </w:rPr>
+        <w:t>склады</w:t>
+      </w:r>
+    </w:p>
+    <w:p>
+      <w:pPr>
+        <w:rPr>
+          <w:color w:val="70AD47" w:themeColor="accent6"/>
+          <w:lang w:val="en-US"/>
+        </w:rPr>
+      </w:pPr>
+      <w:proofErr w:type="spellStart"/>
+      <w:r>
+        <w:rPr>
+          <w:color w:val="70AD47" w:themeColor="accent6"/>
+          <w:lang w:val="en-US"/>
+        </w:rPr>
+        <w:t>getWarehouseById</w:t>
+      </w:r>
+      <w:proofErr w:type="spellEnd"/>
+      <w:r>
+        <w:rPr>
+          <w:color w:val="70AD47" w:themeColor="accent6"/>
+          <w:lang w:val="en-US"/>
+        </w:rPr>
+        <w:t xml:space="preserve">(warehouseId) =&gt; undefined / Warehouse – </w:t>
+      </w:r>
+      <w:r>
+        <w:rPr>
+          <w:color w:val="70AD47" w:themeColor="accent6"/>
+          <w:lang w:val="ru-RU"/>
+        </w:rPr>
+        <w:t>получить</w:t>
+      </w:r>
+      <w:r>
+        <w:rPr>
+          <w:color w:val="70AD47" w:themeColor="accent6"/>
+          <w:lang w:val="en-US"/>
+        </w:rPr>
+        <w:t xml:space="preserve"> </w:t>
+      </w:r>
+      <w:r>
+        <w:rPr>
+          <w:color w:val="70AD47" w:themeColor="accent6"/>
+          <w:lang w:val="ru-RU"/>
+        </w:rPr>
+        <w:t>один</w:t>
+      </w:r>
+      <w:r>
+        <w:rPr>
+          <w:color w:val="70AD47" w:themeColor="accent6"/>
+          <w:lang w:val="en-US"/>
+        </w:rPr>
+        <w:t xml:space="preserve"> </w:t>
+      </w:r>
+      <w:r>
+        <w:rPr>
+          <w:color w:val="70AD47" w:themeColor="accent6"/>
+          <w:lang w:val="ru-RU"/>
+        </w:rPr>
+        <w:t>конкретный</w:t>
+      </w:r>
+      <w:r>
+        <w:rPr>
+          <w:color w:val="70AD47" w:themeColor="accent6"/>
+          <w:lang w:val="en-US"/>
+        </w:rPr>
+        <w:t xml:space="preserve"> </w:t>
+      </w:r>
+      <w:r>
+        <w:rPr>
+          <w:color w:val="70AD47" w:themeColor="accent6"/>
+          <w:lang w:val="ru-RU"/>
+        </w:rPr>
+        <w:t>склад</w:t>
+      </w:r>
+    </w:p>
+    <w:p>
+      <w:pPr>
+        <w:rPr>
+          <w:color w:val="70AD47" w:themeColor="accent6"/>
+          <w:lang w:val="ru-RU"/>
+        </w:rPr>
+      </w:pPr>
+      <w:proofErr w:type="spellStart"/>
+      <w:r>
+        <w:rPr>
+          <w:color w:val="70AD47" w:themeColor="accent6"/>
+          <w:lang w:val="en-US"/>
+        </w:rPr>
+        <w:t>getMovements</w:t>
+      </w:r>
+      <w:proofErr w:type="spellEnd"/>
+      <w:r>
+        <w:rPr>
+          <w:color w:val="70AD47" w:themeColor="accent6"/>
+          <w:lang w:val="ru-RU"/>
+        </w:rPr>
+        <w:t xml:space="preserve">() =&gt; </w:t>
+      </w:r>
+      <w:r>
+        <w:rPr>
+          <w:color w:val="70AD47" w:themeColor="accent6"/>
+          <w:lang w:val="en-US"/>
+        </w:rPr>
+        <w:t>undefined</w:t>
+      </w:r>
+      <w:r>
+        <w:rPr>
+          <w:color w:val="70AD47" w:themeColor="accent6"/>
+          <w:lang w:val="ru-RU"/>
+        </w:rPr>
+        <w:t xml:space="preserve"> / </w:t>
+      </w:r>
+      <w:r>
+        <w:rPr>
+          <w:color w:val="70AD47" w:themeColor="accent6"/>
+          <w:lang w:val="en-US"/>
+        </w:rPr>
+        <w:t>Movement</w:t>
+      </w:r>
+      <w:r>
+        <w:rPr>
+          <w:color w:val="70AD47" w:themeColor="accent6"/>
+          <w:lang w:val="ru-RU"/>
+        </w:rPr>
+        <w:t xml:space="preserve">[] – получить все </w:t>
+      </w:r>
+      <w:proofErr w:type="spellStart"/>
+      <w:r>
+        <w:rPr>
+          <w:color w:val="70AD47" w:themeColor="accent6"/>
+          <w:lang w:val="ru-RU"/>
+        </w:rPr>
+        <w:t>мувы</w:t>
+      </w:r>
+      <w:proofErr w:type="spellEnd"/>
+      <w:r>
+        <w:rPr>
+          <w:color w:val="70AD47" w:themeColor="accent6"/>
+          <w:lang w:val="ru-RU"/>
+        </w:rPr>
+        <w:t xml:space="preserve"> (для статистика на </w:t>
+      </w:r>
+      <w:proofErr w:type="spellStart"/>
+      <w:r>
+        <w:rPr>
+          <w:color w:val="70AD47" w:themeColor="accent6"/>
+          <w:lang w:val="ru-RU"/>
+        </w:rPr>
+        <w:t>гл</w:t>
+      </w:r>
+      <w:proofErr w:type="spellEnd"/>
+      <w:r>
+        <w:rPr>
+          <w:color w:val="70AD47" w:themeColor="accent6"/>
+          <w:lang w:val="ru-RU"/>
+        </w:rPr>
+        <w:t xml:space="preserve"> экране)</w:t>
+      </w:r>
+    </w:p>
+    <w:p>
+      <w:pPr>
+        <w:rPr>
+          <w:color w:val="70AD47" w:themeColor="accent6"/>
+          <w:lang w:val="en-US"/>
+        </w:rPr>
+      </w:pPr>
+      <w:proofErr w:type="spellStart"/>
+      <w:r>
+        <w:rPr>
+          <w:color w:val="70AD47" w:themeColor="accent6"/>
+          <w:lang w:val="en-US"/>
+        </w:rPr>
+        <w:t>getMovementsByWarehouseId</w:t>
+      </w:r>
+      <w:proofErr w:type="spellEnd"/>
+      <w:r>
+        <w:rPr>
+          <w:color w:val="70AD47" w:themeColor="accent6"/>
+          <w:lang w:val="en-US"/>
+        </w:rPr>
+        <w:t xml:space="preserve">(warehouseId) =&gt; undefined / Movement[] – </w:t>
+      </w:r>
+      <w:r>
+        <w:rPr>
+          <w:color w:val="70AD47" w:themeColor="accent6"/>
+          <w:lang w:val="ru-RU"/>
+        </w:rPr>
+        <w:t>получить</w:t>
+      </w:r>
+      <w:r>
+        <w:rPr>
+          <w:color w:val="70AD47" w:themeColor="accent6"/>
+          <w:lang w:val="en-US"/>
+        </w:rPr>
+        <w:t xml:space="preserve"> </w:t>
+      </w:r>
+      <w:r>
+        <w:rPr>
+          <w:color w:val="70AD47" w:themeColor="accent6"/>
+          <w:lang w:val="ru-RU"/>
+        </w:rPr>
+        <w:t>все</w:t>
+      </w:r>
+      <w:r>
+        <w:rPr>
+          <w:color w:val="70AD47" w:themeColor="accent6"/>
+          <w:lang w:val="en-US"/>
+        </w:rPr>
+        <w:t xml:space="preserve"> </w:t>
+      </w:r>
+      <w:proofErr w:type="spellStart"/>
+      <w:r>
+        <w:rPr>
+          <w:color w:val="70AD47" w:themeColor="accent6"/>
+          <w:lang w:val="ru-RU"/>
+        </w:rPr>
+        <w:t>мувы</w:t>
+      </w:r>
+      <w:proofErr w:type="spellEnd"/>
+      <w:r>
+        <w:rPr>
+          <w:color w:val="70AD47" w:themeColor="accent6"/>
+          <w:lang w:val="en-US"/>
+        </w:rPr>
+        <w:t xml:space="preserve"> </w:t>
+      </w:r>
+      <w:r>
+        <w:rPr>
+          <w:color w:val="70AD47" w:themeColor="accent6"/>
+          <w:lang w:val="ru-RU"/>
+        </w:rPr>
+        <w:t>за</w:t>
+      </w:r>
+      <w:r>
+        <w:rPr>
+          <w:color w:val="70AD47" w:themeColor="accent6"/>
+          <w:lang w:val="en-US"/>
+        </w:rPr>
+        <w:t xml:space="preserve"> </w:t>
+      </w:r>
+      <w:r>
+        <w:rPr>
+          <w:color w:val="70AD47" w:themeColor="accent6"/>
+          <w:lang w:val="ru-RU"/>
+        </w:rPr>
+        <w:t>один</w:t>
+      </w:r>
+      <w:r>
+        <w:rPr>
+          <w:color w:val="70AD47" w:themeColor="accent6"/>
+          <w:lang w:val="en-US"/>
+        </w:rPr>
+        <w:t xml:space="preserve"> </w:t>
+      </w:r>
+      <w:r>
+        <w:rPr>
+          <w:color w:val="70AD47" w:themeColor="accent6"/>
+          <w:lang w:val="ru-RU"/>
+        </w:rPr>
+        <w:t>склад</w:t>
+      </w:r>
+    </w:p>
+    <w:p>
+      <w:pPr>
+        <w:rPr>
+          <w:color w:val="70AD47" w:themeColor="accent6"/>
+          <w:lang w:val="en-US"/>
+        </w:rPr>
+      </w:pPr>
+      <w:proofErr w:type="spellStart"/>
+      <w:r>
+        <w:rPr>
+          <w:color w:val="70AD47" w:themeColor="accent6"/>
+          <w:lang w:val="en-US"/>
+        </w:rPr>
+        <w:t>getMovementById</w:t>
+      </w:r>
+      <w:proofErr w:type="spellEnd"/>
+      <w:r>
+        <w:rPr>
+          <w:color w:val="70AD47" w:themeColor="accent6"/>
+          <w:lang w:val="en-US"/>
+        </w:rPr>
+        <w:t xml:space="preserve">(movementId) =&gt; undefined / Movement – </w:t>
+      </w:r>
+      <w:r>
+        <w:rPr>
+          <w:color w:val="70AD47" w:themeColor="accent6"/>
+          <w:lang w:val="ru-RU"/>
+        </w:rPr>
+        <w:t>получить</w:t>
+      </w:r>
+      <w:r>
+        <w:rPr>
+          <w:color w:val="70AD47" w:themeColor="accent6"/>
+          <w:lang w:val="en-US"/>
+        </w:rPr>
+        <w:t xml:space="preserve"> </w:t>
+      </w:r>
+      <w:r>
+        <w:rPr>
+          <w:color w:val="70AD47" w:themeColor="accent6"/>
+          <w:lang w:val="ru-RU"/>
+        </w:rPr>
+        <w:t>мув</w:t>
+      </w:r>
+      <w:r>
+        <w:rPr>
+          <w:color w:val="70AD47" w:themeColor="accent6"/>
+          <w:lang w:val="en-US"/>
+        </w:rPr>
+        <w:t xml:space="preserve"> </w:t>
+      </w:r>
+      <w:r>
+        <w:rPr>
+          <w:color w:val="70AD47" w:themeColor="accent6"/>
+          <w:lang w:val="ru-RU"/>
+        </w:rPr>
+        <w:t>по</w:t>
+      </w:r>
+      <w:r>
+        <w:rPr>
+          <w:color w:val="70AD47" w:themeColor="accent6"/>
+          <w:lang w:val="en-US"/>
+        </w:rPr>
+        <w:t xml:space="preserve"> </w:t>
+      </w:r>
+      <w:proofErr w:type="spellStart"/>
+      <w:r>
+        <w:rPr>
+          <w:color w:val="70AD47" w:themeColor="accent6"/>
+          <w:lang w:val="ru-RU"/>
+        </w:rPr>
+        <w:t>айди</w:t>
+      </w:r>
+      <w:proofErr w:type="spellEnd"/>
+    </w:p>
+    <w:p>
+      <w:pPr>
+        <w:rPr>
+          <w:color w:val="70AD47" w:themeColor="accent6"/>
+          <w:lang w:val="en-US"/>
+        </w:rPr>
+      </w:pPr>
+      <w:proofErr w:type="spellStart"/>
+      <w:r>
+        <w:rPr>
+          <w:color w:val="70AD47" w:themeColor="accent6"/>
+          <w:lang w:val="en-US"/>
+        </w:rPr>
+        <w:t>setWarehouses</w:t>
+      </w:r>
+      <w:proofErr w:type="spellEnd"/>
+      <w:r>
+        <w:rPr>
+          <w:color w:val="70AD47" w:themeColor="accent6"/>
+          <w:lang w:val="en-US"/>
+        </w:rPr>
+        <w:t xml:space="preserve">(warehouses) =&gt; </w:t>
+      </w:r>
+      <w:r>
+        <w:rPr>
+          <w:color w:val="70AD47" w:themeColor="accent6"/>
+          <w:lang w:val="en-US"/>
+        </w:rPr>
+        <w:t>true/false</w:t>
+      </w:r>
+      <w:r>
+        <w:rPr>
+          <w:color w:val="70AD47" w:themeColor="accent6"/>
+          <w:lang w:val="en-US"/>
+        </w:rPr>
+        <w:t xml:space="preserve"> – </w:t>
+      </w:r>
+      <w:r>
+        <w:rPr>
+          <w:color w:val="70AD47" w:themeColor="accent6"/>
+          <w:lang w:val="ru-RU"/>
+        </w:rPr>
+        <w:t>установить</w:t>
+      </w:r>
+      <w:r>
+        <w:rPr>
+          <w:color w:val="70AD47" w:themeColor="accent6"/>
+          <w:lang w:val="en-US"/>
+        </w:rPr>
+        <w:t xml:space="preserve"> </w:t>
+      </w:r>
+      <w:r>
+        <w:rPr>
+          <w:color w:val="70AD47" w:themeColor="accent6"/>
+          <w:lang w:val="ru-RU"/>
+        </w:rPr>
+        <w:t>новый</w:t>
+      </w:r>
+      <w:r>
+        <w:rPr>
+          <w:color w:val="70AD47" w:themeColor="accent6"/>
+          <w:lang w:val="en-US"/>
+        </w:rPr>
+        <w:t xml:space="preserve"> </w:t>
+      </w:r>
+      <w:r>
+        <w:rPr>
+          <w:color w:val="70AD47" w:themeColor="accent6"/>
+          <w:lang w:val="ru-RU"/>
+        </w:rPr>
+        <w:t>список</w:t>
+      </w:r>
+      <w:r>
+        <w:rPr>
+          <w:color w:val="70AD47" w:themeColor="accent6"/>
+          <w:lang w:val="en-US"/>
+        </w:rPr>
+        <w:t xml:space="preserve"> </w:t>
+      </w:r>
+      <w:r>
+        <w:rPr>
+          <w:color w:val="70AD47" w:themeColor="accent6"/>
+          <w:lang w:val="ru-RU"/>
+        </w:rPr>
+        <w:t>складов</w:t>
+      </w:r>
+    </w:p>
+    <w:p>
+      <w:pPr>
+        <w:rPr>
+          <w:color w:val="70AD47" w:themeColor="accent6"/>
+          <w:lang w:val="en-US"/>
+        </w:rPr>
+      </w:pPr>
+      <w:proofErr w:type="spellStart"/>
+      <w:r>
+        <w:rPr>
+          <w:color w:val="70AD47" w:themeColor="accent6"/>
+          <w:lang w:val="en-US"/>
+        </w:rPr>
+        <w:t>setMovements</w:t>
+      </w:r>
+      <w:proofErr w:type="spellEnd"/>
+      <w:r>
+        <w:rPr>
+          <w:color w:val="70AD47" w:themeColor="accent6"/>
+          <w:lang w:val="en-US"/>
+        </w:rPr>
+        <w:t xml:space="preserve">(movements) =&gt; </w:t>
+      </w:r>
+      <w:r>
+        <w:rPr>
+          <w:color w:val="70AD47" w:themeColor="accent6"/>
+          <w:lang w:val="en-US"/>
+        </w:rPr>
+        <w:t>true/false</w:t>
+      </w:r>
+      <w:r>
+        <w:rPr>
+          <w:color w:val="70AD47" w:themeColor="accent6"/>
+          <w:lang w:val="en-US"/>
+        </w:rPr>
+        <w:t xml:space="preserve">- </w:t>
+      </w:r>
+      <w:r>
+        <w:rPr>
+          <w:color w:val="70AD47" w:themeColor="accent6"/>
+          <w:lang w:val="ru-RU"/>
+        </w:rPr>
+        <w:t>установить</w:t>
+      </w:r>
+      <w:r>
+        <w:rPr>
+          <w:color w:val="70AD47" w:themeColor="accent6"/>
+          <w:lang w:val="en-US"/>
+        </w:rPr>
+        <w:t xml:space="preserve"> </w:t>
+      </w:r>
+      <w:r>
+        <w:rPr>
+          <w:color w:val="70AD47" w:themeColor="accent6"/>
+          <w:lang w:val="ru-RU"/>
+        </w:rPr>
+        <w:t>новые</w:t>
+      </w:r>
+      <w:r>
+        <w:rPr>
+          <w:color w:val="70AD47" w:themeColor="accent6"/>
+          <w:lang w:val="en-US"/>
+        </w:rPr>
+        <w:t xml:space="preserve"> </w:t>
+      </w:r>
+      <w:proofErr w:type="spellStart"/>
+      <w:r>
+        <w:rPr>
+          <w:color w:val="70AD47" w:themeColor="accent6"/>
+          <w:lang w:val="ru-RU"/>
+        </w:rPr>
+        <w:t>мувменты</w:t>
+      </w:r>
+      <w:proofErr w:type="spellEnd"/>
+    </w:p>
+    <w:p>
+      <w:pPr>
+        <w:rPr>
+          <w:lang w:val="en-US"/>
+        </w:rPr>
+      </w:pPr>
+    </w:p>
+    <w:p>
+      <w:pPr>
+        <w:rPr>
+          <w:lang w:val="en-US"/>
+        </w:rPr>
+      </w:pPr>
+    </w:p>
+    <w:p>
+      <w:pPr>
+        <w:rPr>
+          <w:color w:val="70AD47" w:themeColor="accent6"/>
+          <w:lang w:val="en-US"/>
+        </w:rPr>
+      </w:pPr>
+      <w:r>
+        <w:rPr>
+          <w:color w:val="70AD47" w:themeColor="accent6"/>
+          <w:lang w:val="ru-RU"/>
+        </w:rPr>
+        <w:t>БД</w:t>
+      </w:r>
+      <w:r>
+        <w:rPr>
+          <w:color w:val="70AD47" w:themeColor="accent6"/>
+          <w:lang w:val="en-US"/>
         </w:rPr>
         <w:t xml:space="preserve"> (</w:t>
       </w:r>
       <w:r>
         <w:rPr>
-          <w:lang w:val="ru-RU"/>
-        </w:rPr>
-        <w:t>вся стейт логика)</w:t>
-      </w:r>
-      <w:r>
-        <w:rPr>
-          <w:lang w:val="ru-RU"/>
-        </w:rPr>
-        <w:t>.</w:t>
-      </w:r>
-    </w:p>
-    <w:p>
-      <w:pPr>
-        <w:rPr>
-          <w:lang w:val="ru-RU"/>
-        </w:rPr>
-      </w:pPr>
-    </w:p>
-    <w:p>
-      <w:pPr>
-        <w:rPr>
-          <w:lang w:val="en-US"/>
-        </w:rPr>
-      </w:pPr>
-      <w:r>
-        <w:rPr>
-          <w:lang w:val="ru-RU"/>
-        </w:rPr>
-        <w:t>Компоненты</w:t>
-      </w:r>
-      <w:r>
-        <w:rPr>
-          <w:lang w:val="en-US"/>
-        </w:rPr>
-        <w:t>:</w:t>
-      </w:r>
-    </w:p>
-    <w:p>
-      <w:pPr>
-        <w:rPr>
-          <w:color w:val="70AD47" w:themeColor="accent6"/>
-          <w:lang w:val="en-US"/>
-        </w:rPr>
-      </w:pPr>
-      <w:r>
-        <w:rPr>
-          <w:color w:val="70AD47" w:themeColor="accent6"/>
-          <w:lang w:val="en-US"/>
-        </w:rPr>
-        <w:t>Input, checkbox</w:t>
-      </w:r>
-    </w:p>
-    <w:p>
-      <w:pPr>
-        <w:rPr>
-          <w:color w:val="70AD47" w:themeColor="accent6"/>
-          <w:lang w:val="ru-RU"/>
-        </w:rPr>
-      </w:pPr>
-      <w:r>
-        <w:rPr>
-          <w:color w:val="70AD47" w:themeColor="accent6"/>
-          <w:lang w:val="en-US"/>
-        </w:rPr>
-        <w:t>Task8/</w:t>
-      </w:r>
-      <w:r>
-        <w:rPr>
-          <w:color w:val="70AD47" w:themeColor="accent6"/>
-          <w:lang w:val="en-US"/>
-        </w:rPr>
-        <w:t>Warehouses/</w:t>
-      </w:r>
-      <w:proofErr w:type="spellStart"/>
-      <w:r>
-        <w:rPr>
-          <w:color w:val="70AD47" w:themeColor="accent6"/>
-          <w:lang w:val="en-US"/>
-        </w:rPr>
-        <w:t>WarehousesList</w:t>
-      </w:r>
-      <w:proofErr w:type="spellEnd"/>
-    </w:p>
-    <w:p>
-      <w:pPr>
-        <w:rPr>
-          <w:lang w:val="en-US"/>
-        </w:rPr>
-      </w:pPr>
-      <w:r>
-        <w:rPr>
-          <w:lang w:val="en-US"/>
-        </w:rPr>
-        <w:t>Task8/Warehouses/</w:t>
-      </w:r>
-      <w:proofErr w:type="spellStart"/>
-      <w:r>
-        <w:rPr>
-          <w:lang w:val="en-US"/>
-        </w:rPr>
-        <w:t>WarehouseInfo</w:t>
-      </w:r>
-      <w:proofErr w:type="spellEnd"/>
-    </w:p>
-    <w:p>
-      <w:pPr>
-        <w:rPr>
-          <w:color w:val="70AD47" w:themeColor="accent6"/>
-          <w:lang w:val="en-US"/>
-        </w:rPr>
-      </w:pPr>
-      <w:r>
-        <w:rPr>
-          <w:color w:val="70AD47" w:themeColor="accent6"/>
-          <w:lang w:val="en-US"/>
-        </w:rPr>
-        <w:t>Task8/</w:t>
-      </w:r>
-      <w:r>
-        <w:rPr>
-          <w:color w:val="70AD47" w:themeColor="accent6"/>
-          <w:lang w:val="en-US"/>
-        </w:rPr>
-        <w:t>Warehouses/</w:t>
-      </w:r>
-      <w:proofErr w:type="spellStart"/>
-      <w:r>
-        <w:rPr>
-          <w:color w:val="70AD47" w:themeColor="accent6"/>
-          <w:lang w:val="en-US"/>
-        </w:rPr>
-        <w:t>WarehousesFilters</w:t>
-      </w:r>
-      <w:proofErr w:type="spellEnd"/>
-    </w:p>
-    <w:p>
-      <w:pPr>
-        <w:rPr>
-          <w:lang w:val="en-US"/>
-        </w:rPr>
-      </w:pPr>
-      <w:r>
-        <w:rPr>
-          <w:lang w:val="en-US"/>
-        </w:rPr>
-        <w:t>Task8/</w:t>
-      </w:r>
-      <w:r>
-        <w:rPr>
-          <w:lang w:val="en-US"/>
-        </w:rPr>
-        <w:t>Warehouses/</w:t>
-      </w:r>
-      <w:proofErr w:type="spellStart"/>
-      <w:r>
-        <w:rPr>
-          <w:lang w:val="en-US"/>
-        </w:rPr>
-        <w:t>WarehousesAddForm</w:t>
-      </w:r>
-      <w:proofErr w:type="spellEnd"/>
-    </w:p>
-    <w:p>
-      <w:pPr>
-        <w:rPr>
-          <w:lang w:val="en-US"/>
-        </w:rPr>
-      </w:pPr>
-      <w:r>
-        <w:rPr>
-          <w:lang w:val="en-US"/>
-        </w:rPr>
-        <w:t>Task8/</w:t>
-      </w:r>
-      <w:r>
-        <w:rPr>
-          <w:lang w:val="en-US"/>
-        </w:rPr>
-        <w:t>Warehouses/</w:t>
-      </w:r>
-      <w:proofErr w:type="spellStart"/>
-      <w:r>
-        <w:rPr>
-          <w:lang w:val="en-US"/>
-        </w:rPr>
-        <w:t>WarehousesStatistics</w:t>
-      </w:r>
-      <w:proofErr w:type="spellEnd"/>
-    </w:p>
-    <w:p>
-      <w:pPr>
-        <w:rPr>
-          <w:lang w:val="en-US"/>
-        </w:rPr>
-      </w:pPr>
-      <w:r>
-        <w:rPr>
-          <w:lang w:val="en-US"/>
-        </w:rPr>
-        <w:t>Task8/Movements/</w:t>
-      </w:r>
-      <w:proofErr w:type="spellStart"/>
-      <w:r>
-        <w:rPr>
-          <w:lang w:val="en-US"/>
-        </w:rPr>
-        <w:t>MovementsList</w:t>
-      </w:r>
-      <w:proofErr w:type="spellEnd"/>
-    </w:p>
-    <w:p>
-      <w:pPr>
-        <w:rPr>
-          <w:lang w:val="en-US"/>
-        </w:rPr>
-      </w:pPr>
-      <w:r>
-        <w:rPr>
-          <w:lang w:val="en-US"/>
-        </w:rPr>
-        <w:t>Task8/Movements/</w:t>
-      </w:r>
-      <w:proofErr w:type="spellStart"/>
-      <w:r>
-        <w:rPr>
-          <w:lang w:val="en-US"/>
-        </w:rPr>
-        <w:t>MovementsAddForm</w:t>
-      </w:r>
-      <w:proofErr w:type="spellEnd"/>
-    </w:p>
-    <w:p>
-      <w:pPr>
-        <w:rPr>
-          <w:lang w:val="en-US"/>
-        </w:rPr>
-      </w:pPr>
-      <w:r>
-        <w:rPr>
-          <w:lang w:val="en-US"/>
-        </w:rPr>
-        <w:t>Task8/Movements/</w:t>
-      </w:r>
-      <w:proofErr w:type="spellStart"/>
-      <w:r>
-        <w:rPr>
-          <w:lang w:val="en-US"/>
-        </w:rPr>
-        <w:t>MovementsStatistics</w:t>
-      </w:r>
-      <w:proofErr w:type="spellEnd"/>
-    </w:p>
-    <w:p>
-      <w:pPr>
-        <w:rPr>
-          <w:lang w:val="en-US"/>
-        </w:rPr>
-      </w:pPr>
-      <w:r>
-        <w:rPr>
-          <w:lang w:val="en-US"/>
-        </w:rPr>
-        <w:t>Task8/Movements/</w:t>
-      </w:r>
-      <w:proofErr w:type="spellStart"/>
-      <w:r>
-        <w:rPr>
-          <w:lang w:val="en-US"/>
-        </w:rPr>
-        <w:t>MovementInfo</w:t>
-      </w:r>
-      <w:proofErr w:type="spellEnd"/>
-    </w:p>
-    <w:p>
-      <w:pPr>
-        <w:rPr>
-          <w:lang w:val="en-US"/>
-        </w:rPr>
-      </w:pPr>
-      <w:r>
-        <w:rPr>
-          <w:lang w:val="en-US"/>
-        </w:rPr>
-        <w:t>Task8/Movements/</w:t>
-      </w:r>
-      <w:proofErr w:type="spellStart"/>
-      <w:r>
-        <w:rPr>
-          <w:lang w:val="en-US"/>
-        </w:rPr>
-        <w:t>Movement</w:t>
-      </w:r>
-      <w:r>
-        <w:rPr>
-          <w:lang w:val="en-US"/>
-        </w:rPr>
-        <w:t>ChangeForm</w:t>
-      </w:r>
-      <w:proofErr w:type="spellEnd"/>
-    </w:p>
-    <w:p>
-      <w:pPr>
-        <w:rPr>
-          <w:lang w:val="en-US"/>
-        </w:rPr>
-      </w:pPr>
-    </w:p>
-    <w:p>
-      <w:pPr>
-        <w:rPr>
-          <w:lang w:val="en-US"/>
-        </w:rPr>
-      </w:pPr>
-    </w:p>
-    <w:p>
-      <w:pPr>
-        <w:rPr>
-          <w:lang w:val="en-US"/>
-        </w:rPr>
-      </w:pPr>
-      <w:r>
-        <w:rPr>
-          <w:lang w:val="ru-RU"/>
-        </w:rPr>
-        <w:t>Страницы</w:t>
-      </w:r>
-      <w:r>
-        <w:rPr>
-          <w:lang w:val="en-US"/>
-        </w:rPr>
-        <w:t>:</w:t>
-      </w:r>
-      <w:r>
-        <w:rPr>
-          <w:lang w:val="en-US"/>
-        </w:rPr>
-        <w:br/>
-      </w:r>
-      <w:r>
-        <w:rPr>
-          <w:lang w:val="en-US"/>
-        </w:rPr>
-        <w:t>task8/</w:t>
-      </w:r>
-    </w:p>
-    <w:p>
-      <w:pPr>
-        <w:rPr>
-          <w:lang w:val="en-US"/>
-        </w:rPr>
-      </w:pPr>
-      <w:r>
-        <w:rPr>
-          <w:lang w:val="en-US"/>
-        </w:rPr>
-        <w:t>task8/warehouses/[warehouseId]</w:t>
-      </w:r>
-    </w:p>
-    <w:p>
-      <w:pPr>
-        <w:rPr>
-          <w:lang w:val="en-US"/>
-        </w:rPr>
-      </w:pPr>
-      <w:r>
-        <w:rPr>
-          <w:lang w:val="en-US"/>
-        </w:rPr>
-        <w:t>task8/warehouses/[warehouseId]/movements/[movementId]</w:t>
-      </w:r>
-    </w:p>
-    <w:p>
-      <w:pPr>
-        <w:rPr>
-          <w:lang w:val="en-US"/>
-        </w:rPr>
-      </w:pPr>
-    </w:p>
-    <w:p>
-      <w:pPr>
-        <w:rPr>
-          <w:lang w:val="en-US"/>
-        </w:rPr>
-      </w:pPr>
-    </w:p>
-    <w:p>
-      <w:r>
-        <w:t>Апи:</w:t>
-      </w:r>
-    </w:p>
-    <w:p>
-      <w:r>
+          <w:color w:val="70AD47" w:themeColor="accent6"/>
+          <w:lang w:val="ru-RU"/>
+        </w:rPr>
+        <w:t>джесон</w:t>
+      </w:r>
+      <w:r>
+        <w:rPr>
+          <w:color w:val="70AD47" w:themeColor="accent6"/>
+          <w:lang w:val="en-US"/>
+        </w:rPr>
+        <w:t>):</w:t>
+      </w:r>
+      <w:r>
+        <w:rPr>
+          <w:color w:val="70AD47" w:themeColor="accent6"/>
+          <w:lang w:val="en-US"/>
+        </w:rPr>
+        <w:t xml:space="preserve"> +</w:t>
+      </w:r>
+    </w:p>
+    <w:p>
+      <w:pPr>
+        <w:rPr>
+          <w:color w:val="70AD47" w:themeColor="accent6"/>
+          <w:lang w:val="en-US"/>
+        </w:rPr>
+      </w:pPr>
+      <w:proofErr w:type="spellStart"/>
+      <w:r>
+        <w:rPr>
+          <w:color w:val="70AD47" w:themeColor="accent6"/>
+          <w:lang w:val="en-US"/>
+        </w:rPr>
+        <w:t>movements.json</w:t>
+      </w:r>
+      <w:proofErr w:type="spellEnd"/>
+    </w:p>
+    <w:p>
+      <w:pPr>
+        <w:rPr>
+          <w:color w:val="70AD47" w:themeColor="accent6"/>
+          <w:lang w:val="en-US"/>
+        </w:rPr>
+      </w:pPr>
+      <w:proofErr w:type="spellStart"/>
+      <w:r>
+        <w:rPr>
+          <w:color w:val="70AD47" w:themeColor="accent6"/>
+          <w:lang w:val="en-US"/>
+        </w:rPr>
+        <w:t>warehouses.json</w:t>
+      </w:r>
+      <w:proofErr w:type="spellEnd"/>
+    </w:p>
+    <w:p>
+      <w:pPr>
+        <w:rPr>
+          <w:lang w:val="en-US"/>
+        </w:rPr>
+      </w:pPr>
+    </w:p>
+    <w:p>
+      <w:pPr>
+        <w:rPr>
+          <w:lang w:val="en-US"/>
+        </w:rPr>
+      </w:pPr>
+    </w:p>
+    <w:p>
+      <w:pPr>
+        <w:rPr>
+          <w:color w:val="70AD47" w:themeColor="accent6"/>
+          <w:lang w:val="en-US"/>
+        </w:rPr>
+      </w:pPr>
+      <w:proofErr w:type="spellStart"/>
+      <w:proofErr w:type="gramStart"/>
+      <w:r>
+        <w:rPr>
+          <w:color w:val="70AD47" w:themeColor="accent6"/>
+          <w:lang w:val="en-US"/>
+        </w:rPr>
+        <w:t>composables</w:t>
+      </w:r>
+      <w:proofErr w:type="spellEnd"/>
+      <w:proofErr w:type="gramEnd"/>
+      <w:r>
+        <w:rPr>
+          <w:color w:val="70AD47" w:themeColor="accent6"/>
+          <w:lang w:val="en-US"/>
+        </w:rPr>
+        <w:t>: app/</w:t>
+      </w:r>
+      <w:proofErr w:type="spellStart"/>
+      <w:r>
+        <w:rPr>
+          <w:color w:val="70AD47" w:themeColor="accent6"/>
+          <w:lang w:val="en-US"/>
+        </w:rPr>
+        <w:t>composables</w:t>
+      </w:r>
+      <w:proofErr w:type="spellEnd"/>
+      <w:r>
+        <w:rPr>
+          <w:color w:val="70AD47" w:themeColor="accent6"/>
+          <w:lang w:val="en-US"/>
+        </w:rPr>
         <w:t>/</w:t>
       </w:r>
-      <w:r>
-        <w:rPr>
-          <w:lang w:val="en-US"/>
-        </w:rPr>
-        <w:t>api</w:t>
-      </w:r>
-      <w:r>
-        <w:t>/</w:t>
-      </w:r>
-      <w:r>
-        <w:rPr>
-          <w:lang w:val="en-US"/>
-        </w:rPr>
-        <w:t>warehouses</w:t>
-      </w:r>
-      <w:r>
-        <w:t>/</w:t>
-      </w:r>
-      <w:r>
-        <w:rPr>
-          <w:lang w:val="en-US"/>
-        </w:rPr>
-        <w:t>index</w:t>
-      </w:r>
-      <w:r>
-        <w:t>.</w:t>
-      </w:r>
-      <w:r>
-        <w:rPr>
-          <w:lang w:val="en-US"/>
-        </w:rPr>
-        <w:t>get</w:t>
-      </w:r>
-      <w:r>
-        <w:t>.</w:t>
-      </w:r>
-      <w:r>
-        <w:rPr>
-          <w:lang w:val="en-US"/>
-        </w:rPr>
-        <w:t>ts</w:t>
-      </w:r>
-      <w:r>
-        <w:t xml:space="preserve"> – получить все </w:t>
-      </w:r>
-      <w:proofErr w:type="spellStart"/>
-      <w:r>
-        <w:t>склады</w:t>
-      </w:r>
-      <w:proofErr w:type="spellEnd"/>
-    </w:p>
-    <w:p>
-      <w:pPr>
-        <w:rPr>
-          <w:lang w:val="en-US"/>
-        </w:rPr>
-      </w:pPr>
-      <w:r>
-        <w:rPr>
-          <w:lang w:val="en-US"/>
-        </w:rPr>
-        <w:t>/api/warehouses/</w:t>
-      </w:r>
-      <w:proofErr w:type="spellStart"/>
-      <w:r>
-        <w:rPr>
-          <w:lang w:val="en-US"/>
-        </w:rPr>
-        <w:t>index.post.ts</w:t>
-      </w:r>
-      <w:proofErr w:type="spellEnd"/>
-      <w:r>
-        <w:rPr>
-          <w:lang w:val="en-US"/>
-        </w:rPr>
-        <w:t xml:space="preserve"> – </w:t>
-      </w:r>
-      <w:r>
-        <w:rPr>
-          <w:lang w:val="ru-RU"/>
-        </w:rPr>
-        <w:t>добавить</w:t>
-      </w:r>
-      <w:r>
-        <w:rPr>
+    </w:p>
+    <w:p>
+      <w:pPr>
+        <w:rPr>
+          <w:color w:val="70AD47" w:themeColor="accent6"/>
+          <w:lang w:val="en-US"/>
+        </w:rPr>
+      </w:pPr>
+      <w:proofErr w:type="spellStart"/>
+      <w:proofErr w:type="gramStart"/>
+      <w:r>
+        <w:rPr>
+          <w:color w:val="70AD47" w:themeColor="accent6"/>
+          <w:lang w:val="en-US"/>
+        </w:rPr>
+        <w:t>use</w:t>
+      </w:r>
+      <w:r>
+        <w:rPr>
+          <w:color w:val="70AD47" w:themeColor="accent6"/>
+          <w:lang w:val="en-US"/>
+        </w:rPr>
+        <w:t>Warehouses</w:t>
+      </w:r>
+      <w:proofErr w:type="spellEnd"/>
+      <w:proofErr w:type="gramEnd"/>
+      <w:r>
+        <w:rPr>
+          <w:color w:val="70AD47" w:themeColor="accent6"/>
           <w:lang w:val="en-US"/>
         </w:rPr>
         <w:t xml:space="preserve"> </w:t>
       </w:r>
       <w:r>
         <w:rPr>
-          <w:lang w:val="ru-RU"/>
-        </w:rPr>
-        <w:t>склад</w:t>
-      </w:r>
-    </w:p>
-    <w:p>
-      <w:pPr>
-        <w:rPr>
-          <w:lang w:val="en-US"/>
-        </w:rPr>
-      </w:pPr>
-      <w:r>
-        <w:rPr>
-          <w:lang w:val="en-US"/>
-        </w:rPr>
-        <w:t>/</w:t>
-      </w:r>
-      <w:r>
-        <w:rPr>
-          <w:lang w:val="en-US"/>
-        </w:rPr>
-        <w:t>api</w:t>
-      </w:r>
-      <w:r>
-        <w:rPr>
-          <w:lang w:val="en-US"/>
-        </w:rPr>
-        <w:t>/</w:t>
-      </w:r>
-      <w:r>
-        <w:rPr>
-          <w:lang w:val="en-US"/>
-        </w:rPr>
-        <w:t>warehouses</w:t>
-      </w:r>
-      <w:r>
-        <w:rPr>
-          <w:lang w:val="en-US"/>
-        </w:rPr>
-        <w:t>/[</w:t>
-      </w:r>
-      <w:proofErr w:type="spellStart"/>
-      <w:r>
-        <w:rPr>
-          <w:lang w:val="en-US"/>
-        </w:rPr>
-        <w:t>warehouseId</w:t>
-      </w:r>
-      <w:proofErr w:type="spellEnd"/>
-      <w:r>
-        <w:rPr>
-          <w:lang w:val="en-US"/>
-        </w:rPr>
-        <w:t>]/</w:t>
-      </w:r>
-      <w:proofErr w:type="spellStart"/>
-      <w:r>
-        <w:rPr>
-          <w:lang w:val="en-US"/>
-        </w:rPr>
-        <w:t>index</w:t>
-      </w:r>
-      <w:r>
-        <w:rPr>
-          <w:lang w:val="en-US"/>
-        </w:rPr>
-        <w:t>.</w:t>
-      </w:r>
-      <w:r>
-        <w:rPr>
-          <w:lang w:val="en-US"/>
-        </w:rPr>
-        <w:t>get</w:t>
-      </w:r>
-      <w:r>
-        <w:rPr>
-          <w:lang w:val="en-US"/>
-        </w:rPr>
-        <w:t>.</w:t>
-      </w:r>
-      <w:r>
-        <w:rPr>
-          <w:lang w:val="en-US"/>
-        </w:rPr>
-        <w:t>ts</w:t>
-      </w:r>
-      <w:proofErr w:type="spellEnd"/>
-      <w:r>
-        <w:rPr>
-          <w:lang w:val="en-US"/>
-        </w:rPr>
-        <w:t xml:space="preserve"> – </w:t>
-      </w:r>
-      <w:r>
-        <w:rPr>
-          <w:lang w:val="ru-RU"/>
-        </w:rPr>
-        <w:t>получить</w:t>
-      </w:r>
-      <w:r>
-        <w:rPr>
-          <w:lang w:val="en-US"/>
+          <w:color w:val="70AD47" w:themeColor="accent6"/>
+          <w:lang w:val="en-US"/>
+        </w:rPr>
+        <w:t>=&gt; {</w:t>
+      </w:r>
+    </w:p>
+    <w:p>
+      <w:pPr>
+        <w:rPr>
+          <w:color w:val="70AD47" w:themeColor="accent6"/>
+          <w:lang w:val="ru-RU"/>
+        </w:rPr>
+      </w:pPr>
+      <w:r>
+        <w:rPr>
+          <w:color w:val="70AD47" w:themeColor="accent6"/>
+          <w:lang w:val="en-US"/>
+        </w:rPr>
+        <w:tab/>
+      </w:r>
+      <w:proofErr w:type="spellStart"/>
+      <w:proofErr w:type="gramStart"/>
+      <w:r>
+        <w:rPr>
+          <w:color w:val="70AD47" w:themeColor="accent6"/>
+          <w:lang w:val="en-US"/>
+        </w:rPr>
+        <w:t>useFetch</w:t>
+      </w:r>
+      <w:proofErr w:type="spellEnd"/>
+      <w:r>
+        <w:rPr>
+          <w:color w:val="70AD47" w:themeColor="accent6"/>
+          <w:lang w:val="ru-RU"/>
+        </w:rPr>
+        <w:t>(</w:t>
+      </w:r>
+      <w:proofErr w:type="gramEnd"/>
+      <w:r>
+        <w:rPr>
+          <w:color w:val="70AD47" w:themeColor="accent6"/>
+          <w:lang w:val="ru-RU"/>
+        </w:rPr>
+        <w:t>) на получение списка всех складов</w:t>
+      </w:r>
+      <w:r>
+        <w:rPr>
+          <w:color w:val="70AD47" w:themeColor="accent6"/>
+          <w:lang w:val="ru-RU"/>
+        </w:rPr>
+        <w:t xml:space="preserve"> (склады, </w:t>
+      </w:r>
+      <w:proofErr w:type="spellStart"/>
+      <w:r>
+        <w:rPr>
+          <w:color w:val="70AD47" w:themeColor="accent6"/>
+          <w:lang w:val="ru-RU"/>
+        </w:rPr>
+        <w:t>пендинг</w:t>
+      </w:r>
+      <w:proofErr w:type="spellEnd"/>
+      <w:r>
+        <w:rPr>
+          <w:color w:val="70AD47" w:themeColor="accent6"/>
+          <w:lang w:val="ru-RU"/>
+        </w:rPr>
+        <w:t xml:space="preserve">, </w:t>
+      </w:r>
+      <w:proofErr w:type="spellStart"/>
+      <w:r>
+        <w:rPr>
+          <w:color w:val="70AD47" w:themeColor="accent6"/>
+          <w:lang w:val="ru-RU"/>
+        </w:rPr>
+        <w:t>рефреш</w:t>
+      </w:r>
+      <w:proofErr w:type="spellEnd"/>
+      <w:r>
+        <w:rPr>
+          <w:color w:val="70AD47" w:themeColor="accent6"/>
+          <w:lang w:val="ru-RU"/>
+        </w:rPr>
+        <w:t xml:space="preserve">, </w:t>
+      </w:r>
+      <w:proofErr w:type="spellStart"/>
+      <w:r>
+        <w:rPr>
+          <w:color w:val="70AD47" w:themeColor="accent6"/>
+          <w:lang w:val="ru-RU"/>
+        </w:rPr>
+        <w:t>ерор</w:t>
+      </w:r>
+      <w:proofErr w:type="spellEnd"/>
+      <w:r>
+        <w:rPr>
+          <w:color w:val="70AD47" w:themeColor="accent6"/>
+          <w:lang w:val="ru-RU"/>
+        </w:rPr>
+        <w:t>)</w:t>
+      </w:r>
+      <w:r>
+        <w:rPr>
+          <w:color w:val="70AD47" w:themeColor="accent6"/>
+          <w:lang w:val="ru-RU"/>
+        </w:rPr>
+        <w:t xml:space="preserve"> – будет отображаться внутри списка</w:t>
+      </w:r>
+      <w:r>
+        <w:rPr>
+          <w:color w:val="70AD47" w:themeColor="accent6"/>
+          <w:lang w:val="ru-RU"/>
+        </w:rPr>
+        <w:t xml:space="preserve"> (обертка – в </w:t>
+      </w:r>
+      <w:proofErr w:type="spellStart"/>
+      <w:r>
+        <w:rPr>
+          <w:color w:val="70AD47" w:themeColor="accent6"/>
+          <w:lang w:val="ru-RU"/>
+        </w:rPr>
+        <w:t>пейдже</w:t>
+      </w:r>
+      <w:proofErr w:type="spellEnd"/>
+      <w:r>
+        <w:rPr>
+          <w:color w:val="70AD47" w:themeColor="accent6"/>
+          <w:lang w:val="ru-RU"/>
+        </w:rPr>
+        <w:t xml:space="preserve"> с </w:t>
+      </w:r>
+      <w:proofErr w:type="spellStart"/>
+      <w:r>
+        <w:rPr>
+          <w:color w:val="70AD47" w:themeColor="accent6"/>
+          <w:lang w:val="ru-RU"/>
+        </w:rPr>
+        <w:t>еррором</w:t>
+      </w:r>
+      <w:proofErr w:type="spellEnd"/>
+      <w:r>
+        <w:rPr>
+          <w:color w:val="70AD47" w:themeColor="accent6"/>
+          <w:lang w:val="ru-RU"/>
+        </w:rPr>
+        <w:t xml:space="preserve"> и прочим, </w:t>
+      </w:r>
+      <w:proofErr w:type="spellStart"/>
+      <w:r>
+        <w:rPr>
+          <w:color w:val="70AD47" w:themeColor="accent6"/>
+          <w:lang w:val="ru-RU"/>
+        </w:rPr>
+        <w:t>внутрянка</w:t>
+      </w:r>
+      <w:proofErr w:type="spellEnd"/>
+      <w:r>
+        <w:rPr>
+          <w:color w:val="70AD47" w:themeColor="accent6"/>
+          <w:lang w:val="ru-RU"/>
+        </w:rPr>
+        <w:t xml:space="preserve"> – глупая)</w:t>
+      </w:r>
+    </w:p>
+    <w:p>
+      <w:pPr>
+        <w:rPr>
+          <w:color w:val="70AD47" w:themeColor="accent6"/>
+          <w:lang w:val="ru-RU"/>
+        </w:rPr>
+      </w:pPr>
+      <w:r>
+        <w:rPr>
+          <w:color w:val="70AD47" w:themeColor="accent6"/>
+          <w:lang w:val="ru-RU"/>
+        </w:rPr>
+        <w:tab/>
+      </w:r>
+      <w:proofErr w:type="spellStart"/>
+      <w:proofErr w:type="gramStart"/>
+      <w:r>
+        <w:rPr>
+          <w:color w:val="70AD47" w:themeColor="accent6"/>
+          <w:lang w:val="en-US"/>
+        </w:rPr>
+        <w:t>useFetch</w:t>
+      </w:r>
+      <w:proofErr w:type="spellEnd"/>
+      <w:r>
+        <w:rPr>
+          <w:color w:val="70AD47" w:themeColor="accent6"/>
+          <w:lang w:val="ru-RU"/>
+        </w:rPr>
+        <w:t>(</w:t>
+      </w:r>
+      <w:proofErr w:type="gramEnd"/>
+      <w:r>
+        <w:rPr>
+          <w:color w:val="70AD47" w:themeColor="accent6"/>
+          <w:lang w:val="ru-RU"/>
+        </w:rPr>
+        <w:t xml:space="preserve">) на получение всех </w:t>
+      </w:r>
+      <w:proofErr w:type="spellStart"/>
+      <w:r>
+        <w:rPr>
+          <w:color w:val="70AD47" w:themeColor="accent6"/>
+          <w:lang w:val="ru-RU"/>
+        </w:rPr>
+        <w:t>мувментов</w:t>
+      </w:r>
+      <w:proofErr w:type="spellEnd"/>
+      <w:r>
+        <w:rPr>
+          <w:color w:val="70AD47" w:themeColor="accent6"/>
+          <w:lang w:val="ru-RU"/>
+        </w:rPr>
+        <w:t xml:space="preserve"> (</w:t>
+      </w:r>
+      <w:r>
+        <w:rPr>
+          <w:color w:val="70AD47" w:themeColor="accent6"/>
+          <w:lang w:val="ru-RU"/>
+        </w:rPr>
+        <w:t>для статистики)</w:t>
+      </w:r>
+    </w:p>
+    <w:p>
+      <w:pPr>
+        <w:rPr>
+          <w:color w:val="70AD47" w:themeColor="accent6"/>
+          <w:lang w:val="ru-RU"/>
+        </w:rPr>
+      </w:pPr>
+      <w:r>
+        <w:rPr>
+          <w:color w:val="70AD47" w:themeColor="accent6"/>
+          <w:lang w:val="ru-RU"/>
+        </w:rPr>
+        <w:tab/>
+      </w:r>
+      <w:r>
+        <w:rPr>
+          <w:color w:val="70AD47" w:themeColor="accent6"/>
+          <w:lang w:val="en-US"/>
+        </w:rPr>
+        <w:t>ref</w:t>
+      </w:r>
+      <w:r>
+        <w:rPr>
+          <w:color w:val="70AD47" w:themeColor="accent6"/>
+          <w:lang w:val="ru-RU"/>
+        </w:rPr>
+        <w:t xml:space="preserve">ы на фильтры по </w:t>
+      </w:r>
+      <w:proofErr w:type="spellStart"/>
+      <w:r>
+        <w:rPr>
+          <w:color w:val="70AD47" w:themeColor="accent6"/>
+          <w:lang w:val="ru-RU"/>
+        </w:rPr>
+        <w:t>тайтлу</w:t>
+      </w:r>
+      <w:proofErr w:type="spellEnd"/>
+      <w:r>
+        <w:rPr>
+          <w:color w:val="70AD47" w:themeColor="accent6"/>
+          <w:lang w:val="ru-RU"/>
+        </w:rPr>
+        <w:t>, коду, только дефицитные</w:t>
+      </w:r>
+    </w:p>
+    <w:p>
+      <w:pPr>
+        <w:rPr>
+          <w:color w:val="70AD47" w:themeColor="accent6"/>
+          <w:lang w:val="ru-RU"/>
+        </w:rPr>
+      </w:pPr>
+      <w:r>
+        <w:rPr>
+          <w:color w:val="70AD47" w:themeColor="accent6"/>
+          <w:lang w:val="ru-RU"/>
+        </w:rPr>
+        <w:tab/>
+      </w:r>
+      <w:proofErr w:type="spellStart"/>
+      <w:r>
+        <w:rPr>
+          <w:color w:val="70AD47" w:themeColor="accent6"/>
+          <w:lang w:val="ru-RU"/>
+        </w:rPr>
+        <w:t>компутед</w:t>
+      </w:r>
+      <w:proofErr w:type="spellEnd"/>
+      <w:r>
+        <w:rPr>
+          <w:color w:val="70AD47" w:themeColor="accent6"/>
+          <w:lang w:val="ru-RU"/>
+        </w:rPr>
+        <w:t xml:space="preserve"> лист, который высчитывается из списка складов по фильтрам и прокидывается в компоненты Списка складов и в статистику</w:t>
+      </w:r>
+    </w:p>
+    <w:p>
+      <w:pPr>
+        <w:rPr>
+          <w:color w:val="70AD47" w:themeColor="accent6"/>
+          <w:lang w:val="ru-RU"/>
+        </w:rPr>
+      </w:pPr>
+      <w:r>
+        <w:rPr>
+          <w:color w:val="70AD47" w:themeColor="accent6"/>
+          <w:lang w:val="ru-RU"/>
+        </w:rPr>
+        <w:tab/>
+      </w:r>
+      <w:r>
+        <w:rPr>
+          <w:color w:val="70AD47" w:themeColor="accent6"/>
+          <w:lang w:val="en-US"/>
+        </w:rPr>
+        <w:t>watch</w:t>
+      </w:r>
+      <w:r>
+        <w:rPr>
+          <w:color w:val="70AD47" w:themeColor="accent6"/>
+          <w:lang w:val="ru-RU"/>
+        </w:rPr>
+        <w:t xml:space="preserve">() на </w:t>
+      </w:r>
+      <w:proofErr w:type="spellStart"/>
+      <w:r>
+        <w:rPr>
+          <w:color w:val="70AD47" w:themeColor="accent6"/>
+          <w:lang w:val="ru-RU"/>
+        </w:rPr>
+        <w:t>рефы</w:t>
+      </w:r>
+      <w:proofErr w:type="spellEnd"/>
+      <w:r>
+        <w:rPr>
+          <w:color w:val="70AD47" w:themeColor="accent6"/>
+          <w:lang w:val="ru-RU"/>
+        </w:rPr>
+        <w:t xml:space="preserve"> по фильтрам, и </w:t>
+      </w:r>
+      <w:proofErr w:type="spellStart"/>
+      <w:r>
+        <w:rPr>
+          <w:color w:val="70AD47" w:themeColor="accent6"/>
+          <w:lang w:val="ru-RU"/>
+        </w:rPr>
+        <w:t>онМаунтед</w:t>
+      </w:r>
+      <w:proofErr w:type="spellEnd"/>
+      <w:r>
+        <w:rPr>
+          <w:color w:val="70AD47" w:themeColor="accent6"/>
+          <w:lang w:val="ru-RU"/>
+        </w:rPr>
+        <w:t xml:space="preserve"> для их заполнения</w:t>
+      </w:r>
+    </w:p>
+    <w:p>
+      <w:pPr>
+        <w:rPr>
+          <w:color w:val="70AD47" w:themeColor="accent6"/>
+          <w:lang w:val="ru-RU"/>
+        </w:rPr>
+      </w:pPr>
+      <w:r>
+        <w:rPr>
+          <w:color w:val="70AD47" w:themeColor="accent6"/>
+          <w:lang w:val="ru-RU"/>
+        </w:rPr>
+        <w:tab/>
+      </w:r>
+      <w:proofErr w:type="spellStart"/>
+      <w:r>
+        <w:rPr>
+          <w:color w:val="70AD47" w:themeColor="accent6"/>
+          <w:lang w:val="ru-RU"/>
+        </w:rPr>
+        <w:t>рефреш</w:t>
+      </w:r>
+      <w:proofErr w:type="spellEnd"/>
+      <w:r>
+        <w:rPr>
+          <w:color w:val="70AD47" w:themeColor="accent6"/>
+          <w:lang w:val="ru-RU"/>
+        </w:rPr>
+        <w:t xml:space="preserve"> функция, которая </w:t>
+      </w:r>
+      <w:proofErr w:type="spellStart"/>
+      <w:r>
+        <w:rPr>
+          <w:color w:val="70AD47" w:themeColor="accent6"/>
+          <w:lang w:val="ru-RU"/>
+        </w:rPr>
+        <w:t>рефрешит</w:t>
+      </w:r>
+      <w:proofErr w:type="spellEnd"/>
+      <w:r>
+        <w:rPr>
+          <w:color w:val="70AD47" w:themeColor="accent6"/>
+          <w:lang w:val="ru-RU"/>
+        </w:rPr>
+        <w:t xml:space="preserve"> только список </w:t>
+      </w:r>
+      <w:proofErr w:type="spellStart"/>
+      <w:r>
+        <w:rPr>
+          <w:color w:val="70AD47" w:themeColor="accent6"/>
+          <w:lang w:val="ru-RU"/>
+        </w:rPr>
+        <w:t>верехаусов</w:t>
+      </w:r>
+      <w:proofErr w:type="spellEnd"/>
+    </w:p>
+    <w:p>
+      <w:pPr>
+        <w:rPr>
+          <w:color w:val="70AD47" w:themeColor="accent6"/>
+          <w:lang w:val="ru-RU"/>
+        </w:rPr>
+      </w:pPr>
+      <w:r>
+        <w:rPr>
+          <w:color w:val="70AD47" w:themeColor="accent6"/>
+          <w:lang w:val="ru-RU"/>
+        </w:rPr>
+        <w:t>}</w:t>
+      </w:r>
+    </w:p>
+    <w:p>
+      <w:pPr>
+        <w:rPr>
+          <w:lang w:val="ru-RU"/>
+        </w:rPr>
+      </w:pPr>
+    </w:p>
+    <w:p>
+      <w:pPr>
+        <w:rPr>
+          <w:color w:val="70AD47" w:themeColor="accent6"/>
+          <w:lang w:val="ru-RU"/>
+        </w:rPr>
+      </w:pPr>
+      <w:proofErr w:type="spellStart"/>
+      <w:r>
+        <w:rPr>
+          <w:color w:val="70AD47" w:themeColor="accent6"/>
+          <w:lang w:val="en-US"/>
+        </w:rPr>
+        <w:t>useAddWarehouse</w:t>
+      </w:r>
+      <w:proofErr w:type="spellEnd"/>
+      <w:r>
+        <w:rPr>
+          <w:color w:val="70AD47" w:themeColor="accent6"/>
+          <w:lang w:val="ru-RU"/>
+        </w:rPr>
+        <w:t xml:space="preserve"> =&gt; {</w:t>
+      </w:r>
+    </w:p>
+    <w:p>
+      <w:pPr>
+        <w:rPr>
+          <w:color w:val="70AD47" w:themeColor="accent6"/>
+          <w:lang w:val="ru-RU"/>
+        </w:rPr>
+      </w:pPr>
+      <w:r>
+        <w:rPr>
+          <w:color w:val="70AD47" w:themeColor="accent6"/>
+          <w:lang w:val="ru-RU"/>
+        </w:rPr>
+        <w:tab/>
+      </w:r>
+      <w:proofErr w:type="spellStart"/>
+      <w:r>
+        <w:rPr>
+          <w:color w:val="70AD47" w:themeColor="accent6"/>
+          <w:lang w:val="ru-RU"/>
+        </w:rPr>
+        <w:t>рефы</w:t>
+      </w:r>
+      <w:proofErr w:type="spellEnd"/>
+      <w:r>
+        <w:rPr>
+          <w:color w:val="70AD47" w:themeColor="accent6"/>
+          <w:lang w:val="ru-RU"/>
+        </w:rPr>
+        <w:t xml:space="preserve"> для формы </w:t>
+      </w:r>
+      <w:r>
+        <w:rPr>
+          <w:color w:val="70AD47" w:themeColor="accent6"/>
+          <w:lang w:val="ru-RU"/>
+        </w:rPr>
+        <w:t>(</w:t>
+      </w:r>
+      <w:proofErr w:type="spellStart"/>
+      <w:r>
+        <w:rPr>
+          <w:color w:val="70AD47" w:themeColor="accent6"/>
+          <w:lang w:val="ru-RU"/>
+        </w:rPr>
+        <w:t>тайтл</w:t>
+      </w:r>
+      <w:proofErr w:type="spellEnd"/>
+      <w:r>
+        <w:rPr>
+          <w:color w:val="70AD47" w:themeColor="accent6"/>
+          <w:lang w:val="ru-RU"/>
+        </w:rPr>
+        <w:t xml:space="preserve">, </w:t>
+      </w:r>
+      <w:r>
+        <w:rPr>
+          <w:color w:val="70AD47" w:themeColor="accent6"/>
+          <w:lang w:val="ru-RU"/>
+        </w:rPr>
+        <w:t>к</w:t>
+      </w:r>
+      <w:r>
+        <w:rPr>
+          <w:color w:val="70AD47" w:themeColor="accent6"/>
+          <w:lang w:val="ru-RU"/>
+        </w:rPr>
+        <w:t>од, менеджер, сити)</w:t>
+      </w:r>
+    </w:p>
+    <w:p>
+      <w:pPr>
+        <w:rPr>
+          <w:color w:val="70AD47" w:themeColor="accent6"/>
+          <w:lang w:val="ru-RU"/>
+        </w:rPr>
+      </w:pPr>
+      <w:r>
+        <w:rPr>
+          <w:color w:val="70AD47" w:themeColor="accent6"/>
+          <w:lang w:val="ru-RU"/>
+        </w:rPr>
+        <w:tab/>
+        <w:t xml:space="preserve"> на </w:t>
+      </w:r>
+      <w:proofErr w:type="spellStart"/>
+      <w:r>
+        <w:rPr>
+          <w:color w:val="70AD47" w:themeColor="accent6"/>
+          <w:lang w:val="ru-RU"/>
+        </w:rPr>
+        <w:t>блюры</w:t>
+      </w:r>
+      <w:proofErr w:type="spellEnd"/>
+      <w:r>
+        <w:rPr>
+          <w:color w:val="70AD47" w:themeColor="accent6"/>
+          <w:lang w:val="ru-RU"/>
+        </w:rPr>
+        <w:t xml:space="preserve"> нужно будет повесить валидаторы, которые будут использовать общие </w:t>
+      </w:r>
+      <w:proofErr w:type="spellStart"/>
+      <w:r>
+        <w:rPr>
+          <w:color w:val="70AD47" w:themeColor="accent6"/>
+          <w:lang w:val="ru-RU"/>
+        </w:rPr>
+        <w:t>утилсы</w:t>
+      </w:r>
+      <w:proofErr w:type="spellEnd"/>
+      <w:r>
+        <w:rPr>
+          <w:color w:val="70AD47" w:themeColor="accent6"/>
+          <w:lang w:val="ru-RU"/>
+        </w:rPr>
+        <w:t xml:space="preserve"> для </w:t>
+      </w:r>
+      <w:proofErr w:type="spellStart"/>
+      <w:r>
+        <w:rPr>
+          <w:color w:val="70AD47" w:themeColor="accent6"/>
+          <w:lang w:val="ru-RU"/>
+        </w:rPr>
+        <w:t>валидации</w:t>
+      </w:r>
+      <w:proofErr w:type="spellEnd"/>
+      <w:r>
+        <w:rPr>
+          <w:color w:val="70AD47" w:themeColor="accent6"/>
+          <w:lang w:val="ru-RU"/>
+        </w:rPr>
+        <w:t xml:space="preserve"> и менять сообщения об ошибке</w:t>
+      </w:r>
+    </w:p>
+    <w:p>
+      <w:pPr>
+        <w:rPr>
+          <w:color w:val="70AD47" w:themeColor="accent6"/>
+          <w:lang w:val="ru-RU"/>
+        </w:rPr>
+      </w:pPr>
+      <w:r>
+        <w:rPr>
+          <w:color w:val="70AD47" w:themeColor="accent6"/>
+          <w:lang w:val="ru-RU"/>
+        </w:rPr>
+        <w:tab/>
+      </w:r>
+      <w:proofErr w:type="spellStart"/>
+      <w:r>
+        <w:rPr>
+          <w:color w:val="70AD47" w:themeColor="accent6"/>
+          <w:lang w:val="en-US"/>
+        </w:rPr>
+        <w:t>FormValidationMessages</w:t>
+      </w:r>
+      <w:proofErr w:type="spellEnd"/>
+      <w:r>
+        <w:rPr>
+          <w:color w:val="70AD47" w:themeColor="accent6"/>
+          <w:lang w:val="ru-RU"/>
         </w:rPr>
         <w:t xml:space="preserve"> </w:t>
       </w:r>
       <w:r>
         <w:rPr>
-          <w:lang w:val="ru-RU"/>
-        </w:rPr>
-        <w:t>инфу</w:t>
-      </w:r>
-      <w:r>
-        <w:rPr>
-          <w:lang w:val="en-US"/>
+          <w:color w:val="70AD47" w:themeColor="accent6"/>
+          <w:lang w:val="en-US"/>
+        </w:rPr>
+        <w:t>type</w:t>
+      </w:r>
+      <w:r>
+        <w:rPr>
+          <w:color w:val="70AD47" w:themeColor="accent6"/>
+          <w:lang w:val="ru-RU"/>
+        </w:rPr>
+        <w:t xml:space="preserve">, </w:t>
+      </w:r>
+      <w:proofErr w:type="spellStart"/>
+      <w:r>
+        <w:rPr>
+          <w:color w:val="70AD47" w:themeColor="accent6"/>
+          <w:lang w:val="en-US"/>
+        </w:rPr>
+        <w:t>formValidationMessages</w:t>
+      </w:r>
+      <w:proofErr w:type="spellEnd"/>
+      <w:r>
+        <w:rPr>
+          <w:color w:val="70AD47" w:themeColor="accent6"/>
+          <w:lang w:val="ru-RU"/>
         </w:rPr>
         <w:t xml:space="preserve"> </w:t>
       </w:r>
-      <w:r>
-        <w:rPr>
-          <w:lang w:val="ru-RU"/>
-        </w:rPr>
-        <w:t>об</w:t>
-      </w:r>
-      <w:r>
-        <w:rPr>
-          <w:lang w:val="en-US"/>
-        </w:rPr>
-        <w:t xml:space="preserve"> </w:t>
-      </w:r>
-      <w:r>
-        <w:rPr>
-          <w:lang w:val="ru-RU"/>
-        </w:rPr>
-        <w:t>одном</w:t>
-      </w:r>
-      <w:r>
-        <w:rPr>
-          <w:lang w:val="en-US"/>
-        </w:rPr>
-        <w:t xml:space="preserve"> </w:t>
-      </w:r>
-      <w:r>
-        <w:rPr>
-          <w:lang w:val="ru-RU"/>
-        </w:rPr>
-        <w:t>складе</w:t>
-      </w:r>
-    </w:p>
-    <w:p>
-      <w:pPr>
-        <w:rPr>
-          <w:lang w:val="en-US"/>
-        </w:rPr>
-      </w:pPr>
-      <w:r>
-        <w:rPr>
-          <w:lang w:val="en-US"/>
-        </w:rPr>
-        <w:t>/</w:t>
-      </w:r>
-      <w:r>
-        <w:rPr>
-          <w:lang w:val="en-US"/>
-        </w:rPr>
-        <w:t>api</w:t>
-      </w:r>
-      <w:r>
-        <w:rPr>
-          <w:lang w:val="en-US"/>
-        </w:rPr>
-        <w:t>/</w:t>
-      </w:r>
-      <w:r>
-        <w:rPr>
-          <w:lang w:val="en-US"/>
-        </w:rPr>
-        <w:t>warehouses</w:t>
-      </w:r>
-      <w:r>
-        <w:rPr>
-          <w:lang w:val="en-US"/>
-        </w:rPr>
-        <w:t>/[</w:t>
-      </w:r>
-      <w:proofErr w:type="spellStart"/>
-      <w:r>
-        <w:rPr>
-          <w:lang w:val="en-US"/>
-        </w:rPr>
-        <w:t>warehouseId</w:t>
-      </w:r>
-      <w:proofErr w:type="spellEnd"/>
-      <w:r>
-        <w:rPr>
-          <w:lang w:val="en-US"/>
-        </w:rPr>
-        <w:t>]/</w:t>
-      </w:r>
-      <w:r>
-        <w:rPr>
-          <w:lang w:val="en-US"/>
-        </w:rPr>
-        <w:t>movements</w:t>
-      </w:r>
-      <w:r>
-        <w:rPr>
-          <w:lang w:val="en-US"/>
-        </w:rPr>
-        <w:t>/</w:t>
-      </w:r>
-      <w:proofErr w:type="spellStart"/>
-      <w:r>
-        <w:rPr>
-          <w:lang w:val="en-US"/>
-        </w:rPr>
-        <w:t>index</w:t>
-      </w:r>
-      <w:r>
-        <w:rPr>
-          <w:lang w:val="en-US"/>
-        </w:rPr>
-        <w:t>.</w:t>
-      </w:r>
-      <w:r>
-        <w:rPr>
-          <w:lang w:val="en-US"/>
-        </w:rPr>
-        <w:t>get</w:t>
-      </w:r>
-      <w:r>
-        <w:rPr>
-          <w:lang w:val="en-US"/>
-        </w:rPr>
-        <w:t>.</w:t>
-      </w:r>
-      <w:r>
-        <w:rPr>
-          <w:lang w:val="en-US"/>
-        </w:rPr>
-        <w:t>ts</w:t>
-      </w:r>
-      <w:proofErr w:type="spellEnd"/>
-      <w:r>
-        <w:rPr>
-          <w:lang w:val="en-US"/>
-        </w:rPr>
-        <w:t xml:space="preserve"> – </w:t>
-      </w:r>
-      <w:r>
-        <w:rPr>
-          <w:lang w:val="ru-RU"/>
-        </w:rPr>
-        <w:t>получить</w:t>
-      </w:r>
-      <w:r>
-        <w:rPr>
-          <w:lang w:val="en-US"/>
-        </w:rPr>
-        <w:t xml:space="preserve"> </w:t>
-      </w:r>
-      <w:r>
-        <w:rPr>
-          <w:lang w:val="ru-RU"/>
-        </w:rPr>
-        <w:t>все</w:t>
-      </w:r>
-      <w:r>
-        <w:rPr>
-          <w:lang w:val="en-US"/>
-        </w:rPr>
-        <w:t xml:space="preserve"> </w:t>
-      </w:r>
-      <w:proofErr w:type="spellStart"/>
-      <w:r>
-        <w:rPr>
-          <w:lang w:val="ru-RU"/>
-        </w:rPr>
-        <w:t>мувы</w:t>
-      </w:r>
-      <w:proofErr w:type="spellEnd"/>
-      <w:r>
-        <w:rPr>
-          <w:lang w:val="en-US"/>
-        </w:rPr>
-        <w:t xml:space="preserve"> </w:t>
-      </w:r>
-      <w:r>
-        <w:rPr>
-          <w:lang w:val="ru-RU"/>
-        </w:rPr>
-        <w:t>по</w:t>
-      </w:r>
-      <w:r>
-        <w:rPr>
-          <w:lang w:val="en-US"/>
-        </w:rPr>
-        <w:t xml:space="preserve"> </w:t>
-      </w:r>
-      <w:r>
-        <w:rPr>
-          <w:lang w:val="ru-RU"/>
-        </w:rPr>
-        <w:t>одному</w:t>
-      </w:r>
-      <w:r>
-        <w:rPr>
-          <w:lang w:val="en-US"/>
-        </w:rPr>
-        <w:t xml:space="preserve"> </w:t>
-      </w:r>
-      <w:r>
-        <w:rPr>
-          <w:lang w:val="ru-RU"/>
-        </w:rPr>
-        <w:t>складу</w:t>
-      </w:r>
-    </w:p>
-    <w:p>
-      <w:pPr>
-        <w:rPr>
-          <w:lang w:val="en-US"/>
-        </w:rPr>
-      </w:pPr>
-      <w:r>
-        <w:rPr>
-          <w:lang w:val="en-US"/>
-        </w:rPr>
-        <w:t>/</w:t>
-      </w:r>
-      <w:r>
-        <w:rPr>
-          <w:lang w:val="en-US"/>
-        </w:rPr>
-        <w:t>api</w:t>
-      </w:r>
-      <w:r>
-        <w:rPr>
-          <w:lang w:val="en-US"/>
-        </w:rPr>
-        <w:t>/</w:t>
-      </w:r>
-      <w:r>
-        <w:rPr>
-          <w:lang w:val="en-US"/>
-        </w:rPr>
-        <w:t>warehouses</w:t>
-      </w:r>
-      <w:r>
-        <w:rPr>
-          <w:lang w:val="en-US"/>
-        </w:rPr>
-        <w:t>/[</w:t>
-      </w:r>
-      <w:proofErr w:type="spellStart"/>
-      <w:r>
-        <w:rPr>
-          <w:lang w:val="en-US"/>
-        </w:rPr>
-        <w:t>warehouseId</w:t>
-      </w:r>
-      <w:proofErr w:type="spellEnd"/>
-      <w:r>
-        <w:rPr>
-          <w:lang w:val="en-US"/>
-        </w:rPr>
-        <w:t>]/</w:t>
-      </w:r>
-      <w:r>
-        <w:rPr>
-          <w:lang w:val="en-US"/>
-        </w:rPr>
-        <w:t>movements</w:t>
-      </w:r>
-      <w:r>
-        <w:rPr>
-          <w:lang w:val="en-US"/>
-        </w:rPr>
-        <w:t>/</w:t>
-      </w:r>
-      <w:proofErr w:type="spellStart"/>
-      <w:r>
-        <w:rPr>
-          <w:lang w:val="en-US"/>
-        </w:rPr>
-        <w:t>index</w:t>
-      </w:r>
-      <w:r>
-        <w:rPr>
-          <w:lang w:val="en-US"/>
-        </w:rPr>
-        <w:t>.</w:t>
-      </w:r>
-      <w:r>
-        <w:rPr>
-          <w:lang w:val="en-US"/>
-        </w:rPr>
-        <w:t>post</w:t>
-      </w:r>
-      <w:r>
-        <w:rPr>
-          <w:lang w:val="en-US"/>
-        </w:rPr>
-        <w:t>.</w:t>
-      </w:r>
-      <w:r>
-        <w:rPr>
-          <w:lang w:val="en-US"/>
-        </w:rPr>
-        <w:t>ts</w:t>
-      </w:r>
-      <w:proofErr w:type="spellEnd"/>
-      <w:r>
-        <w:rPr>
-          <w:lang w:val="en-US"/>
-        </w:rPr>
-        <w:t xml:space="preserve"> – </w:t>
-      </w:r>
-      <w:r>
-        <w:rPr>
-          <w:lang w:val="ru-RU"/>
-        </w:rPr>
-        <w:t>добавить</w:t>
-      </w:r>
-      <w:r>
-        <w:rPr>
-          <w:lang w:val="en-US"/>
-        </w:rPr>
-        <w:t xml:space="preserve"> </w:t>
-      </w:r>
-      <w:r>
-        <w:rPr>
-          <w:lang w:val="ru-RU"/>
-        </w:rPr>
-        <w:t>мув</w:t>
-      </w:r>
-      <w:r>
-        <w:rPr>
-          <w:lang w:val="en-US"/>
-        </w:rPr>
-        <w:t xml:space="preserve"> </w:t>
-      </w:r>
-      <w:r>
-        <w:rPr>
-          <w:lang w:val="ru-RU"/>
-        </w:rPr>
-        <w:t>для</w:t>
-      </w:r>
-      <w:r>
-        <w:rPr>
-          <w:lang w:val="en-US"/>
-        </w:rPr>
-        <w:t xml:space="preserve"> </w:t>
-      </w:r>
-      <w:r>
-        <w:rPr>
-          <w:lang w:val="ru-RU"/>
-        </w:rPr>
-        <w:t>данного</w:t>
-      </w:r>
-      <w:r>
-        <w:rPr>
-          <w:lang w:val="en-US"/>
-        </w:rPr>
-        <w:t xml:space="preserve"> </w:t>
-      </w:r>
-      <w:r>
-        <w:rPr>
-          <w:lang w:val="ru-RU"/>
-        </w:rPr>
-        <w:t>склада</w:t>
-      </w:r>
-    </w:p>
-    <w:p>
-      <w:pPr>
-        <w:rPr>
-          <w:lang w:val="en-US"/>
-        </w:rPr>
-      </w:pPr>
-      <w:r>
-        <w:rPr>
-          <w:lang w:val="en-US"/>
-        </w:rPr>
-        <w:t>/</w:t>
-      </w:r>
-      <w:r>
-        <w:rPr>
-          <w:lang w:val="en-US"/>
-        </w:rPr>
-        <w:t>api</w:t>
-      </w:r>
-      <w:r>
-        <w:rPr>
-          <w:lang w:val="en-US"/>
-        </w:rPr>
-        <w:t>/</w:t>
-      </w:r>
-      <w:r>
-        <w:rPr>
-          <w:lang w:val="en-US"/>
-        </w:rPr>
-        <w:t>movements/[</w:t>
-      </w:r>
-      <w:proofErr w:type="spellStart"/>
-      <w:r>
-        <w:rPr>
-          <w:lang w:val="en-US"/>
-        </w:rPr>
-        <w:t>movementId</w:t>
-      </w:r>
-      <w:proofErr w:type="spellEnd"/>
-      <w:r>
-        <w:rPr>
-          <w:lang w:val="en-US"/>
-        </w:rPr>
-        <w:t>]/</w:t>
-      </w:r>
-      <w:proofErr w:type="spellStart"/>
-      <w:r>
-        <w:rPr>
-          <w:lang w:val="en-US"/>
-        </w:rPr>
-        <w:t>index.get.ts</w:t>
-      </w:r>
-      <w:proofErr w:type="spellEnd"/>
-      <w:r>
-        <w:rPr>
-          <w:lang w:val="en-US"/>
-        </w:rPr>
-        <w:t xml:space="preserve"> – </w:t>
-      </w:r>
-      <w:r>
-        <w:rPr>
-          <w:lang w:val="ru-RU"/>
-        </w:rPr>
-        <w:t>получить</w:t>
-      </w:r>
-      <w:r>
-        <w:rPr>
-          <w:lang w:val="en-US"/>
-        </w:rPr>
-        <w:t xml:space="preserve"> </w:t>
-      </w:r>
-      <w:r>
-        <w:rPr>
-          <w:lang w:val="ru-RU"/>
-        </w:rPr>
-        <w:t>конкретный</w:t>
-      </w:r>
-      <w:r>
-        <w:rPr>
-          <w:lang w:val="en-US"/>
-        </w:rPr>
-        <w:t xml:space="preserve"> </w:t>
-      </w:r>
-      <w:r>
-        <w:rPr>
-          <w:lang w:val="ru-RU"/>
-        </w:rPr>
-        <w:t>мув</w:t>
-      </w:r>
-    </w:p>
-    <w:p>
-      <w:pPr>
-        <w:rPr>
-          <w:lang w:val="en-US"/>
-        </w:rPr>
-      </w:pPr>
-      <w:r>
-        <w:rPr>
-          <w:lang w:val="en-US"/>
-        </w:rPr>
-        <w:t>/</w:t>
-      </w:r>
-      <w:r>
-        <w:rPr>
-          <w:lang w:val="en-US"/>
-        </w:rPr>
-        <w:t>api</w:t>
-      </w:r>
-      <w:r>
-        <w:rPr>
-          <w:lang w:val="en-US"/>
-        </w:rPr>
-        <w:t>/</w:t>
-      </w:r>
-      <w:r>
-        <w:rPr>
-          <w:lang w:val="en-US"/>
-        </w:rPr>
-        <w:t>movements/[</w:t>
-      </w:r>
-      <w:proofErr w:type="spellStart"/>
-      <w:r>
-        <w:rPr>
-          <w:lang w:val="en-US"/>
-        </w:rPr>
-        <w:t>movementId</w:t>
-      </w:r>
-      <w:proofErr w:type="spellEnd"/>
-      <w:r>
-        <w:rPr>
-          <w:lang w:val="en-US"/>
-        </w:rPr>
-        <w:t>]/</w:t>
-      </w:r>
-      <w:proofErr w:type="spellStart"/>
-      <w:r>
-        <w:rPr>
-          <w:lang w:val="en-US"/>
-        </w:rPr>
-        <w:t>index.patch.ts</w:t>
-      </w:r>
-      <w:proofErr w:type="spellEnd"/>
-      <w:r>
-        <w:rPr>
-          <w:lang w:val="en-US"/>
-        </w:rPr>
-        <w:t xml:space="preserve"> – </w:t>
-      </w:r>
-      <w:r>
-        <w:rPr>
-          <w:lang w:val="ru-RU"/>
-        </w:rPr>
-        <w:t>Исправить</w:t>
-      </w:r>
-      <w:r>
-        <w:rPr>
-          <w:lang w:val="en-US"/>
-        </w:rPr>
-        <w:t xml:space="preserve"> </w:t>
-      </w:r>
-      <w:r>
-        <w:rPr>
-          <w:lang w:val="ru-RU"/>
-        </w:rPr>
-        <w:t>конкретный</w:t>
-      </w:r>
-      <w:r>
-        <w:rPr>
-          <w:lang w:val="en-US"/>
-        </w:rPr>
-        <w:t xml:space="preserve"> </w:t>
-      </w:r>
-      <w:r>
-        <w:rPr>
-          <w:lang w:val="ru-RU"/>
-        </w:rPr>
-        <w:t>мув</w:t>
-      </w:r>
-    </w:p>
-    <w:p>
-      <w:pPr>
-        <w:rPr>
-          <w:lang w:val="en-US"/>
-        </w:rPr>
-      </w:pPr>
-      <w:r>
-        <w:rPr>
-          <w:lang w:val="en-US"/>
-        </w:rPr>
-        <w:t>/</w:t>
-      </w:r>
-      <w:r>
-        <w:rPr>
-          <w:lang w:val="en-US"/>
-        </w:rPr>
-        <w:t>api</w:t>
-      </w:r>
-      <w:r>
-        <w:rPr>
-          <w:lang w:val="en-US"/>
-        </w:rPr>
-        <w:t>/</w:t>
-      </w:r>
-      <w:r>
-        <w:rPr>
-          <w:lang w:val="en-US"/>
-        </w:rPr>
-        <w:t>movements</w:t>
-      </w:r>
-      <w:r>
-        <w:rPr>
-          <w:lang w:val="en-US"/>
-        </w:rPr>
-        <w:t>/</w:t>
-      </w:r>
-      <w:proofErr w:type="spellStart"/>
-      <w:r>
-        <w:rPr>
-          <w:lang w:val="en-US"/>
-        </w:rPr>
-        <w:t>index.</w:t>
-      </w:r>
-      <w:r>
-        <w:rPr>
-          <w:lang w:val="en-US"/>
-        </w:rPr>
-        <w:t>get</w:t>
-      </w:r>
-      <w:r>
-        <w:rPr>
-          <w:lang w:val="en-US"/>
-        </w:rPr>
-        <w:t>.ts</w:t>
-      </w:r>
-      <w:proofErr w:type="spellEnd"/>
-      <w:r>
-        <w:rPr>
-          <w:lang w:val="en-US"/>
-        </w:rPr>
-        <w:t xml:space="preserve"> – </w:t>
-      </w:r>
-      <w:r>
-        <w:rPr>
-          <w:lang w:val="ru-RU"/>
-        </w:rPr>
-        <w:t>Получить</w:t>
-      </w:r>
-      <w:r>
-        <w:rPr>
-          <w:lang w:val="en-US"/>
-        </w:rPr>
-        <w:t xml:space="preserve"> </w:t>
-      </w:r>
-      <w:r>
-        <w:rPr>
-          <w:lang w:val="ru-RU"/>
-        </w:rPr>
-        <w:t>все</w:t>
-      </w:r>
-      <w:r>
-        <w:rPr>
-          <w:lang w:val="en-US"/>
-        </w:rPr>
-        <w:t xml:space="preserve"> </w:t>
-      </w:r>
-      <w:proofErr w:type="spellStart"/>
-      <w:r>
-        <w:rPr>
-          <w:lang w:val="ru-RU"/>
-        </w:rPr>
-        <w:t>мувы</w:t>
-      </w:r>
-      <w:proofErr w:type="spellEnd"/>
-    </w:p>
-    <w:p>
-      <w:pPr>
-        <w:rPr>
-          <w:lang w:val="en-US"/>
-        </w:rPr>
-      </w:pPr>
-    </w:p>
-    <w:p>
-      <w:pPr>
-        <w:rPr>
-          <w:lang w:val="en-US"/>
-        </w:rPr>
-      </w:pPr>
-    </w:p>
-    <w:p>
-      <w:pPr>
-        <w:rPr>
-          <w:lang w:val="en-US"/>
-        </w:rPr>
-      </w:pPr>
-    </w:p>
-    <w:p>
-      <w:pPr>
-        <w:rPr>
-          <w:color w:val="70AD47" w:themeColor="accent6"/>
-          <w:lang w:val="en-US"/>
-        </w:rPr>
-      </w:pPr>
-      <w:proofErr w:type="spellStart"/>
-      <w:r>
-        <w:rPr>
-          <w:color w:val="70AD47" w:themeColor="accent6"/>
-          <w:lang w:val="ru-RU"/>
-        </w:rPr>
-        <w:t>Утилсы</w:t>
-      </w:r>
-      <w:proofErr w:type="spellEnd"/>
-      <w:r>
-        <w:rPr>
-          <w:color w:val="70AD47" w:themeColor="accent6"/>
-          <w:lang w:val="ru-RU"/>
-        </w:rPr>
-        <w:t xml:space="preserve"> сервера</w:t>
-      </w:r>
-      <w:r>
-        <w:rPr>
-          <w:color w:val="70AD47" w:themeColor="accent6"/>
-          <w:lang w:val="ru-RU"/>
-        </w:rPr>
-        <w:t>:</w:t>
-      </w:r>
-      <w:r>
-        <w:rPr>
-          <w:color w:val="70AD47" w:themeColor="accent6"/>
-          <w:lang w:val="en-US"/>
-        </w:rPr>
-        <w:t xml:space="preserve"> +</w:t>
-      </w:r>
-    </w:p>
-    <w:p>
-      <w:pPr>
-        <w:rPr>
-          <w:color w:val="70AD47" w:themeColor="accent6"/>
-          <w:lang w:val="en-US"/>
-        </w:rPr>
-      </w:pPr>
-      <w:proofErr w:type="spellStart"/>
-      <w:r>
-        <w:rPr>
-          <w:color w:val="70AD47" w:themeColor="accent6"/>
-          <w:lang w:val="en-US"/>
-        </w:rPr>
-        <w:t>getWarehouses</w:t>
-      </w:r>
-      <w:proofErr w:type="spellEnd"/>
-      <w:r>
-        <w:rPr>
-          <w:color w:val="70AD47" w:themeColor="accent6"/>
-          <w:lang w:val="en-US"/>
-        </w:rPr>
-        <w:t xml:space="preserve">() =&gt; undefined / Warehouse[] – </w:t>
-      </w:r>
-      <w:r>
-        <w:rPr>
-          <w:color w:val="70AD47" w:themeColor="accent6"/>
-          <w:lang w:val="ru-RU"/>
-        </w:rPr>
-        <w:t>получить</w:t>
-      </w:r>
-      <w:r>
-        <w:rPr>
-          <w:color w:val="70AD47" w:themeColor="accent6"/>
-          <w:lang w:val="en-US"/>
-        </w:rPr>
-        <w:t xml:space="preserve"> </w:t>
-      </w:r>
-      <w:r>
-        <w:rPr>
-          <w:color w:val="70AD47" w:themeColor="accent6"/>
-          <w:lang w:val="ru-RU"/>
-        </w:rPr>
-        <w:t>все</w:t>
-      </w:r>
-      <w:r>
-        <w:rPr>
-          <w:color w:val="70AD47" w:themeColor="accent6"/>
-          <w:lang w:val="en-US"/>
-        </w:rPr>
-        <w:t xml:space="preserve"> </w:t>
-      </w:r>
-      <w:r>
-        <w:rPr>
-          <w:color w:val="70AD47" w:themeColor="accent6"/>
-          <w:lang w:val="ru-RU"/>
-        </w:rPr>
-        <w:t>склады</w:t>
-      </w:r>
-    </w:p>
-    <w:p>
-      <w:pPr>
-        <w:rPr>
-          <w:color w:val="70AD47" w:themeColor="accent6"/>
-          <w:lang w:val="en-US"/>
-        </w:rPr>
-      </w:pPr>
-      <w:proofErr w:type="spellStart"/>
-      <w:r>
-        <w:rPr>
-          <w:color w:val="70AD47" w:themeColor="accent6"/>
-          <w:lang w:val="en-US"/>
-        </w:rPr>
-        <w:t>getWarehouseById</w:t>
-      </w:r>
-      <w:proofErr w:type="spellEnd"/>
-      <w:r>
-        <w:rPr>
-          <w:color w:val="70AD47" w:themeColor="accent6"/>
-          <w:lang w:val="en-US"/>
-        </w:rPr>
-        <w:t>(</w:t>
-      </w:r>
-      <w:proofErr w:type="spellStart"/>
-      <w:r>
-        <w:rPr>
-          <w:color w:val="70AD47" w:themeColor="accent6"/>
-          <w:lang w:val="en-US"/>
-        </w:rPr>
-        <w:t>warehouseId</w:t>
-      </w:r>
-      <w:proofErr w:type="spellEnd"/>
-      <w:r>
-        <w:rPr>
-          <w:color w:val="70AD47" w:themeColor="accent6"/>
-          <w:lang w:val="en-US"/>
-        </w:rPr>
-        <w:t xml:space="preserve">) =&gt; undefined / Warehouse – </w:t>
-      </w:r>
-      <w:r>
-        <w:rPr>
-          <w:color w:val="70AD47" w:themeColor="accent6"/>
-          <w:lang w:val="ru-RU"/>
-        </w:rPr>
-        <w:t>получить</w:t>
-      </w:r>
-      <w:r>
-        <w:rPr>
-          <w:color w:val="70AD47" w:themeColor="accent6"/>
-          <w:lang w:val="en-US"/>
-        </w:rPr>
-        <w:t xml:space="preserve"> </w:t>
-      </w:r>
-      <w:r>
-        <w:rPr>
-          <w:color w:val="70AD47" w:themeColor="accent6"/>
-          <w:lang w:val="ru-RU"/>
-        </w:rPr>
-        <w:t>один</w:t>
-      </w:r>
-      <w:r>
-        <w:rPr>
-          <w:color w:val="70AD47" w:themeColor="accent6"/>
-          <w:lang w:val="en-US"/>
-        </w:rPr>
-        <w:t xml:space="preserve"> </w:t>
-      </w:r>
-      <w:r>
-        <w:rPr>
-          <w:color w:val="70AD47" w:themeColor="accent6"/>
-          <w:lang w:val="ru-RU"/>
-        </w:rPr>
-        <w:t>конкретный</w:t>
-      </w:r>
-      <w:r>
-        <w:rPr>
-          <w:color w:val="70AD47" w:themeColor="accent6"/>
-          <w:lang w:val="en-US"/>
-        </w:rPr>
-        <w:t xml:space="preserve"> </w:t>
-      </w:r>
-      <w:r>
-        <w:rPr>
-          <w:color w:val="70AD47" w:themeColor="accent6"/>
-          <w:lang w:val="ru-RU"/>
-        </w:rPr>
-        <w:t>склад</w:t>
-      </w:r>
-    </w:p>
-    <w:p>
-      <w:pPr>
-        <w:rPr>
-          <w:color w:val="70AD47" w:themeColor="accent6"/>
-          <w:lang w:val="ru-RU"/>
-        </w:rPr>
-      </w:pPr>
-      <w:proofErr w:type="spellStart"/>
-      <w:r>
-        <w:rPr>
-          <w:color w:val="70AD47" w:themeColor="accent6"/>
-          <w:lang w:val="en-US"/>
-        </w:rPr>
-        <w:t>getMovements</w:t>
-      </w:r>
-      <w:proofErr w:type="spellEnd"/>
-      <w:r>
-        <w:rPr>
-          <w:color w:val="70AD47" w:themeColor="accent6"/>
-          <w:lang w:val="ru-RU"/>
-        </w:rPr>
-        <w:t xml:space="preserve">() =&gt; </w:t>
-      </w:r>
-      <w:r>
-        <w:rPr>
-          <w:color w:val="70AD47" w:themeColor="accent6"/>
-          <w:lang w:val="en-US"/>
-        </w:rPr>
-        <w:t>undefined</w:t>
-      </w:r>
-      <w:r>
-        <w:rPr>
-          <w:color w:val="70AD47" w:themeColor="accent6"/>
-          <w:lang w:val="ru-RU"/>
-        </w:rPr>
-        <w:t xml:space="preserve"> / </w:t>
-      </w:r>
-      <w:r>
-        <w:rPr>
-          <w:color w:val="70AD47" w:themeColor="accent6"/>
-          <w:lang w:val="en-US"/>
-        </w:rPr>
-        <w:t>Movement</w:t>
-      </w:r>
-      <w:r>
-        <w:rPr>
-          <w:color w:val="70AD47" w:themeColor="accent6"/>
-          <w:lang w:val="ru-RU"/>
-        </w:rPr>
-        <w:t xml:space="preserve">[] – получить все </w:t>
-      </w:r>
-      <w:proofErr w:type="spellStart"/>
-      <w:r>
-        <w:rPr>
-          <w:color w:val="70AD47" w:themeColor="accent6"/>
-          <w:lang w:val="ru-RU"/>
-        </w:rPr>
-        <w:t>мувы</w:t>
-      </w:r>
-      <w:proofErr w:type="spellEnd"/>
-      <w:r>
-        <w:rPr>
-          <w:color w:val="70AD47" w:themeColor="accent6"/>
-          <w:lang w:val="ru-RU"/>
-        </w:rPr>
-        <w:t xml:space="preserve"> (для статистика на </w:t>
-      </w:r>
-      <w:proofErr w:type="spellStart"/>
-      <w:r>
-        <w:rPr>
-          <w:color w:val="70AD47" w:themeColor="accent6"/>
-          <w:lang w:val="ru-RU"/>
-        </w:rPr>
-        <w:t>гл</w:t>
-      </w:r>
-      <w:proofErr w:type="spellEnd"/>
-      <w:r>
-        <w:rPr>
-          <w:color w:val="70AD47" w:themeColor="accent6"/>
-          <w:lang w:val="ru-RU"/>
-        </w:rPr>
-        <w:t xml:space="preserve"> экране)</w:t>
-      </w:r>
-    </w:p>
-    <w:p>
-      <w:pPr>
-        <w:rPr>
-          <w:color w:val="70AD47" w:themeColor="accent6"/>
-          <w:lang w:val="en-US"/>
-        </w:rPr>
-      </w:pPr>
-      <w:proofErr w:type="spellStart"/>
-      <w:r>
-        <w:rPr>
-          <w:color w:val="70AD47" w:themeColor="accent6"/>
-          <w:lang w:val="en-US"/>
-        </w:rPr>
-        <w:t>getMovementsByWarehouseId</w:t>
-      </w:r>
-      <w:proofErr w:type="spellEnd"/>
-      <w:r>
-        <w:rPr>
-          <w:color w:val="70AD47" w:themeColor="accent6"/>
-          <w:lang w:val="en-US"/>
-        </w:rPr>
-        <w:t>(</w:t>
-      </w:r>
-      <w:proofErr w:type="spellStart"/>
-      <w:r>
-        <w:rPr>
-          <w:color w:val="70AD47" w:themeColor="accent6"/>
-          <w:lang w:val="en-US"/>
-        </w:rPr>
-        <w:t>warehouseId</w:t>
-      </w:r>
-      <w:proofErr w:type="spellEnd"/>
-      <w:r>
-        <w:rPr>
-          <w:color w:val="70AD47" w:themeColor="accent6"/>
-          <w:lang w:val="en-US"/>
-        </w:rPr>
-        <w:t xml:space="preserve">) =&gt; undefined / Movement[] – </w:t>
-      </w:r>
-      <w:r>
-        <w:rPr>
-          <w:color w:val="70AD47" w:themeColor="accent6"/>
-          <w:lang w:val="ru-RU"/>
-        </w:rPr>
-        <w:t>получить</w:t>
-      </w:r>
-      <w:r>
-        <w:rPr>
-          <w:color w:val="70AD47" w:themeColor="accent6"/>
-          <w:lang w:val="en-US"/>
-        </w:rPr>
-        <w:t xml:space="preserve"> </w:t>
-      </w:r>
-      <w:r>
-        <w:rPr>
-          <w:color w:val="70AD47" w:themeColor="accent6"/>
-          <w:lang w:val="ru-RU"/>
-        </w:rPr>
-        <w:t>все</w:t>
-      </w:r>
-      <w:r>
-        <w:rPr>
-          <w:color w:val="70AD47" w:themeColor="accent6"/>
-          <w:lang w:val="en-US"/>
-        </w:rPr>
-        <w:t xml:space="preserve"> </w:t>
-      </w:r>
-      <w:proofErr w:type="spellStart"/>
-      <w:r>
-        <w:rPr>
-          <w:color w:val="70AD47" w:themeColor="accent6"/>
-          <w:lang w:val="ru-RU"/>
-        </w:rPr>
-        <w:t>мувы</w:t>
-      </w:r>
-      <w:proofErr w:type="spellEnd"/>
-      <w:r>
-        <w:rPr>
-          <w:color w:val="70AD47" w:themeColor="accent6"/>
-          <w:lang w:val="en-US"/>
-        </w:rPr>
-        <w:t xml:space="preserve"> </w:t>
-      </w:r>
-      <w:r>
-        <w:rPr>
-          <w:color w:val="70AD47" w:themeColor="accent6"/>
-          <w:lang w:val="ru-RU"/>
-        </w:rPr>
-        <w:t>за</w:t>
-      </w:r>
-      <w:r>
-        <w:rPr>
-          <w:color w:val="70AD47" w:themeColor="accent6"/>
-          <w:lang w:val="en-US"/>
-        </w:rPr>
-        <w:t xml:space="preserve"> </w:t>
-      </w:r>
-      <w:r>
-        <w:rPr>
-          <w:color w:val="70AD47" w:themeColor="accent6"/>
-          <w:lang w:val="ru-RU"/>
-        </w:rPr>
-        <w:t>один</w:t>
-      </w:r>
-      <w:r>
-        <w:rPr>
-          <w:color w:val="70AD47" w:themeColor="accent6"/>
-          <w:lang w:val="en-US"/>
-        </w:rPr>
-        <w:t xml:space="preserve"> </w:t>
-      </w:r>
-      <w:r>
-        <w:rPr>
-          <w:color w:val="70AD47" w:themeColor="accent6"/>
-          <w:lang w:val="ru-RU"/>
-        </w:rPr>
-        <w:t>склад</w:t>
-      </w:r>
-    </w:p>
-    <w:p>
-      <w:pPr>
-        <w:rPr>
-          <w:color w:val="70AD47" w:themeColor="accent6"/>
-          <w:lang w:val="en-US"/>
-        </w:rPr>
-      </w:pPr>
-      <w:proofErr w:type="spellStart"/>
-      <w:r>
-        <w:rPr>
-          <w:color w:val="70AD47" w:themeColor="accent6"/>
-          <w:lang w:val="en-US"/>
-        </w:rPr>
-        <w:t>getMovementById</w:t>
-      </w:r>
-      <w:proofErr w:type="spellEnd"/>
-      <w:r>
-        <w:rPr>
-          <w:color w:val="70AD47" w:themeColor="accent6"/>
-          <w:lang w:val="en-US"/>
-        </w:rPr>
-        <w:t>(</w:t>
-      </w:r>
-      <w:proofErr w:type="spellStart"/>
-      <w:r>
-        <w:rPr>
-          <w:color w:val="70AD47" w:themeColor="accent6"/>
-          <w:lang w:val="en-US"/>
-        </w:rPr>
-        <w:t>movementId</w:t>
-      </w:r>
-      <w:proofErr w:type="spellEnd"/>
-      <w:r>
-        <w:rPr>
-          <w:color w:val="70AD47" w:themeColor="accent6"/>
-          <w:lang w:val="en-US"/>
-        </w:rPr>
-        <w:t xml:space="preserve">) =&gt; undefined / Movement – </w:t>
-      </w:r>
-      <w:r>
-        <w:rPr>
-          <w:color w:val="70AD47" w:themeColor="accent6"/>
-          <w:lang w:val="ru-RU"/>
-        </w:rPr>
-        <w:t>получить</w:t>
-      </w:r>
-      <w:r>
-        <w:rPr>
-          <w:color w:val="70AD47" w:themeColor="accent6"/>
-          <w:lang w:val="en-US"/>
-        </w:rPr>
-        <w:t xml:space="preserve"> </w:t>
-      </w:r>
-      <w:proofErr w:type="spellStart"/>
-      <w:r>
-        <w:rPr>
-          <w:color w:val="70AD47" w:themeColor="accent6"/>
-          <w:lang w:val="ru-RU"/>
-        </w:rPr>
-        <w:t>мув</w:t>
-      </w:r>
-      <w:proofErr w:type="spellEnd"/>
-      <w:r>
-        <w:rPr>
-          <w:color w:val="70AD47" w:themeColor="accent6"/>
-          <w:lang w:val="en-US"/>
-        </w:rPr>
-        <w:t xml:space="preserve"> </w:t>
-      </w:r>
-      <w:r>
-        <w:rPr>
-          <w:color w:val="70AD47" w:themeColor="accent6"/>
-          <w:lang w:val="ru-RU"/>
-        </w:rPr>
-        <w:t>по</w:t>
-      </w:r>
-      <w:r>
-        <w:rPr>
-          <w:color w:val="70AD47" w:themeColor="accent6"/>
-          <w:lang w:val="en-US"/>
-        </w:rPr>
-        <w:t xml:space="preserve"> </w:t>
-      </w:r>
-      <w:r>
-        <w:rPr>
-          <w:color w:val="70AD47" w:themeColor="accent6"/>
-          <w:lang w:val="ru-RU"/>
-        </w:rPr>
-        <w:t>айди</w:t>
-      </w:r>
-    </w:p>
-    <w:p>
-      <w:pPr>
-        <w:rPr>
-          <w:color w:val="70AD47" w:themeColor="accent6"/>
-          <w:lang w:val="en-US"/>
-        </w:rPr>
-      </w:pPr>
-      <w:proofErr w:type="spellStart"/>
-      <w:r>
-        <w:rPr>
-          <w:color w:val="70AD47" w:themeColor="accent6"/>
-          <w:lang w:val="en-US"/>
-        </w:rPr>
-        <w:t>setWarehouses</w:t>
-      </w:r>
-      <w:proofErr w:type="spellEnd"/>
-      <w:r>
-        <w:rPr>
-          <w:color w:val="70AD47" w:themeColor="accent6"/>
-          <w:lang w:val="en-US"/>
-        </w:rPr>
-        <w:t xml:space="preserve">(warehouses) =&gt; </w:t>
-      </w:r>
-      <w:r>
-        <w:rPr>
-          <w:color w:val="70AD47" w:themeColor="accent6"/>
-          <w:lang w:val="en-US"/>
-        </w:rPr>
-        <w:t>true/false</w:t>
-      </w:r>
-      <w:r>
-        <w:rPr>
-          <w:color w:val="70AD47" w:themeColor="accent6"/>
-          <w:lang w:val="en-US"/>
-        </w:rPr>
-        <w:t xml:space="preserve"> – </w:t>
-      </w:r>
-      <w:r>
-        <w:rPr>
-          <w:color w:val="70AD47" w:themeColor="accent6"/>
-          <w:lang w:val="ru-RU"/>
-        </w:rPr>
-        <w:t>установить</w:t>
-      </w:r>
-      <w:r>
-        <w:rPr>
-          <w:color w:val="70AD47" w:themeColor="accent6"/>
-          <w:lang w:val="en-US"/>
-        </w:rPr>
-        <w:t xml:space="preserve"> </w:t>
-      </w:r>
-      <w:r>
-        <w:rPr>
-          <w:color w:val="70AD47" w:themeColor="accent6"/>
-          <w:lang w:val="ru-RU"/>
-        </w:rPr>
-        <w:t>новый</w:t>
-      </w:r>
-      <w:r>
-        <w:rPr>
-          <w:color w:val="70AD47" w:themeColor="accent6"/>
-          <w:lang w:val="en-US"/>
-        </w:rPr>
-        <w:t xml:space="preserve"> </w:t>
-      </w:r>
-      <w:r>
-        <w:rPr>
-          <w:color w:val="70AD47" w:themeColor="accent6"/>
-          <w:lang w:val="ru-RU"/>
-        </w:rPr>
-        <w:t>список</w:t>
-      </w:r>
-      <w:r>
-        <w:rPr>
-          <w:color w:val="70AD47" w:themeColor="accent6"/>
-          <w:lang w:val="en-US"/>
-        </w:rPr>
-        <w:t xml:space="preserve"> </w:t>
-      </w:r>
-      <w:r>
-        <w:rPr>
-          <w:color w:val="70AD47" w:themeColor="accent6"/>
-          <w:lang w:val="ru-RU"/>
-        </w:rPr>
-        <w:t>складов</w:t>
-      </w:r>
-    </w:p>
-    <w:p>
-      <w:pPr>
-        <w:rPr>
-          <w:color w:val="70AD47" w:themeColor="accent6"/>
-          <w:lang w:val="en-US"/>
-        </w:rPr>
-      </w:pPr>
-      <w:proofErr w:type="spellStart"/>
-      <w:r>
-        <w:rPr>
-          <w:color w:val="70AD47" w:themeColor="accent6"/>
-          <w:lang w:val="en-US"/>
-        </w:rPr>
-        <w:t>setMovements</w:t>
-      </w:r>
-      <w:proofErr w:type="spellEnd"/>
-      <w:r>
-        <w:rPr>
-          <w:color w:val="70AD47" w:themeColor="accent6"/>
-          <w:lang w:val="en-US"/>
-        </w:rPr>
-        <w:t xml:space="preserve">(movements) =&gt; </w:t>
-      </w:r>
-      <w:r>
-        <w:rPr>
-          <w:color w:val="70AD47" w:themeColor="accent6"/>
-          <w:lang w:val="en-US"/>
-        </w:rPr>
-        <w:t>true/false</w:t>
-      </w:r>
-      <w:r>
-        <w:rPr>
-          <w:color w:val="70AD47" w:themeColor="accent6"/>
-          <w:lang w:val="en-US"/>
-        </w:rPr>
-        <w:t xml:space="preserve">- </w:t>
-      </w:r>
-      <w:r>
-        <w:rPr>
-          <w:color w:val="70AD47" w:themeColor="accent6"/>
-          <w:lang w:val="ru-RU"/>
-        </w:rPr>
-        <w:t>установить</w:t>
-      </w:r>
-      <w:r>
-        <w:rPr>
-          <w:color w:val="70AD47" w:themeColor="accent6"/>
-          <w:lang w:val="en-US"/>
-        </w:rPr>
-        <w:t xml:space="preserve"> </w:t>
-      </w:r>
-      <w:r>
-        <w:rPr>
-          <w:color w:val="70AD47" w:themeColor="accent6"/>
-          <w:lang w:val="ru-RU"/>
-        </w:rPr>
-        <w:t>новые</w:t>
-      </w:r>
-      <w:r>
-        <w:rPr>
-          <w:color w:val="70AD47" w:themeColor="accent6"/>
-          <w:lang w:val="en-US"/>
-        </w:rPr>
-        <w:t xml:space="preserve"> </w:t>
-      </w:r>
-      <w:proofErr w:type="spellStart"/>
-      <w:r>
-        <w:rPr>
-          <w:color w:val="70AD47" w:themeColor="accent6"/>
-          <w:lang w:val="ru-RU"/>
-        </w:rPr>
-        <w:t>мувменты</w:t>
-      </w:r>
-      <w:proofErr w:type="spellEnd"/>
-    </w:p>
-    <w:p>
-      <w:pPr>
-        <w:rPr>
-          <w:lang w:val="en-US"/>
-        </w:rPr>
-      </w:pPr>
-    </w:p>
-    <w:p>
-      <w:pPr>
-        <w:rPr>
-          <w:lang w:val="en-US"/>
-        </w:rPr>
-      </w:pPr>
-    </w:p>
-    <w:p>
-      <w:pPr>
-        <w:rPr>
-          <w:color w:val="70AD47" w:themeColor="accent6"/>
-          <w:lang w:val="en-US"/>
-        </w:rPr>
-      </w:pPr>
-      <w:r>
-        <w:rPr>
-          <w:color w:val="70AD47" w:themeColor="accent6"/>
-          <w:lang w:val="ru-RU"/>
-        </w:rPr>
-        <w:t>БД</w:t>
-      </w:r>
-      <w:r>
-        <w:rPr>
-          <w:color w:val="70AD47" w:themeColor="accent6"/>
-          <w:lang w:val="en-US"/>
-        </w:rPr>
-        <w:t xml:space="preserve"> (</w:t>
-      </w:r>
-      <w:r>
-        <w:rPr>
-          <w:color w:val="70AD47" w:themeColor="accent6"/>
-          <w:lang w:val="ru-RU"/>
-        </w:rPr>
-        <w:t>джесон</w:t>
-      </w:r>
-      <w:r>
-        <w:rPr>
-          <w:color w:val="70AD47" w:themeColor="accent6"/>
-          <w:lang w:val="en-US"/>
-        </w:rPr>
-        <w:t>):</w:t>
-      </w:r>
-      <w:r>
-        <w:rPr>
-          <w:color w:val="70AD47" w:themeColor="accent6"/>
-          <w:lang w:val="en-US"/>
-        </w:rPr>
-        <w:t xml:space="preserve"> +</w:t>
-      </w:r>
-    </w:p>
-    <w:p>
-      <w:pPr>
-        <w:rPr>
-          <w:color w:val="70AD47" w:themeColor="accent6"/>
-          <w:lang w:val="en-US"/>
-        </w:rPr>
-      </w:pPr>
-      <w:proofErr w:type="spellStart"/>
-      <w:r>
-        <w:rPr>
-          <w:color w:val="70AD47" w:themeColor="accent6"/>
-          <w:lang w:val="en-US"/>
-        </w:rPr>
-        <w:t>movements.json</w:t>
-      </w:r>
-      <w:proofErr w:type="spellEnd"/>
-    </w:p>
-    <w:p>
-      <w:pPr>
-        <w:rPr>
-          <w:color w:val="70AD47" w:themeColor="accent6"/>
-          <w:lang w:val="en-US"/>
-        </w:rPr>
-      </w:pPr>
-      <w:proofErr w:type="spellStart"/>
-      <w:r>
-        <w:rPr>
-          <w:color w:val="70AD47" w:themeColor="accent6"/>
-          <w:lang w:val="en-US"/>
-        </w:rPr>
-        <w:t>warehouses.json</w:t>
-      </w:r>
-      <w:proofErr w:type="spellEnd"/>
-    </w:p>
-    <w:p>
-      <w:pPr>
-        <w:rPr>
-          <w:lang w:val="en-US"/>
-        </w:rPr>
-      </w:pPr>
-    </w:p>
-    <w:p>
-      <w:pPr>
-        <w:rPr>
-          <w:lang w:val="en-US"/>
-        </w:rPr>
-      </w:pPr>
-    </w:p>
-    <w:p>
-      <w:pPr>
-        <w:rPr>
-          <w:lang w:val="ru-RU"/>
-        </w:rPr>
-      </w:pPr>
-      <w:proofErr w:type="spellStart"/>
-      <w:r>
-        <w:rPr>
-          <w:lang w:val="en-US"/>
-        </w:rPr>
-        <w:t>composables</w:t>
-      </w:r>
-      <w:proofErr w:type="spellEnd"/>
-      <w:r>
-        <w:rPr>
-          <w:lang w:val="ru-RU"/>
-        </w:rPr>
-        <w:t xml:space="preserve">: </w:t>
-      </w:r>
-      <w:r>
-        <w:rPr>
-          <w:lang w:val="en-US"/>
-        </w:rPr>
-        <w:t>app</w:t>
-      </w:r>
-      <w:r>
-        <w:rPr>
-          <w:lang w:val="ru-RU"/>
-        </w:rPr>
-        <w:t>/</w:t>
-      </w:r>
-      <w:proofErr w:type="spellStart"/>
-      <w:r>
-        <w:rPr>
-          <w:lang w:val="en-US"/>
-        </w:rPr>
-        <w:t>composables</w:t>
-      </w:r>
-      <w:proofErr w:type="spellEnd"/>
-      <w:r>
-        <w:rPr>
-          <w:lang w:val="ru-RU"/>
-        </w:rPr>
-        <w:t>/</w:t>
-      </w:r>
-    </w:p>
-    <w:p>
-      <w:pPr>
-        <w:rPr>
-          <w:lang w:val="ru-RU"/>
-        </w:rPr>
-      </w:pPr>
-      <w:proofErr w:type="spellStart"/>
-      <w:r>
-        <w:rPr>
-          <w:lang w:val="en-US"/>
-        </w:rPr>
-        <w:t>use</w:t>
-      </w:r>
-      <w:r>
-        <w:rPr>
-          <w:lang w:val="en-US"/>
-        </w:rPr>
-        <w:t>Warehouses</w:t>
-      </w:r>
-      <w:proofErr w:type="spellEnd"/>
-      <w:r>
-        <w:rPr>
-          <w:lang w:val="en-US"/>
-        </w:rPr>
-        <w:t xml:space="preserve"> </w:t>
-      </w:r>
-      <w:r>
-        <w:rPr>
-          <w:lang w:val="ru-RU"/>
-        </w:rPr>
-        <w:t>=&gt; {</w:t>
-      </w:r>
-    </w:p>
-    <w:p>
-      <w:pPr>
-        <w:rPr>
-          <w:lang w:val="ru-RU"/>
-        </w:rPr>
-      </w:pPr>
-      <w:r>
-        <w:rPr>
-          <w:lang w:val="ru-RU"/>
-        </w:rPr>
-        <w:tab/>
-      </w:r>
-      <w:proofErr w:type="spellStart"/>
-      <w:r>
-        <w:rPr>
-          <w:lang w:val="en-US"/>
-        </w:rPr>
-        <w:t>useFetch</w:t>
-      </w:r>
-      <w:proofErr w:type="spellEnd"/>
-      <w:r>
-        <w:rPr>
-          <w:lang w:val="ru-RU"/>
-        </w:rPr>
-        <w:t xml:space="preserve">() </w:t>
-      </w:r>
-      <w:r>
-        <w:rPr>
-          <w:lang w:val="ru-RU"/>
-        </w:rPr>
-        <w:t>на получение списка всех складов</w:t>
-      </w:r>
-      <w:r>
-        <w:rPr>
-          <w:lang w:val="ru-RU"/>
-        </w:rPr>
-        <w:t xml:space="preserve"> (склады, </w:t>
-      </w:r>
-      <w:proofErr w:type="spellStart"/>
-      <w:r>
-        <w:rPr>
-          <w:lang w:val="ru-RU"/>
-        </w:rPr>
-        <w:t>пендинг</w:t>
-      </w:r>
-      <w:proofErr w:type="spellEnd"/>
-      <w:r>
-        <w:rPr>
+      <w:proofErr w:type="spellStart"/>
+      <w:r>
+        <w:rPr>
+          <w:color w:val="70AD47" w:themeColor="accent6"/>
+          <w:lang w:val="ru-RU"/>
+        </w:rPr>
+        <w:t>реф</w:t>
+      </w:r>
+      <w:proofErr w:type="spellEnd"/>
+      <w:r>
+        <w:rPr>
+          <w:color w:val="70AD47" w:themeColor="accent6"/>
           <w:lang w:val="ru-RU"/>
         </w:rPr>
         <w:t xml:space="preserve">, </w:t>
@@ -13476,407 +14081,10 @@
       <w:proofErr w:type="spellStart"/>
       <w:r>
         <w:rPr>
-          <w:lang w:val="ru-RU"/>
-        </w:rPr>
-        <w:t>рефреш</w:t>
-      </w:r>
-      <w:proofErr w:type="spellEnd"/>
-      <w:r>
-        <w:rPr>
-          <w:lang w:val="ru-RU"/>
-        </w:rPr>
-        <w:t>)</w:t>
-      </w:r>
-      <w:r>
-        <w:rPr>
-          <w:lang w:val="ru-RU"/>
-        </w:rPr>
-        <w:t xml:space="preserve"> – будет отображаться внутри списка</w:t>
-      </w:r>
-      <w:r>
-        <w:rPr>
-          <w:lang w:val="ru-RU"/>
-        </w:rPr>
-        <w:t xml:space="preserve"> (обертка – в </w:t>
-      </w:r>
-      <w:proofErr w:type="spellStart"/>
-      <w:r>
-        <w:rPr>
-          <w:lang w:val="ru-RU"/>
-        </w:rPr>
-        <w:t>пейдже</w:t>
-      </w:r>
-      <w:proofErr w:type="spellEnd"/>
-      <w:r>
-        <w:rPr>
-          <w:lang w:val="ru-RU"/>
-        </w:rPr>
-        <w:t xml:space="preserve"> с </w:t>
-      </w:r>
-      <w:proofErr w:type="spellStart"/>
-      <w:r>
-        <w:rPr>
-          <w:lang w:val="ru-RU"/>
-        </w:rPr>
-        <w:t>еррором</w:t>
-      </w:r>
-      <w:proofErr w:type="spellEnd"/>
-      <w:r>
-        <w:rPr>
-          <w:lang w:val="ru-RU"/>
-        </w:rPr>
-        <w:t xml:space="preserve"> и прочим, </w:t>
-      </w:r>
-      <w:proofErr w:type="spellStart"/>
-      <w:r>
-        <w:rPr>
-          <w:lang w:val="ru-RU"/>
-        </w:rPr>
-        <w:t>внутрянка</w:t>
-      </w:r>
-      <w:proofErr w:type="spellEnd"/>
-      <w:r>
-        <w:rPr>
-          <w:lang w:val="ru-RU"/>
-        </w:rPr>
-        <w:t xml:space="preserve"> – глупая)</w:t>
-      </w:r>
-    </w:p>
-    <w:p>
-      <w:pPr>
-        <w:rPr>
-          <w:lang w:val="ru-RU"/>
-        </w:rPr>
-      </w:pPr>
-      <w:r>
-        <w:rPr>
-          <w:lang w:val="ru-RU"/>
-        </w:rPr>
-        <w:tab/>
-      </w:r>
-      <w:proofErr w:type="spellStart"/>
-      <w:r>
-        <w:rPr>
-          <w:lang w:val="en-US"/>
-        </w:rPr>
-        <w:t>useFetch</w:t>
-      </w:r>
-      <w:proofErr w:type="spellEnd"/>
-      <w:r>
-        <w:rPr>
-          <w:lang w:val="ru-RU"/>
-        </w:rPr>
-        <w:t xml:space="preserve">() </w:t>
-      </w:r>
-      <w:r>
-        <w:rPr>
-          <w:lang w:val="ru-RU"/>
-        </w:rPr>
-        <w:t xml:space="preserve">на получение всех </w:t>
-      </w:r>
-      <w:proofErr w:type="spellStart"/>
-      <w:r>
-        <w:rPr>
-          <w:lang w:val="ru-RU"/>
-        </w:rPr>
-        <w:t>мувментов</w:t>
-      </w:r>
-      <w:proofErr w:type="spellEnd"/>
-      <w:r>
-        <w:rPr>
-          <w:lang w:val="ru-RU"/>
-        </w:rPr>
-        <w:t xml:space="preserve"> (</w:t>
-      </w:r>
-      <w:r>
-        <w:rPr>
-          <w:lang w:val="ru-RU"/>
-        </w:rPr>
-        <w:t>для статистики)</w:t>
-      </w:r>
-    </w:p>
-    <w:p>
-      <w:pPr>
-        <w:rPr>
-          <w:lang w:val="ru-RU"/>
-        </w:rPr>
-      </w:pPr>
-      <w:r>
-        <w:rPr>
-          <w:lang w:val="ru-RU"/>
-        </w:rPr>
-        <w:tab/>
-      </w:r>
-      <w:r>
-        <w:rPr>
-          <w:lang w:val="en-US"/>
-        </w:rPr>
-        <w:t>ref</w:t>
-      </w:r>
-      <w:r>
-        <w:rPr>
-          <w:lang w:val="ru-RU"/>
-        </w:rPr>
-        <w:t>ы</w:t>
-      </w:r>
-      <w:r>
-        <w:rPr>
-          <w:lang w:val="ru-RU"/>
-        </w:rPr>
-        <w:t xml:space="preserve"> </w:t>
-      </w:r>
-      <w:r>
-        <w:rPr>
-          <w:lang w:val="ru-RU"/>
-        </w:rPr>
-        <w:t xml:space="preserve">на фильтры по </w:t>
-      </w:r>
-      <w:proofErr w:type="spellStart"/>
-      <w:r>
-        <w:rPr>
-          <w:lang w:val="ru-RU"/>
-        </w:rPr>
-        <w:t>тайтлу</w:t>
-      </w:r>
-      <w:proofErr w:type="spellEnd"/>
-      <w:r>
-        <w:rPr>
-          <w:lang w:val="ru-RU"/>
-        </w:rPr>
-        <w:t>, коду, только дефицитные</w:t>
-      </w:r>
-    </w:p>
-    <w:p>
-      <w:pPr>
-        <w:rPr>
-          <w:lang w:val="ru-RU"/>
-        </w:rPr>
-      </w:pPr>
-      <w:r>
-        <w:rPr>
-          <w:lang w:val="ru-RU"/>
-        </w:rPr>
-        <w:tab/>
-      </w:r>
-      <w:proofErr w:type="spellStart"/>
-      <w:r>
-        <w:rPr>
-          <w:lang w:val="ru-RU"/>
-        </w:rPr>
-        <w:t>компутед</w:t>
-      </w:r>
-      <w:proofErr w:type="spellEnd"/>
-      <w:r>
-        <w:rPr>
-          <w:lang w:val="ru-RU"/>
-        </w:rPr>
-        <w:t xml:space="preserve"> лист, который высчитывается из списка складов по фильтрам и прокидывается в компоненты Списка складов и в статистику</w:t>
-      </w:r>
-    </w:p>
-    <w:p>
-      <w:pPr>
-        <w:rPr>
-          <w:lang w:val="ru-RU"/>
-        </w:rPr>
-      </w:pPr>
-      <w:r>
-        <w:rPr>
-          <w:lang w:val="ru-RU"/>
-        </w:rPr>
-        <w:tab/>
-      </w:r>
-      <w:r>
-        <w:rPr>
-          <w:lang w:val="en-US"/>
-        </w:rPr>
-        <w:t>watch</w:t>
-      </w:r>
-      <w:r>
-        <w:rPr>
-          <w:lang w:val="ru-RU"/>
-        </w:rPr>
-        <w:t xml:space="preserve">() </w:t>
-      </w:r>
-      <w:r>
-        <w:rPr>
-          <w:lang w:val="ru-RU"/>
-        </w:rPr>
-        <w:t>на</w:t>
-      </w:r>
-      <w:r>
-        <w:rPr>
-          <w:lang w:val="ru-RU"/>
-        </w:rPr>
-        <w:t xml:space="preserve"> </w:t>
-      </w:r>
-      <w:proofErr w:type="spellStart"/>
-      <w:r>
-        <w:rPr>
-          <w:lang w:val="ru-RU"/>
-        </w:rPr>
-        <w:t>рефы</w:t>
-      </w:r>
-      <w:proofErr w:type="spellEnd"/>
-      <w:r>
-        <w:rPr>
-          <w:lang w:val="ru-RU"/>
-        </w:rPr>
-        <w:t xml:space="preserve"> </w:t>
-      </w:r>
-      <w:r>
-        <w:rPr>
-          <w:lang w:val="ru-RU"/>
-        </w:rPr>
-        <w:t xml:space="preserve">по фильтрам, и </w:t>
-      </w:r>
-      <w:proofErr w:type="spellStart"/>
-      <w:r>
-        <w:rPr>
-          <w:lang w:val="ru-RU"/>
-        </w:rPr>
-        <w:t>онМаунтед</w:t>
-      </w:r>
-      <w:proofErr w:type="spellEnd"/>
-      <w:r>
-        <w:rPr>
-          <w:lang w:val="ru-RU"/>
-        </w:rPr>
-        <w:t xml:space="preserve"> для их заполнения</w:t>
-      </w:r>
-    </w:p>
-    <w:p>
-      <w:pPr>
-        <w:rPr>
-          <w:lang w:val="ru-RU"/>
-        </w:rPr>
-      </w:pPr>
-      <w:r>
-        <w:rPr>
-          <w:lang w:val="ru-RU"/>
-        </w:rPr>
-        <w:tab/>
-      </w:r>
-      <w:proofErr w:type="spellStart"/>
-      <w:r>
-        <w:rPr>
-          <w:lang w:val="ru-RU"/>
-        </w:rPr>
-        <w:t>рефреш</w:t>
-      </w:r>
-      <w:proofErr w:type="spellEnd"/>
-      <w:r>
-        <w:rPr>
-          <w:lang w:val="ru-RU"/>
-        </w:rPr>
-        <w:t xml:space="preserve"> функция, которая </w:t>
-      </w:r>
-      <w:proofErr w:type="spellStart"/>
-      <w:r>
-        <w:rPr>
-          <w:lang w:val="ru-RU"/>
-        </w:rPr>
-        <w:t>рефрешит</w:t>
-      </w:r>
-      <w:proofErr w:type="spellEnd"/>
-      <w:r>
-        <w:rPr>
-          <w:lang w:val="ru-RU"/>
-        </w:rPr>
-        <w:t xml:space="preserve"> только список </w:t>
-      </w:r>
-      <w:proofErr w:type="spellStart"/>
-      <w:r>
-        <w:rPr>
-          <w:lang w:val="ru-RU"/>
-        </w:rPr>
-        <w:t>верехаусов</w:t>
-      </w:r>
-      <w:proofErr w:type="spellEnd"/>
-    </w:p>
-    <w:p>
-      <w:pPr>
-        <w:rPr>
-          <w:lang w:val="ru-RU"/>
-        </w:rPr>
-      </w:pPr>
-      <w:r>
-        <w:rPr>
-          <w:lang w:val="ru-RU"/>
-        </w:rPr>
-        <w:t>}</w:t>
-      </w:r>
-    </w:p>
-    <w:p>
-      <w:pPr>
-        <w:rPr>
-          <w:lang w:val="ru-RU"/>
-        </w:rPr>
-      </w:pPr>
-    </w:p>
-    <w:p>
-      <w:pPr>
-        <w:rPr>
-          <w:lang w:val="ru-RU"/>
-        </w:rPr>
-      </w:pPr>
-      <w:proofErr w:type="spellStart"/>
-      <w:r>
-        <w:rPr>
-          <w:lang w:val="en-US"/>
-        </w:rPr>
-        <w:t>useAddWarehouse</w:t>
-      </w:r>
-      <w:proofErr w:type="spellEnd"/>
-      <w:r>
-        <w:rPr>
-          <w:lang w:val="ru-RU"/>
-        </w:rPr>
-        <w:t xml:space="preserve"> =&gt; {</w:t>
-      </w:r>
-    </w:p>
-    <w:p>
-      <w:pPr>
-        <w:rPr>
-          <w:color w:val="70AD47" w:themeColor="accent6"/>
-          <w:lang w:val="ru-RU"/>
-        </w:rPr>
-      </w:pPr>
-      <w:r>
-        <w:rPr>
-          <w:lang w:val="ru-RU"/>
-        </w:rPr>
-        <w:tab/>
-      </w:r>
-      <w:proofErr w:type="spellStart"/>
-      <w:r>
-        <w:rPr>
-          <w:color w:val="70AD47" w:themeColor="accent6"/>
-          <w:lang w:val="ru-RU"/>
-        </w:rPr>
-        <w:t>рефы</w:t>
-      </w:r>
-      <w:proofErr w:type="spellEnd"/>
-      <w:r>
-        <w:rPr>
-          <w:color w:val="70AD47" w:themeColor="accent6"/>
-          <w:lang w:val="ru-RU"/>
-        </w:rPr>
-        <w:t xml:space="preserve"> для формы </w:t>
-      </w:r>
-      <w:r>
-        <w:rPr>
-          <w:color w:val="70AD47" w:themeColor="accent6"/>
-          <w:lang w:val="ru-RU"/>
-        </w:rPr>
-        <w:t>(</w:t>
-      </w:r>
-      <w:proofErr w:type="spellStart"/>
-      <w:r>
-        <w:rPr>
-          <w:color w:val="70AD47" w:themeColor="accent6"/>
-          <w:lang w:val="ru-RU"/>
-        </w:rPr>
-        <w:t>тайтл</w:t>
+          <w:color w:val="70AD47" w:themeColor="accent6"/>
+          <w:lang w:val="en-US"/>
+        </w:rPr>
+        <w:t>IsTouched</w:t>
       </w:r>
       <w:proofErr w:type="spellEnd"/>
       <w:r>
@@ -13886,109 +14094,15 @@
         </w:rPr>
         <w:t xml:space="preserve">, </w:t>
       </w:r>
-      <w:r>
-        <w:rPr>
-          <w:color w:val="70AD47" w:themeColor="accent6"/>
-          <w:lang w:val="ru-RU"/>
-        </w:rPr>
-        <w:t>к</w:t>
-      </w:r>
-      <w:r>
-        <w:rPr>
-          <w:color w:val="70AD47" w:themeColor="accent6"/>
-          <w:lang w:val="ru-RU"/>
-        </w:rPr>
-        <w:t>од, менеджер, сити)</w:t>
-      </w:r>
-    </w:p>
-    <w:p>
-      <w:pPr>
-        <w:rPr>
-          <w:lang w:val="ru-RU"/>
-        </w:rPr>
-      </w:pPr>
-      <w:r>
-        <w:rPr>
-          <w:lang w:val="ru-RU"/>
-        </w:rPr>
-        <w:tab/>
-        <w:t xml:space="preserve"> </w:t>
-      </w:r>
-      <w:r>
-        <w:rPr>
-          <w:color w:val="70AD47" w:themeColor="accent6"/>
-          <w:lang w:val="ru-RU"/>
-        </w:rPr>
-        <w:t xml:space="preserve">на </w:t>
-      </w:r>
-      <w:proofErr w:type="spellStart"/>
-      <w:r>
-        <w:rPr>
-          <w:color w:val="70AD47" w:themeColor="accent6"/>
-          <w:lang w:val="ru-RU"/>
-        </w:rPr>
-        <w:t>блюры</w:t>
-      </w:r>
-      <w:proofErr w:type="spellEnd"/>
-      <w:r>
-        <w:rPr>
-          <w:color w:val="70AD47" w:themeColor="accent6"/>
-          <w:lang w:val="ru-RU"/>
-        </w:rPr>
-        <w:t xml:space="preserve"> нужно будет повесить валидаторы, которые будут использовать общие </w:t>
-      </w:r>
-      <w:proofErr w:type="spellStart"/>
-      <w:r>
-        <w:rPr>
-          <w:color w:val="70AD47" w:themeColor="accent6"/>
-          <w:lang w:val="ru-RU"/>
-        </w:rPr>
-        <w:t>утилсы</w:t>
-      </w:r>
-      <w:proofErr w:type="spellEnd"/>
-      <w:r>
-        <w:rPr>
-          <w:color w:val="70AD47" w:themeColor="accent6"/>
-          <w:lang w:val="ru-RU"/>
-        </w:rPr>
-        <w:t xml:space="preserve"> для валидации и менять сообщения об ошибке</w:t>
-      </w:r>
-    </w:p>
-    <w:p>
-      <w:pPr>
-        <w:rPr>
-          <w:lang w:val="ru-RU"/>
-        </w:rPr>
-      </w:pPr>
-      <w:r>
-        <w:rPr>
-          <w:lang w:val="ru-RU"/>
-        </w:rPr>
-        <w:tab/>
-      </w:r>
-      <w:proofErr w:type="spellStart"/>
-      <w:r>
-        <w:rPr>
-          <w:color w:val="70AD47" w:themeColor="accent6"/>
-          <w:lang w:val="en-US"/>
-        </w:rPr>
-        <w:t>FormValidationMessages</w:t>
-      </w:r>
-      <w:proofErr w:type="spellEnd"/>
-      <w:r>
-        <w:rPr>
-          <w:color w:val="70AD47" w:themeColor="accent6"/>
-          <w:lang w:val="ru-RU"/>
-        </w:rPr>
-        <w:t xml:space="preserve"> </w:t>
-      </w:r>
-      <w:r>
-        <w:rPr>
-          <w:color w:val="70AD47" w:themeColor="accent6"/>
-          <w:lang w:val="en-US"/>
-        </w:rPr>
-        <w:t>type</w:t>
-      </w:r>
+      <w:proofErr w:type="spellStart"/>
+      <w:r>
+        <w:rPr>
+          <w:color w:val="70AD47" w:themeColor="accent6"/>
+          <w:lang w:val="en-US"/>
+        </w:rPr>
+        <w:t>isTouched</w:t>
+      </w:r>
+      <w:proofErr w:type="spellEnd"/>
       <w:r>
         <w:rPr>
           <w:color w:val="70AD47" w:themeColor="accent6"/>
@@ -14002,54 +14116,6 @@
           <w:color w:val="70AD47" w:themeColor="accent6"/>
           <w:lang w:val="en-US"/>
         </w:rPr>
-        <w:t>formValidationMessages</w:t>
-      </w:r>
-      <w:proofErr w:type="spellEnd"/>
-      <w:r>
-        <w:rPr>
-          <w:color w:val="70AD47" w:themeColor="accent6"/>
-          <w:lang w:val="ru-RU"/>
-        </w:rPr>
-        <w:t xml:space="preserve"> реф, </w:t>
-      </w:r>
-      <w:proofErr w:type="spellStart"/>
-      <w:r>
-        <w:rPr>
-          <w:color w:val="70AD47" w:themeColor="accent6"/>
-          <w:lang w:val="en-US"/>
-        </w:rPr>
-        <w:t>IsTouched</w:t>
-      </w:r>
-      <w:proofErr w:type="spellEnd"/>
-      <w:r>
-        <w:rPr>
-          <w:color w:val="70AD47" w:themeColor="accent6"/>
-          <w:lang w:val="ru-RU"/>
-        </w:rPr>
-        <w:t xml:space="preserve">, </w:t>
-      </w:r>
-      <w:proofErr w:type="spellStart"/>
-      <w:r>
-        <w:rPr>
-          <w:color w:val="70AD47" w:themeColor="accent6"/>
-          <w:lang w:val="en-US"/>
-        </w:rPr>
-        <w:t>isTouched</w:t>
-      </w:r>
-      <w:proofErr w:type="spellEnd"/>
-      <w:r>
-        <w:rPr>
-          <w:color w:val="70AD47" w:themeColor="accent6"/>
-          <w:lang w:val="ru-RU"/>
-        </w:rPr>
-        <w:t xml:space="preserve">, </w:t>
-      </w:r>
-      <w:proofErr w:type="spellStart"/>
-      <w:r>
-        <w:rPr>
-          <w:color w:val="70AD47" w:themeColor="accent6"/>
-          <w:lang w:val="en-US"/>
-        </w:rPr>
         <w:t>isFormValid</w:t>
       </w:r>
       <w:proofErr w:type="spellEnd"/>
@@ -14110,11 +14176,13 @@
     <w:p>
       <w:pPr>
         <w:rPr>
-          <w:lang w:val="ru-RU"/>
-        </w:rPr>
-      </w:pPr>
-      <w:r>
-        <w:rPr>
+          <w:color w:val="70AD47" w:themeColor="accent6"/>
+          <w:lang w:val="ru-RU"/>
+        </w:rPr>
+      </w:pPr>
+      <w:r>
+        <w:rPr>
+          <w:color w:val="70AD47" w:themeColor="accent6"/>
           <w:lang w:val="ru-RU"/>
         </w:rPr>
         <w:lastRenderedPageBreak/>
@@ -14134,7 +14202,23 @@
           <w:color w:val="70AD47" w:themeColor="accent6"/>
           <w:lang w:val="ru-RU"/>
         </w:rPr>
-        <w:t xml:space="preserve"> за месседжами, </w:t>
+        <w:t xml:space="preserve"> за </w:t>
+      </w:r>
+      <w:proofErr w:type="spellStart"/>
+      <w:r>
+        <w:rPr>
+          <w:color w:val="70AD47" w:themeColor="accent6"/>
+          <w:lang w:val="ru-RU"/>
+        </w:rPr>
+        <w:t>месседжами</w:t>
+      </w:r>
+      <w:proofErr w:type="spellEnd"/>
+      <w:r>
+        <w:rPr>
+          <w:color w:val="70AD47" w:themeColor="accent6"/>
+          <w:lang w:val="ru-RU"/>
+        </w:rPr>
+        <w:t xml:space="preserve">, </w:t>
       </w:r>
       <w:proofErr w:type="spellStart"/>
       <w:r>
@@ -14188,11 +14272,13 @@
     <w:p>
       <w:pPr>
         <w:rPr>
-          <w:lang w:val="ru-RU"/>
-        </w:rPr>
-      </w:pPr>
-      <w:r>
-        <w:rPr>
+          <w:color w:val="70AD47" w:themeColor="accent6"/>
+          <w:lang w:val="ru-RU"/>
+        </w:rPr>
+      </w:pPr>
+      <w:r>
+        <w:rPr>
+          <w:color w:val="70AD47" w:themeColor="accent6"/>
           <w:lang w:val="ru-RU"/>
         </w:rPr>
         <w:tab/>
@@ -14200,6 +14286,7 @@
       <w:proofErr w:type="spellStart"/>
       <w:r>
         <w:rPr>
+          <w:color w:val="70AD47" w:themeColor="accent6"/>
           <w:lang w:val="ru-RU"/>
         </w:rPr>
         <w:t>рефрешФорм</w:t>
@@ -14207,6 +14294,7 @@
       <w:proofErr w:type="spellEnd"/>
       <w:r>
         <w:rPr>
+          <w:color w:val="70AD47" w:themeColor="accent6"/>
           <w:lang w:val="ru-RU"/>
         </w:rPr>
         <w:t xml:space="preserve">, который будет обновлять все </w:t>
@@ -14214,6 +14302,7 @@
       <w:proofErr w:type="spellStart"/>
       <w:r>
         <w:rPr>
+          <w:color w:val="70AD47" w:themeColor="accent6"/>
           <w:lang w:val="ru-RU"/>
         </w:rPr>
         <w:t>рефы</w:t>
@@ -14221,19 +14310,31 @@
       <w:proofErr w:type="spellEnd"/>
       <w:r>
         <w:rPr>
+          <w:color w:val="70AD47" w:themeColor="accent6"/>
           <w:lang w:val="ru-RU"/>
         </w:rPr>
         <w:t xml:space="preserve">, все </w:t>
       </w:r>
-      <w:r>
-        <w:rPr>
-          <w:lang w:val="ru-RU"/>
-        </w:rPr>
-        <w:t xml:space="preserve">месседжи, все </w:t>
-      </w:r>
-      <w:proofErr w:type="spellStart"/>
-      <w:r>
-        <w:rPr>
+      <w:proofErr w:type="spellStart"/>
+      <w:r>
+        <w:rPr>
+          <w:color w:val="70AD47" w:themeColor="accent6"/>
+          <w:lang w:val="ru-RU"/>
+        </w:rPr>
+        <w:t>месседжи</w:t>
+      </w:r>
+      <w:proofErr w:type="spellEnd"/>
+      <w:r>
+        <w:rPr>
+          <w:color w:val="70AD47" w:themeColor="accent6"/>
+          <w:lang w:val="ru-RU"/>
+        </w:rPr>
+        <w:t xml:space="preserve">, все </w:t>
+      </w:r>
+      <w:proofErr w:type="spellStart"/>
+      <w:r>
+        <w:rPr>
+          <w:color w:val="70AD47" w:themeColor="accent6"/>
           <w:lang w:val="ru-RU"/>
         </w:rPr>
         <w:t>исТачд</w:t>
@@ -14241,6 +14342,7 @@
       <w:proofErr w:type="spellEnd"/>
       <w:r>
         <w:rPr>
+          <w:color w:val="70AD47" w:themeColor="accent6"/>
           <w:lang w:val="ru-RU"/>
         </w:rPr>
         <w:t>, и выдавать сообщение об успехе</w:t>
@@ -14249,11 +14351,13 @@
     <w:p>
       <w:pPr>
         <w:rPr>
-          <w:lang w:val="ru-RU"/>
-        </w:rPr>
-      </w:pPr>
-      <w:r>
-        <w:rPr>
+          <w:color w:val="70AD47" w:themeColor="accent6"/>
+          <w:lang w:val="ru-RU"/>
+        </w:rPr>
+      </w:pPr>
+      <w:r>
+        <w:rPr>
+          <w:color w:val="70AD47" w:themeColor="accent6"/>
           <w:lang w:val="ru-RU"/>
         </w:rPr>
         <w:tab/>
@@ -14261,6 +14365,7 @@
       <w:proofErr w:type="spellStart"/>
       <w:r>
         <w:rPr>
+          <w:color w:val="70AD47" w:themeColor="accent6"/>
           <w:lang w:val="ru-RU"/>
         </w:rPr>
         <w:t>ревалидейт</w:t>
@@ -14268,6 +14373,7 @@
       <w:proofErr w:type="spellEnd"/>
       <w:r>
         <w:rPr>
+          <w:color w:val="70AD47" w:themeColor="accent6"/>
           <w:lang w:val="ru-RU"/>
         </w:rPr>
         <w:t>, который проверяет всю валидацию заново</w:t>
@@ -14276,11 +14382,13 @@
     <w:p>
       <w:pPr>
         <w:rPr>
-          <w:lang w:val="ru-RU"/>
-        </w:rPr>
-      </w:pPr>
-      <w:r>
-        <w:rPr>
+          <w:color w:val="70AD47" w:themeColor="accent6"/>
+          <w:lang w:val="ru-RU"/>
+        </w:rPr>
+      </w:pPr>
+      <w:r>
+        <w:rPr>
+          <w:color w:val="70AD47" w:themeColor="accent6"/>
           <w:lang w:val="ru-RU"/>
         </w:rPr>
         <w:tab/>
@@ -14288,6 +14396,7 @@
       <w:proofErr w:type="spellStart"/>
       <w:r>
         <w:rPr>
+          <w:color w:val="70AD47" w:themeColor="accent6"/>
           <w:lang w:val="ru-RU"/>
         </w:rPr>
         <w:t>эддСклад</w:t>
@@ -14295,12 +14404,23 @@
       <w:proofErr w:type="spellEnd"/>
       <w:r>
         <w:rPr>
-          <w:lang w:val="ru-RU"/>
-        </w:rPr>
-        <w:t xml:space="preserve"> функцию с апи</w:t>
-      </w:r>
-      <w:r>
-        <w:rPr>
+          <w:color w:val="70AD47" w:themeColor="accent6"/>
+          <w:lang w:val="ru-RU"/>
+        </w:rPr>
+        <w:t xml:space="preserve"> функцию с </w:t>
+      </w:r>
+      <w:proofErr w:type="spellStart"/>
+      <w:r>
+        <w:rPr>
+          <w:color w:val="70AD47" w:themeColor="accent6"/>
+          <w:lang w:val="ru-RU"/>
+        </w:rPr>
+        <w:t>апи</w:t>
+      </w:r>
+      <w:proofErr w:type="spellEnd"/>
+      <w:r>
+        <w:rPr>
+          <w:color w:val="70AD47" w:themeColor="accent6"/>
           <w:lang w:val="ru-RU"/>
         </w:rPr>
         <w:t xml:space="preserve">, которая </w:t>
@@ -14308,6 +14428,7 @@
       <w:proofErr w:type="spellStart"/>
       <w:r>
         <w:rPr>
+          <w:color w:val="70AD47" w:themeColor="accent6"/>
           <w:lang w:val="ru-RU"/>
         </w:rPr>
         <w:t>эмитит</w:t>
@@ -14315,6 +14436,7 @@
       <w:proofErr w:type="spellEnd"/>
       <w:r>
         <w:rPr>
+          <w:color w:val="70AD47" w:themeColor="accent6"/>
           <w:lang w:val="ru-RU"/>
         </w:rPr>
         <w:t xml:space="preserve"> </w:t>
@@ -14322,6 +14444,7 @@
       <w:proofErr w:type="spellStart"/>
       <w:r>
         <w:rPr>
+          <w:color w:val="70AD47" w:themeColor="accent6"/>
           <w:lang w:val="ru-RU"/>
         </w:rPr>
         <w:t>рефреш</w:t>
@@ -14331,11 +14454,13 @@
     <w:p>
       <w:pPr>
         <w:rPr>
-          <w:lang w:val="ru-RU"/>
-        </w:rPr>
-      </w:pPr>
-      <w:r>
-        <w:rPr>
+          <w:color w:val="70AD47" w:themeColor="accent6"/>
+          <w:lang w:val="ru-RU"/>
+        </w:rPr>
+      </w:pPr>
+      <w:r>
+        <w:rPr>
+          <w:color w:val="70AD47" w:themeColor="accent6"/>
           <w:lang w:val="ru-RU"/>
         </w:rPr>
         <w:t>}</w:t>
@@ -14351,12 +14476,14 @@
     <w:p>
       <w:pPr>
         <w:rPr>
-          <w:lang w:val="ru-RU"/>
-        </w:rPr>
-      </w:pPr>
-      <w:proofErr w:type="spellStart"/>
-      <w:r>
-        <w:rPr>
+          <w:color w:val="70AD47" w:themeColor="accent6"/>
+          <w:lang w:val="ru-RU"/>
+        </w:rPr>
+      </w:pPr>
+      <w:proofErr w:type="spellStart"/>
+      <w:r>
+        <w:rPr>
+          <w:color w:val="70AD47" w:themeColor="accent6"/>
           <w:lang w:val="en-US"/>
         </w:rPr>
         <w:t>useWarehouseStatistics</w:t>
@@ -14364,6 +14491,7 @@
       <w:proofErr w:type="spellEnd"/>
       <w:r>
         <w:rPr>
+          <w:color w:val="70AD47" w:themeColor="accent6"/>
           <w:lang w:val="ru-RU"/>
         </w:rPr>
         <w:t xml:space="preserve"> = {</w:t>
@@ -14372,11 +14500,13 @@
     <w:p>
       <w:pPr>
         <w:rPr>
-          <w:lang w:val="ru-RU"/>
-        </w:rPr>
-      </w:pPr>
-      <w:r>
-        <w:rPr>
+          <w:color w:val="70AD47" w:themeColor="accent6"/>
+          <w:lang w:val="ru-RU"/>
+        </w:rPr>
+      </w:pPr>
+      <w:r>
+        <w:rPr>
+          <w:color w:val="70AD47" w:themeColor="accent6"/>
           <w:lang w:val="ru-RU"/>
         </w:rPr>
         <w:tab/>
@@ -14384,6 +14514,7 @@
       <w:proofErr w:type="spellStart"/>
       <w:r>
         <w:rPr>
+          <w:color w:val="70AD47" w:themeColor="accent6"/>
           <w:lang w:val="ru-RU"/>
         </w:rPr>
         <w:t>компутеды</w:t>
@@ -14391,6 +14522,7 @@
       <w:proofErr w:type="spellEnd"/>
       <w:r>
         <w:rPr>
+          <w:color w:val="70AD47" w:themeColor="accent6"/>
           <w:lang w:val="ru-RU"/>
         </w:rPr>
         <w:t xml:space="preserve"> для все </w:t>
@@ -14398,6 +14530,7 @@
       <w:proofErr w:type="spellStart"/>
       <w:r>
         <w:rPr>
+          <w:color w:val="70AD47" w:themeColor="accent6"/>
           <w:lang w:val="ru-RU"/>
         </w:rPr>
         <w:t>варехаузы</w:t>
@@ -14405,6 +14538,7 @@
       <w:proofErr w:type="spellEnd"/>
       <w:r>
         <w:rPr>
+          <w:color w:val="70AD47" w:themeColor="accent6"/>
           <w:lang w:val="ru-RU"/>
         </w:rPr>
         <w:t xml:space="preserve">, все дефицитные, </w:t>
@@ -14412,6 +14546,7 @@
       <w:proofErr w:type="spellStart"/>
       <w:r>
         <w:rPr>
+          <w:color w:val="70AD47" w:themeColor="accent6"/>
           <w:lang w:val="ru-RU"/>
         </w:rPr>
         <w:t>тотал</w:t>
@@ -14419,6 +14554,7 @@
       <w:proofErr w:type="spellEnd"/>
       <w:r>
         <w:rPr>
+          <w:color w:val="70AD47" w:themeColor="accent6"/>
           <w:lang w:val="ru-RU"/>
         </w:rPr>
         <w:t xml:space="preserve"> </w:t>
@@ -14426,6 +14562,7 @@
       <w:proofErr w:type="spellStart"/>
       <w:r>
         <w:rPr>
+          <w:color w:val="70AD47" w:themeColor="accent6"/>
           <w:lang w:val="ru-RU"/>
         </w:rPr>
         <w:t>инсом</w:t>
@@ -14433,6 +14570,7 @@
       <w:proofErr w:type="spellEnd"/>
       <w:r>
         <w:rPr>
+          <w:color w:val="70AD47" w:themeColor="accent6"/>
           <w:lang w:val="ru-RU"/>
         </w:rPr>
         <w:t xml:space="preserve">, </w:t>
@@ -14440,6 +14578,7 @@
       <w:proofErr w:type="spellStart"/>
       <w:r>
         <w:rPr>
+          <w:color w:val="70AD47" w:themeColor="accent6"/>
           <w:lang w:val="ru-RU"/>
         </w:rPr>
         <w:t>тотал</w:t>
@@ -14447,6 +14586,7 @@
       <w:proofErr w:type="spellEnd"/>
       <w:r>
         <w:rPr>
+          <w:color w:val="70AD47" w:themeColor="accent6"/>
           <w:lang w:val="ru-RU"/>
         </w:rPr>
         <w:t xml:space="preserve"> </w:t>
@@ -14454,6 +14594,7 @@
       <w:proofErr w:type="spellStart"/>
       <w:r>
         <w:rPr>
+          <w:color w:val="70AD47" w:themeColor="accent6"/>
           <w:lang w:val="ru-RU"/>
         </w:rPr>
         <w:t>аутгоинг</w:t>
@@ -14461,6 +14602,7 @@
       <w:proofErr w:type="spellEnd"/>
       <w:r>
         <w:rPr>
+          <w:color w:val="70AD47" w:themeColor="accent6"/>
           <w:lang w:val="ru-RU"/>
         </w:rPr>
         <w:t xml:space="preserve"> </w:t>
@@ -14469,11 +14611,13 @@
     <w:p>
       <w:pPr>
         <w:rPr>
-          <w:lang w:val="ru-RU"/>
-        </w:rPr>
-      </w:pPr>
-      <w:r>
-        <w:rPr>
+          <w:color w:val="70AD47" w:themeColor="accent6"/>
+          <w:lang w:val="ru-RU"/>
+        </w:rPr>
+      </w:pPr>
+      <w:r>
+        <w:rPr>
+          <w:color w:val="70AD47" w:themeColor="accent6"/>
           <w:lang w:val="en-US"/>
         </w:rPr>
         <w:t>}</w:t>
@@ -14489,12 +14633,14 @@
     <w:p>
       <w:pPr>
         <w:rPr>
-          <w:lang w:val="ru-RU"/>
-        </w:rPr>
-      </w:pPr>
-      <w:proofErr w:type="spellStart"/>
-      <w:r>
-        <w:rPr>
+          <w:color w:val="70AD47" w:themeColor="accent6"/>
+          <w:lang w:val="ru-RU"/>
+        </w:rPr>
+      </w:pPr>
+      <w:proofErr w:type="spellStart"/>
+      <w:r>
+        <w:rPr>
+          <w:color w:val="70AD47" w:themeColor="accent6"/>
           <w:lang w:val="en-US"/>
         </w:rPr>
         <w:t>useWarehouseMovements</w:t>
@@ -14502,6 +14648,7 @@
       <w:proofErr w:type="spellEnd"/>
       <w:r>
         <w:rPr>
+          <w:color w:val="70AD47" w:themeColor="accent6"/>
           <w:lang w:val="ru-RU"/>
         </w:rPr>
         <w:t xml:space="preserve"> = {</w:t>
@@ -14510,24 +14657,22 @@
     <w:p>
       <w:pPr>
         <w:rPr>
-          <w:lang w:val="ru-RU"/>
-        </w:rPr>
-      </w:pPr>
-      <w:r>
-        <w:rPr>
+          <w:color w:val="70AD47" w:themeColor="accent6"/>
+          <w:lang w:val="ru-RU"/>
+        </w:rPr>
+      </w:pPr>
+      <w:r>
+        <w:rPr>
+          <w:color w:val="70AD47" w:themeColor="accent6"/>
           <w:lang w:val="ru-RU"/>
         </w:rPr>
         <w:tab/>
-      </w:r>
-      <w:r>
-        <w:rPr>
-          <w:lang w:val="ru-RU"/>
-        </w:rPr>
         <w:t xml:space="preserve">получить через </w:t>
       </w:r>
       <w:proofErr w:type="spellStart"/>
       <w:r>
         <w:rPr>
+          <w:color w:val="70AD47" w:themeColor="accent6"/>
           <w:lang w:val="ru-RU"/>
         </w:rPr>
         <w:t>юзФетч</w:t>
@@ -14535,6 +14680,7 @@
       <w:proofErr w:type="spellEnd"/>
       <w:r>
         <w:rPr>
+          <w:color w:val="70AD47" w:themeColor="accent6"/>
           <w:lang w:val="ru-RU"/>
         </w:rPr>
         <w:t xml:space="preserve"> </w:t>
@@ -14542,6 +14688,7 @@
       <w:proofErr w:type="spellStart"/>
       <w:r>
         <w:rPr>
+          <w:color w:val="70AD47" w:themeColor="accent6"/>
           <w:lang w:val="ru-RU"/>
         </w:rPr>
         <w:t>мувменты</w:t>
@@ -14549,6 +14696,7 @@
       <w:proofErr w:type="spellEnd"/>
       <w:r>
         <w:rPr>
+          <w:color w:val="70AD47" w:themeColor="accent6"/>
           <w:lang w:val="ru-RU"/>
         </w:rPr>
         <w:t xml:space="preserve"> </w:t>
@@ -14556,6 +14704,7 @@
       <w:proofErr w:type="gramStart"/>
       <w:r>
         <w:rPr>
+          <w:color w:val="70AD47" w:themeColor="accent6"/>
           <w:lang w:val="ru-RU"/>
         </w:rPr>
         <w:t>по этому</w:t>
@@ -14563,6 +14712,7 @@
       <w:proofErr w:type="gramEnd"/>
       <w:r>
         <w:rPr>
+          <w:color w:val="70AD47" w:themeColor="accent6"/>
           <w:lang w:val="ru-RU"/>
         </w:rPr>
         <w:t xml:space="preserve"> </w:t>
@@ -14570,6 +14720,7 @@
       <w:proofErr w:type="spellStart"/>
       <w:r>
         <w:rPr>
+          <w:color w:val="70AD47" w:themeColor="accent6"/>
           <w:lang w:val="ru-RU"/>
         </w:rPr>
         <w:t>варехаусу</w:t>
@@ -14577,6 +14728,7 @@
       <w:proofErr w:type="spellEnd"/>
       <w:r>
         <w:rPr>
+          <w:color w:val="70AD47" w:themeColor="accent6"/>
           <w:lang w:val="ru-RU"/>
         </w:rPr>
         <w:t xml:space="preserve">, получить по </w:t>
@@ -14584,6 +14736,7 @@
       <w:proofErr w:type="spellStart"/>
       <w:r>
         <w:rPr>
+          <w:color w:val="70AD47" w:themeColor="accent6"/>
           <w:lang w:val="ru-RU"/>
         </w:rPr>
         <w:t>юзФетчу</w:t>
@@ -14591,6 +14744,7 @@
       <w:proofErr w:type="spellEnd"/>
       <w:r>
         <w:rPr>
+          <w:color w:val="70AD47" w:themeColor="accent6"/>
           <w:lang w:val="ru-RU"/>
         </w:rPr>
         <w:t xml:space="preserve"> инфу по складу, которую я передам в компонент для отображения,</w:t>
@@ -14599,11 +14753,13 @@
     <w:p>
       <w:pPr>
         <w:rPr>
-          <w:lang w:val="ru-RU"/>
-        </w:rPr>
-      </w:pPr>
-      <w:r>
-        <w:rPr>
+          <w:color w:val="70AD47" w:themeColor="accent6"/>
+          <w:lang w:val="ru-RU"/>
+        </w:rPr>
+      </w:pPr>
+      <w:r>
+        <w:rPr>
+          <w:color w:val="70AD47" w:themeColor="accent6"/>
           <w:lang w:val="ru-RU"/>
         </w:rPr>
         <w:tab/>
@@ -14612,6 +14768,7 @@
       <w:proofErr w:type="spellStart"/>
       <w:r>
         <w:rPr>
+          <w:color w:val="70AD47" w:themeColor="accent6"/>
           <w:lang w:val="ru-RU"/>
         </w:rPr>
         <w:t>рефреша</w:t>
@@ -14619,6 +14776,7 @@
       <w:proofErr w:type="spellEnd"/>
       <w:r>
         <w:rPr>
+          <w:color w:val="70AD47" w:themeColor="accent6"/>
           <w:lang w:val="ru-RU"/>
         </w:rPr>
         <w:t xml:space="preserve"> для склада и всех его </w:t>
@@ -14626,6 +14784,7 @@
       <w:proofErr w:type="spellStart"/>
       <w:r>
         <w:rPr>
+          <w:color w:val="70AD47" w:themeColor="accent6"/>
           <w:lang w:val="ru-RU"/>
         </w:rPr>
         <w:t>мувов</w:t>
@@ -14635,11 +14794,13 @@
     <w:p>
       <w:pPr>
         <w:rPr>
-          <w:lang w:val="ru-RU"/>
-        </w:rPr>
-      </w:pPr>
-      <w:r>
-        <w:rPr>
+          <w:color w:val="70AD47" w:themeColor="accent6"/>
+          <w:lang w:val="ru-RU"/>
+        </w:rPr>
+      </w:pPr>
+      <w:r>
+        <w:rPr>
+          <w:color w:val="70AD47" w:themeColor="accent6"/>
           <w:lang w:val="ru-RU"/>
         </w:rPr>
         <w:t>}</w:t>
@@ -14661,12 +14822,14 @@
     <w:p>
       <w:pPr>
         <w:rPr>
-          <w:lang w:val="ru-RU"/>
-        </w:rPr>
-      </w:pPr>
-      <w:proofErr w:type="spellStart"/>
-      <w:r>
-        <w:rPr>
+          <w:color w:val="70AD47" w:themeColor="accent6"/>
+          <w:lang w:val="ru-RU"/>
+        </w:rPr>
+      </w:pPr>
+      <w:proofErr w:type="spellStart"/>
+      <w:r>
+        <w:rPr>
+          <w:color w:val="70AD47" w:themeColor="accent6"/>
           <w:lang w:val="en-US"/>
         </w:rPr>
         <w:t>useAddMovement</w:t>
@@ -14674,6 +14837,7 @@
       <w:proofErr w:type="spellEnd"/>
       <w:r>
         <w:rPr>
+          <w:color w:val="70AD47" w:themeColor="accent6"/>
           <w:lang w:val="ru-RU"/>
         </w:rPr>
         <w:t xml:space="preserve"> =&gt; {</w:t>
@@ -14682,11 +14846,13 @@
     <w:p>
       <w:pPr>
         <w:rPr>
-          <w:lang w:val="ru-RU"/>
-        </w:rPr>
-      </w:pPr>
-      <w:r>
-        <w:rPr>
+          <w:color w:val="70AD47" w:themeColor="accent6"/>
+          <w:lang w:val="ru-RU"/>
+        </w:rPr>
+      </w:pPr>
+      <w:r>
+        <w:rPr>
+          <w:color w:val="70AD47" w:themeColor="accent6"/>
           <w:lang w:val="ru-RU"/>
         </w:rPr>
         <w:tab/>
@@ -14694,6 +14860,7 @@
       <w:proofErr w:type="spellStart"/>
       <w:r>
         <w:rPr>
+          <w:color w:val="70AD47" w:themeColor="accent6"/>
           <w:lang w:val="ru-RU"/>
         </w:rPr>
         <w:t>рефы</w:t>
@@ -14701,6 +14868,7 @@
       <w:proofErr w:type="spellEnd"/>
       <w:r>
         <w:rPr>
+          <w:color w:val="70AD47" w:themeColor="accent6"/>
           <w:lang w:val="ru-RU"/>
         </w:rPr>
         <w:t xml:space="preserve"> для формы (</w:t>
@@ -14708,6 +14876,7 @@
       <w:proofErr w:type="spellStart"/>
       <w:r>
         <w:rPr>
+          <w:color w:val="70AD47" w:themeColor="accent6"/>
           <w:lang w:val="ru-RU"/>
         </w:rPr>
         <w:t>манс</w:t>
@@ -14715,6 +14884,7 @@
       <w:proofErr w:type="spellEnd"/>
       <w:r>
         <w:rPr>
+          <w:color w:val="70AD47" w:themeColor="accent6"/>
           <w:lang w:val="ru-RU"/>
         </w:rPr>
         <w:t xml:space="preserve">, </w:t>
@@ -14722,6 +14892,7 @@
       <w:proofErr w:type="spellStart"/>
       <w:r>
         <w:rPr>
+          <w:color w:val="70AD47" w:themeColor="accent6"/>
           <w:lang w:val="ru-RU"/>
         </w:rPr>
         <w:t>инкаминг</w:t>
@@ -14729,6 +14900,7 @@
       <w:proofErr w:type="spellEnd"/>
       <w:r>
         <w:rPr>
+          <w:color w:val="70AD47" w:themeColor="accent6"/>
           <w:lang w:val="ru-RU"/>
         </w:rPr>
         <w:t xml:space="preserve">, </w:t>
@@ -14736,6 +14908,7 @@
       <w:proofErr w:type="spellStart"/>
       <w:r>
         <w:rPr>
+          <w:color w:val="70AD47" w:themeColor="accent6"/>
           <w:lang w:val="ru-RU"/>
         </w:rPr>
         <w:t>аутгоинг</w:t>
@@ -14743,6 +14916,7 @@
       <w:proofErr w:type="spellEnd"/>
       <w:r>
         <w:rPr>
+          <w:color w:val="70AD47" w:themeColor="accent6"/>
           <w:lang w:val="ru-RU"/>
         </w:rPr>
         <w:t>)</w:t>
@@ -14751,11 +14925,13 @@
     <w:p>
       <w:pPr>
         <w:rPr>
-          <w:lang w:val="ru-RU"/>
-        </w:rPr>
-      </w:pPr>
-      <w:r>
-        <w:rPr>
+          <w:color w:val="70AD47" w:themeColor="accent6"/>
+          <w:lang w:val="ru-RU"/>
+        </w:rPr>
+      </w:pPr>
+      <w:r>
+        <w:rPr>
+          <w:color w:val="70AD47" w:themeColor="accent6"/>
           <w:lang w:val="ru-RU"/>
         </w:rPr>
         <w:tab/>
@@ -14763,6 +14939,7 @@
       <w:proofErr w:type="spellStart"/>
       <w:r>
         <w:rPr>
+          <w:color w:val="70AD47" w:themeColor="accent6"/>
           <w:lang w:val="ru-RU"/>
         </w:rPr>
         <w:t>компутед</w:t>
@@ -14770,6 +14947,7 @@
       <w:proofErr w:type="spellEnd"/>
       <w:r>
         <w:rPr>
+          <w:color w:val="70AD47" w:themeColor="accent6"/>
           <w:lang w:val="ru-RU"/>
         </w:rPr>
         <w:t xml:space="preserve"> модели для </w:t>
@@ -14777,6 +14955,7 @@
       <w:proofErr w:type="spellStart"/>
       <w:r>
         <w:rPr>
+          <w:color w:val="70AD47" w:themeColor="accent6"/>
           <w:lang w:val="ru-RU"/>
         </w:rPr>
         <w:t>рефов</w:t>
@@ -14784,6 +14963,7 @@
       <w:proofErr w:type="spellEnd"/>
       <w:r>
         <w:rPr>
+          <w:color w:val="70AD47" w:themeColor="accent6"/>
           <w:lang w:val="ru-RU"/>
         </w:rPr>
         <w:t xml:space="preserve"> (для </w:t>
@@ -14791,6 +14971,7 @@
       <w:proofErr w:type="spellStart"/>
       <w:r>
         <w:rPr>
+          <w:color w:val="70AD47" w:themeColor="accent6"/>
           <w:lang w:val="ru-RU"/>
         </w:rPr>
         <w:t>инпутов</w:t>
@@ -14798,6 +14979,7 @@
       <w:proofErr w:type="spellEnd"/>
       <w:r>
         <w:rPr>
+          <w:color w:val="70AD47" w:themeColor="accent6"/>
           <w:lang w:val="ru-RU"/>
         </w:rPr>
         <w:t xml:space="preserve"> чтобы было в-</w:t>
@@ -14805,6 +14987,7 @@
       <w:proofErr w:type="spellStart"/>
       <w:r>
         <w:rPr>
+          <w:color w:val="70AD47" w:themeColor="accent6"/>
           <w:lang w:val="ru-RU"/>
         </w:rPr>
         <w:t>модел</w:t>
@@ -14812,6 +14995,7 @@
       <w:proofErr w:type="spellEnd"/>
       <w:r>
         <w:rPr>
+          <w:color w:val="70AD47" w:themeColor="accent6"/>
           <w:lang w:val="ru-RU"/>
         </w:rPr>
         <w:t xml:space="preserve">), </w:t>
@@ -14819,6 +15003,7 @@
       <w:proofErr w:type="spellStart"/>
       <w:r>
         <w:rPr>
+          <w:color w:val="70AD47" w:themeColor="accent6"/>
           <w:lang w:val="ru-RU"/>
         </w:rPr>
         <w:t>врайтбл</w:t>
@@ -14828,11 +15013,13 @@
     <w:p>
       <w:pPr>
         <w:rPr>
-          <w:lang w:val="ru-RU"/>
-        </w:rPr>
-      </w:pPr>
-      <w:r>
-        <w:rPr>
+          <w:color w:val="70AD47" w:themeColor="accent6"/>
+          <w:lang w:val="ru-RU"/>
+        </w:rPr>
+      </w:pPr>
+      <w:r>
+        <w:rPr>
+          <w:color w:val="70AD47" w:themeColor="accent6"/>
           <w:lang w:val="ru-RU"/>
         </w:rPr>
         <w:tab/>
@@ -14841,6 +15028,7 @@
       <w:proofErr w:type="spellStart"/>
       <w:r>
         <w:rPr>
+          <w:color w:val="70AD47" w:themeColor="accent6"/>
           <w:lang w:val="ru-RU"/>
         </w:rPr>
         <w:t>блюры</w:t>
@@ -14848,6 +15036,7 @@
       <w:proofErr w:type="spellEnd"/>
       <w:r>
         <w:rPr>
+          <w:color w:val="70AD47" w:themeColor="accent6"/>
           <w:lang w:val="ru-RU"/>
         </w:rPr>
         <w:t xml:space="preserve"> нужно будет повесить валидаторы, которые будут использовать общие </w:t>
@@ -14855,6 +15044,7 @@
       <w:proofErr w:type="spellStart"/>
       <w:r>
         <w:rPr>
+          <w:color w:val="70AD47" w:themeColor="accent6"/>
           <w:lang w:val="ru-RU"/>
         </w:rPr>
         <w:t>утилсы</w:t>
@@ -14862,19 +15052,38 @@
       <w:proofErr w:type="spellEnd"/>
       <w:r>
         <w:rPr>
-          <w:lang w:val="ru-RU"/>
-        </w:rPr>
-        <w:t xml:space="preserve"> для валидации и менять сообщения об ошибке</w:t>
-      </w:r>
-    </w:p>
-    <w:p>
-      <w:pPr>
-        <w:rPr>
-          <w:lang w:val="ru-RU"/>
-        </w:rPr>
-      </w:pPr>
-      <w:r>
-        <w:rPr>
+          <w:color w:val="70AD47" w:themeColor="accent6"/>
+          <w:lang w:val="ru-RU"/>
+        </w:rPr>
+        <w:t xml:space="preserve"> для </w:t>
+      </w:r>
+      <w:proofErr w:type="spellStart"/>
+      <w:r>
+        <w:rPr>
+          <w:color w:val="70AD47" w:themeColor="accent6"/>
+          <w:lang w:val="ru-RU"/>
+        </w:rPr>
+        <w:t>валидации</w:t>
+      </w:r>
+      <w:proofErr w:type="spellEnd"/>
+      <w:r>
+        <w:rPr>
+          <w:color w:val="70AD47" w:themeColor="accent6"/>
+          <w:lang w:val="ru-RU"/>
+        </w:rPr>
+        <w:t xml:space="preserve"> и менять сообщения об ошибке</w:t>
+      </w:r>
+    </w:p>
+    <w:p>
+      <w:pPr>
+        <w:rPr>
+          <w:color w:val="70AD47" w:themeColor="accent6"/>
+          <w:lang w:val="ru-RU"/>
+        </w:rPr>
+      </w:pPr>
+      <w:r>
+        <w:rPr>
+          <w:color w:val="70AD47" w:themeColor="accent6"/>
           <w:lang w:val="ru-RU"/>
         </w:rPr>
         <w:tab/>
@@ -14882,6 +15091,7 @@
       <w:proofErr w:type="spellStart"/>
       <w:r>
         <w:rPr>
+          <w:color w:val="70AD47" w:themeColor="accent6"/>
           <w:lang w:val="en-US"/>
         </w:rPr>
         <w:t>FormValidationMessages</w:t>
@@ -14889,18 +15099,21 @@
       <w:proofErr w:type="spellEnd"/>
       <w:r>
         <w:rPr>
+          <w:color w:val="70AD47" w:themeColor="accent6"/>
           <w:lang w:val="ru-RU"/>
         </w:rPr>
         <w:t xml:space="preserve"> </w:t>
       </w:r>
       <w:r>
         <w:rPr>
+          <w:color w:val="70AD47" w:themeColor="accent6"/>
           <w:lang w:val="en-US"/>
         </w:rPr>
         <w:t>type</w:t>
       </w:r>
       <w:r>
         <w:rPr>
+          <w:color w:val="70AD47" w:themeColor="accent6"/>
           <w:lang w:val="ru-RU"/>
         </w:rPr>
         <w:t xml:space="preserve">, </w:t>
@@ -14908,6 +15121,7 @@
       <w:proofErr w:type="spellStart"/>
       <w:r>
         <w:rPr>
+          <w:color w:val="70AD47" w:themeColor="accent6"/>
           <w:lang w:val="en-US"/>
         </w:rPr>
         <w:t>formValidationMessages</w:t>
@@ -14915,18 +15129,23 @@
       <w:proofErr w:type="spellEnd"/>
       <w:r>
         <w:rPr>
+          <w:color w:val="70AD47" w:themeColor="accent6"/>
           <w:lang w:val="ru-RU"/>
         </w:rPr>
         <w:t xml:space="preserve"> </w:t>
       </w:r>
-      <w:r>
-        <w:rPr>
+      <w:proofErr w:type="spellStart"/>
+      <w:r>
+        <w:rPr>
+          <w:color w:val="70AD47" w:themeColor="accent6"/>
           <w:lang w:val="ru-RU"/>
         </w:rPr>
         <w:t>реф</w:t>
       </w:r>
-      <w:r>
-        <w:rPr>
+      <w:proofErr w:type="spellEnd"/>
+      <w:r>
+        <w:rPr>
+          <w:color w:val="70AD47" w:themeColor="accent6"/>
           <w:lang w:val="ru-RU"/>
         </w:rPr>
         <w:t xml:space="preserve">, </w:t>
@@ -14934,6 +15153,7 @@
       <w:proofErr w:type="spellStart"/>
       <w:r>
         <w:rPr>
+          <w:color w:val="70AD47" w:themeColor="accent6"/>
           <w:lang w:val="en-US"/>
         </w:rPr>
         <w:t>IsTouched</w:t>
@@ -14941,6 +15161,7 @@
       <w:proofErr w:type="spellEnd"/>
       <w:r>
         <w:rPr>
+          <w:color w:val="70AD47" w:themeColor="accent6"/>
           <w:lang w:val="ru-RU"/>
         </w:rPr>
         <w:t xml:space="preserve">, </w:t>
@@ -14948,6 +15169,7 @@
       <w:proofErr w:type="spellStart"/>
       <w:r>
         <w:rPr>
+          <w:color w:val="70AD47" w:themeColor="accent6"/>
           <w:lang w:val="en-US"/>
         </w:rPr>
         <w:t>isTouched</w:t>
@@ -14955,6 +15177,7 @@
       <w:proofErr w:type="spellEnd"/>
       <w:r>
         <w:rPr>
+          <w:color w:val="70AD47" w:themeColor="accent6"/>
           <w:lang w:val="ru-RU"/>
         </w:rPr>
         <w:t xml:space="preserve">, </w:t>
@@ -14962,6 +15185,7 @@
       <w:proofErr w:type="spellStart"/>
       <w:r>
         <w:rPr>
+          <w:color w:val="70AD47" w:themeColor="accent6"/>
           <w:lang w:val="en-US"/>
         </w:rPr>
         <w:t>isFormValid</w:t>
@@ -14969,42 +15193,408 @@
       <w:proofErr w:type="spellEnd"/>
       <w:r>
         <w:rPr>
+          <w:color w:val="70AD47" w:themeColor="accent6"/>
           <w:lang w:val="ru-RU"/>
         </w:rPr>
         <w:t xml:space="preserve"> = </w:t>
       </w:r>
       <w:r>
         <w:rPr>
+          <w:color w:val="70AD47" w:themeColor="accent6"/>
           <w:lang w:val="en-US"/>
         </w:rPr>
         <w:t>computed</w:t>
       </w:r>
       <w:r>
         <w:rPr>
-          <w:lang w:val="ru-RU"/>
-        </w:rPr>
-        <w:t xml:space="preserve">() </w:t>
-      </w:r>
-      <w:r>
-        <w:rPr>
-          <w:lang w:val="ru-RU"/>
-        </w:rPr>
-        <w:t>от</w:t>
-      </w:r>
-      <w:r>
-        <w:rPr>
+          <w:color w:val="70AD47" w:themeColor="accent6"/>
+          <w:lang w:val="ru-RU"/>
+        </w:rPr>
+        <w:t xml:space="preserve">() от все </w:t>
+      </w:r>
+      <w:proofErr w:type="spellStart"/>
+      <w:r>
+        <w:rPr>
+          <w:color w:val="70AD47" w:themeColor="accent6"/>
+          <w:lang w:val="ru-RU"/>
+        </w:rPr>
+        <w:t>тачд</w:t>
+      </w:r>
+      <w:proofErr w:type="spellEnd"/>
+      <w:r>
+        <w:rPr>
+          <w:color w:val="70AD47" w:themeColor="accent6"/>
+          <w:lang w:val="ru-RU"/>
+        </w:rPr>
+        <w:t xml:space="preserve"> тру, все </w:t>
+      </w:r>
+      <w:proofErr w:type="spellStart"/>
+      <w:r>
+        <w:rPr>
+          <w:color w:val="70AD47" w:themeColor="accent6"/>
+          <w:lang w:val="ru-RU"/>
+        </w:rPr>
+        <w:t>формВалидМесседжи</w:t>
+      </w:r>
+      <w:proofErr w:type="spellEnd"/>
+      <w:r>
+        <w:rPr>
+          <w:color w:val="70AD47" w:themeColor="accent6"/>
+          <w:lang w:val="ru-RU"/>
+        </w:rPr>
+        <w:t xml:space="preserve"> пустые</w:t>
+      </w:r>
+    </w:p>
+    <w:p>
+      <w:pPr>
+        <w:rPr>
+          <w:color w:val="70AD47" w:themeColor="accent6"/>
+          <w:lang w:val="ru-RU"/>
+        </w:rPr>
+      </w:pPr>
+      <w:r>
+        <w:rPr>
+          <w:color w:val="70AD47" w:themeColor="accent6"/>
+          <w:lang w:val="ru-RU"/>
+        </w:rPr>
+        <w:tab/>
+      </w:r>
+      <w:proofErr w:type="spellStart"/>
+      <w:r>
+        <w:rPr>
+          <w:color w:val="70AD47" w:themeColor="accent6"/>
+          <w:lang w:val="ru-RU"/>
+        </w:rPr>
+        <w:t>Вотч</w:t>
+      </w:r>
+      <w:proofErr w:type="spellEnd"/>
+      <w:r>
+        <w:rPr>
+          <w:color w:val="70AD47" w:themeColor="accent6"/>
+          <w:lang w:val="ru-RU"/>
+        </w:rPr>
+        <w:t xml:space="preserve"> за </w:t>
+      </w:r>
+      <w:proofErr w:type="spellStart"/>
+      <w:r>
+        <w:rPr>
+          <w:color w:val="70AD47" w:themeColor="accent6"/>
+          <w:lang w:val="ru-RU"/>
+        </w:rPr>
+        <w:t>месседжами</w:t>
+      </w:r>
+      <w:proofErr w:type="spellEnd"/>
+      <w:r>
+        <w:rPr>
+          <w:color w:val="70AD47" w:themeColor="accent6"/>
+          <w:lang w:val="ru-RU"/>
+        </w:rPr>
+        <w:t xml:space="preserve">, </w:t>
+      </w:r>
+      <w:proofErr w:type="spellStart"/>
+      <w:r>
+        <w:rPr>
+          <w:color w:val="70AD47" w:themeColor="accent6"/>
+          <w:lang w:val="ru-RU"/>
+        </w:rPr>
+        <w:t>рефами</w:t>
+      </w:r>
+      <w:proofErr w:type="spellEnd"/>
+      <w:r>
+        <w:rPr>
+          <w:color w:val="70AD47" w:themeColor="accent6"/>
+          <w:lang w:val="ru-RU"/>
+        </w:rPr>
+        <w:t xml:space="preserve">, </w:t>
+      </w:r>
+      <w:proofErr w:type="spellStart"/>
+      <w:r>
+        <w:rPr>
+          <w:color w:val="70AD47" w:themeColor="accent6"/>
+          <w:lang w:val="ru-RU"/>
+        </w:rPr>
+        <w:t>исТачд</w:t>
+      </w:r>
+      <w:proofErr w:type="spellEnd"/>
+      <w:r>
+        <w:rPr>
+          <w:color w:val="70AD47" w:themeColor="accent6"/>
+          <w:lang w:val="ru-RU"/>
+        </w:rPr>
+        <w:t xml:space="preserve">, </w:t>
+      </w:r>
+      <w:proofErr w:type="spellStart"/>
+      <w:r>
+        <w:rPr>
+          <w:color w:val="70AD47" w:themeColor="accent6"/>
+          <w:lang w:val="ru-RU"/>
+        </w:rPr>
+        <w:t>онМаунтед</w:t>
+      </w:r>
+      <w:proofErr w:type="spellEnd"/>
+      <w:r>
+        <w:rPr>
+          <w:color w:val="70AD47" w:themeColor="accent6"/>
+          <w:lang w:val="ru-RU"/>
+        </w:rPr>
+        <w:t xml:space="preserve"> для заполнения всех данных формы</w:t>
+      </w:r>
+    </w:p>
+    <w:p>
+      <w:pPr>
+        <w:rPr>
+          <w:color w:val="70AD47" w:themeColor="accent6"/>
+          <w:lang w:val="ru-RU"/>
+        </w:rPr>
+      </w:pPr>
+      <w:r>
+        <w:rPr>
+          <w:color w:val="70AD47" w:themeColor="accent6"/>
+          <w:lang w:val="ru-RU"/>
+        </w:rPr>
+        <w:tab/>
+      </w:r>
+      <w:proofErr w:type="spellStart"/>
+      <w:r>
+        <w:rPr>
+          <w:color w:val="70AD47" w:themeColor="accent6"/>
+          <w:lang w:val="ru-RU"/>
+        </w:rPr>
+        <w:t>рефрешФорм</w:t>
+      </w:r>
+      <w:proofErr w:type="spellEnd"/>
+      <w:r>
+        <w:rPr>
+          <w:color w:val="70AD47" w:themeColor="accent6"/>
+          <w:lang w:val="ru-RU"/>
+        </w:rPr>
+        <w:t xml:space="preserve">, который будет обновлять все </w:t>
+      </w:r>
+      <w:proofErr w:type="spellStart"/>
+      <w:r>
+        <w:rPr>
+          <w:color w:val="70AD47" w:themeColor="accent6"/>
+          <w:lang w:val="ru-RU"/>
+        </w:rPr>
+        <w:t>рефы</w:t>
+      </w:r>
+      <w:proofErr w:type="spellEnd"/>
+      <w:r>
+        <w:rPr>
+          <w:color w:val="70AD47" w:themeColor="accent6"/>
+          <w:lang w:val="ru-RU"/>
+        </w:rPr>
+        <w:t xml:space="preserve">, все </w:t>
+      </w:r>
+      <w:proofErr w:type="spellStart"/>
+      <w:r>
+        <w:rPr>
+          <w:color w:val="70AD47" w:themeColor="accent6"/>
+          <w:lang w:val="ru-RU"/>
+        </w:rPr>
+        <w:t>месседжи</w:t>
+      </w:r>
+      <w:proofErr w:type="spellEnd"/>
+      <w:r>
+        <w:rPr>
+          <w:color w:val="70AD47" w:themeColor="accent6"/>
+          <w:lang w:val="ru-RU"/>
+        </w:rPr>
+        <w:t xml:space="preserve">, все </w:t>
+      </w:r>
+      <w:proofErr w:type="spellStart"/>
+      <w:r>
+        <w:rPr>
+          <w:color w:val="70AD47" w:themeColor="accent6"/>
+          <w:lang w:val="ru-RU"/>
+        </w:rPr>
+        <w:t>исТачд</w:t>
+      </w:r>
+      <w:proofErr w:type="spellEnd"/>
+      <w:r>
+        <w:rPr>
+          <w:color w:val="70AD47" w:themeColor="accent6"/>
+          <w:lang w:val="ru-RU"/>
+        </w:rPr>
+        <w:t>, и выдавать сообщение об успехе</w:t>
+      </w:r>
+    </w:p>
+    <w:p>
+      <w:pPr>
+        <w:rPr>
+          <w:color w:val="70AD47" w:themeColor="accent6"/>
+          <w:lang w:val="ru-RU"/>
+        </w:rPr>
+      </w:pPr>
+      <w:r>
+        <w:rPr>
+          <w:color w:val="70AD47" w:themeColor="accent6"/>
+          <w:lang w:val="ru-RU"/>
+        </w:rPr>
+        <w:tab/>
+      </w:r>
+      <w:proofErr w:type="spellStart"/>
+      <w:r>
+        <w:rPr>
+          <w:color w:val="70AD47" w:themeColor="accent6"/>
+          <w:lang w:val="ru-RU"/>
+        </w:rPr>
+        <w:t>ревалидейт</w:t>
+      </w:r>
+      <w:proofErr w:type="spellEnd"/>
+      <w:r>
+        <w:rPr>
+          <w:color w:val="70AD47" w:themeColor="accent6"/>
+          <w:lang w:val="ru-RU"/>
+        </w:rPr>
+        <w:t>, который проверяет всю валидацию заново</w:t>
+      </w:r>
+    </w:p>
+    <w:p>
+      <w:pPr>
+        <w:rPr>
+          <w:color w:val="70AD47" w:themeColor="accent6"/>
+          <w:lang w:val="ru-RU"/>
+        </w:rPr>
+      </w:pPr>
+      <w:r>
+        <w:rPr>
+          <w:color w:val="70AD47" w:themeColor="accent6"/>
+          <w:lang w:val="ru-RU"/>
+        </w:rPr>
+        <w:tab/>
+      </w:r>
+      <w:proofErr w:type="spellStart"/>
+      <w:r>
+        <w:rPr>
+          <w:color w:val="70AD47" w:themeColor="accent6"/>
+          <w:lang w:val="ru-RU"/>
+        </w:rPr>
+        <w:t>эддМув</w:t>
+      </w:r>
+      <w:proofErr w:type="spellEnd"/>
+      <w:r>
+        <w:rPr>
+          <w:color w:val="70AD47" w:themeColor="accent6"/>
+          <w:lang w:val="ru-RU"/>
+        </w:rPr>
+        <w:t xml:space="preserve"> функцию с </w:t>
+      </w:r>
+      <w:proofErr w:type="spellStart"/>
+      <w:r>
+        <w:rPr>
+          <w:color w:val="70AD47" w:themeColor="accent6"/>
+          <w:lang w:val="ru-RU"/>
+        </w:rPr>
+        <w:t>апи</w:t>
+      </w:r>
+      <w:proofErr w:type="spellEnd"/>
+      <w:r>
+        <w:rPr>
+          <w:color w:val="70AD47" w:themeColor="accent6"/>
+          <w:lang w:val="ru-RU"/>
+        </w:rPr>
+        <w:t xml:space="preserve">, которая </w:t>
+      </w:r>
+      <w:proofErr w:type="spellStart"/>
+      <w:r>
+        <w:rPr>
+          <w:color w:val="70AD47" w:themeColor="accent6"/>
+          <w:lang w:val="ru-RU"/>
+        </w:rPr>
+        <w:t>эмитит</w:t>
+      </w:r>
+      <w:proofErr w:type="spellEnd"/>
+      <w:r>
+        <w:rPr>
+          <w:color w:val="70AD47" w:themeColor="accent6"/>
           <w:lang w:val="ru-RU"/>
         </w:rPr>
         <w:t xml:space="preserve"> </w:t>
       </w:r>
-      <w:r>
-        <w:rPr>
-          <w:lang w:val="ru-RU"/>
-        </w:rPr>
-        <w:t>все</w:t>
-      </w:r>
-      <w:r>
-        <w:rPr>
+      <w:proofErr w:type="spellStart"/>
+      <w:r>
+        <w:rPr>
+          <w:color w:val="70AD47" w:themeColor="accent6"/>
+          <w:lang w:val="ru-RU"/>
+        </w:rPr>
+        <w:t>рефреш</w:t>
+      </w:r>
+      <w:proofErr w:type="spellEnd"/>
+    </w:p>
+    <w:p>
+      <w:pPr>
+        <w:rPr>
+          <w:color w:val="70AD47" w:themeColor="accent6"/>
+          <w:lang w:val="ru-RU"/>
+        </w:rPr>
+      </w:pPr>
+      <w:r>
+        <w:rPr>
+          <w:color w:val="70AD47" w:themeColor="accent6"/>
+          <w:lang w:val="ru-RU"/>
+        </w:rPr>
+        <w:t>}</w:t>
+      </w:r>
+    </w:p>
+    <w:p>
+      <w:pPr>
+        <w:rPr>
+          <w:lang w:val="ru-RU"/>
+        </w:rPr>
+      </w:pPr>
+    </w:p>
+    <w:p>
+      <w:pPr>
+        <w:rPr>
+          <w:color w:val="70AD47" w:themeColor="accent6"/>
+          <w:lang w:val="ru-RU"/>
+        </w:rPr>
+      </w:pPr>
+      <w:proofErr w:type="spellStart"/>
+      <w:r>
+        <w:rPr>
+          <w:color w:val="70AD47" w:themeColor="accent6"/>
+          <w:lang w:val="en-US"/>
+        </w:rPr>
+        <w:t>useMovement</w:t>
+      </w:r>
+      <w:proofErr w:type="spellEnd"/>
+      <w:r>
+        <w:rPr>
+          <w:color w:val="70AD47" w:themeColor="accent6"/>
+          <w:lang w:val="ru-RU"/>
+        </w:rPr>
+        <w:t xml:space="preserve"> = {</w:t>
+      </w:r>
+    </w:p>
+    <w:p>
+      <w:pPr>
+        <w:rPr>
+          <w:color w:val="70AD47" w:themeColor="accent6"/>
+          <w:lang w:val="ru-RU"/>
+        </w:rPr>
+      </w:pPr>
+      <w:r>
+        <w:rPr>
+          <w:color w:val="70AD47" w:themeColor="accent6"/>
+          <w:lang w:val="ru-RU"/>
+        </w:rPr>
+        <w:tab/>
+        <w:t xml:space="preserve">подгрузить через </w:t>
+      </w:r>
+      <w:proofErr w:type="spellStart"/>
+      <w:r>
+        <w:rPr>
+          <w:color w:val="70AD47" w:themeColor="accent6"/>
+          <w:lang w:val="ru-RU"/>
+        </w:rPr>
+        <w:t>юзФетч</w:t>
+      </w:r>
+      <w:proofErr w:type="spellEnd"/>
+      <w:r>
+        <w:rPr>
+          <w:color w:val="70AD47" w:themeColor="accent6"/>
           <w:lang w:val="ru-RU"/>
         </w:rPr>
         <w:t xml:space="preserve"> </w:t>
@@ -15012,338 +15602,7 @@
       <w:proofErr w:type="spellStart"/>
       <w:r>
         <w:rPr>
-          <w:lang w:val="ru-RU"/>
-        </w:rPr>
-        <w:t>тачд</w:t>
-      </w:r>
-      <w:proofErr w:type="spellEnd"/>
-      <w:r>
-        <w:rPr>
-          <w:lang w:val="ru-RU"/>
-        </w:rPr>
-        <w:t xml:space="preserve"> </w:t>
-      </w:r>
-      <w:r>
-        <w:rPr>
-          <w:lang w:val="ru-RU"/>
-        </w:rPr>
-        <w:t>тру</w:t>
-      </w:r>
-      <w:r>
-        <w:rPr>
-          <w:lang w:val="ru-RU"/>
-        </w:rPr>
-        <w:t xml:space="preserve">, </w:t>
-      </w:r>
-      <w:r>
-        <w:rPr>
-          <w:lang w:val="ru-RU"/>
-        </w:rPr>
-        <w:t>все</w:t>
-      </w:r>
-      <w:r>
-        <w:rPr>
-          <w:lang w:val="ru-RU"/>
-        </w:rPr>
-        <w:t xml:space="preserve"> </w:t>
-      </w:r>
-      <w:proofErr w:type="spellStart"/>
-      <w:r>
-        <w:rPr>
-          <w:lang w:val="ru-RU"/>
-        </w:rPr>
-        <w:t>формВалидМесседжи</w:t>
-      </w:r>
-      <w:proofErr w:type="spellEnd"/>
-      <w:r>
-        <w:rPr>
-          <w:lang w:val="ru-RU"/>
-        </w:rPr>
-        <w:t xml:space="preserve"> пустые</w:t>
-      </w:r>
-    </w:p>
-    <w:p>
-      <w:pPr>
-        <w:rPr>
-          <w:lang w:val="ru-RU"/>
-        </w:rPr>
-      </w:pPr>
-      <w:r>
-        <w:rPr>
-          <w:lang w:val="ru-RU"/>
-        </w:rPr>
-        <w:tab/>
-      </w:r>
-      <w:proofErr w:type="spellStart"/>
-      <w:r>
-        <w:rPr>
-          <w:lang w:val="ru-RU"/>
-        </w:rPr>
-        <w:t>Вотч</w:t>
-      </w:r>
-      <w:proofErr w:type="spellEnd"/>
-      <w:r>
-        <w:rPr>
-          <w:lang w:val="ru-RU"/>
-        </w:rPr>
-        <w:t xml:space="preserve"> за месседжами, </w:t>
-      </w:r>
-      <w:proofErr w:type="spellStart"/>
-      <w:r>
-        <w:rPr>
-          <w:lang w:val="ru-RU"/>
-        </w:rPr>
-        <w:t>рефами</w:t>
-      </w:r>
-      <w:proofErr w:type="spellEnd"/>
-      <w:r>
-        <w:rPr>
-          <w:lang w:val="ru-RU"/>
-        </w:rPr>
-        <w:t xml:space="preserve">, </w:t>
-      </w:r>
-      <w:proofErr w:type="spellStart"/>
-      <w:r>
-        <w:rPr>
-          <w:lang w:val="ru-RU"/>
-        </w:rPr>
-        <w:t>исТачд</w:t>
-      </w:r>
-      <w:proofErr w:type="spellEnd"/>
-      <w:r>
-        <w:rPr>
-          <w:lang w:val="ru-RU"/>
-        </w:rPr>
-        <w:t xml:space="preserve">, </w:t>
-      </w:r>
-      <w:proofErr w:type="spellStart"/>
-      <w:r>
-        <w:rPr>
-          <w:lang w:val="ru-RU"/>
-        </w:rPr>
-        <w:t>онМаунтед</w:t>
-      </w:r>
-      <w:proofErr w:type="spellEnd"/>
-      <w:r>
-        <w:rPr>
-          <w:lang w:val="ru-RU"/>
-        </w:rPr>
-        <w:t xml:space="preserve"> для заполнения всех данных формы</w:t>
-      </w:r>
-    </w:p>
-    <w:p>
-      <w:pPr>
-        <w:rPr>
-          <w:lang w:val="ru-RU"/>
-        </w:rPr>
-      </w:pPr>
-      <w:r>
-        <w:rPr>
-          <w:lang w:val="ru-RU"/>
-        </w:rPr>
-        <w:tab/>
-      </w:r>
-      <w:proofErr w:type="spellStart"/>
-      <w:r>
-        <w:rPr>
-          <w:lang w:val="ru-RU"/>
-        </w:rPr>
-        <w:t>рефрешФорм</w:t>
-      </w:r>
-      <w:proofErr w:type="spellEnd"/>
-      <w:r>
-        <w:rPr>
-          <w:lang w:val="ru-RU"/>
-        </w:rPr>
-        <w:t xml:space="preserve">, который будет обновлять все </w:t>
-      </w:r>
-      <w:proofErr w:type="spellStart"/>
-      <w:r>
-        <w:rPr>
-          <w:lang w:val="ru-RU"/>
-        </w:rPr>
-        <w:t>рефы</w:t>
-      </w:r>
-      <w:proofErr w:type="spellEnd"/>
-      <w:r>
-        <w:rPr>
-          <w:lang w:val="ru-RU"/>
-        </w:rPr>
-        <w:t xml:space="preserve">, все месседжи, все </w:t>
-      </w:r>
-      <w:proofErr w:type="spellStart"/>
-      <w:r>
-        <w:rPr>
-          <w:lang w:val="ru-RU"/>
-        </w:rPr>
-        <w:t>исТачд</w:t>
-      </w:r>
-      <w:proofErr w:type="spellEnd"/>
-      <w:r>
-        <w:rPr>
-          <w:lang w:val="ru-RU"/>
-        </w:rPr>
-        <w:t>, и выдавать сообщение об успехе</w:t>
-      </w:r>
-    </w:p>
-    <w:p>
-      <w:pPr>
-        <w:rPr>
-          <w:lang w:val="ru-RU"/>
-        </w:rPr>
-      </w:pPr>
-      <w:r>
-        <w:rPr>
-          <w:lang w:val="ru-RU"/>
-        </w:rPr>
-        <w:tab/>
-      </w:r>
-      <w:proofErr w:type="spellStart"/>
-      <w:r>
-        <w:rPr>
-          <w:lang w:val="ru-RU"/>
-        </w:rPr>
-        <w:t>ревалидейт</w:t>
-      </w:r>
-      <w:proofErr w:type="spellEnd"/>
-      <w:r>
-        <w:rPr>
-          <w:lang w:val="ru-RU"/>
-        </w:rPr>
-        <w:t>, который проверяет всю валидацию заново</w:t>
-      </w:r>
-    </w:p>
-    <w:p>
-      <w:pPr>
-        <w:rPr>
-          <w:lang w:val="ru-RU"/>
-        </w:rPr>
-      </w:pPr>
-      <w:r>
-        <w:rPr>
-          <w:lang w:val="ru-RU"/>
-        </w:rPr>
-        <w:tab/>
-      </w:r>
-      <w:proofErr w:type="spellStart"/>
-      <w:r>
-        <w:rPr>
-          <w:lang w:val="ru-RU"/>
-        </w:rPr>
-        <w:t>эддМув</w:t>
-      </w:r>
-      <w:proofErr w:type="spellEnd"/>
-      <w:r>
-        <w:rPr>
-          <w:lang w:val="ru-RU"/>
-        </w:rPr>
-        <w:t xml:space="preserve"> функцию с апи</w:t>
-      </w:r>
-      <w:r>
-        <w:rPr>
-          <w:lang w:val="ru-RU"/>
-        </w:rPr>
-        <w:t xml:space="preserve">, которая </w:t>
-      </w:r>
-      <w:proofErr w:type="spellStart"/>
-      <w:r>
-        <w:rPr>
-          <w:lang w:val="ru-RU"/>
-        </w:rPr>
-        <w:t>эмитит</w:t>
-      </w:r>
-      <w:proofErr w:type="spellEnd"/>
-      <w:r>
-        <w:rPr>
-          <w:lang w:val="ru-RU"/>
-        </w:rPr>
-        <w:t xml:space="preserve"> </w:t>
-      </w:r>
-      <w:proofErr w:type="spellStart"/>
-      <w:r>
-        <w:rPr>
-          <w:lang w:val="ru-RU"/>
-        </w:rPr>
-        <w:t>рефреш</w:t>
-      </w:r>
-      <w:proofErr w:type="spellEnd"/>
-    </w:p>
-    <w:p>
-      <w:pPr>
-        <w:rPr>
-          <w:lang w:val="ru-RU"/>
-        </w:rPr>
-      </w:pPr>
-      <w:r>
-        <w:rPr>
-          <w:lang w:val="ru-RU"/>
-        </w:rPr>
-        <w:t>}</w:t>
-      </w:r>
-    </w:p>
-    <w:p>
-      <w:pPr>
-        <w:rPr>
-          <w:lang w:val="ru-RU"/>
-        </w:rPr>
-      </w:pPr>
-    </w:p>
-    <w:p>
-      <w:pPr>
-        <w:rPr>
-          <w:lang w:val="ru-RU"/>
-        </w:rPr>
-      </w:pPr>
-      <w:proofErr w:type="spellStart"/>
-      <w:r>
-        <w:rPr>
-          <w:lang w:val="en-US"/>
-        </w:rPr>
-        <w:t>useMovement</w:t>
-      </w:r>
-      <w:proofErr w:type="spellEnd"/>
-      <w:r>
-        <w:rPr>
-          <w:lang w:val="ru-RU"/>
-        </w:rPr>
-        <w:t xml:space="preserve"> = {</w:t>
-      </w:r>
-    </w:p>
-    <w:p>
-      <w:pPr>
-        <w:rPr>
-          <w:lang w:val="ru-RU"/>
-        </w:rPr>
-      </w:pPr>
-      <w:r>
-        <w:rPr>
-          <w:lang w:val="ru-RU"/>
-        </w:rPr>
-        <w:tab/>
-      </w:r>
-      <w:r>
-        <w:rPr>
-          <w:lang w:val="ru-RU"/>
-        </w:rPr>
-        <w:t xml:space="preserve">подгрузить через </w:t>
-      </w:r>
-      <w:proofErr w:type="spellStart"/>
-      <w:r>
-        <w:rPr>
-          <w:lang w:val="ru-RU"/>
-        </w:rPr>
-        <w:t>юзФетч</w:t>
-      </w:r>
-      <w:proofErr w:type="spellEnd"/>
-      <w:r>
-        <w:rPr>
-          <w:lang w:val="ru-RU"/>
-        </w:rPr>
-        <w:t xml:space="preserve"> </w:t>
-      </w:r>
-      <w:proofErr w:type="spellStart"/>
-      <w:r>
-        <w:rPr>
+          <w:color w:val="70AD47" w:themeColor="accent6"/>
           <w:lang w:val="ru-RU"/>
         </w:rPr>
         <w:t>мувмент</w:t>
@@ -15353,11 +15612,13 @@
     <w:p>
       <w:pPr>
         <w:rPr>
-          <w:lang w:val="ru-RU"/>
-        </w:rPr>
-      </w:pPr>
-      <w:r>
-        <w:rPr>
+          <w:color w:val="70AD47" w:themeColor="accent6"/>
+          <w:lang w:val="ru-RU"/>
+        </w:rPr>
+      </w:pPr>
+      <w:r>
+        <w:rPr>
+          <w:color w:val="70AD47" w:themeColor="accent6"/>
           <w:lang w:val="ru-RU"/>
         </w:rPr>
         <w:tab/>
@@ -15366,6 +15627,7 @@
       <w:proofErr w:type="spellStart"/>
       <w:r>
         <w:rPr>
+          <w:color w:val="70AD47" w:themeColor="accent6"/>
           <w:lang w:val="ru-RU"/>
         </w:rPr>
         <w:t>рефреша</w:t>
@@ -15375,11 +15637,13 @@
     <w:p>
       <w:pPr>
         <w:rPr>
-          <w:lang w:val="ru-RU"/>
-        </w:rPr>
-      </w:pPr>
-      <w:r>
-        <w:rPr>
+          <w:color w:val="70AD47" w:themeColor="accent6"/>
+          <w:lang w:val="ru-RU"/>
+        </w:rPr>
+      </w:pPr>
+      <w:r>
+        <w:rPr>
+          <w:color w:val="70AD47" w:themeColor="accent6"/>
           <w:lang w:val="ru-RU"/>
         </w:rPr>
         <w:t>}</w:t>
@@ -15388,12 +15652,14 @@
     <w:p>
       <w:pPr>
         <w:rPr>
-          <w:lang w:val="ru-RU"/>
-        </w:rPr>
-      </w:pPr>
-      <w:proofErr w:type="spellStart"/>
-      <w:r>
-        <w:rPr>
+          <w:color w:val="70AD47" w:themeColor="accent6"/>
+          <w:lang w:val="ru-RU"/>
+        </w:rPr>
+      </w:pPr>
+      <w:proofErr w:type="spellStart"/>
+      <w:r>
+        <w:rPr>
+          <w:color w:val="70AD47" w:themeColor="accent6"/>
           <w:lang w:val="en-US"/>
         </w:rPr>
         <w:lastRenderedPageBreak/>
@@ -15402,6 +15668,7 @@
       <w:proofErr w:type="spellEnd"/>
       <w:r>
         <w:rPr>
+          <w:color w:val="70AD47" w:themeColor="accent6"/>
           <w:lang w:val="ru-RU"/>
         </w:rPr>
         <w:t xml:space="preserve"> = {</w:t>
@@ -15410,11 +15677,13 @@
     <w:p>
       <w:pPr>
         <w:rPr>
-          <w:lang w:val="ru-RU"/>
-        </w:rPr>
-      </w:pPr>
-      <w:r>
-        <w:rPr>
+          <w:color w:val="70AD47" w:themeColor="accent6"/>
+          <w:lang w:val="ru-RU"/>
+        </w:rPr>
+      </w:pPr>
+      <w:r>
+        <w:rPr>
+          <w:color w:val="70AD47" w:themeColor="accent6"/>
           <w:lang w:val="ru-RU"/>
         </w:rPr>
         <w:tab/>
@@ -15422,6 +15691,7 @@
       <w:proofErr w:type="spellStart"/>
       <w:r>
         <w:rPr>
+          <w:color w:val="70AD47" w:themeColor="accent6"/>
           <w:lang w:val="ru-RU"/>
         </w:rPr>
         <w:t>рефы</w:t>
@@ -15429,6 +15699,7 @@
       <w:proofErr w:type="spellEnd"/>
       <w:r>
         <w:rPr>
+          <w:color w:val="70AD47" w:themeColor="accent6"/>
           <w:lang w:val="ru-RU"/>
         </w:rPr>
         <w:t xml:space="preserve"> для формы (</w:t>
@@ -15436,6 +15707,7 @@
       <w:proofErr w:type="spellStart"/>
       <w:r>
         <w:rPr>
+          <w:color w:val="70AD47" w:themeColor="accent6"/>
           <w:lang w:val="ru-RU"/>
         </w:rPr>
         <w:t>манс</w:t>
@@ -15443,6 +15715,7 @@
       <w:proofErr w:type="spellEnd"/>
       <w:r>
         <w:rPr>
+          <w:color w:val="70AD47" w:themeColor="accent6"/>
           <w:lang w:val="ru-RU"/>
         </w:rPr>
         <w:t xml:space="preserve">, </w:t>
@@ -15450,6 +15723,7 @@
       <w:proofErr w:type="spellStart"/>
       <w:r>
         <w:rPr>
+          <w:color w:val="70AD47" w:themeColor="accent6"/>
           <w:lang w:val="ru-RU"/>
         </w:rPr>
         <w:t>инкаминг</w:t>
@@ -15457,6 +15731,7 @@
       <w:proofErr w:type="spellEnd"/>
       <w:r>
         <w:rPr>
+          <w:color w:val="70AD47" w:themeColor="accent6"/>
           <w:lang w:val="ru-RU"/>
         </w:rPr>
         <w:t xml:space="preserve">, </w:t>
@@ -15464,6 +15739,7 @@
       <w:proofErr w:type="spellStart"/>
       <w:r>
         <w:rPr>
+          <w:color w:val="70AD47" w:themeColor="accent6"/>
           <w:lang w:val="ru-RU"/>
         </w:rPr>
         <w:t>аутгоинг</w:t>
@@ -15471,6 +15747,7 @@
       <w:proofErr w:type="spellEnd"/>
       <w:r>
         <w:rPr>
+          <w:color w:val="70AD47" w:themeColor="accent6"/>
           <w:lang w:val="ru-RU"/>
         </w:rPr>
         <w:t>)</w:t>
@@ -15479,11 +15756,13 @@
     <w:p>
       <w:pPr>
         <w:rPr>
-          <w:lang w:val="ru-RU"/>
-        </w:rPr>
-      </w:pPr>
-      <w:r>
-        <w:rPr>
+          <w:color w:val="70AD47" w:themeColor="accent6"/>
+          <w:lang w:val="ru-RU"/>
+        </w:rPr>
+      </w:pPr>
+      <w:r>
+        <w:rPr>
+          <w:color w:val="70AD47" w:themeColor="accent6"/>
           <w:lang w:val="ru-RU"/>
         </w:rPr>
         <w:tab/>
@@ -15491,6 +15770,7 @@
       <w:proofErr w:type="spellStart"/>
       <w:r>
         <w:rPr>
+          <w:color w:val="70AD47" w:themeColor="accent6"/>
           <w:lang w:val="ru-RU"/>
         </w:rPr>
         <w:t>компутед</w:t>
@@ -15498,6 +15778,7 @@
       <w:proofErr w:type="spellEnd"/>
       <w:r>
         <w:rPr>
+          <w:color w:val="70AD47" w:themeColor="accent6"/>
           <w:lang w:val="ru-RU"/>
         </w:rPr>
         <w:t xml:space="preserve"> модели для </w:t>
@@ -15505,6 +15786,7 @@
       <w:proofErr w:type="spellStart"/>
       <w:r>
         <w:rPr>
+          <w:color w:val="70AD47" w:themeColor="accent6"/>
           <w:lang w:val="ru-RU"/>
         </w:rPr>
         <w:t>рефов</w:t>
@@ -15512,6 +15794,7 @@
       <w:proofErr w:type="spellEnd"/>
       <w:r>
         <w:rPr>
+          <w:color w:val="70AD47" w:themeColor="accent6"/>
           <w:lang w:val="ru-RU"/>
         </w:rPr>
         <w:t xml:space="preserve"> (для </w:t>
@@ -15519,6 +15802,7 @@
       <w:proofErr w:type="spellStart"/>
       <w:r>
         <w:rPr>
+          <w:color w:val="70AD47" w:themeColor="accent6"/>
           <w:lang w:val="ru-RU"/>
         </w:rPr>
         <w:t>инпутов</w:t>
@@ -15526,6 +15810,7 @@
       <w:proofErr w:type="spellEnd"/>
       <w:r>
         <w:rPr>
+          <w:color w:val="70AD47" w:themeColor="accent6"/>
           <w:lang w:val="ru-RU"/>
         </w:rPr>
         <w:t xml:space="preserve"> чтобы было в-</w:t>
@@ -15533,6 +15818,7 @@
       <w:proofErr w:type="spellStart"/>
       <w:r>
         <w:rPr>
+          <w:color w:val="70AD47" w:themeColor="accent6"/>
           <w:lang w:val="ru-RU"/>
         </w:rPr>
         <w:t>модел</w:t>
@@ -15540,6 +15826,7 @@
       <w:proofErr w:type="spellEnd"/>
       <w:r>
         <w:rPr>
+          <w:color w:val="70AD47" w:themeColor="accent6"/>
           <w:lang w:val="ru-RU"/>
         </w:rPr>
         <w:t xml:space="preserve">), </w:t>
@@ -15547,6 +15834,7 @@
       <w:proofErr w:type="spellStart"/>
       <w:r>
         <w:rPr>
+          <w:color w:val="70AD47" w:themeColor="accent6"/>
           <w:lang w:val="ru-RU"/>
         </w:rPr>
         <w:t>врайтбл</w:t>
@@ -15556,11 +15844,13 @@
     <w:p>
       <w:pPr>
         <w:rPr>
-          <w:lang w:val="ru-RU"/>
-        </w:rPr>
-      </w:pPr>
-      <w:r>
-        <w:rPr>
+          <w:color w:val="70AD47" w:themeColor="accent6"/>
+          <w:lang w:val="ru-RU"/>
+        </w:rPr>
+      </w:pPr>
+      <w:r>
+        <w:rPr>
+          <w:color w:val="70AD47" w:themeColor="accent6"/>
           <w:lang w:val="ru-RU"/>
         </w:rPr>
         <w:tab/>
@@ -15569,6 +15859,7 @@
       <w:proofErr w:type="spellStart"/>
       <w:r>
         <w:rPr>
+          <w:color w:val="70AD47" w:themeColor="accent6"/>
           <w:lang w:val="ru-RU"/>
         </w:rPr>
         <w:t>блюры</w:t>
@@ -15576,6 +15867,7 @@
       <w:proofErr w:type="spellEnd"/>
       <w:r>
         <w:rPr>
+          <w:color w:val="70AD47" w:themeColor="accent6"/>
           <w:lang w:val="ru-RU"/>
         </w:rPr>
         <w:t xml:space="preserve"> нужно будет повесить валидаторы, которые будут использовать общие </w:t>
@@ -15583,6 +15875,7 @@
       <w:proofErr w:type="spellStart"/>
       <w:r>
         <w:rPr>
+          <w:color w:val="70AD47" w:themeColor="accent6"/>
           <w:lang w:val="ru-RU"/>
         </w:rPr>
         <w:t>утилсы</w:t>
@@ -15590,19 +15883,38 @@
       <w:proofErr w:type="spellEnd"/>
       <w:r>
         <w:rPr>
-          <w:lang w:val="ru-RU"/>
-        </w:rPr>
-        <w:t xml:space="preserve"> для валидации и менять сообщения об ошибке</w:t>
-      </w:r>
-    </w:p>
-    <w:p>
-      <w:pPr>
-        <w:rPr>
-          <w:lang w:val="ru-RU"/>
-        </w:rPr>
-      </w:pPr>
-      <w:r>
-        <w:rPr>
+          <w:color w:val="70AD47" w:themeColor="accent6"/>
+          <w:lang w:val="ru-RU"/>
+        </w:rPr>
+        <w:t xml:space="preserve"> для </w:t>
+      </w:r>
+      <w:proofErr w:type="spellStart"/>
+      <w:r>
+        <w:rPr>
+          <w:color w:val="70AD47" w:themeColor="accent6"/>
+          <w:lang w:val="ru-RU"/>
+        </w:rPr>
+        <w:t>валидации</w:t>
+      </w:r>
+      <w:proofErr w:type="spellEnd"/>
+      <w:r>
+        <w:rPr>
+          <w:color w:val="70AD47" w:themeColor="accent6"/>
+          <w:lang w:val="ru-RU"/>
+        </w:rPr>
+        <w:t xml:space="preserve"> и менять сообщения об ошибке</w:t>
+      </w:r>
+    </w:p>
+    <w:p>
+      <w:pPr>
+        <w:rPr>
+          <w:color w:val="70AD47" w:themeColor="accent6"/>
+          <w:lang w:val="ru-RU"/>
+        </w:rPr>
+      </w:pPr>
+      <w:r>
+        <w:rPr>
+          <w:color w:val="70AD47" w:themeColor="accent6"/>
           <w:lang w:val="ru-RU"/>
         </w:rPr>
         <w:tab/>
@@ -15610,6 +15922,7 @@
       <w:proofErr w:type="spellStart"/>
       <w:r>
         <w:rPr>
+          <w:color w:val="70AD47" w:themeColor="accent6"/>
           <w:lang w:val="en-US"/>
         </w:rPr>
         <w:t>FormValidationMessages</w:t>
@@ -15617,18 +15930,21 @@
       <w:proofErr w:type="spellEnd"/>
       <w:r>
         <w:rPr>
+          <w:color w:val="70AD47" w:themeColor="accent6"/>
           <w:lang w:val="ru-RU"/>
         </w:rPr>
         <w:t xml:space="preserve"> </w:t>
       </w:r>
       <w:r>
         <w:rPr>
+          <w:color w:val="70AD47" w:themeColor="accent6"/>
           <w:lang w:val="en-US"/>
         </w:rPr>
         <w:t>type</w:t>
       </w:r>
       <w:r>
         <w:rPr>
+          <w:color w:val="70AD47" w:themeColor="accent6"/>
           <w:lang w:val="ru-RU"/>
         </w:rPr>
         <w:t xml:space="preserve">, </w:t>
@@ -15636,6 +15952,7 @@
       <w:proofErr w:type="spellStart"/>
       <w:r>
         <w:rPr>
+          <w:color w:val="70AD47" w:themeColor="accent6"/>
           <w:lang w:val="en-US"/>
         </w:rPr>
         <w:t>formValidationMessages</w:t>
@@ -15643,18 +15960,23 @@
       <w:proofErr w:type="spellEnd"/>
       <w:r>
         <w:rPr>
+          <w:color w:val="70AD47" w:themeColor="accent6"/>
           <w:lang w:val="ru-RU"/>
         </w:rPr>
         <w:t xml:space="preserve"> </w:t>
       </w:r>
-      <w:r>
-        <w:rPr>
+      <w:proofErr w:type="spellStart"/>
+      <w:r>
+        <w:rPr>
+          <w:color w:val="70AD47" w:themeColor="accent6"/>
           <w:lang w:val="ru-RU"/>
         </w:rPr>
         <w:t>реф</w:t>
       </w:r>
-      <w:r>
-        <w:rPr>
+      <w:proofErr w:type="spellEnd"/>
+      <w:r>
+        <w:rPr>
+          <w:color w:val="70AD47" w:themeColor="accent6"/>
           <w:lang w:val="ru-RU"/>
         </w:rPr>
         <w:t xml:space="preserve">, </w:t>
@@ -15662,6 +15984,7 @@
       <w:proofErr w:type="spellStart"/>
       <w:r>
         <w:rPr>
+          <w:color w:val="70AD47" w:themeColor="accent6"/>
           <w:lang w:val="en-US"/>
         </w:rPr>
         <w:t>IsTouched</w:t>
@@ -15669,6 +15992,7 @@
       <w:proofErr w:type="spellEnd"/>
       <w:r>
         <w:rPr>
+          <w:color w:val="70AD47" w:themeColor="accent6"/>
           <w:lang w:val="ru-RU"/>
         </w:rPr>
         <w:t xml:space="preserve">, </w:t>
@@ -15676,6 +16000,7 @@
       <w:proofErr w:type="spellStart"/>
       <w:r>
         <w:rPr>
+          <w:color w:val="70AD47" w:themeColor="accent6"/>
           <w:lang w:val="en-US"/>
         </w:rPr>
         <w:t>isTouched</w:t>
@@ -15683,6 +16008,7 @@
       <w:proofErr w:type="spellEnd"/>
       <w:r>
         <w:rPr>
+          <w:color w:val="70AD47" w:themeColor="accent6"/>
           <w:lang w:val="ru-RU"/>
         </w:rPr>
         <w:t xml:space="preserve">, </w:t>
@@ -15690,6 +16016,7 @@
       <w:proofErr w:type="spellStart"/>
       <w:r>
         <w:rPr>
+          <w:color w:val="70AD47" w:themeColor="accent6"/>
           <w:lang w:val="en-US"/>
         </w:rPr>
         <w:t>isFormValid</w:t>
@@ -15697,294 +16024,330 @@
       <w:proofErr w:type="spellEnd"/>
       <w:r>
         <w:rPr>
+          <w:color w:val="70AD47" w:themeColor="accent6"/>
           <w:lang w:val="ru-RU"/>
         </w:rPr>
         <w:t xml:space="preserve"> = </w:t>
       </w:r>
       <w:r>
         <w:rPr>
+          <w:color w:val="70AD47" w:themeColor="accent6"/>
           <w:lang w:val="en-US"/>
         </w:rPr>
         <w:t>computed</w:t>
       </w:r>
       <w:r>
         <w:rPr>
-          <w:lang w:val="ru-RU"/>
-        </w:rPr>
-        <w:t xml:space="preserve">() </w:t>
-      </w:r>
-      <w:r>
-        <w:rPr>
-          <w:lang w:val="ru-RU"/>
-        </w:rPr>
-        <w:t>от</w:t>
-      </w:r>
-      <w:r>
-        <w:rPr>
+          <w:color w:val="70AD47" w:themeColor="accent6"/>
+          <w:lang w:val="ru-RU"/>
+        </w:rPr>
+        <w:t xml:space="preserve">() от все </w:t>
+      </w:r>
+      <w:proofErr w:type="spellStart"/>
+      <w:r>
+        <w:rPr>
+          <w:color w:val="70AD47" w:themeColor="accent6"/>
+          <w:lang w:val="ru-RU"/>
+        </w:rPr>
+        <w:t>тачд</w:t>
+      </w:r>
+      <w:proofErr w:type="spellEnd"/>
+      <w:r>
+        <w:rPr>
+          <w:color w:val="70AD47" w:themeColor="accent6"/>
+          <w:lang w:val="ru-RU"/>
+        </w:rPr>
+        <w:t xml:space="preserve"> тру, все </w:t>
+      </w:r>
+      <w:proofErr w:type="spellStart"/>
+      <w:r>
+        <w:rPr>
+          <w:color w:val="70AD47" w:themeColor="accent6"/>
+          <w:lang w:val="ru-RU"/>
+        </w:rPr>
+        <w:t>формВалидМесседжи</w:t>
+      </w:r>
+      <w:proofErr w:type="spellEnd"/>
+      <w:r>
+        <w:rPr>
+          <w:color w:val="70AD47" w:themeColor="accent6"/>
+          <w:lang w:val="ru-RU"/>
+        </w:rPr>
+        <w:t xml:space="preserve"> пустые</w:t>
+      </w:r>
+    </w:p>
+    <w:p>
+      <w:pPr>
+        <w:rPr>
+          <w:color w:val="70AD47" w:themeColor="accent6"/>
+          <w:lang w:val="ru-RU"/>
+        </w:rPr>
+      </w:pPr>
+      <w:r>
+        <w:rPr>
+          <w:color w:val="70AD47" w:themeColor="accent6"/>
+          <w:lang w:val="ru-RU"/>
+        </w:rPr>
+        <w:tab/>
+      </w:r>
+      <w:proofErr w:type="spellStart"/>
+      <w:r>
+        <w:rPr>
+          <w:color w:val="70AD47" w:themeColor="accent6"/>
+          <w:lang w:val="ru-RU"/>
+        </w:rPr>
+        <w:t>Вотч</w:t>
+      </w:r>
+      <w:proofErr w:type="spellEnd"/>
+      <w:r>
+        <w:rPr>
+          <w:color w:val="70AD47" w:themeColor="accent6"/>
+          <w:lang w:val="ru-RU"/>
+        </w:rPr>
+        <w:t xml:space="preserve"> за </w:t>
+      </w:r>
+      <w:proofErr w:type="spellStart"/>
+      <w:r>
+        <w:rPr>
+          <w:color w:val="70AD47" w:themeColor="accent6"/>
+          <w:lang w:val="ru-RU"/>
+        </w:rPr>
+        <w:t>месседжами</w:t>
+      </w:r>
+      <w:proofErr w:type="spellEnd"/>
+      <w:r>
+        <w:rPr>
+          <w:color w:val="70AD47" w:themeColor="accent6"/>
+          <w:lang w:val="ru-RU"/>
+        </w:rPr>
+        <w:t xml:space="preserve">, </w:t>
+      </w:r>
+      <w:proofErr w:type="spellStart"/>
+      <w:r>
+        <w:rPr>
+          <w:color w:val="70AD47" w:themeColor="accent6"/>
+          <w:lang w:val="ru-RU"/>
+        </w:rPr>
+        <w:t>рефами</w:t>
+      </w:r>
+      <w:proofErr w:type="spellEnd"/>
+      <w:r>
+        <w:rPr>
+          <w:color w:val="70AD47" w:themeColor="accent6"/>
+          <w:lang w:val="ru-RU"/>
+        </w:rPr>
+        <w:t xml:space="preserve">, </w:t>
+      </w:r>
+      <w:proofErr w:type="spellStart"/>
+      <w:r>
+        <w:rPr>
+          <w:color w:val="70AD47" w:themeColor="accent6"/>
+          <w:lang w:val="ru-RU"/>
+        </w:rPr>
+        <w:t>исТачд</w:t>
+      </w:r>
+      <w:proofErr w:type="spellEnd"/>
+      <w:r>
+        <w:rPr>
+          <w:color w:val="70AD47" w:themeColor="accent6"/>
+          <w:lang w:val="ru-RU"/>
+        </w:rPr>
+        <w:t xml:space="preserve">, </w:t>
+      </w:r>
+      <w:proofErr w:type="spellStart"/>
+      <w:r>
+        <w:rPr>
+          <w:color w:val="70AD47" w:themeColor="accent6"/>
+          <w:lang w:val="ru-RU"/>
+        </w:rPr>
+        <w:t>онМаунтед</w:t>
+      </w:r>
+      <w:proofErr w:type="spellEnd"/>
+      <w:r>
+        <w:rPr>
+          <w:color w:val="70AD47" w:themeColor="accent6"/>
+          <w:lang w:val="ru-RU"/>
+        </w:rPr>
+        <w:t xml:space="preserve"> для заполнения всех данных формы</w:t>
+      </w:r>
+    </w:p>
+    <w:p>
+      <w:pPr>
+        <w:rPr>
+          <w:color w:val="70AD47" w:themeColor="accent6"/>
+          <w:lang w:val="ru-RU"/>
+        </w:rPr>
+      </w:pPr>
+      <w:r>
+        <w:rPr>
+          <w:color w:val="70AD47" w:themeColor="accent6"/>
+          <w:lang w:val="ru-RU"/>
+        </w:rPr>
+        <w:tab/>
+      </w:r>
+      <w:proofErr w:type="spellStart"/>
+      <w:r>
+        <w:rPr>
+          <w:color w:val="70AD47" w:themeColor="accent6"/>
+          <w:lang w:val="ru-RU"/>
+        </w:rPr>
+        <w:t>рефрешФорм</w:t>
+      </w:r>
+      <w:proofErr w:type="spellEnd"/>
+      <w:r>
+        <w:rPr>
+          <w:color w:val="70AD47" w:themeColor="accent6"/>
+          <w:lang w:val="ru-RU"/>
+        </w:rPr>
+        <w:t xml:space="preserve">, который будет обновлять все </w:t>
+      </w:r>
+      <w:proofErr w:type="spellStart"/>
+      <w:r>
+        <w:rPr>
+          <w:color w:val="70AD47" w:themeColor="accent6"/>
+          <w:lang w:val="ru-RU"/>
+        </w:rPr>
+        <w:t>рефы</w:t>
+      </w:r>
+      <w:proofErr w:type="spellEnd"/>
+      <w:r>
+        <w:rPr>
+          <w:color w:val="70AD47" w:themeColor="accent6"/>
+          <w:lang w:val="ru-RU"/>
+        </w:rPr>
+        <w:t xml:space="preserve">, все </w:t>
+      </w:r>
+      <w:proofErr w:type="spellStart"/>
+      <w:r>
+        <w:rPr>
+          <w:color w:val="70AD47" w:themeColor="accent6"/>
+          <w:lang w:val="ru-RU"/>
+        </w:rPr>
+        <w:t>месседжи</w:t>
+      </w:r>
+      <w:proofErr w:type="spellEnd"/>
+      <w:r>
+        <w:rPr>
+          <w:color w:val="70AD47" w:themeColor="accent6"/>
+          <w:lang w:val="ru-RU"/>
+        </w:rPr>
+        <w:t xml:space="preserve">, все </w:t>
+      </w:r>
+      <w:proofErr w:type="spellStart"/>
+      <w:r>
+        <w:rPr>
+          <w:color w:val="70AD47" w:themeColor="accent6"/>
+          <w:lang w:val="ru-RU"/>
+        </w:rPr>
+        <w:t>исТачд</w:t>
+      </w:r>
+      <w:proofErr w:type="spellEnd"/>
+      <w:r>
+        <w:rPr>
+          <w:color w:val="70AD47" w:themeColor="accent6"/>
+          <w:lang w:val="ru-RU"/>
+        </w:rPr>
+        <w:t>, и выдавать сообщение об успехе</w:t>
+      </w:r>
+    </w:p>
+    <w:p>
+      <w:pPr>
+        <w:rPr>
+          <w:color w:val="70AD47" w:themeColor="accent6"/>
+          <w:lang w:val="ru-RU"/>
+        </w:rPr>
+      </w:pPr>
+      <w:r>
+        <w:rPr>
+          <w:color w:val="70AD47" w:themeColor="accent6"/>
+          <w:lang w:val="ru-RU"/>
+        </w:rPr>
+        <w:tab/>
+      </w:r>
+      <w:proofErr w:type="spellStart"/>
+      <w:r>
+        <w:rPr>
+          <w:color w:val="70AD47" w:themeColor="accent6"/>
+          <w:lang w:val="ru-RU"/>
+        </w:rPr>
+        <w:t>ревалидейт</w:t>
+      </w:r>
+      <w:proofErr w:type="spellEnd"/>
+      <w:r>
+        <w:rPr>
+          <w:color w:val="70AD47" w:themeColor="accent6"/>
+          <w:lang w:val="ru-RU"/>
+        </w:rPr>
+        <w:t>, который проверяет всю валидацию заново</w:t>
+      </w:r>
+    </w:p>
+    <w:p>
+      <w:pPr>
+        <w:ind w:firstLine="708"/>
+        <w:rPr>
+          <w:color w:val="70AD47" w:themeColor="accent6"/>
+          <w:lang w:val="ru-RU"/>
+        </w:rPr>
+      </w:pPr>
+      <w:proofErr w:type="spellStart"/>
+      <w:r>
+        <w:rPr>
+          <w:color w:val="70AD47" w:themeColor="accent6"/>
+          <w:lang w:val="ru-RU"/>
+        </w:rPr>
+        <w:t>ченджь</w:t>
+      </w:r>
+      <w:r>
+        <w:rPr>
+          <w:color w:val="70AD47" w:themeColor="accent6"/>
+          <w:lang w:val="ru-RU"/>
+        </w:rPr>
+        <w:t>Мув</w:t>
+      </w:r>
+      <w:proofErr w:type="spellEnd"/>
+      <w:r>
+        <w:rPr>
+          <w:color w:val="70AD47" w:themeColor="accent6"/>
+          <w:lang w:val="ru-RU"/>
+        </w:rPr>
+        <w:t xml:space="preserve"> функцию с </w:t>
+      </w:r>
+      <w:proofErr w:type="spellStart"/>
+      <w:r>
+        <w:rPr>
+          <w:color w:val="70AD47" w:themeColor="accent6"/>
+          <w:lang w:val="ru-RU"/>
+        </w:rPr>
+        <w:t>апи</w:t>
+      </w:r>
+      <w:proofErr w:type="spellEnd"/>
+      <w:r>
+        <w:rPr>
+          <w:color w:val="70AD47" w:themeColor="accent6"/>
+          <w:lang w:val="ru-RU"/>
+        </w:rPr>
+        <w:t xml:space="preserve">, которая </w:t>
+      </w:r>
+      <w:proofErr w:type="spellStart"/>
+      <w:r>
+        <w:rPr>
+          <w:color w:val="70AD47" w:themeColor="accent6"/>
+          <w:lang w:val="ru-RU"/>
+        </w:rPr>
+        <w:t>эмитит</w:t>
+      </w:r>
+      <w:proofErr w:type="spellEnd"/>
+      <w:r>
+        <w:rPr>
+          <w:color w:val="70AD47" w:themeColor="accent6"/>
           <w:lang w:val="ru-RU"/>
         </w:rPr>
         <w:t xml:space="preserve"> </w:t>
       </w:r>
-      <w:r>
-        <w:rPr>
-          <w:lang w:val="ru-RU"/>
-        </w:rPr>
-        <w:t>все</w:t>
-      </w:r>
-      <w:r>
-        <w:rPr>
-          <w:lang w:val="ru-RU"/>
-        </w:rPr>
-        <w:t xml:space="preserve"> </w:t>
-      </w:r>
-      <w:proofErr w:type="spellStart"/>
-      <w:r>
-        <w:rPr>
-          <w:lang w:val="ru-RU"/>
-        </w:rPr>
-        <w:t>тачд</w:t>
-      </w:r>
-      <w:proofErr w:type="spellEnd"/>
-      <w:r>
-        <w:rPr>
-          <w:lang w:val="ru-RU"/>
-        </w:rPr>
-        <w:t xml:space="preserve"> </w:t>
-      </w:r>
-      <w:r>
-        <w:rPr>
-          <w:lang w:val="ru-RU"/>
-        </w:rPr>
-        <w:t>тру</w:t>
-      </w:r>
-      <w:r>
-        <w:rPr>
-          <w:lang w:val="ru-RU"/>
-        </w:rPr>
-        <w:t xml:space="preserve">, </w:t>
-      </w:r>
-      <w:r>
-        <w:rPr>
-          <w:lang w:val="ru-RU"/>
-        </w:rPr>
-        <w:t>все</w:t>
-      </w:r>
-      <w:r>
-        <w:rPr>
-          <w:lang w:val="ru-RU"/>
-        </w:rPr>
-        <w:t xml:space="preserve"> </w:t>
-      </w:r>
-      <w:proofErr w:type="spellStart"/>
-      <w:r>
-        <w:rPr>
-          <w:lang w:val="ru-RU"/>
-        </w:rPr>
-        <w:t>формВалидМесседжи</w:t>
-      </w:r>
-      <w:proofErr w:type="spellEnd"/>
-      <w:r>
-        <w:rPr>
-          <w:lang w:val="ru-RU"/>
-        </w:rPr>
-        <w:t xml:space="preserve"> пустые</w:t>
-      </w:r>
-    </w:p>
-    <w:p>
-      <w:pPr>
-        <w:rPr>
-          <w:lang w:val="ru-RU"/>
-        </w:rPr>
-      </w:pPr>
-      <w:r>
-        <w:rPr>
-          <w:lang w:val="ru-RU"/>
-        </w:rPr>
-        <w:tab/>
-      </w:r>
-      <w:proofErr w:type="spellStart"/>
-      <w:r>
-        <w:rPr>
-          <w:lang w:val="ru-RU"/>
-        </w:rPr>
-        <w:t>Вотч</w:t>
-      </w:r>
-      <w:proofErr w:type="spellEnd"/>
-      <w:r>
-        <w:rPr>
-          <w:lang w:val="ru-RU"/>
-        </w:rPr>
-        <w:t xml:space="preserve"> за месседжами, </w:t>
-      </w:r>
-      <w:proofErr w:type="spellStart"/>
-      <w:r>
-        <w:rPr>
-          <w:lang w:val="ru-RU"/>
-        </w:rPr>
-        <w:t>рефами</w:t>
-      </w:r>
-      <w:proofErr w:type="spellEnd"/>
-      <w:r>
-        <w:rPr>
-          <w:lang w:val="ru-RU"/>
-        </w:rPr>
-        <w:t xml:space="preserve">, </w:t>
-      </w:r>
-      <w:proofErr w:type="spellStart"/>
-      <w:r>
-        <w:rPr>
-          <w:lang w:val="ru-RU"/>
-        </w:rPr>
-        <w:t>исТачд</w:t>
-      </w:r>
-      <w:proofErr w:type="spellEnd"/>
-      <w:r>
-        <w:rPr>
-          <w:lang w:val="ru-RU"/>
-        </w:rPr>
-        <w:t xml:space="preserve">, </w:t>
-      </w:r>
-      <w:proofErr w:type="spellStart"/>
-      <w:r>
-        <w:rPr>
-          <w:lang w:val="ru-RU"/>
-        </w:rPr>
-        <w:t>онМаунтед</w:t>
-      </w:r>
-      <w:proofErr w:type="spellEnd"/>
-      <w:r>
-        <w:rPr>
-          <w:lang w:val="ru-RU"/>
-        </w:rPr>
-        <w:t xml:space="preserve"> для заполнения всех данных формы</w:t>
-      </w:r>
-    </w:p>
-    <w:p>
-      <w:pPr>
-        <w:rPr>
-          <w:lang w:val="ru-RU"/>
-        </w:rPr>
-      </w:pPr>
-      <w:r>
-        <w:rPr>
-          <w:lang w:val="ru-RU"/>
-        </w:rPr>
-        <w:tab/>
-      </w:r>
-      <w:proofErr w:type="spellStart"/>
-      <w:r>
-        <w:rPr>
-          <w:lang w:val="ru-RU"/>
-        </w:rPr>
-        <w:t>рефрешФорм</w:t>
-      </w:r>
-      <w:proofErr w:type="spellEnd"/>
-      <w:r>
-        <w:rPr>
-          <w:lang w:val="ru-RU"/>
-        </w:rPr>
-        <w:t xml:space="preserve">, который будет обновлять все </w:t>
-      </w:r>
-      <w:proofErr w:type="spellStart"/>
-      <w:r>
-        <w:rPr>
-          <w:lang w:val="ru-RU"/>
-        </w:rPr>
-        <w:t>рефы</w:t>
-      </w:r>
-      <w:proofErr w:type="spellEnd"/>
-      <w:r>
-        <w:rPr>
-          <w:lang w:val="ru-RU"/>
-        </w:rPr>
-        <w:t xml:space="preserve">, все месседжи, все </w:t>
-      </w:r>
-      <w:proofErr w:type="spellStart"/>
-      <w:r>
-        <w:rPr>
-          <w:lang w:val="ru-RU"/>
-        </w:rPr>
-        <w:t>исТачд</w:t>
-      </w:r>
-      <w:proofErr w:type="spellEnd"/>
-      <w:r>
-        <w:rPr>
-          <w:lang w:val="ru-RU"/>
-        </w:rPr>
-        <w:t>, и выдавать сообщение об успехе</w:t>
-      </w:r>
-    </w:p>
-    <w:p>
-      <w:pPr>
-        <w:rPr>
-          <w:lang w:val="ru-RU"/>
-        </w:rPr>
-      </w:pPr>
-      <w:r>
-        <w:rPr>
-          <w:lang w:val="ru-RU"/>
-        </w:rPr>
-        <w:tab/>
-      </w:r>
-      <w:proofErr w:type="spellStart"/>
-      <w:r>
-        <w:rPr>
-          <w:lang w:val="ru-RU"/>
-        </w:rPr>
-        <w:t>ревалидейт</w:t>
-      </w:r>
-      <w:proofErr w:type="spellEnd"/>
-      <w:r>
-        <w:rPr>
-          <w:lang w:val="ru-RU"/>
-        </w:rPr>
-        <w:t>, который проверяет всю валидацию заново</w:t>
-      </w:r>
-    </w:p>
-    <w:p>
-      <w:pPr>
-        <w:ind w:firstLine="708"/>
-        <w:rPr>
-          <w:lang w:val="ru-RU"/>
-        </w:rPr>
-      </w:pPr>
-      <w:proofErr w:type="spellStart"/>
-      <w:r>
-        <w:rPr>
-          <w:lang w:val="ru-RU"/>
-        </w:rPr>
-        <w:t>ченджь</w:t>
-      </w:r>
-      <w:r>
-        <w:rPr>
-          <w:lang w:val="ru-RU"/>
-        </w:rPr>
-        <w:t>Мув</w:t>
-      </w:r>
-      <w:proofErr w:type="spellEnd"/>
-      <w:r>
-        <w:rPr>
-          <w:lang w:val="ru-RU"/>
-        </w:rPr>
-        <w:t xml:space="preserve"> функцию с апи, которая </w:t>
-      </w:r>
-      <w:proofErr w:type="spellStart"/>
-      <w:r>
-        <w:rPr>
-          <w:lang w:val="ru-RU"/>
-        </w:rPr>
-        <w:t>эмитит</w:t>
-      </w:r>
-      <w:proofErr w:type="spellEnd"/>
-      <w:r>
-        <w:rPr>
-          <w:lang w:val="ru-RU"/>
-        </w:rPr>
-        <w:t xml:space="preserve"> </w:t>
-      </w:r>
-      <w:proofErr w:type="spellStart"/>
-      <w:r>
-        <w:rPr>
+      <w:proofErr w:type="spellStart"/>
+      <w:r>
+        <w:rPr>
+          <w:color w:val="70AD47" w:themeColor="accent6"/>
           <w:lang w:val="ru-RU"/>
         </w:rPr>
         <w:t>рефреш</w:t>
@@ -15994,11 +16357,13 @@
     <w:p>
       <w:pPr>
         <w:rPr>
-          <w:lang w:val="ru-RU"/>
-        </w:rPr>
-      </w:pPr>
-      <w:r>
-        <w:rPr>
+          <w:color w:val="70AD47" w:themeColor="accent6"/>
+          <w:lang w:val="ru-RU"/>
+        </w:rPr>
+      </w:pPr>
+      <w:r>
+        <w:rPr>
+          <w:color w:val="70AD47" w:themeColor="accent6"/>
           <w:lang w:val="ru-RU"/>
         </w:rPr>
         <w:t>}</w:t>
@@ -16702,7 +17067,7 @@
 </file>
 
 <file path=word/styles.xml><?xml version="1.0" encoding="utf-8"?>
-<w:styles xmlns:mc="http://schemas.openxmlformats.org/markup-compatibility/2006" xmlns:r="http://schemas.openxmlformats.org/officeDocument/2006/relationships" xmlns:w="http://schemas.openxmlformats.org/wordprocessingml/2006/main" xmlns:w14="http://schemas.microsoft.com/office/word/2010/wordml" xmlns:w15="http://schemas.microsoft.com/office/word/2012/wordml" xmlns:w16cex="http://schemas.microsoft.com/office/word/2018/wordml/cex" xmlns:w16cid="http://schemas.microsoft.com/office/word/2016/wordml/cid" xmlns:w16="http://schemas.microsoft.com/office/word/2018/wordml" xmlns:w16sdtdh="http://schemas.microsoft.com/office/word/2020/wordml/sdtdatahash" xmlns:w16se="http://schemas.microsoft.com/office/word/2015/wordml/symex" mc:Ignorable="w14 w15 w16se w16cid w16 w16cex w16sdtdh">
+<w:styles xmlns:mc="http://schemas.openxmlformats.org/markup-compatibility/2006" xmlns:r="http://schemas.openxmlformats.org/officeDocument/2006/relationships" xmlns:w="http://schemas.openxmlformats.org/wordprocessingml/2006/main" xmlns:w14="http://schemas.microsoft.com/office/word/2010/wordml" xmlns:w15="http://schemas.microsoft.com/office/word/2012/wordml" xmlns:w16se="http://schemas.microsoft.com/office/word/2015/wordml/symex" mc:Ignorable="w14 w15 w16se">
   <w:docDefaults>
     <w:rPrDefault>
       <w:rPr>
@@ -16718,7 +17083,7 @@
       </w:pPr>
     </w:pPrDefault>
   </w:docDefaults>
-  <w:latentStyles w:defLockedState="0" w:defUIPriority="99" w:defSemiHidden="0" w:defUnhideWhenUsed="0" w:defQFormat="0" w:count="376">
+  <w:latentStyles w:defLockedState="0" w:defUIPriority="99" w:defSemiHidden="0" w:defUnhideWhenUsed="0" w:defQFormat="0" w:count="371">
     <w:lsdException w:name="Normal" w:uiPriority="0" w:qFormat="1"/>
     <w:lsdException w:name="heading 1" w:uiPriority="9" w:qFormat="1"/>
     <w:lsdException w:name="heading 2" w:semiHidden="1" w:uiPriority="9" w:unhideWhenUsed="1" w:qFormat="1"/>
@@ -16824,6 +17189,7 @@
     <w:lsdException w:name="HTML Sample" w:semiHidden="1" w:unhideWhenUsed="1"/>
     <w:lsdException w:name="HTML Typewriter" w:semiHidden="1" w:unhideWhenUsed="1"/>
     <w:lsdException w:name="HTML Variable" w:semiHidden="1" w:unhideWhenUsed="1"/>
+    <w:lsdException w:name="Normal Table" w:semiHidden="1" w:unhideWhenUsed="1"/>
     <w:lsdException w:name="annotation subject" w:semiHidden="1" w:unhideWhenUsed="1"/>
     <w:lsdException w:name="No List" w:semiHidden="1" w:unhideWhenUsed="1"/>
     <w:lsdException w:name="Outline List 1" w:semiHidden="1" w:unhideWhenUsed="1"/>
@@ -16866,8 +17232,11 @@
     <w:lsdException w:name="Table Contemporary" w:semiHidden="1" w:unhideWhenUsed="1"/>
     <w:lsdException w:name="Table Elegant" w:semiHidden="1" w:unhideWhenUsed="1"/>
     <w:lsdException w:name="Table Professional" w:semiHidden="1" w:unhideWhenUsed="1"/>
+    <w:lsdException w:name="Table Subtle 1" w:semiHidden="1" w:unhideWhenUsed="1"/>
     <w:lsdException w:name="Table Subtle 2" w:semiHidden="1" w:unhideWhenUsed="1"/>
     <w:lsdException w:name="Table Web 1" w:semiHidden="1" w:unhideWhenUsed="1"/>
+    <w:lsdException w:name="Table Web 2" w:semiHidden="1" w:unhideWhenUsed="1"/>
+    <w:lsdException w:name="Table Web 3" w:semiHidden="1" w:unhideWhenUsed="1"/>
     <w:lsdException w:name="Balloon Text" w:semiHidden="1" w:unhideWhenUsed="1"/>
     <w:lsdException w:name="Table Grid" w:uiPriority="39"/>
     <w:lsdException w:name="Table Theme" w:semiHidden="1" w:unhideWhenUsed="1"/>
@@ -17086,11 +17455,6 @@
     <w:lsdException w:name="List Table 5 Dark Accent 6" w:uiPriority="50"/>
     <w:lsdException w:name="List Table 6 Colorful Accent 6" w:uiPriority="51"/>
     <w:lsdException w:name="List Table 7 Colorful Accent 6" w:uiPriority="52"/>
-    <w:lsdException w:name="Mention" w:semiHidden="1" w:unhideWhenUsed="1"/>
-    <w:lsdException w:name="Smart Hyperlink" w:semiHidden="1" w:unhideWhenUsed="1"/>
-    <w:lsdException w:name="Hashtag" w:semiHidden="1" w:unhideWhenUsed="1"/>
-    <w:lsdException w:name="Unresolved Mention" w:semiHidden="1" w:unhideWhenUsed="1"/>
-    <w:lsdException w:name="Smart Link" w:semiHidden="1" w:unhideWhenUsed="1"/>
   </w:latentStyles>
   <w:style w:type="paragraph" w:default="1" w:styleId="a">
     <w:name w:val="Normal"/>
